--- a/10-应急管理/运行记录类文件/ZGS-10-04-中国广电重庆BOSS系统存储维保项目-应急演练计划.docx
+++ b/10-应急管理/运行记录类文件/ZGS-10-04-中国广电重庆BOSS系统存储维保项目-应急演练计划.docx
@@ -22,6 +22,7 @@
         <w:textAlignment w:val="baseline"/>
       </w:pPr>
       <w:bookmarkStart w:id="0" w:name="_Toc18938"/>
+      <w:bookmarkStart w:id="45" w:name="_GoBack"/>
       <w:r>
         <w:drawing>
           <wp:anchor distT="0" distB="0" distL="114300" distR="114300" simplePos="0" relativeHeight="251660288" behindDoc="1" locked="0" layoutInCell="1" allowOverlap="1">
@@ -49,7 +50,7 @@
                     </pic:cNvPicPr>
                   </pic:nvPicPr>
                   <pic:blipFill>
-                    <a:blip r:embed="rId7"/>
+                    <a:blip r:embed="rId12"/>
                     <a:stretch>
                       <a:fillRect/>
                     </a:stretch>
@@ -104,7 +105,7 @@
                     </pic:cNvPicPr>
                   </pic:nvPicPr>
                   <pic:blipFill>
-                    <a:blip r:embed="rId8">
+                    <a:blip r:embed="rId13">
                       <a:alphaModFix amt="58000"/>
                       <a:lum contrast="-52000"/>
                     </a:blip>
@@ -183,20 +184,6 @@
         </w:rPr>
         <w:t>中国广电重庆BOSS系统存储维保项目-应急演练计划</w:t>
       </w:r>
-      <w:r>
-        <w:rPr>
-          <w:rFonts w:hint="eastAsia" w:ascii="黑体" w:hAnsi="黑体" w:eastAsia="黑体" w:cs="黑体"/>
-          <w:b/>
-          <w:bCs/>
-          <w:snapToGrid w:val="0"/>
-          <w:color w:val="000000"/>
-          <w:spacing w:val="-7"/>
-          <w:kern w:val="0"/>
-          <w:sz w:val="52"/>
-          <w:szCs w:val="52"/>
-          <w:lang w:val="en-US" w:eastAsia="zh-CN" w:bidi="ar-SA"/>
-        </w:rPr>
-      </w:r>
     </w:p>
     <w:p>
       <w:pPr>
@@ -234,59 +221,6 @@
           <w:szCs w:val="24"/>
         </w:rPr>
         <w:t>文件编号：ZGS-10-04</w:t>
-      </w:r>
-      <w:r>
-        <w:rPr>
-          <w:rFonts w:hint="eastAsia" w:ascii="宋体" w:hAnsi="宋体" w:eastAsia="宋体" w:cs="宋体"/>
-          <w:b/>
-          <w:bCs/>
-          <w:spacing w:val="-3"/>
-          <w:sz w:val="24"/>
-          <w:szCs w:val="24"/>
-          <w:lang w:val="en-US" w:eastAsia="zh-CN"/>
-        </w:rPr>
-      </w:r>
-      <w:r>
-        <w:rPr>
-          <w:rFonts w:ascii="宋体" w:hAnsi="宋体" w:eastAsia="宋体" w:cs="宋体"/>
-          <w:b/>
-          <w:bCs/>
-          <w:spacing w:val="-3"/>
-          <w:sz w:val="24"/>
-          <w:szCs w:val="24"/>
-        </w:rPr>
-      </w:r>
-      <w:r>
-        <w:rPr>
-          <w:rFonts w:hint="eastAsia" w:ascii="宋体" w:hAnsi="宋体" w:cs="宋体"/>
-          <w:b/>
-          <w:bCs/>
-          <w:spacing w:val="-3"/>
-          <w:sz w:val="24"/>
-          <w:szCs w:val="24"/>
-          <w:lang w:val="en-US" w:eastAsia="zh-CN"/>
-        </w:rPr>
-      </w:r>
-      <w:r>
-        <w:rPr>
-          <w:rFonts w:ascii="宋体" w:hAnsi="宋体" w:eastAsia="宋体" w:cs="宋体"/>
-          <w:b/>
-          <w:bCs/>
-          <w:spacing w:val="-3"/>
-          <w:sz w:val="24"/>
-          <w:szCs w:val="24"/>
-        </w:rPr>
-      </w:r>
-      <w:r>
-        <w:rPr>
-          <w:rFonts w:hint="eastAsia" w:ascii="宋体" w:hAnsi="宋体" w:cs="宋体"/>
-          <w:b/>
-          <w:bCs/>
-          <w:spacing w:val="-3"/>
-          <w:sz w:val="24"/>
-          <w:szCs w:val="24"/>
-          <w:lang w:val="en-US" w:eastAsia="zh-CN"/>
-        </w:rPr>
       </w:r>
     </w:p>
     <w:tbl>
@@ -671,31 +605,6 @@
                 <w:lang w:val="en-US" w:eastAsia="zh-CN"/>
               </w:rPr>
               <w:t>批准人:宋海滨</w:t>
-            </w:r>
-            <w:r>
-              <w:rPr>
-                <w:rFonts w:hint="eastAsia"/>
-                <w:spacing w:val="1"/>
-                <w:kern w:val="0"/>
-                <w:vertAlign w:val="baseline"/>
-                <w:lang w:val="en-US" w:eastAsia="zh-CN"/>
-              </w:rPr>
-            </w:r>
-            <w:r>
-              <w:rPr>
-                <w:rFonts w:hint="eastAsia" w:asciiTheme="minorAscii" w:hAnsiTheme="minorAscii" w:eastAsiaTheme="minorEastAsia"/>
-                <w:spacing w:val="227"/>
-                <w:sz w:val="21"/>
-                <w:vertAlign w:val="baseline"/>
-                <w:lang w:val="en-US" w:eastAsia="zh-CN"/>
-              </w:rPr>
-            </w:r>
-            <w:r>
-              <w:rPr>
-                <w:rFonts w:hint="eastAsia"/>
-                <w:u w:val="single"/>
-                <w:lang w:val="en-US" w:eastAsia="zh-CN"/>
-              </w:rPr>
             </w:r>
           </w:p>
         </w:tc>
@@ -1703,12 +1612,24 @@
         <w:p>
           <w:pPr>
             <w:pStyle w:val="16"/>
+            <w:keepNext w:val="0"/>
+            <w:keepLines w:val="0"/>
+            <w:pageBreakBefore w:val="0"/>
+            <w:widowControl w:val="0"/>
             <w:tabs>
               <w:tab w:val="right" w:leader="dot" w:pos="8306"/>
             </w:tabs>
+            <w:kinsoku w:val="0"/>
+            <w:wordWrap/>
+            <w:overflowPunct/>
+            <w:topLinePunct w:val="0"/>
+            <w:autoSpaceDE w:val="0"/>
+            <w:autoSpaceDN w:val="0"/>
+            <w:bidi w:val="0"/>
+            <w:adjustRightInd w:val="0"/>
+            <w:snapToGrid w:val="0"/>
+            <w:textAlignment w:val="baseline"/>
           </w:pPr>
-          <w:bookmarkStart w:id="45" w:name="_GoBack"/>
-          <w:bookmarkEnd w:id="45"/>
           <w:r>
             <w:rPr>
               <w:rFonts w:hint="eastAsia" w:ascii="宋体" w:hAnsi="宋体" w:eastAsia="宋体" w:cs="宋体"/>
@@ -1790,9 +1711,23 @@
         <w:p>
           <w:pPr>
             <w:pStyle w:val="16"/>
+            <w:keepNext w:val="0"/>
+            <w:keepLines w:val="0"/>
+            <w:pageBreakBefore w:val="0"/>
+            <w:widowControl w:val="0"/>
             <w:tabs>
               <w:tab w:val="right" w:leader="dot" w:pos="8306"/>
             </w:tabs>
+            <w:kinsoku w:val="0"/>
+            <w:wordWrap/>
+            <w:overflowPunct/>
+            <w:topLinePunct w:val="0"/>
+            <w:autoSpaceDE w:val="0"/>
+            <w:autoSpaceDN w:val="0"/>
+            <w:bidi w:val="0"/>
+            <w:adjustRightInd w:val="0"/>
+            <w:snapToGrid w:val="0"/>
+            <w:textAlignment w:val="baseline"/>
           </w:pPr>
           <w:r>
             <w:rPr>
@@ -1853,9 +1788,23 @@
         <w:p>
           <w:pPr>
             <w:pStyle w:val="16"/>
+            <w:keepNext w:val="0"/>
+            <w:keepLines w:val="0"/>
+            <w:pageBreakBefore w:val="0"/>
+            <w:widowControl w:val="0"/>
             <w:tabs>
               <w:tab w:val="right" w:leader="dot" w:pos="8306"/>
             </w:tabs>
+            <w:kinsoku w:val="0"/>
+            <w:wordWrap/>
+            <w:overflowPunct/>
+            <w:topLinePunct w:val="0"/>
+            <w:autoSpaceDE w:val="0"/>
+            <w:autoSpaceDN w:val="0"/>
+            <w:bidi w:val="0"/>
+            <w:adjustRightInd w:val="0"/>
+            <w:snapToGrid w:val="0"/>
+            <w:textAlignment w:val="baseline"/>
           </w:pPr>
           <w:r>
             <w:rPr>
@@ -1916,9 +1865,23 @@
         <w:p>
           <w:pPr>
             <w:pStyle w:val="16"/>
+            <w:keepNext w:val="0"/>
+            <w:keepLines w:val="0"/>
+            <w:pageBreakBefore w:val="0"/>
+            <w:widowControl w:val="0"/>
             <w:tabs>
               <w:tab w:val="right" w:leader="dot" w:pos="8306"/>
             </w:tabs>
+            <w:kinsoku w:val="0"/>
+            <w:wordWrap/>
+            <w:overflowPunct/>
+            <w:topLinePunct w:val="0"/>
+            <w:autoSpaceDE w:val="0"/>
+            <w:autoSpaceDN w:val="0"/>
+            <w:bidi w:val="0"/>
+            <w:adjustRightInd w:val="0"/>
+            <w:snapToGrid w:val="0"/>
+            <w:textAlignment w:val="baseline"/>
           </w:pPr>
           <w:r>
             <w:rPr>
@@ -1979,9 +1942,23 @@
         <w:p>
           <w:pPr>
             <w:pStyle w:val="17"/>
+            <w:keepNext w:val="0"/>
+            <w:keepLines w:val="0"/>
+            <w:pageBreakBefore w:val="0"/>
+            <w:widowControl w:val="0"/>
             <w:tabs>
               <w:tab w:val="right" w:leader="dot" w:pos="8306"/>
             </w:tabs>
+            <w:kinsoku w:val="0"/>
+            <w:wordWrap/>
+            <w:overflowPunct/>
+            <w:topLinePunct w:val="0"/>
+            <w:autoSpaceDE w:val="0"/>
+            <w:autoSpaceDN w:val="0"/>
+            <w:bidi w:val="0"/>
+            <w:adjustRightInd w:val="0"/>
+            <w:snapToGrid w:val="0"/>
+            <w:textAlignment w:val="baseline"/>
           </w:pPr>
           <w:r>
             <w:rPr>
@@ -2042,9 +2019,23 @@
         <w:p>
           <w:pPr>
             <w:pStyle w:val="13"/>
+            <w:keepNext w:val="0"/>
+            <w:keepLines w:val="0"/>
+            <w:pageBreakBefore w:val="0"/>
+            <w:widowControl w:val="0"/>
             <w:tabs>
               <w:tab w:val="right" w:leader="dot" w:pos="8306"/>
             </w:tabs>
+            <w:kinsoku w:val="0"/>
+            <w:wordWrap/>
+            <w:overflowPunct/>
+            <w:topLinePunct w:val="0"/>
+            <w:autoSpaceDE w:val="0"/>
+            <w:autoSpaceDN w:val="0"/>
+            <w:bidi w:val="0"/>
+            <w:adjustRightInd w:val="0"/>
+            <w:snapToGrid w:val="0"/>
+            <w:textAlignment w:val="baseline"/>
           </w:pPr>
           <w:r>
             <w:rPr>
@@ -2105,9 +2096,23 @@
         <w:p>
           <w:pPr>
             <w:pStyle w:val="13"/>
+            <w:keepNext w:val="0"/>
+            <w:keepLines w:val="0"/>
+            <w:pageBreakBefore w:val="0"/>
+            <w:widowControl w:val="0"/>
             <w:tabs>
               <w:tab w:val="right" w:leader="dot" w:pos="8306"/>
             </w:tabs>
+            <w:kinsoku w:val="0"/>
+            <w:wordWrap/>
+            <w:overflowPunct/>
+            <w:topLinePunct w:val="0"/>
+            <w:autoSpaceDE w:val="0"/>
+            <w:autoSpaceDN w:val="0"/>
+            <w:bidi w:val="0"/>
+            <w:adjustRightInd w:val="0"/>
+            <w:snapToGrid w:val="0"/>
+            <w:textAlignment w:val="baseline"/>
           </w:pPr>
           <w:r>
             <w:rPr>
@@ -2168,9 +2173,23 @@
         <w:p>
           <w:pPr>
             <w:pStyle w:val="13"/>
+            <w:keepNext w:val="0"/>
+            <w:keepLines w:val="0"/>
+            <w:pageBreakBefore w:val="0"/>
+            <w:widowControl w:val="0"/>
             <w:tabs>
               <w:tab w:val="right" w:leader="dot" w:pos="8306"/>
             </w:tabs>
+            <w:kinsoku w:val="0"/>
+            <w:wordWrap/>
+            <w:overflowPunct/>
+            <w:topLinePunct w:val="0"/>
+            <w:autoSpaceDE w:val="0"/>
+            <w:autoSpaceDN w:val="0"/>
+            <w:bidi w:val="0"/>
+            <w:adjustRightInd w:val="0"/>
+            <w:snapToGrid w:val="0"/>
+            <w:textAlignment w:val="baseline"/>
           </w:pPr>
           <w:r>
             <w:rPr>
@@ -2231,9 +2250,23 @@
         <w:p>
           <w:pPr>
             <w:pStyle w:val="17"/>
+            <w:keepNext w:val="0"/>
+            <w:keepLines w:val="0"/>
+            <w:pageBreakBefore w:val="0"/>
+            <w:widowControl w:val="0"/>
             <w:tabs>
               <w:tab w:val="right" w:leader="dot" w:pos="8306"/>
             </w:tabs>
+            <w:kinsoku w:val="0"/>
+            <w:wordWrap/>
+            <w:overflowPunct/>
+            <w:topLinePunct w:val="0"/>
+            <w:autoSpaceDE w:val="0"/>
+            <w:autoSpaceDN w:val="0"/>
+            <w:bidi w:val="0"/>
+            <w:adjustRightInd w:val="0"/>
+            <w:snapToGrid w:val="0"/>
+            <w:textAlignment w:val="baseline"/>
           </w:pPr>
           <w:r>
             <w:rPr>
@@ -2294,9 +2327,23 @@
         <w:p>
           <w:pPr>
             <w:pStyle w:val="13"/>
+            <w:keepNext w:val="0"/>
+            <w:keepLines w:val="0"/>
+            <w:pageBreakBefore w:val="0"/>
+            <w:widowControl w:val="0"/>
             <w:tabs>
               <w:tab w:val="right" w:leader="dot" w:pos="8306"/>
             </w:tabs>
+            <w:kinsoku w:val="0"/>
+            <w:wordWrap/>
+            <w:overflowPunct/>
+            <w:topLinePunct w:val="0"/>
+            <w:autoSpaceDE w:val="0"/>
+            <w:autoSpaceDN w:val="0"/>
+            <w:bidi w:val="0"/>
+            <w:adjustRightInd w:val="0"/>
+            <w:snapToGrid w:val="0"/>
+            <w:textAlignment w:val="baseline"/>
           </w:pPr>
           <w:r>
             <w:rPr>
@@ -2357,9 +2404,23 @@
         <w:p>
           <w:pPr>
             <w:pStyle w:val="13"/>
+            <w:keepNext w:val="0"/>
+            <w:keepLines w:val="0"/>
+            <w:pageBreakBefore w:val="0"/>
+            <w:widowControl w:val="0"/>
             <w:tabs>
               <w:tab w:val="right" w:leader="dot" w:pos="8306"/>
             </w:tabs>
+            <w:kinsoku w:val="0"/>
+            <w:wordWrap/>
+            <w:overflowPunct/>
+            <w:topLinePunct w:val="0"/>
+            <w:autoSpaceDE w:val="0"/>
+            <w:autoSpaceDN w:val="0"/>
+            <w:bidi w:val="0"/>
+            <w:adjustRightInd w:val="0"/>
+            <w:snapToGrid w:val="0"/>
+            <w:textAlignment w:val="baseline"/>
           </w:pPr>
           <w:r>
             <w:rPr>
@@ -2420,9 +2481,23 @@
         <w:p>
           <w:pPr>
             <w:pStyle w:val="13"/>
+            <w:keepNext w:val="0"/>
+            <w:keepLines w:val="0"/>
+            <w:pageBreakBefore w:val="0"/>
+            <w:widowControl w:val="0"/>
             <w:tabs>
               <w:tab w:val="right" w:leader="dot" w:pos="8306"/>
             </w:tabs>
+            <w:kinsoku w:val="0"/>
+            <w:wordWrap/>
+            <w:overflowPunct/>
+            <w:topLinePunct w:val="0"/>
+            <w:autoSpaceDE w:val="0"/>
+            <w:autoSpaceDN w:val="0"/>
+            <w:bidi w:val="0"/>
+            <w:adjustRightInd w:val="0"/>
+            <w:snapToGrid w:val="0"/>
+            <w:textAlignment w:val="baseline"/>
           </w:pPr>
           <w:r>
             <w:rPr>
@@ -2483,9 +2558,23 @@
         <w:p>
           <w:pPr>
             <w:pStyle w:val="17"/>
+            <w:keepNext w:val="0"/>
+            <w:keepLines w:val="0"/>
+            <w:pageBreakBefore w:val="0"/>
+            <w:widowControl w:val="0"/>
             <w:tabs>
               <w:tab w:val="right" w:leader="dot" w:pos="8306"/>
             </w:tabs>
+            <w:kinsoku w:val="0"/>
+            <w:wordWrap/>
+            <w:overflowPunct/>
+            <w:topLinePunct w:val="0"/>
+            <w:autoSpaceDE w:val="0"/>
+            <w:autoSpaceDN w:val="0"/>
+            <w:bidi w:val="0"/>
+            <w:adjustRightInd w:val="0"/>
+            <w:snapToGrid w:val="0"/>
+            <w:textAlignment w:val="baseline"/>
           </w:pPr>
           <w:r>
             <w:rPr>
@@ -2546,9 +2635,23 @@
         <w:p>
           <w:pPr>
             <w:pStyle w:val="13"/>
+            <w:keepNext w:val="0"/>
+            <w:keepLines w:val="0"/>
+            <w:pageBreakBefore w:val="0"/>
+            <w:widowControl w:val="0"/>
             <w:tabs>
               <w:tab w:val="right" w:leader="dot" w:pos="8306"/>
             </w:tabs>
+            <w:kinsoku w:val="0"/>
+            <w:wordWrap/>
+            <w:overflowPunct/>
+            <w:topLinePunct w:val="0"/>
+            <w:autoSpaceDE w:val="0"/>
+            <w:autoSpaceDN w:val="0"/>
+            <w:bidi w:val="0"/>
+            <w:adjustRightInd w:val="0"/>
+            <w:snapToGrid w:val="0"/>
+            <w:textAlignment w:val="baseline"/>
           </w:pPr>
           <w:r>
             <w:rPr>
@@ -2609,9 +2712,23 @@
         <w:p>
           <w:pPr>
             <w:pStyle w:val="13"/>
+            <w:keepNext w:val="0"/>
+            <w:keepLines w:val="0"/>
+            <w:pageBreakBefore w:val="0"/>
+            <w:widowControl w:val="0"/>
             <w:tabs>
               <w:tab w:val="right" w:leader="dot" w:pos="8306"/>
             </w:tabs>
+            <w:kinsoku w:val="0"/>
+            <w:wordWrap/>
+            <w:overflowPunct/>
+            <w:topLinePunct w:val="0"/>
+            <w:autoSpaceDE w:val="0"/>
+            <w:autoSpaceDN w:val="0"/>
+            <w:bidi w:val="0"/>
+            <w:adjustRightInd w:val="0"/>
+            <w:snapToGrid w:val="0"/>
+            <w:textAlignment w:val="baseline"/>
           </w:pPr>
           <w:r>
             <w:rPr>
@@ -2672,9 +2789,23 @@
         <w:p>
           <w:pPr>
             <w:pStyle w:val="13"/>
+            <w:keepNext w:val="0"/>
+            <w:keepLines w:val="0"/>
+            <w:pageBreakBefore w:val="0"/>
+            <w:widowControl w:val="0"/>
             <w:tabs>
               <w:tab w:val="right" w:leader="dot" w:pos="8306"/>
             </w:tabs>
+            <w:kinsoku w:val="0"/>
+            <w:wordWrap/>
+            <w:overflowPunct/>
+            <w:topLinePunct w:val="0"/>
+            <w:autoSpaceDE w:val="0"/>
+            <w:autoSpaceDN w:val="0"/>
+            <w:bidi w:val="0"/>
+            <w:adjustRightInd w:val="0"/>
+            <w:snapToGrid w:val="0"/>
+            <w:textAlignment w:val="baseline"/>
           </w:pPr>
           <w:r>
             <w:rPr>
@@ -2735,9 +2866,23 @@
         <w:p>
           <w:pPr>
             <w:pStyle w:val="16"/>
+            <w:keepNext w:val="0"/>
+            <w:keepLines w:val="0"/>
+            <w:pageBreakBefore w:val="0"/>
+            <w:widowControl w:val="0"/>
             <w:tabs>
               <w:tab w:val="right" w:leader="dot" w:pos="8306"/>
             </w:tabs>
+            <w:kinsoku w:val="0"/>
+            <w:wordWrap/>
+            <w:overflowPunct/>
+            <w:topLinePunct w:val="0"/>
+            <w:autoSpaceDE w:val="0"/>
+            <w:autoSpaceDN w:val="0"/>
+            <w:bidi w:val="0"/>
+            <w:adjustRightInd w:val="0"/>
+            <w:snapToGrid w:val="0"/>
+            <w:textAlignment w:val="baseline"/>
           </w:pPr>
           <w:r>
             <w:rPr>
@@ -2798,9 +2943,23 @@
         <w:p>
           <w:pPr>
             <w:pStyle w:val="16"/>
+            <w:keepNext w:val="0"/>
+            <w:keepLines w:val="0"/>
+            <w:pageBreakBefore w:val="0"/>
+            <w:widowControl w:val="0"/>
             <w:tabs>
               <w:tab w:val="right" w:leader="dot" w:pos="8306"/>
             </w:tabs>
+            <w:kinsoku w:val="0"/>
+            <w:wordWrap/>
+            <w:overflowPunct/>
+            <w:topLinePunct w:val="0"/>
+            <w:autoSpaceDE w:val="0"/>
+            <w:autoSpaceDN w:val="0"/>
+            <w:bidi w:val="0"/>
+            <w:adjustRightInd w:val="0"/>
+            <w:snapToGrid w:val="0"/>
+            <w:textAlignment w:val="baseline"/>
           </w:pPr>
           <w:r>
             <w:rPr>
@@ -2861,9 +3020,23 @@
         <w:p>
           <w:pPr>
             <w:pStyle w:val="17"/>
+            <w:keepNext w:val="0"/>
+            <w:keepLines w:val="0"/>
+            <w:pageBreakBefore w:val="0"/>
+            <w:widowControl w:val="0"/>
             <w:tabs>
               <w:tab w:val="right" w:leader="dot" w:pos="8306"/>
             </w:tabs>
+            <w:kinsoku w:val="0"/>
+            <w:wordWrap/>
+            <w:overflowPunct/>
+            <w:topLinePunct w:val="0"/>
+            <w:autoSpaceDE w:val="0"/>
+            <w:autoSpaceDN w:val="0"/>
+            <w:bidi w:val="0"/>
+            <w:adjustRightInd w:val="0"/>
+            <w:snapToGrid w:val="0"/>
+            <w:textAlignment w:val="baseline"/>
           </w:pPr>
           <w:r>
             <w:rPr>
@@ -2924,9 +3097,23 @@
         <w:p>
           <w:pPr>
             <w:pStyle w:val="17"/>
+            <w:keepNext w:val="0"/>
+            <w:keepLines w:val="0"/>
+            <w:pageBreakBefore w:val="0"/>
+            <w:widowControl w:val="0"/>
             <w:tabs>
               <w:tab w:val="right" w:leader="dot" w:pos="8306"/>
             </w:tabs>
+            <w:kinsoku w:val="0"/>
+            <w:wordWrap/>
+            <w:overflowPunct/>
+            <w:topLinePunct w:val="0"/>
+            <w:autoSpaceDE w:val="0"/>
+            <w:autoSpaceDN w:val="0"/>
+            <w:bidi w:val="0"/>
+            <w:adjustRightInd w:val="0"/>
+            <w:snapToGrid w:val="0"/>
+            <w:textAlignment w:val="baseline"/>
           </w:pPr>
           <w:r>
             <w:rPr>
@@ -2987,9 +3174,23 @@
         <w:p>
           <w:pPr>
             <w:pStyle w:val="17"/>
+            <w:keepNext w:val="0"/>
+            <w:keepLines w:val="0"/>
+            <w:pageBreakBefore w:val="0"/>
+            <w:widowControl w:val="0"/>
             <w:tabs>
               <w:tab w:val="right" w:leader="dot" w:pos="8306"/>
             </w:tabs>
+            <w:kinsoku w:val="0"/>
+            <w:wordWrap/>
+            <w:overflowPunct/>
+            <w:topLinePunct w:val="0"/>
+            <w:autoSpaceDE w:val="0"/>
+            <w:autoSpaceDN w:val="0"/>
+            <w:bidi w:val="0"/>
+            <w:adjustRightInd w:val="0"/>
+            <w:snapToGrid w:val="0"/>
+            <w:textAlignment w:val="baseline"/>
           </w:pPr>
           <w:r>
             <w:rPr>
@@ -3050,9 +3251,23 @@
         <w:p>
           <w:pPr>
             <w:pStyle w:val="16"/>
+            <w:keepNext w:val="0"/>
+            <w:keepLines w:val="0"/>
+            <w:pageBreakBefore w:val="0"/>
+            <w:widowControl w:val="0"/>
             <w:tabs>
               <w:tab w:val="right" w:leader="dot" w:pos="8306"/>
             </w:tabs>
+            <w:kinsoku w:val="0"/>
+            <w:wordWrap/>
+            <w:overflowPunct/>
+            <w:topLinePunct w:val="0"/>
+            <w:autoSpaceDE w:val="0"/>
+            <w:autoSpaceDN w:val="0"/>
+            <w:bidi w:val="0"/>
+            <w:adjustRightInd w:val="0"/>
+            <w:snapToGrid w:val="0"/>
+            <w:textAlignment w:val="baseline"/>
           </w:pPr>
           <w:r>
             <w:rPr>
@@ -3113,9 +3328,23 @@
         <w:p>
           <w:pPr>
             <w:pStyle w:val="16"/>
+            <w:keepNext w:val="0"/>
+            <w:keepLines w:val="0"/>
+            <w:pageBreakBefore w:val="0"/>
+            <w:widowControl w:val="0"/>
             <w:tabs>
               <w:tab w:val="right" w:leader="dot" w:pos="8306"/>
             </w:tabs>
+            <w:kinsoku w:val="0"/>
+            <w:wordWrap/>
+            <w:overflowPunct/>
+            <w:topLinePunct w:val="0"/>
+            <w:autoSpaceDE w:val="0"/>
+            <w:autoSpaceDN w:val="0"/>
+            <w:bidi w:val="0"/>
+            <w:adjustRightInd w:val="0"/>
+            <w:snapToGrid w:val="0"/>
+            <w:textAlignment w:val="baseline"/>
           </w:pPr>
           <w:r>
             <w:rPr>
@@ -3251,7 +3480,20 @@
     <w:p>
       <w:pPr>
         <w:pStyle w:val="28"/>
+        <w:keepNext w:val="0"/>
+        <w:keepLines w:val="0"/>
+        <w:pageBreakBefore w:val="0"/>
+        <w:widowControl w:val="0"/>
+        <w:kinsoku w:val="0"/>
+        <w:wordWrap/>
+        <w:overflowPunct/>
+        <w:topLinePunct w:val="0"/>
+        <w:autoSpaceDE w:val="0"/>
+        <w:autoSpaceDN w:val="0"/>
         <w:bidi w:val="0"/>
+        <w:adjustRightInd w:val="0"/>
+        <w:snapToGrid w:val="0"/>
+        <w:textAlignment w:val="baseline"/>
       </w:pPr>
       <w:bookmarkStart w:id="1" w:name="heading_2"/>
       <w:bookmarkStart w:id="2" w:name="_Toc3109"/>
@@ -3327,7 +3569,20 @@
           <w:p>
             <w:pPr>
               <w:pStyle w:val="29"/>
+              <w:keepNext w:val="0"/>
+              <w:keepLines w:val="0"/>
+              <w:pageBreakBefore w:val="0"/>
+              <w:widowControl w:val="0"/>
+              <w:kinsoku w:val="0"/>
+              <w:wordWrap/>
+              <w:overflowPunct/>
+              <w:topLinePunct w:val="0"/>
+              <w:autoSpaceDE w:val="0"/>
+              <w:autoSpaceDN w:val="0"/>
               <w:bidi w:val="0"/>
+              <w:adjustRightInd w:val="0"/>
+              <w:snapToGrid w:val="0"/>
+              <w:textAlignment w:val="baseline"/>
             </w:pPr>
             <w:r>
               <w:t>项目</w:t>
@@ -3353,7 +3608,20 @@
           <w:p>
             <w:pPr>
               <w:pStyle w:val="29"/>
+              <w:keepNext w:val="0"/>
+              <w:keepLines w:val="0"/>
+              <w:pageBreakBefore w:val="0"/>
+              <w:widowControl w:val="0"/>
+              <w:kinsoku w:val="0"/>
+              <w:wordWrap/>
+              <w:overflowPunct/>
+              <w:topLinePunct w:val="0"/>
+              <w:autoSpaceDE w:val="0"/>
+              <w:autoSpaceDN w:val="0"/>
               <w:bidi w:val="0"/>
+              <w:adjustRightInd w:val="0"/>
+              <w:snapToGrid w:val="0"/>
+              <w:textAlignment w:val="baseline"/>
             </w:pPr>
             <w:r>
               <w:t>内容</w:t>
@@ -3401,10 +3669,23 @@
           </w:tcPr>
           <w:p>
             <w:pPr>
+              <w:keepNext w:val="0"/>
+              <w:keepLines w:val="0"/>
+              <w:pageBreakBefore w:val="0"/>
+              <w:widowControl w:val="0"/>
+              <w:kinsoku w:val="0"/>
+              <w:wordWrap/>
+              <w:overflowPunct/>
+              <w:topLinePunct w:val="0"/>
+              <w:autoSpaceDE w:val="0"/>
+              <w:autoSpaceDN w:val="0"/>
+              <w:bidi w:val="0"/>
+              <w:adjustRightInd w:val="0"/>
               <w:snapToGrid w:val="0"/>
               <w:spacing w:before="120" w:after="120" w:line="288" w:lineRule="auto"/>
               <w:ind w:left="0"/>
               <w:jc w:val="left"/>
+              <w:textAlignment w:val="baseline"/>
             </w:pPr>
             <w:r>
               <w:rPr>
@@ -3435,10 +3716,23 @@
           <w:p>
             <w:pPr>
               <w:pStyle w:val="29"/>
+              <w:keepNext w:val="0"/>
+              <w:keepLines w:val="0"/>
+              <w:pageBreakBefore w:val="0"/>
+              <w:widowControl w:val="0"/>
+              <w:kinsoku w:val="0"/>
+              <w:wordWrap/>
+              <w:overflowPunct/>
+              <w:topLinePunct w:val="0"/>
+              <w:autoSpaceDE w:val="0"/>
+              <w:autoSpaceDN w:val="0"/>
               <w:bidi w:val="0"/>
+              <w:adjustRightInd w:val="0"/>
+              <w:snapToGrid w:val="0"/>
+              <w:textAlignment w:val="baseline"/>
             </w:pPr>
             <w:r>
-              <w:t>中国广电重庆网络股份有限公司服务器托管项目应急预案</w:t>
+              <w:t>中国广电重庆网络股份有限公司存储维保项目应急预案</w:t>
             </w:r>
           </w:p>
         </w:tc>
@@ -3483,10 +3777,23 @@
           </w:tcPr>
           <w:p>
             <w:pPr>
+              <w:keepNext w:val="0"/>
+              <w:keepLines w:val="0"/>
+              <w:pageBreakBefore w:val="0"/>
+              <w:widowControl w:val="0"/>
+              <w:kinsoku w:val="0"/>
+              <w:wordWrap/>
+              <w:overflowPunct/>
+              <w:topLinePunct w:val="0"/>
+              <w:autoSpaceDE w:val="0"/>
+              <w:autoSpaceDN w:val="0"/>
+              <w:bidi w:val="0"/>
+              <w:adjustRightInd w:val="0"/>
               <w:snapToGrid w:val="0"/>
               <w:spacing w:before="120" w:after="120" w:line="288" w:lineRule="auto"/>
               <w:ind w:left="0"/>
               <w:jc w:val="left"/>
+              <w:textAlignment w:val="baseline"/>
             </w:pPr>
             <w:r>
               <w:rPr>
@@ -3517,7 +3824,20 @@
           <w:p>
             <w:pPr>
               <w:pStyle w:val="29"/>
+              <w:keepNext w:val="0"/>
+              <w:keepLines w:val="0"/>
+              <w:pageBreakBefore w:val="0"/>
+              <w:widowControl w:val="0"/>
+              <w:kinsoku w:val="0"/>
+              <w:wordWrap/>
+              <w:overflowPunct/>
+              <w:topLinePunct w:val="0"/>
+              <w:autoSpaceDE w:val="0"/>
+              <w:autoSpaceDN w:val="0"/>
               <w:bidi w:val="0"/>
+              <w:adjustRightInd w:val="0"/>
+              <w:snapToGrid w:val="0"/>
+              <w:textAlignment w:val="baseline"/>
             </w:pPr>
             <w:r>
               <w:t>☑现场处置演练 ☑实战演练 □桌面演练 □专项演练</w:t>
@@ -3565,10 +3885,23 @@
           </w:tcPr>
           <w:p>
             <w:pPr>
+              <w:keepNext w:val="0"/>
+              <w:keepLines w:val="0"/>
+              <w:pageBreakBefore w:val="0"/>
+              <w:widowControl w:val="0"/>
+              <w:kinsoku w:val="0"/>
+              <w:wordWrap/>
+              <w:overflowPunct/>
+              <w:topLinePunct w:val="0"/>
+              <w:autoSpaceDE w:val="0"/>
+              <w:autoSpaceDN w:val="0"/>
+              <w:bidi w:val="0"/>
+              <w:adjustRightInd w:val="0"/>
               <w:snapToGrid w:val="0"/>
               <w:spacing w:before="120" w:after="120" w:line="288" w:lineRule="auto"/>
               <w:ind w:left="0"/>
               <w:jc w:val="left"/>
+              <w:textAlignment w:val="baseline"/>
             </w:pPr>
             <w:r>
               <w:rPr>
@@ -3599,7 +3932,20 @@
           <w:p>
             <w:pPr>
               <w:pStyle w:val="29"/>
+              <w:keepNext w:val="0"/>
+              <w:keepLines w:val="0"/>
+              <w:pageBreakBefore w:val="0"/>
+              <w:widowControl w:val="0"/>
+              <w:kinsoku w:val="0"/>
+              <w:wordWrap/>
+              <w:overflowPunct/>
+              <w:topLinePunct w:val="0"/>
+              <w:autoSpaceDE w:val="0"/>
+              <w:autoSpaceDN w:val="0"/>
               <w:bidi w:val="0"/>
+              <w:adjustRightInd w:val="0"/>
+              <w:snapToGrid w:val="0"/>
+              <w:textAlignment w:val="baseline"/>
             </w:pPr>
             <w:r>
               <w:t>2025年9月15日 14:00 至 16:00</w:t>
@@ -3647,10 +3993,23 @@
           </w:tcPr>
           <w:p>
             <w:pPr>
+              <w:keepNext w:val="0"/>
+              <w:keepLines w:val="0"/>
+              <w:pageBreakBefore w:val="0"/>
+              <w:widowControl w:val="0"/>
+              <w:kinsoku w:val="0"/>
+              <w:wordWrap/>
+              <w:overflowPunct/>
+              <w:topLinePunct w:val="0"/>
+              <w:autoSpaceDE w:val="0"/>
+              <w:autoSpaceDN w:val="0"/>
+              <w:bidi w:val="0"/>
+              <w:adjustRightInd w:val="0"/>
               <w:snapToGrid w:val="0"/>
               <w:spacing w:before="120" w:after="120" w:line="288" w:lineRule="auto"/>
               <w:ind w:left="0"/>
               <w:jc w:val="left"/>
+              <w:textAlignment w:val="baseline"/>
             </w:pPr>
             <w:r>
               <w:rPr>
@@ -3681,10 +4040,23 @@
           <w:p>
             <w:pPr>
               <w:pStyle w:val="29"/>
+              <w:keepNext w:val="0"/>
+              <w:keepLines w:val="0"/>
+              <w:pageBreakBefore w:val="0"/>
+              <w:widowControl w:val="0"/>
+              <w:kinsoku w:val="0"/>
+              <w:wordWrap/>
+              <w:overflowPunct/>
+              <w:topLinePunct w:val="0"/>
+              <w:autoSpaceDE w:val="0"/>
+              <w:autoSpaceDN w:val="0"/>
               <w:bidi w:val="0"/>
+              <w:adjustRightInd w:val="0"/>
+              <w:snapToGrid w:val="0"/>
+              <w:textAlignment w:val="baseline"/>
             </w:pPr>
             <w:r>
-              <w:t>新余市政务云计算大数据中心机房及运维值班室</w:t>
+              <w:t>重庆市政务云计算大数据中心机房及运维值班室</w:t>
             </w:r>
           </w:p>
         </w:tc>
@@ -3729,10 +4101,23 @@
           </w:tcPr>
           <w:p>
             <w:pPr>
+              <w:keepNext w:val="0"/>
+              <w:keepLines w:val="0"/>
+              <w:pageBreakBefore w:val="0"/>
+              <w:widowControl w:val="0"/>
+              <w:kinsoku w:val="0"/>
+              <w:wordWrap/>
+              <w:overflowPunct/>
+              <w:topLinePunct w:val="0"/>
+              <w:autoSpaceDE w:val="0"/>
+              <w:autoSpaceDN w:val="0"/>
+              <w:bidi w:val="0"/>
+              <w:adjustRightInd w:val="0"/>
               <w:snapToGrid w:val="0"/>
               <w:spacing w:before="120" w:after="120" w:line="288" w:lineRule="auto"/>
               <w:ind w:left="0"/>
               <w:jc w:val="left"/>
+              <w:textAlignment w:val="baseline"/>
             </w:pPr>
             <w:r>
               <w:rPr>
@@ -3763,7 +4148,20 @@
           <w:p>
             <w:pPr>
               <w:pStyle w:val="29"/>
+              <w:keepNext w:val="0"/>
+              <w:keepLines w:val="0"/>
+              <w:pageBreakBefore w:val="0"/>
+              <w:widowControl w:val="0"/>
+              <w:kinsoku w:val="0"/>
+              <w:wordWrap/>
+              <w:overflowPunct/>
+              <w:topLinePunct w:val="0"/>
+              <w:autoSpaceDE w:val="0"/>
+              <w:autoSpaceDN w:val="0"/>
               <w:bidi w:val="0"/>
+              <w:adjustRightInd w:val="0"/>
+              <w:snapToGrid w:val="0"/>
+              <w:textAlignment w:val="baseline"/>
             </w:pPr>
             <w:r>
               <w:t>0.5万元</w:t>
@@ -3811,10 +4209,23 @@
           </w:tcPr>
           <w:p>
             <w:pPr>
+              <w:keepNext w:val="0"/>
+              <w:keepLines w:val="0"/>
+              <w:pageBreakBefore w:val="0"/>
+              <w:widowControl w:val="0"/>
+              <w:kinsoku w:val="0"/>
+              <w:wordWrap/>
+              <w:overflowPunct/>
+              <w:topLinePunct w:val="0"/>
+              <w:autoSpaceDE w:val="0"/>
+              <w:autoSpaceDN w:val="0"/>
+              <w:bidi w:val="0"/>
+              <w:adjustRightInd w:val="0"/>
               <w:snapToGrid w:val="0"/>
               <w:spacing w:before="120" w:after="120" w:line="288" w:lineRule="auto"/>
               <w:ind w:left="0"/>
               <w:jc w:val="left"/>
+              <w:textAlignment w:val="baseline"/>
             </w:pPr>
             <w:r>
               <w:rPr>
@@ -3845,7 +4256,20 @@
           <w:p>
             <w:pPr>
               <w:pStyle w:val="29"/>
+              <w:keepNext w:val="0"/>
+              <w:keepLines w:val="0"/>
+              <w:pageBreakBefore w:val="0"/>
+              <w:widowControl w:val="0"/>
+              <w:kinsoku w:val="0"/>
+              <w:wordWrap/>
+              <w:overflowPunct/>
+              <w:topLinePunct w:val="0"/>
+              <w:autoSpaceDE w:val="0"/>
+              <w:autoSpaceDN w:val="0"/>
               <w:bidi w:val="0"/>
+              <w:adjustRightInd w:val="0"/>
+              <w:snapToGrid w:val="0"/>
+              <w:textAlignment w:val="baseline"/>
             </w:pPr>
             <w:r>
               <w:t>重庆市鹧鸪哨信息技术有限责任公司运维部</w:t>
@@ -3893,10 +4317,23 @@
           </w:tcPr>
           <w:p>
             <w:pPr>
+              <w:keepNext w:val="0"/>
+              <w:keepLines w:val="0"/>
+              <w:pageBreakBefore w:val="0"/>
+              <w:widowControl w:val="0"/>
+              <w:kinsoku w:val="0"/>
+              <w:wordWrap/>
+              <w:overflowPunct/>
+              <w:topLinePunct w:val="0"/>
+              <w:autoSpaceDE w:val="0"/>
+              <w:autoSpaceDN w:val="0"/>
+              <w:bidi w:val="0"/>
+              <w:adjustRightInd w:val="0"/>
               <w:snapToGrid w:val="0"/>
               <w:spacing w:before="120" w:after="120" w:line="288" w:lineRule="auto"/>
               <w:ind w:left="0"/>
               <w:jc w:val="left"/>
+              <w:textAlignment w:val="baseline"/>
             </w:pPr>
             <w:r>
               <w:rPr>
@@ -3927,10 +4364,23 @@
           <w:p>
             <w:pPr>
               <w:pStyle w:val="29"/>
+              <w:keepNext w:val="0"/>
+              <w:keepLines w:val="0"/>
+              <w:pageBreakBefore w:val="0"/>
+              <w:widowControl w:val="0"/>
+              <w:kinsoku w:val="0"/>
+              <w:wordWrap/>
+              <w:overflowPunct/>
+              <w:topLinePunct w:val="0"/>
+              <w:autoSpaceDE w:val="0"/>
+              <w:autoSpaceDN w:val="0"/>
               <w:bidi w:val="0"/>
+              <w:adjustRightInd w:val="0"/>
+              <w:snapToGrid w:val="0"/>
+              <w:textAlignment w:val="baseline"/>
             </w:pPr>
             <w:r>
-              <w:t>新余美康盛德医学检验实验室有限公司信息中心、重庆市鹧鸪哨信息技术有限责任公司运维团队、数据中心运维方</w:t>
+              <w:t>中国广电重庆网络股份有限公司信息中心、重庆市鹧鸪哨信息技术有限责任公司运维团队、数据中心运维方</w:t>
             </w:r>
           </w:p>
         </w:tc>
@@ -3939,10 +4389,23 @@
     <w:p>
       <w:pPr>
         <w:pStyle w:val="28"/>
+        <w:keepNext w:val="0"/>
+        <w:keepLines w:val="0"/>
+        <w:pageBreakBefore w:val="0"/>
+        <w:widowControl w:val="0"/>
+        <w:kinsoku w:val="0"/>
+        <w:wordWrap/>
+        <w:overflowPunct/>
+        <w:topLinePunct w:val="0"/>
+        <w:autoSpaceDE w:val="0"/>
+        <w:autoSpaceDN w:val="0"/>
         <w:bidi w:val="0"/>
+        <w:adjustRightInd w:val="0"/>
+        <w:snapToGrid w:val="0"/>
+        <w:textAlignment w:val="baseline"/>
       </w:pPr>
-      <w:bookmarkStart w:id="3" w:name="heading_3"/>
-      <w:bookmarkStart w:id="4" w:name="_Toc11072"/>
+      <w:bookmarkStart w:id="3" w:name="_Toc11072"/>
+      <w:bookmarkStart w:id="4" w:name="heading_3"/>
       <w:r>
         <w:t>演练目标</w:t>
       </w:r>
@@ -3952,12 +4415,25 @@
     <w:p>
       <w:pPr>
         <w:pStyle w:val="40"/>
+        <w:keepNext w:val="0"/>
+        <w:keepLines w:val="0"/>
+        <w:pageBreakBefore w:val="0"/>
+        <w:widowControl w:val="0"/>
         <w:numPr>
           <w:ilvl w:val="0"/>
           <w:numId w:val="2"/>
         </w:numPr>
+        <w:kinsoku w:val="0"/>
+        <w:wordWrap/>
+        <w:overflowPunct/>
+        <w:topLinePunct w:val="0"/>
+        <w:autoSpaceDE w:val="0"/>
+        <w:autoSpaceDN w:val="0"/>
         <w:bidi w:val="0"/>
+        <w:adjustRightInd w:val="0"/>
+        <w:snapToGrid w:val="0"/>
         <w:ind w:left="425" w:leftChars="0" w:hanging="425" w:firstLineChars="0"/>
+        <w:textAlignment w:val="baseline"/>
       </w:pPr>
       <w:r>
         <w:t>验证应急预案可行性：检验《运维服务应急预案》（ZGS-10-03）的完整性、可操作性和有效性，确保预案内容与实际托管服务场景匹配。</w:t>
@@ -3966,12 +4442,25 @@
     <w:p>
       <w:pPr>
         <w:pStyle w:val="40"/>
+        <w:keepNext w:val="0"/>
+        <w:keepLines w:val="0"/>
+        <w:pageBreakBefore w:val="0"/>
+        <w:widowControl w:val="0"/>
         <w:numPr>
           <w:ilvl w:val="0"/>
           <w:numId w:val="2"/>
         </w:numPr>
+        <w:kinsoku w:val="0"/>
+        <w:wordWrap/>
+        <w:overflowPunct/>
+        <w:topLinePunct w:val="0"/>
+        <w:autoSpaceDE w:val="0"/>
+        <w:autoSpaceDN w:val="0"/>
         <w:bidi w:val="0"/>
+        <w:adjustRightInd w:val="0"/>
+        <w:snapToGrid w:val="0"/>
         <w:ind w:left="425" w:leftChars="0" w:hanging="425" w:firstLineChars="0"/>
+        <w:textAlignment w:val="baseline"/>
       </w:pPr>
       <w:r>
         <w:t>检验应急响应能力：评估应急组织架构各小组（技术保障组、现场抢险组、信息联络组、后勤支持组）在突发故障时的协同响应能力。</w:t>
@@ -3980,12 +4469,25 @@
     <w:p>
       <w:pPr>
         <w:pStyle w:val="40"/>
+        <w:keepNext w:val="0"/>
+        <w:keepLines w:val="0"/>
+        <w:pageBreakBefore w:val="0"/>
+        <w:widowControl w:val="0"/>
         <w:numPr>
           <w:ilvl w:val="0"/>
           <w:numId w:val="2"/>
         </w:numPr>
+        <w:kinsoku w:val="0"/>
+        <w:wordWrap/>
+        <w:overflowPunct/>
+        <w:topLinePunct w:val="0"/>
+        <w:autoSpaceDE w:val="0"/>
+        <w:autoSpaceDN w:val="0"/>
         <w:bidi w:val="0"/>
+        <w:adjustRightInd w:val="0"/>
+        <w:snapToGrid w:val="0"/>
         <w:ind w:left="425" w:leftChars="0" w:hanging="425" w:firstLineChars="0"/>
+        <w:textAlignment w:val="baseline"/>
       </w:pPr>
       <w:r>
         <w:t>提升实战处置技能：针对托管服务典型故障场景（机房电力中断、硬件故障、安防审计异常），锻炼运维团队的故障诊断、应急处置和恢复能力。</w:t>
@@ -3994,12 +4496,25 @@
     <w:p>
       <w:pPr>
         <w:pStyle w:val="40"/>
+        <w:keepNext w:val="0"/>
+        <w:keepLines w:val="0"/>
+        <w:pageBreakBefore w:val="0"/>
+        <w:widowControl w:val="0"/>
         <w:numPr>
           <w:ilvl w:val="0"/>
           <w:numId w:val="2"/>
         </w:numPr>
+        <w:kinsoku w:val="0"/>
+        <w:wordWrap/>
+        <w:overflowPunct/>
+        <w:topLinePunct w:val="0"/>
+        <w:autoSpaceDE w:val="0"/>
+        <w:autoSpaceDN w:val="0"/>
         <w:bidi w:val="0"/>
+        <w:adjustRightInd w:val="0"/>
+        <w:snapToGrid w:val="0"/>
         <w:ind w:left="425" w:leftChars="0" w:hanging="425" w:firstLineChars="0"/>
+        <w:textAlignment w:val="baseline"/>
       </w:pPr>
       <w:r>
         <w:t>发现薄弱环节：通过演练暴露应急预案及应急准备中的不足，为后续优化提供依据。</w:t>
@@ -4008,10 +4523,23 @@
     <w:p>
       <w:pPr>
         <w:pStyle w:val="28"/>
+        <w:keepNext w:val="0"/>
+        <w:keepLines w:val="0"/>
+        <w:pageBreakBefore w:val="0"/>
+        <w:widowControl w:val="0"/>
+        <w:kinsoku w:val="0"/>
+        <w:wordWrap/>
+        <w:overflowPunct/>
+        <w:topLinePunct w:val="0"/>
+        <w:autoSpaceDE w:val="0"/>
+        <w:autoSpaceDN w:val="0"/>
         <w:bidi w:val="0"/>
+        <w:adjustRightInd w:val="0"/>
+        <w:snapToGrid w:val="0"/>
+        <w:textAlignment w:val="baseline"/>
       </w:pPr>
-      <w:bookmarkStart w:id="5" w:name="heading_4"/>
-      <w:bookmarkStart w:id="6" w:name="_Toc19403"/>
+      <w:bookmarkStart w:id="5" w:name="_Toc19403"/>
+      <w:bookmarkStart w:id="6" w:name="heading_4"/>
       <w:r>
         <w:t>演练场景</w:t>
       </w:r>
@@ -4021,16 +4549,42 @@
     <w:p>
       <w:pPr>
         <w:pStyle w:val="29"/>
+        <w:keepNext w:val="0"/>
+        <w:keepLines w:val="0"/>
+        <w:pageBreakBefore w:val="0"/>
+        <w:widowControl w:val="0"/>
+        <w:kinsoku w:val="0"/>
+        <w:wordWrap/>
+        <w:overflowPunct/>
+        <w:topLinePunct w:val="0"/>
+        <w:autoSpaceDE w:val="0"/>
+        <w:autoSpaceDN w:val="0"/>
         <w:bidi w:val="0"/>
+        <w:adjustRightInd w:val="0"/>
+        <w:snapToGrid w:val="0"/>
+        <w:textAlignment w:val="baseline"/>
       </w:pPr>
       <w:r>
-        <w:t>根据项目实际服务内容（服务器托管），设置以下三个典型应急场景：</w:t>
+        <w:t>根据项目实际服务内容（存储维保），设置以下三个典型应急场景：</w:t>
       </w:r>
     </w:p>
     <w:p>
       <w:pPr>
         <w:pStyle w:val="30"/>
+        <w:keepNext w:val="0"/>
+        <w:keepLines w:val="0"/>
+        <w:pageBreakBefore w:val="0"/>
+        <w:widowControl w:val="0"/>
+        <w:kinsoku w:val="0"/>
+        <w:wordWrap/>
+        <w:overflowPunct/>
+        <w:topLinePunct w:val="0"/>
+        <w:autoSpaceDE w:val="0"/>
+        <w:autoSpaceDN w:val="0"/>
         <w:bidi w:val="0"/>
+        <w:adjustRightInd w:val="0"/>
+        <w:snapToGrid w:val="0"/>
+        <w:textAlignment w:val="baseline"/>
       </w:pPr>
       <w:bookmarkStart w:id="7" w:name="heading_5"/>
       <w:bookmarkStart w:id="8" w:name="_Toc9348"/>
@@ -4043,10 +4597,23 @@
     <w:p>
       <w:pPr>
         <w:pStyle w:val="31"/>
+        <w:keepNext w:val="0"/>
+        <w:keepLines w:val="0"/>
+        <w:pageBreakBefore w:val="0"/>
+        <w:widowControl w:val="0"/>
+        <w:kinsoku w:val="0"/>
+        <w:wordWrap/>
+        <w:overflowPunct/>
+        <w:topLinePunct w:val="0"/>
+        <w:autoSpaceDE w:val="0"/>
+        <w:autoSpaceDN w:val="0"/>
         <w:bidi w:val="0"/>
+        <w:adjustRightInd w:val="0"/>
+        <w:snapToGrid w:val="0"/>
+        <w:textAlignment w:val="baseline"/>
       </w:pPr>
-      <w:bookmarkStart w:id="9" w:name="heading_6"/>
-      <w:bookmarkStart w:id="10" w:name="_Toc3959"/>
+      <w:bookmarkStart w:id="9" w:name="_Toc3959"/>
+      <w:bookmarkStart w:id="10" w:name="heading_6"/>
       <w:r>
         <w:t>故障描述</w:t>
       </w:r>
@@ -4056,7 +4623,20 @@
     <w:p>
       <w:pPr>
         <w:pStyle w:val="29"/>
+        <w:keepNext w:val="0"/>
+        <w:keepLines w:val="0"/>
+        <w:pageBreakBefore w:val="0"/>
+        <w:widowControl w:val="0"/>
+        <w:kinsoku w:val="0"/>
+        <w:wordWrap/>
+        <w:overflowPunct/>
+        <w:topLinePunct w:val="0"/>
+        <w:autoSpaceDE w:val="0"/>
+        <w:autoSpaceDN w:val="0"/>
         <w:bidi w:val="0"/>
+        <w:adjustRightInd w:val="0"/>
+        <w:snapToGrid w:val="0"/>
+        <w:textAlignment w:val="baseline"/>
       </w:pPr>
       <w:r>
         <w:t>模拟数据中心市电供应突然中断，UPS电池开始放电，柴油发电机未自动启动，机房环境面临断电风险，托管设备即将宕机。该故障直接影响甲方托管设备的正常运行，符合合同约定的“机房环境异常”情形。</w:t>
@@ -4065,10 +4645,23 @@
     <w:p>
       <w:pPr>
         <w:pStyle w:val="31"/>
+        <w:keepNext w:val="0"/>
+        <w:keepLines w:val="0"/>
+        <w:pageBreakBefore w:val="0"/>
+        <w:widowControl w:val="0"/>
+        <w:kinsoku w:val="0"/>
+        <w:wordWrap/>
+        <w:overflowPunct/>
+        <w:topLinePunct w:val="0"/>
+        <w:autoSpaceDE w:val="0"/>
+        <w:autoSpaceDN w:val="0"/>
         <w:bidi w:val="0"/>
+        <w:adjustRightInd w:val="0"/>
+        <w:snapToGrid w:val="0"/>
+        <w:textAlignment w:val="baseline"/>
       </w:pPr>
-      <w:bookmarkStart w:id="11" w:name="heading_7"/>
-      <w:bookmarkStart w:id="12" w:name="_Toc17076"/>
+      <w:bookmarkStart w:id="11" w:name="_Toc17076"/>
+      <w:bookmarkStart w:id="12" w:name="heading_7"/>
       <w:r>
         <w:t>演练目标</w:t>
       </w:r>
@@ -4078,7 +4671,20 @@
     <w:p>
       <w:pPr>
         <w:pStyle w:val="29"/>
+        <w:keepNext w:val="0"/>
+        <w:keepLines w:val="0"/>
+        <w:pageBreakBefore w:val="0"/>
+        <w:widowControl w:val="0"/>
+        <w:kinsoku w:val="0"/>
+        <w:wordWrap/>
+        <w:overflowPunct/>
+        <w:topLinePunct w:val="0"/>
+        <w:autoSpaceDE w:val="0"/>
+        <w:autoSpaceDN w:val="0"/>
         <w:bidi w:val="0"/>
+        <w:adjustRightInd w:val="0"/>
+        <w:snapToGrid w:val="0"/>
+        <w:textAlignment w:val="baseline"/>
       </w:pPr>
       <w:r>
         <w:t>检验电力中断的快速发现能力（≤3分钟）</w:t>
@@ -4087,7 +4693,20 @@
     <w:p>
       <w:pPr>
         <w:pStyle w:val="29"/>
+        <w:keepNext w:val="0"/>
+        <w:keepLines w:val="0"/>
+        <w:pageBreakBefore w:val="0"/>
+        <w:widowControl w:val="0"/>
+        <w:kinsoku w:val="0"/>
+        <w:wordWrap/>
+        <w:overflowPunct/>
+        <w:topLinePunct w:val="0"/>
+        <w:autoSpaceDE w:val="0"/>
+        <w:autoSpaceDN w:val="0"/>
         <w:bidi w:val="0"/>
+        <w:adjustRightInd w:val="0"/>
+        <w:snapToGrid w:val="0"/>
+        <w:textAlignment w:val="baseline"/>
       </w:pPr>
       <w:r>
         <w:t>检验应急启动的规范性（≤10分钟）</w:t>
@@ -4096,7 +4715,20 @@
     <w:p>
       <w:pPr>
         <w:pStyle w:val="29"/>
+        <w:keepNext w:val="0"/>
+        <w:keepLines w:val="0"/>
+        <w:pageBreakBefore w:val="0"/>
+        <w:widowControl w:val="0"/>
+        <w:kinsoku w:val="0"/>
+        <w:wordWrap/>
+        <w:overflowPunct/>
+        <w:topLinePunct w:val="0"/>
+        <w:autoSpaceDE w:val="0"/>
+        <w:autoSpaceDN w:val="0"/>
         <w:bidi w:val="0"/>
+        <w:adjustRightInd w:val="0"/>
+        <w:snapToGrid w:val="0"/>
+        <w:textAlignment w:val="baseline"/>
       </w:pPr>
       <w:r>
         <w:t>检验备用电力切换机制的有效性（UPS供电期间完成发电机启动）</w:t>
@@ -4105,7 +4737,20 @@
     <w:p>
       <w:pPr>
         <w:pStyle w:val="29"/>
+        <w:keepNext w:val="0"/>
+        <w:keepLines w:val="0"/>
+        <w:pageBreakBefore w:val="0"/>
+        <w:widowControl w:val="0"/>
+        <w:kinsoku w:val="0"/>
+        <w:wordWrap/>
+        <w:overflowPunct/>
+        <w:topLinePunct w:val="0"/>
+        <w:autoSpaceDE w:val="0"/>
+        <w:autoSpaceDN w:val="0"/>
         <w:bidi w:val="0"/>
+        <w:adjustRightInd w:val="0"/>
+        <w:snapToGrid w:val="0"/>
+        <w:textAlignment w:val="baseline"/>
       </w:pPr>
       <w:r>
         <w:t>检验与数据中心运维方的协同配合能力</w:t>
@@ -4114,7 +4759,20 @@
     <w:p>
       <w:pPr>
         <w:pStyle w:val="31"/>
+        <w:keepNext w:val="0"/>
+        <w:keepLines w:val="0"/>
+        <w:pageBreakBefore w:val="0"/>
+        <w:widowControl w:val="0"/>
+        <w:kinsoku w:val="0"/>
+        <w:wordWrap/>
+        <w:overflowPunct/>
+        <w:topLinePunct w:val="0"/>
+        <w:autoSpaceDE w:val="0"/>
+        <w:autoSpaceDN w:val="0"/>
         <w:bidi w:val="0"/>
+        <w:adjustRightInd w:val="0"/>
+        <w:snapToGrid w:val="0"/>
+        <w:textAlignment w:val="baseline"/>
       </w:pPr>
       <w:bookmarkStart w:id="13" w:name="heading_8"/>
       <w:bookmarkStart w:id="14" w:name="_Toc4716"/>
@@ -4127,7 +4785,20 @@
     <w:p>
       <w:pPr>
         <w:pStyle w:val="29"/>
+        <w:keepNext w:val="0"/>
+        <w:keepLines w:val="0"/>
+        <w:pageBreakBefore w:val="0"/>
+        <w:widowControl w:val="0"/>
+        <w:kinsoku w:val="0"/>
+        <w:wordWrap/>
+        <w:overflowPunct/>
+        <w:topLinePunct w:val="0"/>
+        <w:autoSpaceDE w:val="0"/>
+        <w:autoSpaceDN w:val="0"/>
         <w:bidi w:val="0"/>
+        <w:adjustRightInd w:val="0"/>
+        <w:snapToGrid w:val="0"/>
+        <w:textAlignment w:val="baseline"/>
       </w:pPr>
       <w:r>
         <w:t>机房环境（电力保障）</w:t>
@@ -4136,7 +4807,20 @@
     <w:p>
       <w:pPr>
         <w:pStyle w:val="29"/>
+        <w:keepNext w:val="0"/>
+        <w:keepLines w:val="0"/>
+        <w:pageBreakBefore w:val="0"/>
+        <w:widowControl w:val="0"/>
+        <w:kinsoku w:val="0"/>
+        <w:wordWrap/>
+        <w:overflowPunct/>
+        <w:topLinePunct w:val="0"/>
+        <w:autoSpaceDE w:val="0"/>
+        <w:autoSpaceDN w:val="0"/>
         <w:bidi w:val="0"/>
+        <w:adjustRightInd w:val="0"/>
+        <w:snapToGrid w:val="0"/>
+        <w:textAlignment w:val="baseline"/>
       </w:pPr>
       <w:r>
         <w:t>应急响应（P1级故障处置）</w:t>
@@ -4145,7 +4829,20 @@
     <w:p>
       <w:pPr>
         <w:pStyle w:val="30"/>
+        <w:keepNext w:val="0"/>
+        <w:keepLines w:val="0"/>
+        <w:pageBreakBefore w:val="0"/>
+        <w:widowControl w:val="0"/>
+        <w:kinsoku w:val="0"/>
+        <w:wordWrap/>
+        <w:overflowPunct/>
+        <w:topLinePunct w:val="0"/>
+        <w:autoSpaceDE w:val="0"/>
+        <w:autoSpaceDN w:val="0"/>
         <w:bidi w:val="0"/>
+        <w:adjustRightInd w:val="0"/>
+        <w:snapToGrid w:val="0"/>
+        <w:textAlignment w:val="baseline"/>
       </w:pPr>
       <w:bookmarkStart w:id="15" w:name="heading_9"/>
       <w:bookmarkStart w:id="16" w:name="_Toc21993"/>
@@ -4158,7 +4855,20 @@
     <w:p>
       <w:pPr>
         <w:pStyle w:val="31"/>
+        <w:keepNext w:val="0"/>
+        <w:keepLines w:val="0"/>
+        <w:pageBreakBefore w:val="0"/>
+        <w:widowControl w:val="0"/>
+        <w:kinsoku w:val="0"/>
+        <w:wordWrap/>
+        <w:overflowPunct/>
+        <w:topLinePunct w:val="0"/>
+        <w:autoSpaceDE w:val="0"/>
+        <w:autoSpaceDN w:val="0"/>
         <w:bidi w:val="0"/>
+        <w:adjustRightInd w:val="0"/>
+        <w:snapToGrid w:val="0"/>
+        <w:textAlignment w:val="baseline"/>
       </w:pPr>
       <w:bookmarkStart w:id="17" w:name="heading_10"/>
       <w:bookmarkStart w:id="18" w:name="_Toc26297"/>
@@ -4171,7 +4881,20 @@
     <w:p>
       <w:pPr>
         <w:pStyle w:val="29"/>
+        <w:keepNext w:val="0"/>
+        <w:keepLines w:val="0"/>
+        <w:pageBreakBefore w:val="0"/>
+        <w:widowControl w:val="0"/>
+        <w:kinsoku w:val="0"/>
+        <w:wordWrap/>
+        <w:overflowPunct/>
+        <w:topLinePunct w:val="0"/>
+        <w:autoSpaceDE w:val="0"/>
+        <w:autoSpaceDN w:val="0"/>
         <w:bidi w:val="0"/>
+        <w:adjustRightInd w:val="0"/>
+        <w:snapToGrid w:val="0"/>
+        <w:textAlignment w:val="baseline"/>
       </w:pPr>
       <w:r>
         <w:t>模拟一台超融合节点（Lenovo SR660V2）突然宕机，服务器无法启动，业务运行在该节点上的服务中断。该故障影响核心硬件运行，符合合同约定的“核心硬件宕机”情形。</w:t>
@@ -4180,7 +4903,20 @@
     <w:p>
       <w:pPr>
         <w:pStyle w:val="31"/>
+        <w:keepNext w:val="0"/>
+        <w:keepLines w:val="0"/>
+        <w:pageBreakBefore w:val="0"/>
+        <w:widowControl w:val="0"/>
+        <w:kinsoku w:val="0"/>
+        <w:wordWrap/>
+        <w:overflowPunct/>
+        <w:topLinePunct w:val="0"/>
+        <w:autoSpaceDE w:val="0"/>
+        <w:autoSpaceDN w:val="0"/>
         <w:bidi w:val="0"/>
+        <w:adjustRightInd w:val="0"/>
+        <w:snapToGrid w:val="0"/>
+        <w:textAlignment w:val="baseline"/>
       </w:pPr>
       <w:bookmarkStart w:id="19" w:name="heading_11"/>
       <w:bookmarkStart w:id="20" w:name="_Toc2277"/>
@@ -4193,7 +4929,20 @@
     <w:p>
       <w:pPr>
         <w:pStyle w:val="29"/>
+        <w:keepNext w:val="0"/>
+        <w:keepLines w:val="0"/>
+        <w:pageBreakBefore w:val="0"/>
+        <w:widowControl w:val="0"/>
+        <w:kinsoku w:val="0"/>
+        <w:wordWrap/>
+        <w:overflowPunct/>
+        <w:topLinePunct w:val="0"/>
+        <w:autoSpaceDE w:val="0"/>
+        <w:autoSpaceDN w:val="0"/>
         <w:bidi w:val="0"/>
+        <w:adjustRightInd w:val="0"/>
+        <w:snapToGrid w:val="0"/>
+        <w:textAlignment w:val="baseline"/>
       </w:pPr>
       <w:r>
         <w:t>检验硬件故障的快速判定能力（≤10分钟）</w:t>
@@ -4202,7 +4951,20 @@
     <w:p>
       <w:pPr>
         <w:pStyle w:val="29"/>
+        <w:keepNext w:val="0"/>
+        <w:keepLines w:val="0"/>
+        <w:pageBreakBefore w:val="0"/>
+        <w:widowControl w:val="0"/>
+        <w:kinsoku w:val="0"/>
+        <w:wordWrap/>
+        <w:overflowPunct/>
+        <w:topLinePunct w:val="0"/>
+        <w:autoSpaceDE w:val="0"/>
+        <w:autoSpaceDN w:val="0"/>
         <w:bidi w:val="0"/>
+        <w:adjustRightInd w:val="0"/>
+        <w:snapToGrid w:val="0"/>
+        <w:textAlignment w:val="baseline"/>
       </w:pPr>
       <w:r>
         <w:t>检验故障上报流程的及时性（≤5分钟）</w:t>
@@ -4211,7 +4973,20 @@
     <w:p>
       <w:pPr>
         <w:pStyle w:val="29"/>
+        <w:keepNext w:val="0"/>
+        <w:keepLines w:val="0"/>
+        <w:pageBreakBefore w:val="0"/>
+        <w:widowControl w:val="0"/>
+        <w:kinsoku w:val="0"/>
+        <w:wordWrap/>
+        <w:overflowPunct/>
+        <w:topLinePunct w:val="0"/>
+        <w:autoSpaceDE w:val="0"/>
+        <w:autoSpaceDN w:val="0"/>
         <w:bidi w:val="0"/>
+        <w:adjustRightInd w:val="0"/>
+        <w:snapToGrid w:val="0"/>
+        <w:textAlignment w:val="baseline"/>
       </w:pPr>
       <w:r>
         <w:t>检验协助报修流程的规范性</w:t>
@@ -4220,7 +4995,20 @@
     <w:p>
       <w:pPr>
         <w:pStyle w:val="29"/>
+        <w:keepNext w:val="0"/>
+        <w:keepLines w:val="0"/>
+        <w:pageBreakBefore w:val="0"/>
+        <w:widowControl w:val="0"/>
+        <w:kinsoku w:val="0"/>
+        <w:wordWrap/>
+        <w:overflowPunct/>
+        <w:topLinePunct w:val="0"/>
+        <w:autoSpaceDE w:val="0"/>
+        <w:autoSpaceDN w:val="0"/>
         <w:bidi w:val="0"/>
+        <w:adjustRightInd w:val="0"/>
+        <w:snapToGrid w:val="0"/>
+        <w:textAlignment w:val="baseline"/>
       </w:pPr>
       <w:r>
         <w:t>检验临时环境建议的提供能力</w:t>
@@ -4229,10 +5017,23 @@
     <w:p>
       <w:pPr>
         <w:pStyle w:val="31"/>
+        <w:keepNext w:val="0"/>
+        <w:keepLines w:val="0"/>
+        <w:pageBreakBefore w:val="0"/>
+        <w:widowControl w:val="0"/>
+        <w:kinsoku w:val="0"/>
+        <w:wordWrap/>
+        <w:overflowPunct/>
+        <w:topLinePunct w:val="0"/>
+        <w:autoSpaceDE w:val="0"/>
+        <w:autoSpaceDN w:val="0"/>
         <w:bidi w:val="0"/>
+        <w:adjustRightInd w:val="0"/>
+        <w:snapToGrid w:val="0"/>
+        <w:textAlignment w:val="baseline"/>
       </w:pPr>
-      <w:bookmarkStart w:id="21" w:name="heading_12"/>
-      <w:bookmarkStart w:id="22" w:name="_Toc12606"/>
+      <w:bookmarkStart w:id="21" w:name="_Toc12606"/>
+      <w:bookmarkStart w:id="22" w:name="heading_12"/>
       <w:r>
         <w:t>涉及服务内容</w:t>
       </w:r>
@@ -4242,7 +5043,20 @@
     <w:p>
       <w:pPr>
         <w:pStyle w:val="29"/>
+        <w:keepNext w:val="0"/>
+        <w:keepLines w:val="0"/>
+        <w:pageBreakBefore w:val="0"/>
+        <w:widowControl w:val="0"/>
+        <w:kinsoku w:val="0"/>
+        <w:wordWrap/>
+        <w:overflowPunct/>
+        <w:topLinePunct w:val="0"/>
+        <w:autoSpaceDE w:val="0"/>
+        <w:autoSpaceDN w:val="0"/>
         <w:bidi w:val="0"/>
+        <w:adjustRightInd w:val="0"/>
+        <w:snapToGrid w:val="0"/>
+        <w:textAlignment w:val="baseline"/>
       </w:pPr>
       <w:r>
         <w:t>硬件监控</w:t>
@@ -4251,7 +5065,20 @@
     <w:p>
       <w:pPr>
         <w:pStyle w:val="29"/>
+        <w:keepNext w:val="0"/>
+        <w:keepLines w:val="0"/>
+        <w:pageBreakBefore w:val="0"/>
+        <w:widowControl w:val="0"/>
+        <w:kinsoku w:val="0"/>
+        <w:wordWrap/>
+        <w:overflowPunct/>
+        <w:topLinePunct w:val="0"/>
+        <w:autoSpaceDE w:val="0"/>
+        <w:autoSpaceDN w:val="0"/>
         <w:bidi w:val="0"/>
+        <w:adjustRightInd w:val="0"/>
+        <w:snapToGrid w:val="0"/>
+        <w:textAlignment w:val="baseline"/>
       </w:pPr>
       <w:r>
         <w:t>故障处理（硬件故障初步诊断、协助联系原厂维修）</w:t>
@@ -4260,7 +5087,20 @@
     <w:p>
       <w:pPr>
         <w:pStyle w:val="29"/>
+        <w:keepNext w:val="0"/>
+        <w:keepLines w:val="0"/>
+        <w:pageBreakBefore w:val="0"/>
+        <w:widowControl w:val="0"/>
+        <w:kinsoku w:val="0"/>
+        <w:wordWrap/>
+        <w:overflowPunct/>
+        <w:topLinePunct w:val="0"/>
+        <w:autoSpaceDE w:val="0"/>
+        <w:autoSpaceDN w:val="0"/>
         <w:bidi w:val="0"/>
+        <w:adjustRightInd w:val="0"/>
+        <w:snapToGrid w:val="0"/>
+        <w:textAlignment w:val="baseline"/>
       </w:pPr>
       <w:r>
         <w:t>应急响应（P1级故障处置）</w:t>
@@ -4269,7 +5109,20 @@
     <w:p>
       <w:pPr>
         <w:pStyle w:val="30"/>
+        <w:keepNext w:val="0"/>
+        <w:keepLines w:val="0"/>
+        <w:pageBreakBefore w:val="0"/>
+        <w:widowControl w:val="0"/>
+        <w:kinsoku w:val="0"/>
+        <w:wordWrap/>
+        <w:overflowPunct/>
+        <w:topLinePunct w:val="0"/>
+        <w:autoSpaceDE w:val="0"/>
+        <w:autoSpaceDN w:val="0"/>
         <w:bidi w:val="0"/>
+        <w:adjustRightInd w:val="0"/>
+        <w:snapToGrid w:val="0"/>
+        <w:textAlignment w:val="baseline"/>
       </w:pPr>
       <w:bookmarkStart w:id="23" w:name="heading_13"/>
       <w:bookmarkStart w:id="24" w:name="_Toc9610"/>
@@ -4282,7 +5135,20 @@
     <w:p>
       <w:pPr>
         <w:pStyle w:val="31"/>
+        <w:keepNext w:val="0"/>
+        <w:keepLines w:val="0"/>
+        <w:pageBreakBefore w:val="0"/>
+        <w:widowControl w:val="0"/>
+        <w:kinsoku w:val="0"/>
+        <w:wordWrap/>
+        <w:overflowPunct/>
+        <w:topLinePunct w:val="0"/>
+        <w:autoSpaceDE w:val="0"/>
+        <w:autoSpaceDN w:val="0"/>
         <w:bidi w:val="0"/>
+        <w:adjustRightInd w:val="0"/>
+        <w:snapToGrid w:val="0"/>
+        <w:textAlignment w:val="baseline"/>
       </w:pPr>
       <w:bookmarkStart w:id="25" w:name="heading_14"/>
       <w:bookmarkStart w:id="26" w:name="_Toc29393"/>
@@ -4295,7 +5161,20 @@
     <w:p>
       <w:pPr>
         <w:pStyle w:val="29"/>
+        <w:keepNext w:val="0"/>
+        <w:keepLines w:val="0"/>
+        <w:pageBreakBefore w:val="0"/>
+        <w:widowControl w:val="0"/>
+        <w:kinsoku w:val="0"/>
+        <w:wordWrap/>
+        <w:overflowPunct/>
+        <w:topLinePunct w:val="0"/>
+        <w:autoSpaceDE w:val="0"/>
+        <w:autoSpaceDN w:val="0"/>
         <w:bidi w:val="0"/>
+        <w:adjustRightInd w:val="0"/>
+        <w:snapToGrid w:val="0"/>
+        <w:textAlignment w:val="baseline"/>
       </w:pPr>
       <w:r>
         <w:t>模拟日志审计系统出现异常告警，审计日志停止收集，数据库审计Agent离线，无法正常记录访问行为。该故障涉及数据安全监控，符合合同约定的“安防管控”范畴。</w:t>
@@ -4304,7 +5183,20 @@
     <w:p>
       <w:pPr>
         <w:pStyle w:val="31"/>
+        <w:keepNext w:val="0"/>
+        <w:keepLines w:val="0"/>
+        <w:pageBreakBefore w:val="0"/>
+        <w:widowControl w:val="0"/>
+        <w:kinsoku w:val="0"/>
+        <w:wordWrap/>
+        <w:overflowPunct/>
+        <w:topLinePunct w:val="0"/>
+        <w:autoSpaceDE w:val="0"/>
+        <w:autoSpaceDN w:val="0"/>
         <w:bidi w:val="0"/>
+        <w:adjustRightInd w:val="0"/>
+        <w:snapToGrid w:val="0"/>
+        <w:textAlignment w:val="baseline"/>
       </w:pPr>
       <w:bookmarkStart w:id="27" w:name="heading_15"/>
       <w:bookmarkStart w:id="28" w:name="_Toc30184"/>
@@ -4317,7 +5209,20 @@
     <w:p>
       <w:pPr>
         <w:pStyle w:val="29"/>
+        <w:keepNext w:val="0"/>
+        <w:keepLines w:val="0"/>
+        <w:pageBreakBefore w:val="0"/>
+        <w:widowControl w:val="0"/>
+        <w:kinsoku w:val="0"/>
+        <w:wordWrap/>
+        <w:overflowPunct/>
+        <w:topLinePunct w:val="0"/>
+        <w:autoSpaceDE w:val="0"/>
+        <w:autoSpaceDN w:val="0"/>
         <w:bidi w:val="0"/>
+        <w:adjustRightInd w:val="0"/>
+        <w:snapToGrid w:val="0"/>
+        <w:textAlignment w:val="baseline"/>
       </w:pPr>
       <w:r>
         <w:t>检验安防审计异常的上报流程（≤10分钟）</w:t>
@@ -4326,7 +5231,20 @@
     <w:p>
       <w:pPr>
         <w:pStyle w:val="29"/>
+        <w:keepNext w:val="0"/>
+        <w:keepLines w:val="0"/>
+        <w:pageBreakBefore w:val="0"/>
+        <w:widowControl w:val="0"/>
+        <w:kinsoku w:val="0"/>
+        <w:wordWrap/>
+        <w:overflowPunct/>
+        <w:topLinePunct w:val="0"/>
+        <w:autoSpaceDE w:val="0"/>
+        <w:autoSpaceDN w:val="0"/>
         <w:bidi w:val="0"/>
+        <w:adjustRightInd w:val="0"/>
+        <w:snapToGrid w:val="0"/>
+        <w:textAlignment w:val="baseline"/>
       </w:pPr>
       <w:r>
         <w:t>检验审计Agent的快速恢复能力</w:t>
@@ -4335,7 +5253,20 @@
     <w:p>
       <w:pPr>
         <w:pStyle w:val="29"/>
+        <w:keepNext w:val="0"/>
+        <w:keepLines w:val="0"/>
+        <w:pageBreakBefore w:val="0"/>
+        <w:widowControl w:val="0"/>
+        <w:kinsoku w:val="0"/>
+        <w:wordWrap/>
+        <w:overflowPunct/>
+        <w:topLinePunct w:val="0"/>
+        <w:autoSpaceDE w:val="0"/>
+        <w:autoSpaceDN w:val="0"/>
         <w:bidi w:val="0"/>
+        <w:adjustRightInd w:val="0"/>
+        <w:snapToGrid w:val="0"/>
+        <w:textAlignment w:val="baseline"/>
       </w:pPr>
       <w:r>
         <w:t>检验日志完整性的验证能力</w:t>
@@ -4344,10 +5275,23 @@
     <w:p>
       <w:pPr>
         <w:pStyle w:val="31"/>
+        <w:keepNext w:val="0"/>
+        <w:keepLines w:val="0"/>
+        <w:pageBreakBefore w:val="0"/>
+        <w:widowControl w:val="0"/>
+        <w:kinsoku w:val="0"/>
+        <w:wordWrap/>
+        <w:overflowPunct/>
+        <w:topLinePunct w:val="0"/>
+        <w:autoSpaceDE w:val="0"/>
+        <w:autoSpaceDN w:val="0"/>
         <w:bidi w:val="0"/>
+        <w:adjustRightInd w:val="0"/>
+        <w:snapToGrid w:val="0"/>
+        <w:textAlignment w:val="baseline"/>
       </w:pPr>
-      <w:bookmarkStart w:id="29" w:name="heading_16"/>
-      <w:bookmarkStart w:id="30" w:name="_Toc12173"/>
+      <w:bookmarkStart w:id="29" w:name="_Toc12173"/>
+      <w:bookmarkStart w:id="30" w:name="heading_16"/>
       <w:r>
         <w:t>涉及服务内容</w:t>
       </w:r>
@@ -4357,7 +5301,20 @@
     <w:p>
       <w:pPr>
         <w:pStyle w:val="29"/>
+        <w:keepNext w:val="0"/>
+        <w:keepLines w:val="0"/>
+        <w:pageBreakBefore w:val="0"/>
+        <w:widowControl w:val="0"/>
+        <w:kinsoku w:val="0"/>
+        <w:wordWrap/>
+        <w:overflowPunct/>
+        <w:topLinePunct w:val="0"/>
+        <w:autoSpaceDE w:val="0"/>
+        <w:autoSpaceDN w:val="0"/>
         <w:bidi w:val="0"/>
+        <w:adjustRightInd w:val="0"/>
+        <w:snapToGrid w:val="0"/>
+        <w:textAlignment w:val="baseline"/>
       </w:pPr>
       <w:r>
         <w:t>安防管控（数据库审计、日志审计）</w:t>
@@ -4366,7 +5323,20 @@
     <w:p>
       <w:pPr>
         <w:pStyle w:val="29"/>
+        <w:keepNext w:val="0"/>
+        <w:keepLines w:val="0"/>
+        <w:pageBreakBefore w:val="0"/>
+        <w:widowControl w:val="0"/>
+        <w:kinsoku w:val="0"/>
+        <w:wordWrap/>
+        <w:overflowPunct/>
+        <w:topLinePunct w:val="0"/>
+        <w:autoSpaceDE w:val="0"/>
+        <w:autoSpaceDN w:val="0"/>
         <w:bidi w:val="0"/>
+        <w:adjustRightInd w:val="0"/>
+        <w:snapToGrid w:val="0"/>
+        <w:textAlignment w:val="baseline"/>
       </w:pPr>
       <w:r>
         <w:t>应急响应（P2级故障处置）</w:t>
@@ -4375,10 +5345,23 @@
     <w:p>
       <w:pPr>
         <w:pStyle w:val="28"/>
+        <w:keepNext w:val="0"/>
+        <w:keepLines w:val="0"/>
+        <w:pageBreakBefore w:val="0"/>
+        <w:widowControl w:val="0"/>
+        <w:kinsoku w:val="0"/>
+        <w:wordWrap/>
+        <w:overflowPunct/>
+        <w:topLinePunct w:val="0"/>
+        <w:autoSpaceDE w:val="0"/>
+        <w:autoSpaceDN w:val="0"/>
         <w:bidi w:val="0"/>
+        <w:adjustRightInd w:val="0"/>
+        <w:snapToGrid w:val="0"/>
+        <w:textAlignment w:val="baseline"/>
       </w:pPr>
-      <w:bookmarkStart w:id="31" w:name="heading_17"/>
-      <w:bookmarkStart w:id="32" w:name="_Toc28371"/>
+      <w:bookmarkStart w:id="31" w:name="_Toc28371"/>
+      <w:bookmarkStart w:id="32" w:name="heading_17"/>
       <w:r>
         <w:t>演练组织与角色</w:t>
       </w:r>
@@ -4388,7 +5371,20 @@
     <w:p>
       <w:pPr>
         <w:pStyle w:val="29"/>
+        <w:keepNext w:val="0"/>
+        <w:keepLines w:val="0"/>
+        <w:pageBreakBefore w:val="0"/>
+        <w:widowControl w:val="0"/>
+        <w:kinsoku w:val="0"/>
+        <w:wordWrap/>
+        <w:overflowPunct/>
+        <w:topLinePunct w:val="0"/>
+        <w:autoSpaceDE w:val="0"/>
+        <w:autoSpaceDN w:val="0"/>
         <w:bidi w:val="0"/>
+        <w:adjustRightInd w:val="0"/>
+        <w:snapToGrid w:val="0"/>
+        <w:textAlignment w:val="baseline"/>
       </w:pPr>
       <w:r>
         <w:t>完全遵循《应急预案》第2章规定的组织体系，所有人员按预案角色进入演练状态。各小组构成和核心成员如下：</w:t>
@@ -4462,12 +5458,23 @@
           <w:p>
             <w:pPr>
               <w:pStyle w:val="29"/>
-              <w:keepNext/>
+              <w:keepNext w:val="0"/>
+              <w:keepLines w:val="0"/>
+              <w:pageBreakBefore w:val="0"/>
+              <w:widowControl w:val="0"/>
+              <w:kinsoku w:val="0"/>
+              <w:wordWrap/>
+              <w:overflowPunct/>
+              <w:topLinePunct w:val="0"/>
+              <w:autoSpaceDE w:val="0"/>
+              <w:autoSpaceDN w:val="0"/>
               <w:bidi w:val="0"/>
+              <w:adjustRightInd w:val="0"/>
               <w:snapToGrid w:val="0"/>
               <w:spacing w:line="240" w:lineRule="auto"/>
               <w:ind w:left="0" w:leftChars="0" w:right="0" w:rightChars="0" w:firstLine="0" w:firstLineChars="0"/>
               <w:jc w:val="center"/>
+              <w:textAlignment w:val="baseline"/>
               <w:rPr>
                 <w:b/>
               </w:rPr>
@@ -4500,12 +5507,23 @@
           <w:p>
             <w:pPr>
               <w:pStyle w:val="29"/>
-              <w:keepNext/>
+              <w:keepNext w:val="0"/>
+              <w:keepLines w:val="0"/>
+              <w:pageBreakBefore w:val="0"/>
+              <w:widowControl w:val="0"/>
+              <w:kinsoku w:val="0"/>
+              <w:wordWrap/>
+              <w:overflowPunct/>
+              <w:topLinePunct w:val="0"/>
+              <w:autoSpaceDE w:val="0"/>
+              <w:autoSpaceDN w:val="0"/>
               <w:bidi w:val="0"/>
+              <w:adjustRightInd w:val="0"/>
               <w:snapToGrid w:val="0"/>
               <w:spacing w:line="240" w:lineRule="auto"/>
               <w:ind w:left="0" w:leftChars="0" w:right="0" w:rightChars="0" w:firstLine="0" w:firstLineChars="0"/>
               <w:jc w:val="center"/>
+              <w:textAlignment w:val="baseline"/>
               <w:rPr>
                 <w:b/>
               </w:rPr>
@@ -4538,12 +5556,23 @@
           <w:p>
             <w:pPr>
               <w:pStyle w:val="29"/>
-              <w:keepNext/>
+              <w:keepNext w:val="0"/>
+              <w:keepLines w:val="0"/>
+              <w:pageBreakBefore w:val="0"/>
+              <w:widowControl w:val="0"/>
+              <w:kinsoku w:val="0"/>
+              <w:wordWrap/>
+              <w:overflowPunct/>
+              <w:topLinePunct w:val="0"/>
+              <w:autoSpaceDE w:val="0"/>
+              <w:autoSpaceDN w:val="0"/>
               <w:bidi w:val="0"/>
+              <w:adjustRightInd w:val="0"/>
               <w:snapToGrid w:val="0"/>
               <w:spacing w:line="240" w:lineRule="auto"/>
               <w:ind w:left="0" w:leftChars="0" w:right="0" w:rightChars="0" w:firstLine="0" w:firstLineChars="0"/>
               <w:jc w:val="center"/>
+              <w:textAlignment w:val="baseline"/>
               <w:rPr>
                 <w:b/>
               </w:rPr>
@@ -4597,11 +5626,23 @@
           </w:tcPr>
           <w:p>
             <w:pPr>
-              <w:keepNext/>
+              <w:keepNext w:val="0"/>
+              <w:keepLines w:val="0"/>
+              <w:pageBreakBefore w:val="0"/>
+              <w:widowControl w:val="0"/>
+              <w:kinsoku w:val="0"/>
+              <w:wordWrap/>
+              <w:overflowPunct/>
+              <w:topLinePunct w:val="0"/>
+              <w:autoSpaceDE w:val="0"/>
+              <w:autoSpaceDN w:val="0"/>
+              <w:bidi w:val="0"/>
+              <w:adjustRightInd w:val="0"/>
               <w:snapToGrid w:val="0"/>
               <w:spacing w:before="120" w:after="120" w:line="240" w:lineRule="auto"/>
               <w:ind w:left="0" w:leftChars="0" w:right="0" w:rightChars="0" w:firstLine="0" w:firstLineChars="0"/>
               <w:jc w:val="center"/>
+              <w:textAlignment w:val="baseline"/>
               <w:rPr>
                 <w:rFonts w:ascii="Arial" w:eastAsia="宋体"/>
                 <w:sz w:val="24"/>
@@ -4654,12 +5695,23 @@
           <w:p>
             <w:pPr>
               <w:pStyle w:val="29"/>
-              <w:keepNext/>
+              <w:keepNext w:val="0"/>
+              <w:keepLines w:val="0"/>
+              <w:pageBreakBefore w:val="0"/>
+              <w:widowControl w:val="0"/>
+              <w:kinsoku w:val="0"/>
+              <w:wordWrap/>
+              <w:overflowPunct/>
+              <w:topLinePunct w:val="0"/>
+              <w:autoSpaceDE w:val="0"/>
+              <w:autoSpaceDN w:val="0"/>
               <w:bidi w:val="0"/>
+              <w:adjustRightInd w:val="0"/>
               <w:snapToGrid w:val="0"/>
               <w:spacing w:line="240" w:lineRule="auto"/>
               <w:ind w:left="0" w:leftChars="0" w:right="0" w:rightChars="0" w:firstLine="0" w:firstLineChars="0"/>
               <w:jc w:val="left"/>
+              <w:textAlignment w:val="baseline"/>
               <w:rPr>
                 <w:rFonts w:ascii="Arial" w:eastAsia="宋体"/>
                 <w:sz w:val="24"/>
@@ -4694,12 +5746,23 @@
           <w:p>
             <w:pPr>
               <w:pStyle w:val="29"/>
-              <w:keepNext/>
+              <w:keepNext w:val="0"/>
+              <w:keepLines w:val="0"/>
+              <w:pageBreakBefore w:val="0"/>
+              <w:widowControl w:val="0"/>
+              <w:kinsoku w:val="0"/>
+              <w:wordWrap/>
+              <w:overflowPunct/>
+              <w:topLinePunct w:val="0"/>
+              <w:autoSpaceDE w:val="0"/>
+              <w:autoSpaceDN w:val="0"/>
               <w:bidi w:val="0"/>
+              <w:adjustRightInd w:val="0"/>
               <w:snapToGrid w:val="0"/>
               <w:spacing w:line="240" w:lineRule="auto"/>
               <w:ind w:left="0" w:leftChars="0" w:right="0" w:rightChars="0" w:firstLine="0" w:firstLineChars="0"/>
               <w:jc w:val="left"/>
+              <w:textAlignment w:val="baseline"/>
               <w:rPr>
                 <w:rFonts w:ascii="Arial" w:eastAsia="宋体"/>
                 <w:sz w:val="24"/>
@@ -4755,11 +5818,23 @@
           </w:tcPr>
           <w:p>
             <w:pPr>
-              <w:keepNext/>
+              <w:keepNext w:val="0"/>
+              <w:keepLines w:val="0"/>
+              <w:pageBreakBefore w:val="0"/>
+              <w:widowControl w:val="0"/>
+              <w:kinsoku w:val="0"/>
+              <w:wordWrap/>
+              <w:overflowPunct/>
+              <w:topLinePunct w:val="0"/>
+              <w:autoSpaceDE w:val="0"/>
+              <w:autoSpaceDN w:val="0"/>
+              <w:bidi w:val="0"/>
+              <w:adjustRightInd w:val="0"/>
               <w:snapToGrid w:val="0"/>
               <w:spacing w:before="120" w:after="120" w:line="240" w:lineRule="auto"/>
               <w:ind w:left="0" w:leftChars="0" w:right="0" w:rightChars="0" w:firstLine="0" w:firstLineChars="0"/>
               <w:jc w:val="center"/>
+              <w:textAlignment w:val="baseline"/>
               <w:rPr>
                 <w:rFonts w:ascii="Arial" w:eastAsia="宋体"/>
                 <w:sz w:val="24"/>
@@ -4795,12 +5870,23 @@
           <w:p>
             <w:pPr>
               <w:pStyle w:val="29"/>
-              <w:keepNext/>
+              <w:keepNext w:val="0"/>
+              <w:keepLines w:val="0"/>
+              <w:pageBreakBefore w:val="0"/>
+              <w:widowControl w:val="0"/>
+              <w:kinsoku w:val="0"/>
+              <w:wordWrap/>
+              <w:overflowPunct/>
+              <w:topLinePunct w:val="0"/>
+              <w:autoSpaceDE w:val="0"/>
+              <w:autoSpaceDN w:val="0"/>
               <w:bidi w:val="0"/>
+              <w:adjustRightInd w:val="0"/>
               <w:snapToGrid w:val="0"/>
               <w:spacing w:line="240" w:lineRule="auto"/>
               <w:ind w:left="0" w:leftChars="0" w:right="0" w:rightChars="0" w:firstLine="0" w:firstLineChars="0"/>
               <w:jc w:val="left"/>
+              <w:textAlignment w:val="baseline"/>
               <w:rPr>
                 <w:rFonts w:ascii="Arial" w:eastAsia="宋体"/>
                 <w:sz w:val="24"/>
@@ -4835,12 +5921,23 @@
           <w:p>
             <w:pPr>
               <w:pStyle w:val="29"/>
-              <w:keepNext/>
+              <w:keepNext w:val="0"/>
+              <w:keepLines w:val="0"/>
+              <w:pageBreakBefore w:val="0"/>
+              <w:widowControl w:val="0"/>
+              <w:kinsoku w:val="0"/>
+              <w:wordWrap/>
+              <w:overflowPunct/>
+              <w:topLinePunct w:val="0"/>
+              <w:autoSpaceDE w:val="0"/>
+              <w:autoSpaceDN w:val="0"/>
               <w:bidi w:val="0"/>
+              <w:adjustRightInd w:val="0"/>
               <w:snapToGrid w:val="0"/>
               <w:spacing w:line="240" w:lineRule="auto"/>
               <w:ind w:left="0" w:leftChars="0" w:right="0" w:rightChars="0" w:firstLine="0" w:firstLineChars="0"/>
               <w:jc w:val="left"/>
+              <w:textAlignment w:val="baseline"/>
               <w:rPr>
                 <w:rFonts w:ascii="Arial" w:eastAsia="宋体"/>
                 <w:sz w:val="24"/>
@@ -4896,11 +5993,23 @@
           </w:tcPr>
           <w:p>
             <w:pPr>
-              <w:keepNext/>
+              <w:keepNext w:val="0"/>
+              <w:keepLines w:val="0"/>
+              <w:pageBreakBefore w:val="0"/>
+              <w:widowControl w:val="0"/>
+              <w:kinsoku w:val="0"/>
+              <w:wordWrap/>
+              <w:overflowPunct/>
+              <w:topLinePunct w:val="0"/>
+              <w:autoSpaceDE w:val="0"/>
+              <w:autoSpaceDN w:val="0"/>
+              <w:bidi w:val="0"/>
+              <w:adjustRightInd w:val="0"/>
               <w:snapToGrid w:val="0"/>
               <w:spacing w:before="120" w:after="120" w:line="240" w:lineRule="auto"/>
               <w:ind w:left="0" w:leftChars="0" w:right="0" w:rightChars="0" w:firstLine="0" w:firstLineChars="0"/>
               <w:jc w:val="center"/>
+              <w:textAlignment w:val="baseline"/>
               <w:rPr>
                 <w:rFonts w:ascii="Arial" w:eastAsia="宋体"/>
                 <w:sz w:val="24"/>
@@ -4936,12 +6045,23 @@
           <w:p>
             <w:pPr>
               <w:pStyle w:val="29"/>
-              <w:keepNext/>
+              <w:keepNext w:val="0"/>
+              <w:keepLines w:val="0"/>
+              <w:pageBreakBefore w:val="0"/>
+              <w:widowControl w:val="0"/>
+              <w:kinsoku w:val="0"/>
+              <w:wordWrap/>
+              <w:overflowPunct/>
+              <w:topLinePunct w:val="0"/>
+              <w:autoSpaceDE w:val="0"/>
+              <w:autoSpaceDN w:val="0"/>
               <w:bidi w:val="0"/>
+              <w:adjustRightInd w:val="0"/>
               <w:snapToGrid w:val="0"/>
               <w:spacing w:line="240" w:lineRule="auto"/>
               <w:ind w:left="0" w:leftChars="0" w:right="0" w:rightChars="0" w:firstLine="0" w:firstLineChars="0"/>
               <w:jc w:val="left"/>
+              <w:textAlignment w:val="baseline"/>
               <w:rPr>
                 <w:rFonts w:ascii="Arial" w:eastAsia="宋体"/>
                 <w:sz w:val="24"/>
@@ -4976,12 +6096,23 @@
           <w:p>
             <w:pPr>
               <w:pStyle w:val="29"/>
-              <w:keepNext/>
+              <w:keepNext w:val="0"/>
+              <w:keepLines w:val="0"/>
+              <w:pageBreakBefore w:val="0"/>
+              <w:widowControl w:val="0"/>
+              <w:kinsoku w:val="0"/>
+              <w:wordWrap/>
+              <w:overflowPunct/>
+              <w:topLinePunct w:val="0"/>
+              <w:autoSpaceDE w:val="0"/>
+              <w:autoSpaceDN w:val="0"/>
               <w:bidi w:val="0"/>
+              <w:adjustRightInd w:val="0"/>
               <w:snapToGrid w:val="0"/>
               <w:spacing w:line="240" w:lineRule="auto"/>
               <w:ind w:left="0" w:leftChars="0" w:right="0" w:rightChars="0" w:firstLine="0" w:firstLineChars="0"/>
               <w:jc w:val="left"/>
+              <w:textAlignment w:val="baseline"/>
               <w:rPr>
                 <w:rFonts w:ascii="Arial" w:eastAsia="宋体"/>
                 <w:sz w:val="24"/>
@@ -5037,11 +6168,23 @@
           </w:tcPr>
           <w:p>
             <w:pPr>
-              <w:keepNext/>
+              <w:keepNext w:val="0"/>
+              <w:keepLines w:val="0"/>
+              <w:pageBreakBefore w:val="0"/>
+              <w:widowControl w:val="0"/>
+              <w:kinsoku w:val="0"/>
+              <w:wordWrap/>
+              <w:overflowPunct/>
+              <w:topLinePunct w:val="0"/>
+              <w:autoSpaceDE w:val="0"/>
+              <w:autoSpaceDN w:val="0"/>
+              <w:bidi w:val="0"/>
+              <w:adjustRightInd w:val="0"/>
               <w:snapToGrid w:val="0"/>
               <w:spacing w:before="120" w:after="120" w:line="240" w:lineRule="auto"/>
               <w:ind w:left="0" w:leftChars="0" w:right="0" w:rightChars="0" w:firstLine="0" w:firstLineChars="0"/>
               <w:jc w:val="center"/>
+              <w:textAlignment w:val="baseline"/>
               <w:rPr>
                 <w:rFonts w:ascii="Arial" w:eastAsia="宋体"/>
                 <w:sz w:val="24"/>
@@ -5077,12 +6220,23 @@
           <w:p>
             <w:pPr>
               <w:pStyle w:val="29"/>
-              <w:keepNext/>
+              <w:keepNext w:val="0"/>
+              <w:keepLines w:val="0"/>
+              <w:pageBreakBefore w:val="0"/>
+              <w:widowControl w:val="0"/>
+              <w:kinsoku w:val="0"/>
+              <w:wordWrap/>
+              <w:overflowPunct/>
+              <w:topLinePunct w:val="0"/>
+              <w:autoSpaceDE w:val="0"/>
+              <w:autoSpaceDN w:val="0"/>
               <w:bidi w:val="0"/>
+              <w:adjustRightInd w:val="0"/>
               <w:snapToGrid w:val="0"/>
               <w:spacing w:line="240" w:lineRule="auto"/>
               <w:ind w:left="0" w:leftChars="0" w:right="0" w:rightChars="0" w:firstLine="0" w:firstLineChars="0"/>
               <w:jc w:val="left"/>
+              <w:textAlignment w:val="baseline"/>
               <w:rPr>
                 <w:rFonts w:ascii="Arial" w:eastAsia="宋体"/>
                 <w:sz w:val="24"/>
@@ -5117,12 +6271,23 @@
           <w:p>
             <w:pPr>
               <w:pStyle w:val="29"/>
-              <w:keepNext/>
+              <w:keepNext w:val="0"/>
+              <w:keepLines w:val="0"/>
+              <w:pageBreakBefore w:val="0"/>
+              <w:widowControl w:val="0"/>
+              <w:kinsoku w:val="0"/>
+              <w:wordWrap/>
+              <w:overflowPunct/>
+              <w:topLinePunct w:val="0"/>
+              <w:autoSpaceDE w:val="0"/>
+              <w:autoSpaceDN w:val="0"/>
               <w:bidi w:val="0"/>
+              <w:adjustRightInd w:val="0"/>
               <w:snapToGrid w:val="0"/>
               <w:spacing w:line="240" w:lineRule="auto"/>
               <w:ind w:left="0" w:leftChars="0" w:right="0" w:rightChars="0" w:firstLine="0" w:firstLineChars="0"/>
               <w:jc w:val="left"/>
+              <w:textAlignment w:val="baseline"/>
               <w:rPr>
                 <w:rFonts w:ascii="Arial" w:eastAsia="宋体"/>
                 <w:sz w:val="24"/>
@@ -5178,11 +6343,23 @@
           </w:tcPr>
           <w:p>
             <w:pPr>
-              <w:keepNext/>
+              <w:keepNext w:val="0"/>
+              <w:keepLines w:val="0"/>
+              <w:pageBreakBefore w:val="0"/>
+              <w:widowControl w:val="0"/>
+              <w:kinsoku w:val="0"/>
+              <w:wordWrap/>
+              <w:overflowPunct/>
+              <w:topLinePunct w:val="0"/>
+              <w:autoSpaceDE w:val="0"/>
+              <w:autoSpaceDN w:val="0"/>
+              <w:bidi w:val="0"/>
+              <w:adjustRightInd w:val="0"/>
               <w:snapToGrid w:val="0"/>
               <w:spacing w:before="120" w:after="120" w:line="240" w:lineRule="auto"/>
               <w:ind w:left="0" w:leftChars="0" w:right="0" w:rightChars="0" w:firstLine="0" w:firstLineChars="0"/>
               <w:jc w:val="center"/>
+              <w:textAlignment w:val="baseline"/>
               <w:rPr>
                 <w:rFonts w:ascii="Arial" w:eastAsia="宋体"/>
                 <w:sz w:val="24"/>
@@ -5218,12 +6395,23 @@
           <w:p>
             <w:pPr>
               <w:pStyle w:val="29"/>
-              <w:keepNext/>
+              <w:keepNext w:val="0"/>
+              <w:keepLines w:val="0"/>
+              <w:pageBreakBefore w:val="0"/>
+              <w:widowControl w:val="0"/>
+              <w:kinsoku w:val="0"/>
+              <w:wordWrap/>
+              <w:overflowPunct/>
+              <w:topLinePunct w:val="0"/>
+              <w:autoSpaceDE w:val="0"/>
+              <w:autoSpaceDN w:val="0"/>
               <w:bidi w:val="0"/>
+              <w:adjustRightInd w:val="0"/>
               <w:snapToGrid w:val="0"/>
               <w:spacing w:line="240" w:lineRule="auto"/>
               <w:ind w:left="0" w:leftChars="0" w:right="0" w:rightChars="0" w:firstLine="0" w:firstLineChars="0"/>
               <w:jc w:val="left"/>
+              <w:textAlignment w:val="baseline"/>
               <w:rPr>
                 <w:rFonts w:ascii="Arial" w:eastAsia="宋体"/>
                 <w:sz w:val="24"/>
@@ -5258,12 +6446,23 @@
           <w:p>
             <w:pPr>
               <w:pStyle w:val="29"/>
-              <w:keepNext/>
+              <w:keepNext w:val="0"/>
+              <w:keepLines w:val="0"/>
+              <w:pageBreakBefore w:val="0"/>
+              <w:widowControl w:val="0"/>
+              <w:kinsoku w:val="0"/>
+              <w:wordWrap/>
+              <w:overflowPunct/>
+              <w:topLinePunct w:val="0"/>
+              <w:autoSpaceDE w:val="0"/>
+              <w:autoSpaceDN w:val="0"/>
               <w:bidi w:val="0"/>
+              <w:adjustRightInd w:val="0"/>
               <w:snapToGrid w:val="0"/>
               <w:spacing w:line="240" w:lineRule="auto"/>
               <w:ind w:left="0" w:leftChars="0" w:right="0" w:rightChars="0" w:firstLine="0" w:firstLineChars="0"/>
               <w:jc w:val="left"/>
+              <w:textAlignment w:val="baseline"/>
               <w:rPr>
                 <w:rFonts w:ascii="Arial" w:eastAsia="宋体"/>
                 <w:sz w:val="24"/>
@@ -5319,11 +6518,23 @@
           </w:tcPr>
           <w:p>
             <w:pPr>
-              <w:keepNext/>
+              <w:keepNext w:val="0"/>
+              <w:keepLines w:val="0"/>
+              <w:pageBreakBefore w:val="0"/>
+              <w:widowControl w:val="0"/>
+              <w:kinsoku w:val="0"/>
+              <w:wordWrap/>
+              <w:overflowPunct/>
+              <w:topLinePunct w:val="0"/>
+              <w:autoSpaceDE w:val="0"/>
+              <w:autoSpaceDN w:val="0"/>
+              <w:bidi w:val="0"/>
+              <w:adjustRightInd w:val="0"/>
               <w:snapToGrid w:val="0"/>
               <w:spacing w:before="120" w:after="120" w:line="240" w:lineRule="auto"/>
               <w:ind w:left="0" w:leftChars="0" w:right="0" w:rightChars="0" w:firstLine="0" w:firstLineChars="0"/>
               <w:jc w:val="center"/>
+              <w:textAlignment w:val="baseline"/>
               <w:rPr>
                 <w:rFonts w:ascii="Arial" w:eastAsia="宋体"/>
                 <w:sz w:val="24"/>
@@ -5359,12 +6570,23 @@
           <w:p>
             <w:pPr>
               <w:pStyle w:val="29"/>
-              <w:keepNext/>
+              <w:keepNext w:val="0"/>
+              <w:keepLines w:val="0"/>
+              <w:pageBreakBefore w:val="0"/>
+              <w:widowControl w:val="0"/>
+              <w:kinsoku w:val="0"/>
+              <w:wordWrap/>
+              <w:overflowPunct/>
+              <w:topLinePunct w:val="0"/>
+              <w:autoSpaceDE w:val="0"/>
+              <w:autoSpaceDN w:val="0"/>
               <w:bidi w:val="0"/>
+              <w:adjustRightInd w:val="0"/>
               <w:snapToGrid w:val="0"/>
               <w:spacing w:line="240" w:lineRule="auto"/>
               <w:ind w:left="0" w:leftChars="0" w:right="0" w:rightChars="0" w:firstLine="0" w:firstLineChars="0"/>
               <w:jc w:val="left"/>
+              <w:textAlignment w:val="baseline"/>
               <w:rPr>
                 <w:rFonts w:ascii="Arial" w:eastAsia="宋体"/>
                 <w:sz w:val="24"/>
@@ -5377,12 +6599,6 @@
                 <w:lang w:val="en-US" w:eastAsia="zh-CN"/>
               </w:rPr>
               <w:t>采购部</w:t>
-            </w:r>
-            <w:r>
-              <w:rPr>
-                <w:rFonts w:ascii="Arial" w:eastAsia="宋体"/>
-                <w:sz w:val="24"/>
-              </w:rPr>
             </w:r>
           </w:p>
         </w:tc>
@@ -5406,12 +6622,23 @@
           <w:p>
             <w:pPr>
               <w:pStyle w:val="29"/>
-              <w:keepNext/>
+              <w:keepNext w:val="0"/>
+              <w:keepLines w:val="0"/>
+              <w:pageBreakBefore w:val="0"/>
+              <w:widowControl w:val="0"/>
+              <w:kinsoku w:val="0"/>
+              <w:wordWrap/>
+              <w:overflowPunct/>
+              <w:topLinePunct w:val="0"/>
+              <w:autoSpaceDE w:val="0"/>
+              <w:autoSpaceDN w:val="0"/>
               <w:bidi w:val="0"/>
+              <w:adjustRightInd w:val="0"/>
               <w:snapToGrid w:val="0"/>
               <w:spacing w:line="240" w:lineRule="auto"/>
               <w:ind w:left="0" w:leftChars="0" w:right="0" w:rightChars="0" w:firstLine="0" w:firstLineChars="0"/>
               <w:jc w:val="left"/>
+              <w:textAlignment w:val="baseline"/>
               <w:rPr>
                 <w:rFonts w:ascii="Arial" w:eastAsia="宋体"/>
                 <w:sz w:val="24"/>
@@ -5467,11 +6694,23 @@
           </w:tcPr>
           <w:p>
             <w:pPr>
-              <w:keepNext/>
+              <w:keepNext w:val="0"/>
+              <w:keepLines w:val="0"/>
+              <w:pageBreakBefore w:val="0"/>
+              <w:widowControl w:val="0"/>
+              <w:kinsoku w:val="0"/>
+              <w:wordWrap/>
+              <w:overflowPunct/>
+              <w:topLinePunct w:val="0"/>
+              <w:autoSpaceDE w:val="0"/>
+              <w:autoSpaceDN w:val="0"/>
+              <w:bidi w:val="0"/>
+              <w:adjustRightInd w:val="0"/>
               <w:snapToGrid w:val="0"/>
               <w:spacing w:before="120" w:after="120" w:line="240" w:lineRule="auto"/>
               <w:ind w:left="0" w:leftChars="0" w:right="0" w:rightChars="0" w:firstLine="0" w:firstLineChars="0"/>
               <w:jc w:val="center"/>
+              <w:textAlignment w:val="baseline"/>
               <w:rPr>
                 <w:rFonts w:ascii="Arial" w:eastAsia="宋体"/>
                 <w:sz w:val="24"/>
@@ -5507,12 +6746,23 @@
           <w:p>
             <w:pPr>
               <w:pStyle w:val="29"/>
-              <w:keepNext/>
+              <w:keepNext w:val="0"/>
+              <w:keepLines w:val="0"/>
+              <w:pageBreakBefore w:val="0"/>
+              <w:widowControl w:val="0"/>
+              <w:kinsoku w:val="0"/>
+              <w:wordWrap/>
+              <w:overflowPunct/>
+              <w:topLinePunct w:val="0"/>
+              <w:autoSpaceDE w:val="0"/>
+              <w:autoSpaceDN w:val="0"/>
               <w:bidi w:val="0"/>
+              <w:adjustRightInd w:val="0"/>
               <w:snapToGrid w:val="0"/>
               <w:spacing w:line="240" w:lineRule="auto"/>
               <w:ind w:left="0" w:leftChars="0" w:right="0" w:rightChars="0" w:firstLine="0" w:firstLineChars="0"/>
               <w:jc w:val="left"/>
+              <w:textAlignment w:val="baseline"/>
               <w:rPr>
                 <w:rFonts w:ascii="Arial" w:eastAsia="宋体"/>
                 <w:sz w:val="24"/>
@@ -5547,12 +6797,23 @@
           <w:p>
             <w:pPr>
               <w:pStyle w:val="29"/>
-              <w:keepNext/>
+              <w:keepNext w:val="0"/>
+              <w:keepLines w:val="0"/>
+              <w:pageBreakBefore w:val="0"/>
+              <w:widowControl w:val="0"/>
+              <w:kinsoku w:val="0"/>
+              <w:wordWrap/>
+              <w:overflowPunct/>
+              <w:topLinePunct w:val="0"/>
+              <w:autoSpaceDE w:val="0"/>
+              <w:autoSpaceDN w:val="0"/>
               <w:bidi w:val="0"/>
+              <w:adjustRightInd w:val="0"/>
               <w:snapToGrid w:val="0"/>
               <w:spacing w:line="240" w:lineRule="auto"/>
               <w:ind w:left="0" w:leftChars="0" w:right="0" w:rightChars="0" w:firstLine="0" w:firstLineChars="0"/>
               <w:jc w:val="left"/>
+              <w:textAlignment w:val="baseline"/>
               <w:rPr>
                 <w:rFonts w:ascii="Arial" w:eastAsia="宋体"/>
                 <w:sz w:val="24"/>
@@ -5572,7 +6833,20 @@
     <w:p>
       <w:pPr>
         <w:pStyle w:val="28"/>
+        <w:keepNext w:val="0"/>
+        <w:keepLines w:val="0"/>
+        <w:pageBreakBefore w:val="0"/>
+        <w:widowControl w:val="0"/>
+        <w:kinsoku w:val="0"/>
+        <w:wordWrap/>
+        <w:overflowPunct/>
+        <w:topLinePunct w:val="0"/>
+        <w:autoSpaceDE w:val="0"/>
+        <w:autoSpaceDN w:val="0"/>
         <w:bidi w:val="0"/>
+        <w:adjustRightInd w:val="0"/>
+        <w:snapToGrid w:val="0"/>
+        <w:textAlignment w:val="baseline"/>
       </w:pPr>
       <w:bookmarkStart w:id="33" w:name="heading_18"/>
       <w:bookmarkStart w:id="34" w:name="_Toc3470"/>
@@ -5585,7 +6859,20 @@
     <w:p>
       <w:pPr>
         <w:pStyle w:val="30"/>
+        <w:keepNext w:val="0"/>
+        <w:keepLines w:val="0"/>
+        <w:pageBreakBefore w:val="0"/>
+        <w:widowControl w:val="0"/>
+        <w:kinsoku w:val="0"/>
+        <w:wordWrap/>
+        <w:overflowPunct/>
+        <w:topLinePunct w:val="0"/>
+        <w:autoSpaceDE w:val="0"/>
+        <w:autoSpaceDN w:val="0"/>
         <w:bidi w:val="0"/>
+        <w:adjustRightInd w:val="0"/>
+        <w:snapToGrid w:val="0"/>
+        <w:textAlignment w:val="baseline"/>
       </w:pPr>
       <w:bookmarkStart w:id="35" w:name="heading_19"/>
       <w:bookmarkStart w:id="36" w:name="_Toc30759"/>
@@ -5598,7 +6885,20 @@
     <w:p>
       <w:pPr>
         <w:pStyle w:val="29"/>
+        <w:keepNext w:val="0"/>
+        <w:keepLines w:val="0"/>
+        <w:pageBreakBefore w:val="0"/>
+        <w:widowControl w:val="0"/>
+        <w:kinsoku w:val="0"/>
+        <w:wordWrap/>
+        <w:overflowPunct/>
+        <w:topLinePunct w:val="0"/>
+        <w:autoSpaceDE w:val="0"/>
+        <w:autoSpaceDN w:val="0"/>
         <w:bidi w:val="0"/>
+        <w:adjustRightInd w:val="0"/>
+        <w:snapToGrid w:val="0"/>
+        <w:textAlignment w:val="baseline"/>
       </w:pPr>
       <w:r>
         <w:t>所有参演人员集结，召开简短演练启动会，重申规则、目标和安全事项</w:t>
@@ -5607,7 +6907,20 @@
     <w:p>
       <w:pPr>
         <w:pStyle w:val="29"/>
+        <w:keepNext w:val="0"/>
+        <w:keepLines w:val="0"/>
+        <w:pageBreakBefore w:val="0"/>
+        <w:widowControl w:val="0"/>
+        <w:kinsoku w:val="0"/>
+        <w:wordWrap/>
+        <w:overflowPunct/>
+        <w:topLinePunct w:val="0"/>
+        <w:autoSpaceDE w:val="0"/>
+        <w:autoSpaceDN w:val="0"/>
         <w:bidi w:val="0"/>
+        <w:adjustRightInd w:val="0"/>
+        <w:snapToGrid w:val="0"/>
+        <w:textAlignment w:val="baseline"/>
       </w:pPr>
       <w:r>
         <w:t>观察评估组就位，检查记录工具</w:t>
@@ -5616,7 +6929,20 @@
     <w:p>
       <w:pPr>
         <w:pStyle w:val="29"/>
+        <w:keepNext w:val="0"/>
+        <w:keepLines w:val="0"/>
+        <w:pageBreakBefore w:val="0"/>
+        <w:widowControl w:val="0"/>
+        <w:kinsoku w:val="0"/>
+        <w:wordWrap/>
+        <w:overflowPunct/>
+        <w:topLinePunct w:val="0"/>
+        <w:autoSpaceDE w:val="0"/>
+        <w:autoSpaceDN w:val="0"/>
         <w:bidi w:val="0"/>
+        <w:adjustRightInd w:val="0"/>
+        <w:snapToGrid w:val="0"/>
+        <w:textAlignment w:val="baseline"/>
       </w:pPr>
       <w:r>
         <w:rPr>
@@ -5632,7 +6958,20 @@
     <w:p>
       <w:pPr>
         <w:pStyle w:val="30"/>
+        <w:keepNext w:val="0"/>
+        <w:keepLines w:val="0"/>
+        <w:pageBreakBefore w:val="0"/>
+        <w:widowControl w:val="0"/>
+        <w:kinsoku w:val="0"/>
+        <w:wordWrap/>
+        <w:overflowPunct/>
+        <w:topLinePunct w:val="0"/>
+        <w:autoSpaceDE w:val="0"/>
+        <w:autoSpaceDN w:val="0"/>
         <w:bidi w:val="0"/>
+        <w:adjustRightInd w:val="0"/>
+        <w:snapToGrid w:val="0"/>
+        <w:textAlignment w:val="baseline"/>
       </w:pPr>
       <w:bookmarkStart w:id="37" w:name="heading_20"/>
       <w:bookmarkStart w:id="38" w:name="_Toc3757"/>
@@ -5709,12 +7048,23 @@
           <w:p>
             <w:pPr>
               <w:pStyle w:val="29"/>
-              <w:keepNext/>
+              <w:keepNext w:val="0"/>
+              <w:keepLines w:val="0"/>
+              <w:pageBreakBefore w:val="0"/>
+              <w:widowControl w:val="0"/>
+              <w:kinsoku w:val="0"/>
+              <w:wordWrap/>
+              <w:overflowPunct/>
+              <w:topLinePunct w:val="0"/>
+              <w:autoSpaceDE w:val="0"/>
+              <w:autoSpaceDN w:val="0"/>
               <w:bidi w:val="0"/>
+              <w:adjustRightInd w:val="0"/>
               <w:snapToGrid w:val="0"/>
               <w:spacing w:line="240" w:lineRule="auto"/>
               <w:ind w:left="0" w:leftChars="0" w:right="0" w:rightChars="0" w:firstLine="0" w:firstLineChars="0"/>
               <w:jc w:val="center"/>
+              <w:textAlignment w:val="baseline"/>
               <w:rPr>
                 <w:b/>
               </w:rPr>
@@ -5747,12 +7097,23 @@
           <w:p>
             <w:pPr>
               <w:pStyle w:val="29"/>
-              <w:keepNext/>
+              <w:keepNext w:val="0"/>
+              <w:keepLines w:val="0"/>
+              <w:pageBreakBefore w:val="0"/>
+              <w:widowControl w:val="0"/>
+              <w:kinsoku w:val="0"/>
+              <w:wordWrap/>
+              <w:overflowPunct/>
+              <w:topLinePunct w:val="0"/>
+              <w:autoSpaceDE w:val="0"/>
+              <w:autoSpaceDN w:val="0"/>
               <w:bidi w:val="0"/>
+              <w:adjustRightInd w:val="0"/>
               <w:snapToGrid w:val="0"/>
               <w:spacing w:line="240" w:lineRule="auto"/>
               <w:ind w:left="0" w:leftChars="0" w:right="0" w:rightChars="0" w:firstLine="0" w:firstLineChars="0"/>
               <w:jc w:val="center"/>
+              <w:textAlignment w:val="baseline"/>
               <w:rPr>
                 <w:b/>
               </w:rPr>
@@ -5807,12 +7168,23 @@
           <w:p>
             <w:pPr>
               <w:pStyle w:val="29"/>
-              <w:keepNext/>
+              <w:keepNext w:val="0"/>
+              <w:keepLines w:val="0"/>
+              <w:pageBreakBefore w:val="0"/>
+              <w:widowControl w:val="0"/>
+              <w:kinsoku w:val="0"/>
+              <w:wordWrap/>
+              <w:overflowPunct/>
+              <w:topLinePunct w:val="0"/>
+              <w:autoSpaceDE w:val="0"/>
+              <w:autoSpaceDN w:val="0"/>
               <w:bidi w:val="0"/>
+              <w:adjustRightInd w:val="0"/>
               <w:snapToGrid w:val="0"/>
               <w:spacing w:line="240" w:lineRule="auto"/>
               <w:ind w:left="0" w:leftChars="0" w:right="0" w:rightChars="0" w:firstLine="0" w:firstLineChars="0"/>
               <w:jc w:val="center"/>
+              <w:textAlignment w:val="baseline"/>
             </w:pPr>
             <w:r>
               <w:t>14:00</w:t>
@@ -5839,12 +7211,23 @@
           <w:p>
             <w:pPr>
               <w:pStyle w:val="29"/>
-              <w:keepNext/>
+              <w:keepNext w:val="0"/>
+              <w:keepLines w:val="0"/>
+              <w:pageBreakBefore w:val="0"/>
+              <w:widowControl w:val="0"/>
+              <w:kinsoku w:val="0"/>
+              <w:wordWrap/>
+              <w:overflowPunct/>
+              <w:topLinePunct w:val="0"/>
+              <w:autoSpaceDE w:val="0"/>
+              <w:autoSpaceDN w:val="0"/>
               <w:bidi w:val="0"/>
+              <w:adjustRightInd w:val="0"/>
               <w:snapToGrid w:val="0"/>
               <w:spacing w:line="240" w:lineRule="auto"/>
               <w:ind w:left="0" w:leftChars="0" w:right="0" w:rightChars="0" w:firstLine="0" w:firstLineChars="0"/>
               <w:jc w:val="center"/>
+              <w:textAlignment w:val="baseline"/>
             </w:pPr>
             <w:r>
               <w:t>观察评估组注入第一个预设故障（机房电力中断）</w:t>
@@ -5893,12 +7276,23 @@
           <w:p>
             <w:pPr>
               <w:pStyle w:val="29"/>
-              <w:keepNext/>
+              <w:keepNext w:val="0"/>
+              <w:keepLines w:val="0"/>
+              <w:pageBreakBefore w:val="0"/>
+              <w:widowControl w:val="0"/>
+              <w:kinsoku w:val="0"/>
+              <w:wordWrap/>
+              <w:overflowPunct/>
+              <w:topLinePunct w:val="0"/>
+              <w:autoSpaceDE w:val="0"/>
+              <w:autoSpaceDN w:val="0"/>
               <w:bidi w:val="0"/>
+              <w:adjustRightInd w:val="0"/>
               <w:snapToGrid w:val="0"/>
               <w:spacing w:line="240" w:lineRule="auto"/>
               <w:ind w:left="0" w:leftChars="0" w:right="0" w:rightChars="0" w:firstLine="0" w:firstLineChars="0"/>
               <w:jc w:val="center"/>
+              <w:textAlignment w:val="baseline"/>
             </w:pPr>
             <w:r>
               <w:t>14:00-14:05</w:t>
@@ -5925,12 +7319,23 @@
           <w:p>
             <w:pPr>
               <w:pStyle w:val="29"/>
-              <w:keepNext/>
+              <w:keepNext w:val="0"/>
+              <w:keepLines w:val="0"/>
+              <w:pageBreakBefore w:val="0"/>
+              <w:widowControl w:val="0"/>
+              <w:kinsoku w:val="0"/>
+              <w:wordWrap/>
+              <w:overflowPunct/>
+              <w:topLinePunct w:val="0"/>
+              <w:autoSpaceDE w:val="0"/>
+              <w:autoSpaceDN w:val="0"/>
               <w:bidi w:val="0"/>
+              <w:adjustRightInd w:val="0"/>
               <w:snapToGrid w:val="0"/>
               <w:spacing w:line="240" w:lineRule="auto"/>
               <w:ind w:left="0" w:leftChars="0" w:right="0" w:rightChars="0" w:firstLine="0" w:firstLineChars="0"/>
               <w:jc w:val="center"/>
+              <w:textAlignment w:val="baseline"/>
               <w:rPr>
                 <w:rFonts w:hint="eastAsia" w:eastAsia="宋体"/>
                 <w:lang w:eastAsia="zh-CN"/>
@@ -5990,12 +7395,23 @@
           <w:p>
             <w:pPr>
               <w:pStyle w:val="29"/>
-              <w:keepNext/>
+              <w:keepNext w:val="0"/>
+              <w:keepLines w:val="0"/>
+              <w:pageBreakBefore w:val="0"/>
+              <w:widowControl w:val="0"/>
+              <w:kinsoku w:val="0"/>
+              <w:wordWrap/>
+              <w:overflowPunct/>
+              <w:topLinePunct w:val="0"/>
+              <w:autoSpaceDE w:val="0"/>
+              <w:autoSpaceDN w:val="0"/>
               <w:bidi w:val="0"/>
+              <w:adjustRightInd w:val="0"/>
               <w:snapToGrid w:val="0"/>
               <w:spacing w:line="240" w:lineRule="auto"/>
               <w:ind w:left="0" w:leftChars="0" w:right="0" w:rightChars="0" w:firstLine="0" w:firstLineChars="0"/>
               <w:jc w:val="center"/>
+              <w:textAlignment w:val="baseline"/>
             </w:pPr>
             <w:r>
               <w:t>14:05-14:10</w:t>
@@ -6022,12 +7438,23 @@
           <w:p>
             <w:pPr>
               <w:pStyle w:val="29"/>
-              <w:keepNext/>
+              <w:keepNext w:val="0"/>
+              <w:keepLines w:val="0"/>
+              <w:pageBreakBefore w:val="0"/>
+              <w:widowControl w:val="0"/>
+              <w:kinsoku w:val="0"/>
+              <w:wordWrap/>
+              <w:overflowPunct/>
+              <w:topLinePunct w:val="0"/>
+              <w:autoSpaceDE w:val="0"/>
+              <w:autoSpaceDN w:val="0"/>
               <w:bidi w:val="0"/>
+              <w:adjustRightInd w:val="0"/>
               <w:snapToGrid w:val="0"/>
               <w:spacing w:line="240" w:lineRule="auto"/>
               <w:ind w:left="0" w:leftChars="0" w:right="0" w:rightChars="0" w:firstLine="0" w:firstLineChars="0"/>
               <w:jc w:val="center"/>
+              <w:textAlignment w:val="baseline"/>
             </w:pPr>
             <w:r>
               <w:rPr>
@@ -6083,12 +7510,23 @@
           <w:p>
             <w:pPr>
               <w:pStyle w:val="29"/>
-              <w:keepNext/>
+              <w:keepNext w:val="0"/>
+              <w:keepLines w:val="0"/>
+              <w:pageBreakBefore w:val="0"/>
+              <w:widowControl w:val="0"/>
+              <w:kinsoku w:val="0"/>
+              <w:wordWrap/>
+              <w:overflowPunct/>
+              <w:topLinePunct w:val="0"/>
+              <w:autoSpaceDE w:val="0"/>
+              <w:autoSpaceDN w:val="0"/>
               <w:bidi w:val="0"/>
+              <w:adjustRightInd w:val="0"/>
               <w:snapToGrid w:val="0"/>
               <w:spacing w:line="240" w:lineRule="auto"/>
               <w:ind w:left="0" w:leftChars="0" w:right="0" w:rightChars="0" w:firstLine="0" w:firstLineChars="0"/>
               <w:jc w:val="center"/>
+              <w:textAlignment w:val="baseline"/>
             </w:pPr>
             <w:r>
               <w:t>14:10-14:25</w:t>
@@ -6115,12 +7553,23 @@
           <w:p>
             <w:pPr>
               <w:pStyle w:val="29"/>
-              <w:keepNext/>
+              <w:keepNext w:val="0"/>
+              <w:keepLines w:val="0"/>
+              <w:pageBreakBefore w:val="0"/>
+              <w:widowControl w:val="0"/>
+              <w:kinsoku w:val="0"/>
+              <w:wordWrap/>
+              <w:overflowPunct/>
+              <w:topLinePunct w:val="0"/>
+              <w:autoSpaceDE w:val="0"/>
+              <w:autoSpaceDN w:val="0"/>
               <w:bidi w:val="0"/>
+              <w:adjustRightInd w:val="0"/>
               <w:snapToGrid w:val="0"/>
               <w:spacing w:line="240" w:lineRule="auto"/>
               <w:ind w:left="0" w:leftChars="0" w:right="0" w:rightChars="0" w:firstLine="0" w:firstLineChars="0"/>
               <w:jc w:val="center"/>
+              <w:textAlignment w:val="baseline"/>
             </w:pPr>
             <w:r>
               <w:t>技术保障组联系数据中心运维方，手动启动柴油发电机</w:t>
@@ -6169,12 +7618,23 @@
           <w:p>
             <w:pPr>
               <w:pStyle w:val="29"/>
-              <w:keepNext/>
+              <w:keepNext w:val="0"/>
+              <w:keepLines w:val="0"/>
+              <w:pageBreakBefore w:val="0"/>
+              <w:widowControl w:val="0"/>
+              <w:kinsoku w:val="0"/>
+              <w:wordWrap/>
+              <w:overflowPunct/>
+              <w:topLinePunct w:val="0"/>
+              <w:autoSpaceDE w:val="0"/>
+              <w:autoSpaceDN w:val="0"/>
               <w:bidi w:val="0"/>
+              <w:adjustRightInd w:val="0"/>
               <w:snapToGrid w:val="0"/>
               <w:spacing w:line="240" w:lineRule="auto"/>
               <w:ind w:left="0" w:leftChars="0" w:right="0" w:rightChars="0" w:firstLine="0" w:firstLineChars="0"/>
               <w:jc w:val="center"/>
+              <w:textAlignment w:val="baseline"/>
             </w:pPr>
             <w:r>
               <w:t>14:25</w:t>
@@ -6201,12 +7661,23 @@
           <w:p>
             <w:pPr>
               <w:pStyle w:val="29"/>
-              <w:keepNext/>
+              <w:keepNext w:val="0"/>
+              <w:keepLines w:val="0"/>
+              <w:pageBreakBefore w:val="0"/>
+              <w:widowControl w:val="0"/>
+              <w:kinsoku w:val="0"/>
+              <w:wordWrap/>
+              <w:overflowPunct/>
+              <w:topLinePunct w:val="0"/>
+              <w:autoSpaceDE w:val="0"/>
+              <w:autoSpaceDN w:val="0"/>
               <w:bidi w:val="0"/>
+              <w:adjustRightInd w:val="0"/>
               <w:snapToGrid w:val="0"/>
               <w:spacing w:line="240" w:lineRule="auto"/>
               <w:ind w:left="0" w:leftChars="0" w:right="0" w:rightChars="0" w:firstLine="0" w:firstLineChars="0"/>
               <w:jc w:val="center"/>
+              <w:textAlignment w:val="baseline"/>
             </w:pPr>
             <w:r>
               <w:t>电力恢复，验证设备状态正常</w:t>
@@ -6255,12 +7726,23 @@
           <w:p>
             <w:pPr>
               <w:pStyle w:val="29"/>
-              <w:keepNext/>
+              <w:keepNext w:val="0"/>
+              <w:keepLines w:val="0"/>
+              <w:pageBreakBefore w:val="0"/>
+              <w:widowControl w:val="0"/>
+              <w:kinsoku w:val="0"/>
+              <w:wordWrap/>
+              <w:overflowPunct/>
+              <w:topLinePunct w:val="0"/>
+              <w:autoSpaceDE w:val="0"/>
+              <w:autoSpaceDN w:val="0"/>
               <w:bidi w:val="0"/>
+              <w:adjustRightInd w:val="0"/>
               <w:snapToGrid w:val="0"/>
               <w:spacing w:line="240" w:lineRule="auto"/>
               <w:ind w:left="0" w:leftChars="0" w:right="0" w:rightChars="0" w:firstLine="0" w:firstLineChars="0"/>
               <w:jc w:val="center"/>
+              <w:textAlignment w:val="baseline"/>
             </w:pPr>
             <w:r>
               <w:t>14:25-14:30</w:t>
@@ -6287,12 +7769,23 @@
           <w:p>
             <w:pPr>
               <w:pStyle w:val="29"/>
-              <w:keepNext/>
+              <w:keepNext w:val="0"/>
+              <w:keepLines w:val="0"/>
+              <w:pageBreakBefore w:val="0"/>
+              <w:widowControl w:val="0"/>
+              <w:kinsoku w:val="0"/>
+              <w:wordWrap/>
+              <w:overflowPunct/>
+              <w:topLinePunct w:val="0"/>
+              <w:autoSpaceDE w:val="0"/>
+              <w:autoSpaceDN w:val="0"/>
               <w:bidi w:val="0"/>
+              <w:adjustRightInd w:val="0"/>
               <w:snapToGrid w:val="0"/>
               <w:spacing w:line="240" w:lineRule="auto"/>
               <w:ind w:left="0" w:leftChars="0" w:right="0" w:rightChars="0" w:firstLine="0" w:firstLineChars="0"/>
               <w:jc w:val="center"/>
+              <w:textAlignment w:val="baseline"/>
             </w:pPr>
             <w:r>
               <w:t>注入第二个预设故障（核心硬件故障）</w:t>
@@ -6341,12 +7834,23 @@
           <w:p>
             <w:pPr>
               <w:pStyle w:val="29"/>
-              <w:keepNext/>
+              <w:keepNext w:val="0"/>
+              <w:keepLines w:val="0"/>
+              <w:pageBreakBefore w:val="0"/>
+              <w:widowControl w:val="0"/>
+              <w:kinsoku w:val="0"/>
+              <w:wordWrap/>
+              <w:overflowPunct/>
+              <w:topLinePunct w:val="0"/>
+              <w:autoSpaceDE w:val="0"/>
+              <w:autoSpaceDN w:val="0"/>
               <w:bidi w:val="0"/>
+              <w:adjustRightInd w:val="0"/>
               <w:snapToGrid w:val="0"/>
               <w:spacing w:line="240" w:lineRule="auto"/>
               <w:ind w:left="0" w:leftChars="0" w:right="0" w:rightChars="0" w:firstLine="0" w:firstLineChars="0"/>
               <w:jc w:val="center"/>
+              <w:textAlignment w:val="baseline"/>
             </w:pPr>
             <w:r>
               <w:t>14:30-14:35</w:t>
@@ -6373,12 +7877,23 @@
           <w:p>
             <w:pPr>
               <w:pStyle w:val="29"/>
-              <w:keepNext/>
+              <w:keepNext w:val="0"/>
+              <w:keepLines w:val="0"/>
+              <w:pageBreakBefore w:val="0"/>
+              <w:widowControl w:val="0"/>
+              <w:kinsoku w:val="0"/>
+              <w:wordWrap/>
+              <w:overflowPunct/>
+              <w:topLinePunct w:val="0"/>
+              <w:autoSpaceDE w:val="0"/>
+              <w:autoSpaceDN w:val="0"/>
               <w:bidi w:val="0"/>
+              <w:adjustRightInd w:val="0"/>
               <w:snapToGrid w:val="0"/>
               <w:spacing w:line="240" w:lineRule="auto"/>
               <w:ind w:left="0" w:leftChars="0" w:right="0" w:rightChars="0" w:firstLine="0" w:firstLineChars="0"/>
               <w:jc w:val="center"/>
+              <w:textAlignment w:val="baseline"/>
               <w:rPr>
                 <w:rFonts w:hint="eastAsia" w:eastAsia="宋体"/>
                 <w:lang w:eastAsia="zh-CN"/>
@@ -6438,12 +7953,23 @@
           <w:p>
             <w:pPr>
               <w:pStyle w:val="29"/>
-              <w:keepNext/>
+              <w:keepNext w:val="0"/>
+              <w:keepLines w:val="0"/>
+              <w:pageBreakBefore w:val="0"/>
+              <w:widowControl w:val="0"/>
+              <w:kinsoku w:val="0"/>
+              <w:wordWrap/>
+              <w:overflowPunct/>
+              <w:topLinePunct w:val="0"/>
+              <w:autoSpaceDE w:val="0"/>
+              <w:autoSpaceDN w:val="0"/>
               <w:bidi w:val="0"/>
+              <w:adjustRightInd w:val="0"/>
               <w:snapToGrid w:val="0"/>
               <w:spacing w:line="240" w:lineRule="auto"/>
               <w:ind w:left="0" w:leftChars="0" w:right="0" w:rightChars="0" w:firstLine="0" w:firstLineChars="0"/>
               <w:jc w:val="center"/>
+              <w:textAlignment w:val="baseline"/>
             </w:pPr>
             <w:r>
               <w:t>14:35-14:40</w:t>
@@ -6470,12 +7996,23 @@
           <w:p>
             <w:pPr>
               <w:pStyle w:val="29"/>
-              <w:keepNext/>
+              <w:keepNext w:val="0"/>
+              <w:keepLines w:val="0"/>
+              <w:pageBreakBefore w:val="0"/>
+              <w:widowControl w:val="0"/>
+              <w:kinsoku w:val="0"/>
+              <w:wordWrap/>
+              <w:overflowPunct/>
+              <w:topLinePunct w:val="0"/>
+              <w:autoSpaceDE w:val="0"/>
+              <w:autoSpaceDN w:val="0"/>
               <w:bidi w:val="0"/>
+              <w:adjustRightInd w:val="0"/>
               <w:snapToGrid w:val="0"/>
               <w:spacing w:line="240" w:lineRule="auto"/>
               <w:ind w:left="0" w:leftChars="0" w:right="0" w:rightChars="0" w:firstLine="0" w:firstLineChars="0"/>
               <w:jc w:val="center"/>
+              <w:textAlignment w:val="baseline"/>
             </w:pPr>
             <w:r>
               <w:rPr>
@@ -6531,12 +8068,23 @@
           <w:p>
             <w:pPr>
               <w:pStyle w:val="29"/>
-              <w:keepNext/>
+              <w:keepNext w:val="0"/>
+              <w:keepLines w:val="0"/>
+              <w:pageBreakBefore w:val="0"/>
+              <w:widowControl w:val="0"/>
+              <w:kinsoku w:val="0"/>
+              <w:wordWrap/>
+              <w:overflowPunct/>
+              <w:topLinePunct w:val="0"/>
+              <w:autoSpaceDE w:val="0"/>
+              <w:autoSpaceDN w:val="0"/>
               <w:bidi w:val="0"/>
+              <w:adjustRightInd w:val="0"/>
               <w:snapToGrid w:val="0"/>
               <w:spacing w:line="240" w:lineRule="auto"/>
               <w:ind w:left="0" w:leftChars="0" w:right="0" w:rightChars="0" w:firstLine="0" w:firstLineChars="0"/>
               <w:jc w:val="center"/>
+              <w:textAlignment w:val="baseline"/>
             </w:pPr>
             <w:r>
               <w:t>14:40-14:50</w:t>
@@ -6563,12 +8111,23 @@
           <w:p>
             <w:pPr>
               <w:pStyle w:val="29"/>
-              <w:keepNext/>
+              <w:keepNext w:val="0"/>
+              <w:keepLines w:val="0"/>
+              <w:pageBreakBefore w:val="0"/>
+              <w:widowControl w:val="0"/>
+              <w:kinsoku w:val="0"/>
+              <w:wordWrap/>
+              <w:overflowPunct/>
+              <w:topLinePunct w:val="0"/>
+              <w:autoSpaceDE w:val="0"/>
+              <w:autoSpaceDN w:val="0"/>
               <w:bidi w:val="0"/>
+              <w:adjustRightInd w:val="0"/>
               <w:snapToGrid w:val="0"/>
               <w:spacing w:line="240" w:lineRule="auto"/>
               <w:ind w:left="0" w:leftChars="0" w:right="0" w:rightChars="0" w:firstLine="0" w:firstLineChars="0"/>
               <w:jc w:val="center"/>
+              <w:textAlignment w:val="baseline"/>
             </w:pPr>
             <w:r>
               <w:t>技术保障组收集故障信息，联系设备厂商报修，向甲方提供临时环境建议</w:t>
@@ -6617,12 +8176,23 @@
           <w:p>
             <w:pPr>
               <w:pStyle w:val="29"/>
-              <w:keepNext/>
+              <w:keepNext w:val="0"/>
+              <w:keepLines w:val="0"/>
+              <w:pageBreakBefore w:val="0"/>
+              <w:widowControl w:val="0"/>
+              <w:kinsoku w:val="0"/>
+              <w:wordWrap/>
+              <w:overflowPunct/>
+              <w:topLinePunct w:val="0"/>
+              <w:autoSpaceDE w:val="0"/>
+              <w:autoSpaceDN w:val="0"/>
               <w:bidi w:val="0"/>
+              <w:adjustRightInd w:val="0"/>
               <w:snapToGrid w:val="0"/>
               <w:spacing w:line="240" w:lineRule="auto"/>
               <w:ind w:left="0" w:leftChars="0" w:right="0" w:rightChars="0" w:firstLine="0" w:firstLineChars="0"/>
               <w:jc w:val="center"/>
+              <w:textAlignment w:val="baseline"/>
             </w:pPr>
             <w:r>
               <w:t>14:50-14:55</w:t>
@@ -6649,12 +8219,23 @@
           <w:p>
             <w:pPr>
               <w:pStyle w:val="29"/>
-              <w:keepNext/>
+              <w:keepNext w:val="0"/>
+              <w:keepLines w:val="0"/>
+              <w:pageBreakBefore w:val="0"/>
+              <w:widowControl w:val="0"/>
+              <w:kinsoku w:val="0"/>
+              <w:wordWrap/>
+              <w:overflowPunct/>
+              <w:topLinePunct w:val="0"/>
+              <w:autoSpaceDE w:val="0"/>
+              <w:autoSpaceDN w:val="0"/>
               <w:bidi w:val="0"/>
+              <w:adjustRightInd w:val="0"/>
               <w:snapToGrid w:val="0"/>
               <w:spacing w:line="240" w:lineRule="auto"/>
               <w:ind w:left="0" w:leftChars="0" w:right="0" w:rightChars="0" w:firstLine="0" w:firstLineChars="0"/>
               <w:jc w:val="center"/>
+              <w:textAlignment w:val="baseline"/>
             </w:pPr>
             <w:r>
               <w:t>注入第三个预设故障（安防审计异常）</w:t>
@@ -6703,12 +8284,23 @@
           <w:p>
             <w:pPr>
               <w:pStyle w:val="29"/>
-              <w:keepNext/>
+              <w:keepNext w:val="0"/>
+              <w:keepLines w:val="0"/>
+              <w:pageBreakBefore w:val="0"/>
+              <w:widowControl w:val="0"/>
+              <w:kinsoku w:val="0"/>
+              <w:wordWrap/>
+              <w:overflowPunct/>
+              <w:topLinePunct w:val="0"/>
+              <w:autoSpaceDE w:val="0"/>
+              <w:autoSpaceDN w:val="0"/>
               <w:bidi w:val="0"/>
+              <w:adjustRightInd w:val="0"/>
               <w:snapToGrid w:val="0"/>
               <w:spacing w:line="240" w:lineRule="auto"/>
               <w:ind w:left="0" w:leftChars="0" w:right="0" w:rightChars="0" w:firstLine="0" w:firstLineChars="0"/>
               <w:jc w:val="center"/>
+              <w:textAlignment w:val="baseline"/>
             </w:pPr>
             <w:r>
               <w:t>14:55-15:00</w:t>
@@ -6735,12 +8327,23 @@
           <w:p>
             <w:pPr>
               <w:pStyle w:val="29"/>
-              <w:keepNext/>
+              <w:keepNext w:val="0"/>
+              <w:keepLines w:val="0"/>
+              <w:pageBreakBefore w:val="0"/>
+              <w:widowControl w:val="0"/>
+              <w:kinsoku w:val="0"/>
+              <w:wordWrap/>
+              <w:overflowPunct/>
+              <w:topLinePunct w:val="0"/>
+              <w:autoSpaceDE w:val="0"/>
+              <w:autoSpaceDN w:val="0"/>
               <w:bidi w:val="0"/>
+              <w:adjustRightInd w:val="0"/>
               <w:snapToGrid w:val="0"/>
               <w:spacing w:line="240" w:lineRule="auto"/>
               <w:ind w:left="0" w:leftChars="0" w:right="0" w:rightChars="0" w:firstLine="0" w:firstLineChars="0"/>
               <w:jc w:val="center"/>
+              <w:textAlignment w:val="baseline"/>
             </w:pPr>
             <w:r>
               <w:t>运维工程师发现审计Agent离线，上报技术保障组</w:t>
@@ -6789,12 +8392,23 @@
           <w:p>
             <w:pPr>
               <w:pStyle w:val="29"/>
-              <w:keepNext/>
+              <w:keepNext w:val="0"/>
+              <w:keepLines w:val="0"/>
+              <w:pageBreakBefore w:val="0"/>
+              <w:widowControl w:val="0"/>
+              <w:kinsoku w:val="0"/>
+              <w:wordWrap/>
+              <w:overflowPunct/>
+              <w:topLinePunct w:val="0"/>
+              <w:autoSpaceDE w:val="0"/>
+              <w:autoSpaceDN w:val="0"/>
               <w:bidi w:val="0"/>
+              <w:adjustRightInd w:val="0"/>
               <w:snapToGrid w:val="0"/>
               <w:spacing w:line="240" w:lineRule="auto"/>
               <w:ind w:left="0" w:leftChars="0" w:right="0" w:rightChars="0" w:firstLine="0" w:firstLineChars="0"/>
               <w:jc w:val="center"/>
+              <w:textAlignment w:val="baseline"/>
             </w:pPr>
             <w:r>
               <w:t>15:00-15:10</w:t>
@@ -6821,12 +8435,23 @@
           <w:p>
             <w:pPr>
               <w:pStyle w:val="29"/>
-              <w:keepNext/>
+              <w:keepNext w:val="0"/>
+              <w:keepLines w:val="0"/>
+              <w:pageBreakBefore w:val="0"/>
+              <w:widowControl w:val="0"/>
+              <w:kinsoku w:val="0"/>
+              <w:wordWrap/>
+              <w:overflowPunct/>
+              <w:topLinePunct w:val="0"/>
+              <w:autoSpaceDE w:val="0"/>
+              <w:autoSpaceDN w:val="0"/>
               <w:bidi w:val="0"/>
+              <w:adjustRightInd w:val="0"/>
               <w:snapToGrid w:val="0"/>
               <w:spacing w:line="240" w:lineRule="auto"/>
               <w:ind w:left="0" w:leftChars="0" w:right="0" w:rightChars="0" w:firstLine="0" w:firstLineChars="0"/>
               <w:jc w:val="center"/>
+              <w:textAlignment w:val="baseline"/>
             </w:pPr>
             <w:r>
               <w:t>技术保障组重启审计Agent，检查日志完整性</w:t>
@@ -6875,12 +8500,23 @@
           <w:p>
             <w:pPr>
               <w:pStyle w:val="29"/>
-              <w:keepNext/>
+              <w:keepNext w:val="0"/>
+              <w:keepLines w:val="0"/>
+              <w:pageBreakBefore w:val="0"/>
+              <w:widowControl w:val="0"/>
+              <w:kinsoku w:val="0"/>
+              <w:wordWrap/>
+              <w:overflowPunct/>
+              <w:topLinePunct w:val="0"/>
+              <w:autoSpaceDE w:val="0"/>
+              <w:autoSpaceDN w:val="0"/>
               <w:bidi w:val="0"/>
+              <w:adjustRightInd w:val="0"/>
               <w:snapToGrid w:val="0"/>
               <w:spacing w:line="240" w:lineRule="auto"/>
               <w:ind w:left="0" w:leftChars="0" w:right="0" w:rightChars="0" w:firstLine="0" w:firstLineChars="0"/>
               <w:jc w:val="center"/>
+              <w:textAlignment w:val="baseline"/>
             </w:pPr>
             <w:r>
               <w:t>15:10-15:15</w:t>
@@ -6907,12 +8543,23 @@
           <w:p>
             <w:pPr>
               <w:pStyle w:val="29"/>
-              <w:keepNext/>
+              <w:keepNext w:val="0"/>
+              <w:keepLines w:val="0"/>
+              <w:pageBreakBefore w:val="0"/>
+              <w:widowControl w:val="0"/>
+              <w:kinsoku w:val="0"/>
+              <w:wordWrap/>
+              <w:overflowPunct/>
+              <w:topLinePunct w:val="0"/>
+              <w:autoSpaceDE w:val="0"/>
+              <w:autoSpaceDN w:val="0"/>
               <w:bidi w:val="0"/>
+              <w:adjustRightInd w:val="0"/>
               <w:snapToGrid w:val="0"/>
               <w:spacing w:line="240" w:lineRule="auto"/>
               <w:ind w:left="0" w:leftChars="0" w:right="0" w:rightChars="0" w:firstLine="0" w:firstLineChars="0"/>
               <w:jc w:val="center"/>
+              <w:textAlignment w:val="baseline"/>
             </w:pPr>
             <w:r>
               <w:t>审计恢复，验证日志完整</w:t>
@@ -6961,12 +8608,23 @@
           <w:p>
             <w:pPr>
               <w:pStyle w:val="29"/>
-              <w:keepNext/>
+              <w:keepNext w:val="0"/>
+              <w:keepLines w:val="0"/>
+              <w:pageBreakBefore w:val="0"/>
+              <w:widowControl w:val="0"/>
+              <w:kinsoku w:val="0"/>
+              <w:wordWrap/>
+              <w:overflowPunct/>
+              <w:topLinePunct w:val="0"/>
+              <w:autoSpaceDE w:val="0"/>
+              <w:autoSpaceDN w:val="0"/>
               <w:bidi w:val="0"/>
+              <w:adjustRightInd w:val="0"/>
               <w:snapToGrid w:val="0"/>
               <w:spacing w:line="240" w:lineRule="auto"/>
               <w:ind w:left="0" w:leftChars="0" w:right="0" w:rightChars="0" w:firstLine="0" w:firstLineChars="0"/>
               <w:jc w:val="center"/>
+              <w:textAlignment w:val="baseline"/>
             </w:pPr>
             <w:r>
               <w:t>15:15-15:30</w:t>
@@ -6993,12 +8651,23 @@
           <w:p>
             <w:pPr>
               <w:pStyle w:val="29"/>
-              <w:keepNext/>
+              <w:keepNext w:val="0"/>
+              <w:keepLines w:val="0"/>
+              <w:pageBreakBefore w:val="0"/>
+              <w:widowControl w:val="0"/>
+              <w:kinsoku w:val="0"/>
+              <w:wordWrap/>
+              <w:overflowPunct/>
+              <w:topLinePunct w:val="0"/>
+              <w:autoSpaceDE w:val="0"/>
+              <w:autoSpaceDN w:val="0"/>
               <w:bidi w:val="0"/>
+              <w:adjustRightInd w:val="0"/>
               <w:snapToGrid w:val="0"/>
               <w:spacing w:line="240" w:lineRule="auto"/>
               <w:ind w:left="0" w:leftChars="0" w:right="0" w:rightChars="0" w:firstLine="0" w:firstLineChars="0"/>
               <w:jc w:val="center"/>
+              <w:textAlignment w:val="baseline"/>
             </w:pPr>
             <w:r>
               <w:t>各小组汇报处置结果，指挥部确认所有故障已解决</w:t>
@@ -7010,7 +8679,20 @@
     <w:p>
       <w:pPr>
         <w:pStyle w:val="30"/>
+        <w:keepNext w:val="0"/>
+        <w:keepLines w:val="0"/>
+        <w:pageBreakBefore w:val="0"/>
+        <w:widowControl w:val="0"/>
+        <w:kinsoku w:val="0"/>
+        <w:wordWrap/>
+        <w:overflowPunct/>
+        <w:topLinePunct w:val="0"/>
+        <w:autoSpaceDE w:val="0"/>
+        <w:autoSpaceDN w:val="0"/>
         <w:bidi w:val="0"/>
+        <w:adjustRightInd w:val="0"/>
+        <w:snapToGrid w:val="0"/>
+        <w:textAlignment w:val="baseline"/>
       </w:pPr>
       <w:bookmarkStart w:id="39" w:name="heading_21"/>
       <w:bookmarkStart w:id="40" w:name="_Toc2077"/>
@@ -7023,7 +8705,20 @@
     <w:p>
       <w:pPr>
         <w:pStyle w:val="29"/>
+        <w:keepNext w:val="0"/>
+        <w:keepLines w:val="0"/>
+        <w:pageBreakBefore w:val="0"/>
+        <w:widowControl w:val="0"/>
+        <w:kinsoku w:val="0"/>
+        <w:wordWrap/>
+        <w:overflowPunct/>
+        <w:topLinePunct w:val="0"/>
+        <w:autoSpaceDE w:val="0"/>
+        <w:autoSpaceDN w:val="0"/>
         <w:bidi w:val="0"/>
+        <w:adjustRightInd w:val="0"/>
+        <w:snapToGrid w:val="0"/>
+        <w:textAlignment w:val="baseline"/>
       </w:pPr>
       <w:r>
         <w:t>所有人员在指定会议室集合</w:t>
@@ -7032,7 +8727,20 @@
     <w:p>
       <w:pPr>
         <w:pStyle w:val="29"/>
+        <w:keepNext w:val="0"/>
+        <w:keepLines w:val="0"/>
+        <w:pageBreakBefore w:val="0"/>
+        <w:widowControl w:val="0"/>
+        <w:kinsoku w:val="0"/>
+        <w:wordWrap/>
+        <w:overflowPunct/>
+        <w:topLinePunct w:val="0"/>
+        <w:autoSpaceDE w:val="0"/>
+        <w:autoSpaceDN w:val="0"/>
         <w:bidi w:val="0"/>
+        <w:adjustRightInd w:val="0"/>
+        <w:snapToGrid w:val="0"/>
+        <w:textAlignment w:val="baseline"/>
       </w:pPr>
       <w:r>
         <w:t>各小组简要自评</w:t>
@@ -7041,7 +8749,20 @@
     <w:p>
       <w:pPr>
         <w:pStyle w:val="29"/>
+        <w:keepNext w:val="0"/>
+        <w:keepLines w:val="0"/>
+        <w:pageBreakBefore w:val="0"/>
+        <w:widowControl w:val="0"/>
+        <w:kinsoku w:val="0"/>
+        <w:wordWrap/>
+        <w:overflowPunct/>
+        <w:topLinePunct w:val="0"/>
+        <w:autoSpaceDE w:val="0"/>
+        <w:autoSpaceDN w:val="0"/>
         <w:bidi w:val="0"/>
+        <w:adjustRightInd w:val="0"/>
+        <w:snapToGrid w:val="0"/>
+        <w:textAlignment w:val="baseline"/>
       </w:pPr>
       <w:r>
         <w:t>观察评估组发布初步评估发现</w:t>
@@ -7050,7 +8771,20 @@
     <w:p>
       <w:pPr>
         <w:pStyle w:val="29"/>
+        <w:keepNext w:val="0"/>
+        <w:keepLines w:val="0"/>
+        <w:pageBreakBefore w:val="0"/>
+        <w:widowControl w:val="0"/>
+        <w:kinsoku w:val="0"/>
+        <w:wordWrap/>
+        <w:overflowPunct/>
+        <w:topLinePunct w:val="0"/>
+        <w:autoSpaceDE w:val="0"/>
+        <w:autoSpaceDN w:val="0"/>
         <w:bidi w:val="0"/>
+        <w:adjustRightInd w:val="0"/>
+        <w:snapToGrid w:val="0"/>
+        <w:textAlignment w:val="baseline"/>
       </w:pPr>
       <w:r>
         <w:rPr>
@@ -7066,7 +8800,20 @@
     <w:p>
       <w:pPr>
         <w:pStyle w:val="29"/>
+        <w:keepNext w:val="0"/>
+        <w:keepLines w:val="0"/>
+        <w:pageBreakBefore w:val="0"/>
+        <w:widowControl w:val="0"/>
+        <w:kinsoku w:val="0"/>
+        <w:wordWrap/>
+        <w:overflowPunct/>
+        <w:topLinePunct w:val="0"/>
+        <w:autoSpaceDE w:val="0"/>
+        <w:autoSpaceDN w:val="0"/>
         <w:bidi w:val="0"/>
+        <w:adjustRightInd w:val="0"/>
+        <w:snapToGrid w:val="0"/>
+        <w:textAlignment w:val="baseline"/>
       </w:pPr>
       <w:r>
         <w:t>明确《演练总结报告》编制责任人与时限（演练后3个工作日内）</w:t>
@@ -7075,10 +8822,23 @@
     <w:p>
       <w:pPr>
         <w:pStyle w:val="28"/>
+        <w:keepNext w:val="0"/>
+        <w:keepLines w:val="0"/>
+        <w:pageBreakBefore w:val="0"/>
+        <w:widowControl w:val="0"/>
+        <w:kinsoku w:val="0"/>
+        <w:wordWrap/>
+        <w:overflowPunct/>
+        <w:topLinePunct w:val="0"/>
+        <w:autoSpaceDE w:val="0"/>
+        <w:autoSpaceDN w:val="0"/>
         <w:bidi w:val="0"/>
+        <w:adjustRightInd w:val="0"/>
+        <w:snapToGrid w:val="0"/>
+        <w:textAlignment w:val="baseline"/>
       </w:pPr>
-      <w:bookmarkStart w:id="41" w:name="heading_22"/>
-      <w:bookmarkStart w:id="42" w:name="_Toc25845"/>
+      <w:bookmarkStart w:id="41" w:name="_Toc25845"/>
+      <w:bookmarkStart w:id="42" w:name="heading_22"/>
       <w:r>
         <w:t>演练评估与总结</w:t>
       </w:r>
@@ -7088,7 +8848,20 @@
     <w:p>
       <w:pPr>
         <w:pStyle w:val="29"/>
+        <w:keepNext w:val="0"/>
+        <w:keepLines w:val="0"/>
+        <w:pageBreakBefore w:val="0"/>
+        <w:widowControl w:val="0"/>
+        <w:kinsoku w:val="0"/>
+        <w:wordWrap/>
+        <w:overflowPunct/>
+        <w:topLinePunct w:val="0"/>
+        <w:autoSpaceDE w:val="0"/>
+        <w:autoSpaceDN w:val="0"/>
         <w:bidi w:val="0"/>
+        <w:adjustRightInd w:val="0"/>
+        <w:snapToGrid w:val="0"/>
+        <w:textAlignment w:val="baseline"/>
       </w:pPr>
       <w:r>
         <w:t>评估标准：严格对照《应急演练大纲》（ZGS-10-02）及《应急预案》（ZGS-10-03）进行。</w:t>
@@ -7097,7 +8870,20 @@
     <w:p>
       <w:pPr>
         <w:pStyle w:val="29"/>
+        <w:keepNext w:val="0"/>
+        <w:keepLines w:val="0"/>
+        <w:pageBreakBefore w:val="0"/>
+        <w:widowControl w:val="0"/>
+        <w:kinsoku w:val="0"/>
+        <w:wordWrap/>
+        <w:overflowPunct/>
+        <w:topLinePunct w:val="0"/>
+        <w:autoSpaceDE w:val="0"/>
+        <w:autoSpaceDN w:val="0"/>
         <w:bidi w:val="0"/>
+        <w:adjustRightInd w:val="0"/>
+        <w:snapToGrid w:val="0"/>
+        <w:textAlignment w:val="baseline"/>
       </w:pPr>
       <w:r>
         <w:t>评估方法：采用观察评估组实时记录、关键节点计时、事后访谈相结合的方式。</w:t>
@@ -7106,21 +8892,47 @@
     <w:p>
       <w:pPr>
         <w:pStyle w:val="29"/>
+        <w:keepNext w:val="0"/>
+        <w:keepLines w:val="0"/>
+        <w:pageBreakBefore w:val="0"/>
+        <w:widowControl w:val="0"/>
+        <w:kinsoku w:val="0"/>
+        <w:wordWrap/>
+        <w:overflowPunct/>
+        <w:topLinePunct w:val="0"/>
+        <w:autoSpaceDE w:val="0"/>
+        <w:autoSpaceDN w:val="0"/>
         <w:bidi w:val="0"/>
+        <w:adjustRightInd w:val="0"/>
+        <w:snapToGrid w:val="0"/>
+        <w:textAlignment w:val="baseline"/>
       </w:pPr>
       <w:r>
-        <w:t>总结报告：由质量部牵头，依据评估结果编制《中国广电重庆网络股份有限公司服务器托管项目-应急演练报告》。报告需包含：</w:t>
+        <w:t>总结报告：由质量部牵头，依据评估结果编制《中国广电重庆网络股份有限公司存储维保项目-应急演练报告》。报告需包含：</w:t>
       </w:r>
     </w:p>
     <w:p>
       <w:pPr>
         <w:pStyle w:val="40"/>
+        <w:keepNext w:val="0"/>
+        <w:keepLines w:val="0"/>
+        <w:pageBreakBefore w:val="0"/>
+        <w:widowControl w:val="0"/>
         <w:numPr>
           <w:ilvl w:val="0"/>
           <w:numId w:val="3"/>
         </w:numPr>
+        <w:kinsoku w:val="0"/>
+        <w:wordWrap/>
+        <w:overflowPunct/>
+        <w:topLinePunct w:val="0"/>
+        <w:autoSpaceDE w:val="0"/>
+        <w:autoSpaceDN w:val="0"/>
         <w:bidi w:val="0"/>
+        <w:adjustRightInd w:val="0"/>
+        <w:snapToGrid w:val="0"/>
         <w:ind w:left="425" w:leftChars="0" w:hanging="425" w:firstLineChars="0"/>
+        <w:textAlignment w:val="baseline"/>
       </w:pPr>
       <w:r>
         <w:t>演练概况与目标达成情况分析</w:t>
@@ -7129,12 +8941,25 @@
     <w:p>
       <w:pPr>
         <w:pStyle w:val="40"/>
+        <w:keepNext w:val="0"/>
+        <w:keepLines w:val="0"/>
+        <w:pageBreakBefore w:val="0"/>
+        <w:widowControl w:val="0"/>
         <w:numPr>
           <w:ilvl w:val="0"/>
           <w:numId w:val="3"/>
         </w:numPr>
+        <w:kinsoku w:val="0"/>
+        <w:wordWrap/>
+        <w:overflowPunct/>
+        <w:topLinePunct w:val="0"/>
+        <w:autoSpaceDE w:val="0"/>
+        <w:autoSpaceDN w:val="0"/>
         <w:bidi w:val="0"/>
+        <w:adjustRightInd w:val="0"/>
+        <w:snapToGrid w:val="0"/>
         <w:ind w:left="425" w:leftChars="0" w:hanging="425" w:firstLineChars="0"/>
+        <w:textAlignment w:val="baseline"/>
       </w:pPr>
       <w:r>
         <w:t>流程、协同、技术操作中的优点与不足</w:t>
@@ -7143,12 +8968,25 @@
     <w:p>
       <w:pPr>
         <w:pStyle w:val="40"/>
+        <w:keepNext w:val="0"/>
+        <w:keepLines w:val="0"/>
+        <w:pageBreakBefore w:val="0"/>
+        <w:widowControl w:val="0"/>
         <w:numPr>
           <w:ilvl w:val="0"/>
           <w:numId w:val="3"/>
         </w:numPr>
+        <w:kinsoku w:val="0"/>
+        <w:wordWrap/>
+        <w:overflowPunct/>
+        <w:topLinePunct w:val="0"/>
+        <w:autoSpaceDE w:val="0"/>
+        <w:autoSpaceDN w:val="0"/>
         <w:bidi w:val="0"/>
+        <w:adjustRightInd w:val="0"/>
+        <w:snapToGrid w:val="0"/>
         <w:ind w:left="425" w:leftChars="0" w:hanging="425" w:firstLineChars="0"/>
+        <w:textAlignment w:val="baseline"/>
       </w:pPr>
       <w:r>
         <w:t>对《应急预案》的具体修订建议</w:t>
@@ -7157,12 +8995,25 @@
     <w:p>
       <w:pPr>
         <w:pStyle w:val="40"/>
+        <w:keepNext w:val="0"/>
+        <w:keepLines w:val="0"/>
+        <w:pageBreakBefore w:val="0"/>
+        <w:widowControl w:val="0"/>
         <w:numPr>
           <w:ilvl w:val="0"/>
           <w:numId w:val="3"/>
         </w:numPr>
+        <w:kinsoku w:val="0"/>
+        <w:wordWrap/>
+        <w:overflowPunct/>
+        <w:topLinePunct w:val="0"/>
+        <w:autoSpaceDE w:val="0"/>
+        <w:autoSpaceDN w:val="0"/>
         <w:bidi w:val="0"/>
+        <w:adjustRightInd w:val="0"/>
+        <w:snapToGrid w:val="0"/>
         <w:ind w:left="425" w:leftChars="0" w:hanging="425" w:firstLineChars="0"/>
+        <w:textAlignment w:val="baseline"/>
       </w:pPr>
       <w:r>
         <w:t>后续改进措施与计划</w:t>
@@ -7171,7 +9022,20 @@
     <w:p>
       <w:pPr>
         <w:pStyle w:val="28"/>
+        <w:keepNext w:val="0"/>
+        <w:keepLines w:val="0"/>
+        <w:pageBreakBefore w:val="0"/>
+        <w:widowControl w:val="0"/>
+        <w:kinsoku w:val="0"/>
+        <w:wordWrap/>
+        <w:overflowPunct/>
+        <w:topLinePunct w:val="0"/>
+        <w:autoSpaceDE w:val="0"/>
+        <w:autoSpaceDN w:val="0"/>
         <w:bidi w:val="0"/>
+        <w:adjustRightInd w:val="0"/>
+        <w:snapToGrid w:val="0"/>
+        <w:textAlignment w:val="baseline"/>
       </w:pPr>
       <w:bookmarkStart w:id="43" w:name="heading_23"/>
       <w:bookmarkStart w:id="44" w:name="_Toc12900"/>
@@ -7184,12 +9048,25 @@
     <w:p>
       <w:pPr>
         <w:pStyle w:val="40"/>
+        <w:keepNext w:val="0"/>
+        <w:keepLines w:val="0"/>
+        <w:pageBreakBefore w:val="0"/>
+        <w:widowControl w:val="0"/>
         <w:numPr>
           <w:ilvl w:val="0"/>
           <w:numId w:val="4"/>
         </w:numPr>
+        <w:kinsoku w:val="0"/>
+        <w:wordWrap/>
+        <w:overflowPunct/>
+        <w:topLinePunct w:val="0"/>
+        <w:autoSpaceDE w:val="0"/>
+        <w:autoSpaceDN w:val="0"/>
         <w:bidi w:val="0"/>
+        <w:adjustRightInd w:val="0"/>
+        <w:snapToGrid w:val="0"/>
         <w:ind w:left="425" w:leftChars="0" w:hanging="425" w:firstLineChars="0"/>
+        <w:textAlignment w:val="baseline"/>
       </w:pPr>
       <w:r>
         <w:t>安全第一：所有操作需确保不影响甲方真实生产系统。演练前需对演练环境进行确认，避免误操作影响实际托管设备。</w:t>
@@ -7198,12 +9075,25 @@
     <w:p>
       <w:pPr>
         <w:pStyle w:val="40"/>
+        <w:keepNext w:val="0"/>
+        <w:keepLines w:val="0"/>
+        <w:pageBreakBefore w:val="0"/>
+        <w:widowControl w:val="0"/>
         <w:numPr>
           <w:ilvl w:val="0"/>
           <w:numId w:val="4"/>
         </w:numPr>
+        <w:kinsoku w:val="0"/>
+        <w:wordWrap/>
+        <w:overflowPunct/>
+        <w:topLinePunct w:val="0"/>
+        <w:autoSpaceDE w:val="0"/>
+        <w:autoSpaceDN w:val="0"/>
         <w:bidi w:val="0"/>
+        <w:adjustRightInd w:val="0"/>
+        <w:snapToGrid w:val="0"/>
         <w:ind w:left="425" w:leftChars="0" w:hanging="425" w:firstLineChars="0"/>
+        <w:textAlignment w:val="baseline"/>
       </w:pPr>
       <w:r>
         <w:t>通讯纪律：演练期间，所有内部通讯使用指定群组或工具，模拟对外通讯需明确说明“正在演练”。</w:t>
@@ -7212,12 +9102,25 @@
     <w:p>
       <w:pPr>
         <w:pStyle w:val="40"/>
+        <w:keepNext w:val="0"/>
+        <w:keepLines w:val="0"/>
+        <w:pageBreakBefore w:val="0"/>
+        <w:widowControl w:val="0"/>
         <w:numPr>
           <w:ilvl w:val="0"/>
           <w:numId w:val="4"/>
         </w:numPr>
+        <w:kinsoku w:val="0"/>
+        <w:wordWrap/>
+        <w:overflowPunct/>
+        <w:topLinePunct w:val="0"/>
+        <w:autoSpaceDE w:val="0"/>
+        <w:autoSpaceDN w:val="0"/>
         <w:bidi w:val="0"/>
+        <w:adjustRightInd w:val="0"/>
+        <w:snapToGrid w:val="0"/>
         <w:ind w:left="425" w:leftChars="0" w:hanging="425" w:firstLineChars="0"/>
+        <w:textAlignment w:val="baseline"/>
       </w:pPr>
       <w:r>
         <w:t>如实记录：鼓励暴露真实问题，所有记录仅用于改进目的，不作为绩效考核负面依据。</w:t>
@@ -7226,12 +9129,25 @@
     <w:p>
       <w:pPr>
         <w:pStyle w:val="40"/>
+        <w:keepNext w:val="0"/>
+        <w:keepLines w:val="0"/>
+        <w:pageBreakBefore w:val="0"/>
+        <w:widowControl w:val="0"/>
         <w:numPr>
           <w:ilvl w:val="0"/>
           <w:numId w:val="4"/>
         </w:numPr>
+        <w:kinsoku w:val="0"/>
+        <w:wordWrap/>
+        <w:overflowPunct/>
+        <w:topLinePunct w:val="0"/>
+        <w:autoSpaceDE w:val="0"/>
+        <w:autoSpaceDN w:val="0"/>
         <w:bidi w:val="0"/>
+        <w:adjustRightInd w:val="0"/>
+        <w:snapToGrid w:val="0"/>
         <w:ind w:left="425" w:leftChars="0" w:hanging="425" w:firstLineChars="0"/>
+        <w:textAlignment w:val="baseline"/>
       </w:pPr>
       <w:r>
         <w:t>甲方协同：提前与甲方接口人沟通演练计划，取得理解与支持，明确模拟通报接口人。</w:t>
@@ -7240,12 +9156,25 @@
     <w:p>
       <w:pPr>
         <w:pStyle w:val="40"/>
+        <w:keepNext w:val="0"/>
+        <w:keepLines w:val="0"/>
+        <w:pageBreakBefore w:val="0"/>
+        <w:widowControl w:val="0"/>
         <w:numPr>
           <w:ilvl w:val="0"/>
           <w:numId w:val="4"/>
         </w:numPr>
+        <w:kinsoku w:val="0"/>
+        <w:wordWrap/>
+        <w:overflowPunct/>
+        <w:topLinePunct w:val="0"/>
+        <w:autoSpaceDE w:val="0"/>
+        <w:autoSpaceDN w:val="0"/>
         <w:bidi w:val="0"/>
+        <w:adjustRightInd w:val="0"/>
+        <w:snapToGrid w:val="0"/>
         <w:ind w:left="425" w:leftChars="0" w:hanging="425" w:firstLineChars="0"/>
+        <w:textAlignment w:val="baseline"/>
       </w:pPr>
       <w:r>
         <w:t>数据中心协同：提前与数据中心运维方沟通演练计划，确保电力中断等场景的模拟不影响其他用户。</w:t>
@@ -7254,12 +9183,25 @@
     <w:p>
       <w:pPr>
         <w:pStyle w:val="40"/>
+        <w:keepNext w:val="0"/>
+        <w:keepLines w:val="0"/>
+        <w:pageBreakBefore w:val="0"/>
+        <w:widowControl w:val="0"/>
         <w:numPr>
           <w:ilvl w:val="0"/>
           <w:numId w:val="4"/>
         </w:numPr>
+        <w:kinsoku w:val="0"/>
+        <w:wordWrap/>
+        <w:overflowPunct/>
+        <w:topLinePunct w:val="0"/>
+        <w:autoSpaceDE w:val="0"/>
+        <w:autoSpaceDN w:val="0"/>
         <w:bidi w:val="0"/>
+        <w:adjustRightInd w:val="0"/>
+        <w:snapToGrid w:val="0"/>
         <w:ind w:left="425" w:leftChars="0" w:hanging="425" w:firstLineChars="0"/>
+        <w:textAlignment w:val="baseline"/>
       </w:pPr>
       <w:r>
         <w:t>回退方案：每个演练场景需准备回退方案，确保演练结束后可快速恢复正常状态。</w:t>
@@ -7288,13 +9230,14 @@
         </w:rPr>
       </w:pPr>
     </w:p>
+    <w:bookmarkEnd w:id="45"/>
     <w:sectPr>
+      <w:headerReference r:id="rId7" w:type="first"/>
+      <w:footerReference r:id="rId10" w:type="first"/>
       <w:headerReference r:id="rId5" w:type="default"/>
-      <w:footerReference w:type="default" r:id="rId11"/>
-      <w:headerReference w:type="first" r:id="rId12"/>
-      <w:footerReference w:type="first" r:id="rId13"/>
-      <w:headerReference w:type="even" r:id="rId14"/>
-      <w:footerReference w:type="even" r:id="rId15"/>
+      <w:footerReference r:id="rId8" w:type="default"/>
+      <w:headerReference r:id="rId6" w:type="even"/>
+      <w:footerReference r:id="rId9" w:type="even"/>
       <w:pgSz w:w="11906" w:h="16838"/>
       <w:pgMar w:top="1417" w:right="1800" w:bottom="1440" w:left="1800" w:header="1140" w:footer="992" w:gutter="0"/>
       <w:cols w:space="425" w:num="1"/>
@@ -7330,32 +9273,20 @@
 </file>
 
 <file path=word/footer1.xml><?xml version="1.0" encoding="utf-8"?>
-<w:ftr xmlns:m="http://schemas.openxmlformats.org/officeDocument/2006/math" xmlns:mc="http://schemas.openxmlformats.org/markup-compatibility/2006" xmlns:mo="http://schemas.microsoft.com/office/mac/office/2008/main" xmlns:mv="urn:schemas-microsoft-com:mac:vml" xmlns:o="urn:schemas-microsoft-com:office:office" xmlns:r="http://schemas.openxmlformats.org/officeDocument/2006/relationships" xmlns:v="urn:schemas-microsoft-com:vml" xmlns:w10="urn:schemas-microsoft-com:office:word" xmlns:w14="http://schemas.microsoft.com/office/word/2010/wordml" xmlns:w="http://schemas.openxmlformats.org/wordprocessingml/2006/main" xmlns:wne="http://schemas.microsoft.com/office/word/2006/wordml" xmlns:wp14="http://schemas.microsoft.com/office/word/2010/wordprocessingDrawing" xmlns:wp="http://schemas.openxmlformats.org/drawingml/2006/wordprocessingDrawing" xmlns:wpc="http://schemas.microsoft.com/office/word/2010/wordprocessingCanvas" xmlns:wpg="http://schemas.microsoft.com/office/word/2010/wordprocessingGroup" xmlns:wpi="http://schemas.microsoft.com/office/word/2010/wordprocessingInk" xmlns:wps="http://schemas.microsoft.com/office/word/2010/wordprocessingShape" mc:Ignorable="w14 wp14">
-  <w:p>
-    <w:pPr>
-      <w:pStyle w:val="Footer"/>
-    </w:pPr>
-  </w:p>
+<w:ftr xmlns:wpc="http://schemas.microsoft.com/office/word/2010/wordprocessingCanvas" xmlns:mc="http://schemas.openxmlformats.org/markup-compatibility/2006" xmlns:o="urn:schemas-microsoft-com:office:office" xmlns:r="http://schemas.openxmlformats.org/officeDocument/2006/relationships" xmlns:m="http://schemas.openxmlformats.org/officeDocument/2006/math" xmlns:v="urn:schemas-microsoft-com:vml" xmlns:wp14="http://schemas.microsoft.com/office/word/2010/wordprocessingDrawing" xmlns:wp="http://schemas.openxmlformats.org/drawingml/2006/wordprocessingDrawing" xmlns:w10="urn:schemas-microsoft-com:office:word" xmlns:w="http://schemas.openxmlformats.org/wordprocessingml/2006/main" xmlns:w14="http://schemas.microsoft.com/office/word/2010/wordml" xmlns:w15="http://schemas.microsoft.com/office/word/2012/wordml" xmlns:wpg="http://schemas.microsoft.com/office/word/2010/wordprocessingGroup" xmlns:wpi="http://schemas.microsoft.com/office/word/2010/wordprocessingInk" xmlns:wne="http://schemas.microsoft.com/office/word/2006/wordml" xmlns:wps="http://schemas.microsoft.com/office/word/2010/wordprocessingShape" xmlns:wpsCustomData="http://www.wps.cn/officeDocument/2013/wpsCustomData" mc:Ignorable="w14 w15 wp14">
+  <w:p/>
 </w:ftr>
 </file>
 
 <file path=word/footer2.xml><?xml version="1.0" encoding="utf-8"?>
-<w:ftr xmlns:m="http://schemas.openxmlformats.org/officeDocument/2006/math" xmlns:mc="http://schemas.openxmlformats.org/markup-compatibility/2006" xmlns:mo="http://schemas.microsoft.com/office/mac/office/2008/main" xmlns:mv="urn:schemas-microsoft-com:mac:vml" xmlns:o="urn:schemas-microsoft-com:office:office" xmlns:r="http://schemas.openxmlformats.org/officeDocument/2006/relationships" xmlns:v="urn:schemas-microsoft-com:vml" xmlns:w10="urn:schemas-microsoft-com:office:word" xmlns:w14="http://schemas.microsoft.com/office/word/2010/wordml" xmlns:w="http://schemas.openxmlformats.org/wordprocessingml/2006/main" xmlns:wne="http://schemas.microsoft.com/office/word/2006/wordml" xmlns:wp14="http://schemas.microsoft.com/office/word/2010/wordprocessingDrawing" xmlns:wp="http://schemas.openxmlformats.org/drawingml/2006/wordprocessingDrawing" xmlns:wpc="http://schemas.microsoft.com/office/word/2010/wordprocessingCanvas" xmlns:wpg="http://schemas.microsoft.com/office/word/2010/wordprocessingGroup" xmlns:wpi="http://schemas.microsoft.com/office/word/2010/wordprocessingInk" xmlns:wps="http://schemas.microsoft.com/office/word/2010/wordprocessingShape" mc:Ignorable="w14 wp14">
-  <w:p>
-    <w:pPr>
-      <w:pStyle w:val="Footer"/>
-    </w:pPr>
-  </w:p>
+<w:ftr xmlns:wpc="http://schemas.microsoft.com/office/word/2010/wordprocessingCanvas" xmlns:mc="http://schemas.openxmlformats.org/markup-compatibility/2006" xmlns:o="urn:schemas-microsoft-com:office:office" xmlns:r="http://schemas.openxmlformats.org/officeDocument/2006/relationships" xmlns:m="http://schemas.openxmlformats.org/officeDocument/2006/math" xmlns:v="urn:schemas-microsoft-com:vml" xmlns:wp14="http://schemas.microsoft.com/office/word/2010/wordprocessingDrawing" xmlns:wp="http://schemas.openxmlformats.org/drawingml/2006/wordprocessingDrawing" xmlns:w10="urn:schemas-microsoft-com:office:word" xmlns:w="http://schemas.openxmlformats.org/wordprocessingml/2006/main" xmlns:w14="http://schemas.microsoft.com/office/word/2010/wordml" xmlns:w15="http://schemas.microsoft.com/office/word/2012/wordml" xmlns:wpg="http://schemas.microsoft.com/office/word/2010/wordprocessingGroup" xmlns:wpi="http://schemas.microsoft.com/office/word/2010/wordprocessingInk" xmlns:wne="http://schemas.microsoft.com/office/word/2006/wordml" xmlns:wps="http://schemas.microsoft.com/office/word/2010/wordprocessingShape" xmlns:wpsCustomData="http://www.wps.cn/officeDocument/2013/wpsCustomData" mc:Ignorable="w14 w15 wp14">
+  <w:p/>
 </w:ftr>
 </file>
 
 <file path=word/footer3.xml><?xml version="1.0" encoding="utf-8"?>
-<w:ftr xmlns:m="http://schemas.openxmlformats.org/officeDocument/2006/math" xmlns:mc="http://schemas.openxmlformats.org/markup-compatibility/2006" xmlns:mo="http://schemas.microsoft.com/office/mac/office/2008/main" xmlns:mv="urn:schemas-microsoft-com:mac:vml" xmlns:o="urn:schemas-microsoft-com:office:office" xmlns:r="http://schemas.openxmlformats.org/officeDocument/2006/relationships" xmlns:v="urn:schemas-microsoft-com:vml" xmlns:w10="urn:schemas-microsoft-com:office:word" xmlns:w14="http://schemas.microsoft.com/office/word/2010/wordml" xmlns:w="http://schemas.openxmlformats.org/wordprocessingml/2006/main" xmlns:wne="http://schemas.microsoft.com/office/word/2006/wordml" xmlns:wp14="http://schemas.microsoft.com/office/word/2010/wordprocessingDrawing" xmlns:wp="http://schemas.openxmlformats.org/drawingml/2006/wordprocessingDrawing" xmlns:wpc="http://schemas.microsoft.com/office/word/2010/wordprocessingCanvas" xmlns:wpg="http://schemas.microsoft.com/office/word/2010/wordprocessingGroup" xmlns:wpi="http://schemas.microsoft.com/office/word/2010/wordprocessingInk" xmlns:wps="http://schemas.microsoft.com/office/word/2010/wordprocessingShape" mc:Ignorable="w14 wp14">
-  <w:p>
-    <w:pPr>
-      <w:pStyle w:val="Footer"/>
-    </w:pPr>
-  </w:p>
+<w:ftr xmlns:wpc="http://schemas.microsoft.com/office/word/2010/wordprocessingCanvas" xmlns:mc="http://schemas.openxmlformats.org/markup-compatibility/2006" xmlns:o="urn:schemas-microsoft-com:office:office" xmlns:r="http://schemas.openxmlformats.org/officeDocument/2006/relationships" xmlns:m="http://schemas.openxmlformats.org/officeDocument/2006/math" xmlns:v="urn:schemas-microsoft-com:vml" xmlns:wp14="http://schemas.microsoft.com/office/word/2010/wordprocessingDrawing" xmlns:wp="http://schemas.openxmlformats.org/drawingml/2006/wordprocessingDrawing" xmlns:w10="urn:schemas-microsoft-com:office:word" xmlns:w="http://schemas.openxmlformats.org/wordprocessingml/2006/main" xmlns:w14="http://schemas.microsoft.com/office/word/2010/wordml" xmlns:w15="http://schemas.microsoft.com/office/word/2012/wordml" xmlns:wpg="http://schemas.microsoft.com/office/word/2010/wordprocessingGroup" xmlns:wpi="http://schemas.microsoft.com/office/word/2010/wordprocessingInk" xmlns:wne="http://schemas.microsoft.com/office/word/2006/wordml" xmlns:wps="http://schemas.microsoft.com/office/word/2010/wordprocessingShape" xmlns:wpsCustomData="http://www.wps.cn/officeDocument/2013/wpsCustomData" mc:Ignorable="w14 w15 wp14">
+  <w:p/>
 </w:ftr>
 </file>
 
@@ -7408,42 +9339,34 @@
         <w:lang w:val="en-US" w:eastAsia="zh-CN"/>
       </w:rPr>
       <w:tab/>
-      <w:tab/>
-      <w:t>重庆市鹧鸪哨信息技术有限责任公司</w:t>
     </w:r>
     <w:r>
       <w:rPr>
         <w:rFonts w:hint="eastAsia" w:eastAsiaTheme="minorEastAsia"/>
         <w:lang w:val="en-US" w:eastAsia="zh-CN"/>
       </w:rPr>
+      <w:tab/>
     </w:r>
     <w:r>
       <w:rPr>
         <w:rFonts w:hint="eastAsia" w:eastAsiaTheme="minorEastAsia"/>
         <w:lang w:val="en-US" w:eastAsia="zh-CN"/>
       </w:rPr>
+      <w:t>重庆市鹧鸪哨信息技术有限责任公司</w:t>
     </w:r>
   </w:p>
 </w:hdr>
 </file>
 
 <file path=word/header2.xml><?xml version="1.0" encoding="utf-8"?>
-<w:hdr xmlns:m="http://schemas.openxmlformats.org/officeDocument/2006/math" xmlns:mc="http://schemas.openxmlformats.org/markup-compatibility/2006" xmlns:mo="http://schemas.microsoft.com/office/mac/office/2008/main" xmlns:mv="urn:schemas-microsoft-com:mac:vml" xmlns:o="urn:schemas-microsoft-com:office:office" xmlns:r="http://schemas.openxmlformats.org/officeDocument/2006/relationships" xmlns:v="urn:schemas-microsoft-com:vml" xmlns:w10="urn:schemas-microsoft-com:office:word" xmlns:w14="http://schemas.microsoft.com/office/word/2010/wordml" xmlns:w="http://schemas.openxmlformats.org/wordprocessingml/2006/main" xmlns:wne="http://schemas.microsoft.com/office/word/2006/wordml" xmlns:wp14="http://schemas.microsoft.com/office/word/2010/wordprocessingDrawing" xmlns:wp="http://schemas.openxmlformats.org/drawingml/2006/wordprocessingDrawing" xmlns:wpc="http://schemas.microsoft.com/office/word/2010/wordprocessingCanvas" xmlns:wpg="http://schemas.microsoft.com/office/word/2010/wordprocessingGroup" xmlns:wpi="http://schemas.microsoft.com/office/word/2010/wordprocessingInk" xmlns:wps="http://schemas.microsoft.com/office/word/2010/wordprocessingShape" mc:Ignorable="w14 wp14">
-  <w:p>
-    <w:pPr>
-      <w:pStyle w:val="Header"/>
-    </w:pPr>
-  </w:p>
+<w:hdr xmlns:wpc="http://schemas.microsoft.com/office/word/2010/wordprocessingCanvas" xmlns:mc="http://schemas.openxmlformats.org/markup-compatibility/2006" xmlns:o="urn:schemas-microsoft-com:office:office" xmlns:r="http://schemas.openxmlformats.org/officeDocument/2006/relationships" xmlns:m="http://schemas.openxmlformats.org/officeDocument/2006/math" xmlns:v="urn:schemas-microsoft-com:vml" xmlns:wp14="http://schemas.microsoft.com/office/word/2010/wordprocessingDrawing" xmlns:wp="http://schemas.openxmlformats.org/drawingml/2006/wordprocessingDrawing" xmlns:w10="urn:schemas-microsoft-com:office:word" xmlns:w="http://schemas.openxmlformats.org/wordprocessingml/2006/main" xmlns:w14="http://schemas.microsoft.com/office/word/2010/wordml" xmlns:w15="http://schemas.microsoft.com/office/word/2012/wordml" xmlns:wpg="http://schemas.microsoft.com/office/word/2010/wordprocessingGroup" xmlns:wpi="http://schemas.microsoft.com/office/word/2010/wordprocessingInk" xmlns:wne="http://schemas.microsoft.com/office/word/2006/wordml" xmlns:wps="http://schemas.microsoft.com/office/word/2010/wordprocessingShape" xmlns:wpsCustomData="http://www.wps.cn/officeDocument/2013/wpsCustomData" mc:Ignorable="w14 w15 wp14">
+  <w:p/>
 </w:hdr>
 </file>
 
 <file path=word/header3.xml><?xml version="1.0" encoding="utf-8"?>
-<w:hdr xmlns:m="http://schemas.openxmlformats.org/officeDocument/2006/math" xmlns:mc="http://schemas.openxmlformats.org/markup-compatibility/2006" xmlns:mo="http://schemas.microsoft.com/office/mac/office/2008/main" xmlns:mv="urn:schemas-microsoft-com:mac:vml" xmlns:o="urn:schemas-microsoft-com:office:office" xmlns:r="http://schemas.openxmlformats.org/officeDocument/2006/relationships" xmlns:v="urn:schemas-microsoft-com:vml" xmlns:w10="urn:schemas-microsoft-com:office:word" xmlns:w14="http://schemas.microsoft.com/office/word/2010/wordml" xmlns:w="http://schemas.openxmlformats.org/wordprocessingml/2006/main" xmlns:wne="http://schemas.microsoft.com/office/word/2006/wordml" xmlns:wp14="http://schemas.microsoft.com/office/word/2010/wordprocessingDrawing" xmlns:wp="http://schemas.openxmlformats.org/drawingml/2006/wordprocessingDrawing" xmlns:wpc="http://schemas.microsoft.com/office/word/2010/wordprocessingCanvas" xmlns:wpg="http://schemas.microsoft.com/office/word/2010/wordprocessingGroup" xmlns:wpi="http://schemas.microsoft.com/office/word/2010/wordprocessingInk" xmlns:wps="http://schemas.microsoft.com/office/word/2010/wordprocessingShape" mc:Ignorable="w14 wp14">
-  <w:p>
-    <w:pPr>
-      <w:pStyle w:val="Header"/>
-    </w:pPr>
-  </w:p>
+<w:hdr xmlns:wpc="http://schemas.microsoft.com/office/word/2010/wordprocessingCanvas" xmlns:mc="http://schemas.openxmlformats.org/markup-compatibility/2006" xmlns:o="urn:schemas-microsoft-com:office:office" xmlns:r="http://schemas.openxmlformats.org/officeDocument/2006/relationships" xmlns:m="http://schemas.openxmlformats.org/officeDocument/2006/math" xmlns:v="urn:schemas-microsoft-com:vml" xmlns:wp14="http://schemas.microsoft.com/office/word/2010/wordprocessingDrawing" xmlns:wp="http://schemas.openxmlformats.org/drawingml/2006/wordprocessingDrawing" xmlns:w10="urn:schemas-microsoft-com:office:word" xmlns:w="http://schemas.openxmlformats.org/wordprocessingml/2006/main" xmlns:w14="http://schemas.microsoft.com/office/word/2010/wordml" xmlns:w15="http://schemas.microsoft.com/office/word/2012/wordml" xmlns:wpg="http://schemas.microsoft.com/office/word/2010/wordprocessingGroup" xmlns:wpi="http://schemas.microsoft.com/office/word/2010/wordprocessingInk" xmlns:wne="http://schemas.microsoft.com/office/word/2006/wordml" xmlns:wps="http://schemas.microsoft.com/office/word/2010/wordprocessingShape" xmlns:wpsCustomData="http://www.wps.cn/officeDocument/2013/wpsCustomData" mc:Ignorable="w14 w15 wp14">
+  <w:p/>
 </w:hdr>
 </file>
 

--- a/10-应急管理/运行记录类文件/ZGS-10-04-中国广电重庆BOSS系统存储维保项目-应急演练计划.docx
+++ b/10-应急管理/运行记录类文件/ZGS-10-04-中国广电重庆BOSS系统存储维保项目-应急演练计划.docx
@@ -1,10 +1,11 @@
 
 <file path=word/document.xml><?xml version="1.0" encoding="utf-8"?>
-<w:document xmlns:wpc="http://schemas.microsoft.com/office/word/2010/wordprocessingCanvas" xmlns:mc="http://schemas.openxmlformats.org/markup-compatibility/2006" xmlns:o="urn:schemas-microsoft-com:office:office" xmlns:r="http://schemas.openxmlformats.org/officeDocument/2006/relationships" xmlns:m="http://schemas.openxmlformats.org/officeDocument/2006/math" xmlns:v="urn:schemas-microsoft-com:vml" xmlns:wp14="http://schemas.microsoft.com/office/word/2010/wordprocessingDrawing" xmlns:wp="http://schemas.openxmlformats.org/drawingml/2006/wordprocessingDrawing" xmlns:w="http://schemas.openxmlformats.org/wordprocessingml/2006/main" xmlns:w14="http://schemas.microsoft.com/office/word/2010/wordml" xmlns:w10="urn:schemas-microsoft-com:office:word" xmlns:w15="http://schemas.microsoft.com/office/word/2012/wordml" xmlns:wpg="http://schemas.microsoft.com/office/word/2010/wordprocessingGroup" xmlns:wpi="http://schemas.microsoft.com/office/word/2010/wordprocessingInk" xmlns:wne="http://schemas.microsoft.com/office/word/2006/wordml" xmlns:wps="http://schemas.microsoft.com/office/word/2010/wordprocessingShape" xmlns:wpsCustomData="http://www.wps.cn/officeDocument/2013/wpsCustomData" mc:Ignorable="w14 w15 wp14">
+<w:document xmlns:wpc="http://schemas.microsoft.com/office/word/2010/wordprocessingCanvas" xmlns:mc="http://schemas.openxmlformats.org/markup-compatibility/2006" xmlns:o="urn:schemas-microsoft-com:office:office" xmlns:r="http://schemas.openxmlformats.org/officeDocument/2006/relationships" xmlns:m="http://schemas.openxmlformats.org/officeDocument/2006/math" xmlns:v="urn:schemas-microsoft-com:vml" xmlns:wp14="http://schemas.microsoft.com/office/word/2010/wordprocessingDrawing" xmlns:wp="http://schemas.openxmlformats.org/drawingml/2006/wordprocessingDrawing" xmlns:w10="urn:schemas-microsoft-com:office:word" xmlns:w="http://schemas.openxmlformats.org/wordprocessingml/2006/main" xmlns:w14="http://schemas.microsoft.com/office/word/2010/wordml" xmlns:w15="http://schemas.microsoft.com/office/word/2012/wordml" xmlns:wne="http://schemas.microsoft.com/office/word/2006/wordml" xmlns:wpg="http://schemas.microsoft.com/office/word/2010/wordprocessingGroup" xmlns:wpi="http://schemas.microsoft.com/office/word/2010/wordprocessingInk" xmlns:wps="http://schemas.microsoft.com/office/word/2010/wordprocessingShape" mc:Ignorable="w14 w15 wp14">
+  <!-- Generated by Aspose.Words for .NET 13.3.0.1 -->
   <w:body>
     <w:p>
       <w:pPr>
-        <w:pStyle w:val="24"/>
+        <w:pStyle w:val="a"/>
         <w:keepNext w:val="0"/>
         <w:keepLines w:val="0"/>
         <w:pageBreakBefore w:val="0"/>
@@ -22,10 +23,9 @@
         <w:textAlignment w:val="baseline"/>
       </w:pPr>
       <w:bookmarkStart w:id="0" w:name="_Toc18938"/>
-      <w:bookmarkStart w:id="45" w:name="_GoBack"/>
       <w:r>
         <w:drawing>
-          <wp:anchor distT="0" distB="0" distL="114300" distR="114300" simplePos="0" relativeHeight="251660288" behindDoc="1" locked="0" layoutInCell="1" allowOverlap="1">
+          <wp:anchor distT="0" distB="0" distL="114300" distR="114300" simplePos="0" relativeHeight="251659264" behindDoc="1" locked="0" layoutInCell="1" allowOverlap="1">
             <wp:simplePos x="0" y="0"/>
             <wp:positionH relativeFrom="column">
               <wp:posOffset>0</wp:posOffset>
@@ -50,7 +50,7 @@
                     </pic:cNvPicPr>
                   </pic:nvPicPr>
                   <pic:blipFill>
-                    <a:blip r:embed="rId12"/>
+                    <a:blip xmlns:r="http://schemas.openxmlformats.org/officeDocument/2006/relationships" r:embed="rId4"/>
                     <a:stretch>
                       <a:fillRect/>
                     </a:stretch>
@@ -80,7 +80,7 @@
           <w:lang w:val="en-US" w:eastAsia="zh-CN"/>
         </w:rPr>
         <w:drawing>
-          <wp:anchor distT="0" distB="0" distL="114300" distR="114300" simplePos="0" relativeHeight="251659264" behindDoc="1" locked="0" layoutInCell="1" allowOverlap="1">
+          <wp:anchor distT="0" distB="0" distL="114300" distR="114300" simplePos="0" relativeHeight="251658240" behindDoc="1" locked="0" layoutInCell="1" allowOverlap="1">
             <wp:simplePos x="0" y="0"/>
             <wp:positionH relativeFrom="column">
               <wp:posOffset>635</wp:posOffset>
@@ -105,7 +105,7 @@
                     </pic:cNvPicPr>
                   </pic:nvPicPr>
                   <pic:blipFill>
-                    <a:blip r:embed="rId13">
+                    <a:blip xmlns:r="http://schemas.openxmlformats.org/officeDocument/2006/relationships" r:embed="rId5">
                       <a:alphaModFix amt="58000"/>
                       <a:lum contrast="-52000"/>
                     </a:blip>
@@ -153,11 +153,11 @@
         <w:bidi w:val="0"/>
         <w:adjustRightInd w:val="0"/>
         <w:snapToGrid w:val="0"/>
-        <w:ind w:left="0" w:leftChars="0" w:right="0" w:rightChars="0" w:firstLine="0" w:firstLineChars="0"/>
+        <w:ind w:left="0" w:right="0" w:firstLine="0" w:leftChars="0" w:rightChars="0" w:firstLineChars="0"/>
         <w:jc w:val="center"/>
         <w:textAlignment w:val="baseline"/>
         <w:rPr>
-          <w:rFonts w:hint="default" w:ascii="黑体" w:hAnsi="黑体" w:eastAsia="黑体" w:cs="黑体"/>
+          <w:rFonts w:ascii="黑体" w:eastAsia="黑体" w:hAnsi="黑体" w:cs="黑体" w:hint="default"/>
           <w:b/>
           <w:bCs/>
           <w:snapToGrid w:val="0"/>
@@ -171,7 +171,7 @@
       </w:pPr>
       <w:r>
         <w:rPr>
-          <w:rFonts w:hint="default" w:ascii="黑体" w:hAnsi="黑体" w:eastAsia="黑体" w:cs="黑体"/>
+          <w:rFonts w:ascii="黑体" w:eastAsia="黑体" w:hAnsi="黑体" w:cs="黑体" w:hint="default"/>
           <w:b/>
           <w:bCs/>
           <w:snapToGrid w:val="0"/>
@@ -201,11 +201,11 @@
         <w:adjustRightInd w:val="0"/>
         <w:snapToGrid w:val="0"/>
         <w:spacing w:after="624" w:afterLines="200" w:line="219" w:lineRule="auto"/>
-        <w:ind w:left="0" w:leftChars="0" w:right="0" w:rightChars="0" w:firstLine="0" w:firstLineChars="0"/>
+        <w:ind w:left="0" w:right="0" w:firstLine="0" w:leftChars="0" w:rightChars="0" w:firstLineChars="0"/>
         <w:jc w:val="center"/>
         <w:textAlignment w:val="baseline"/>
         <w:rPr>
-          <w:rFonts w:hint="eastAsia" w:ascii="宋体" w:hAnsi="宋体" w:eastAsia="宋体" w:cs="宋体"/>
+          <w:rFonts w:ascii="宋体" w:eastAsia="宋体" w:hAnsi="宋体" w:cs="宋体" w:hint="eastAsia"/>
           <w:sz w:val="24"/>
           <w:szCs w:val="24"/>
           <w:lang w:val="en-US" w:eastAsia="zh-CN"/>
@@ -213,7 +213,7 @@
       </w:pPr>
       <w:r>
         <w:rPr>
-          <w:rFonts w:ascii="宋体" w:hAnsi="宋体" w:eastAsia="宋体" w:cs="宋体"/>
+          <w:rFonts w:ascii="宋体" w:eastAsia="宋体" w:hAnsi="宋体" w:cs="宋体"/>
           <w:b/>
           <w:bCs/>
           <w:spacing w:val="-3"/>
@@ -225,18 +225,17 @@
     </w:p>
     <w:tbl>
       <w:tblPr>
-        <w:tblStyle w:val="21"/>
+        <w:tblStyle w:val="TableGrid"/>
         <w:tblW w:w="0" w:type="auto"/>
         <w:jc w:val="center"/>
         <w:tblBorders>
-          <w:top w:val="none" w:color="auto" w:sz="0" w:space="0"/>
-          <w:left w:val="none" w:color="auto" w:sz="0" w:space="0"/>
-          <w:bottom w:val="none" w:color="auto" w:sz="0" w:space="0"/>
-          <w:right w:val="none" w:color="auto" w:sz="0" w:space="0"/>
-          <w:insideH w:val="none" w:color="auto" w:sz="0" w:space="0"/>
-          <w:insideV w:val="none" w:color="auto" w:sz="0" w:space="0"/>
+          <w:top w:val="nil"/>
+          <w:left w:val="nil"/>
+          <w:bottom w:val="nil"/>
+          <w:right w:val="nil"/>
+          <w:insideH w:val="nil"/>
+          <w:insideV w:val="nil"/>
         </w:tblBorders>
-        <w:tblLayout w:type="autofit"/>
         <w:tblCellMar>
           <w:top w:w="0" w:type="dxa"/>
           <w:left w:w="108" w:type="dxa"/>
@@ -250,13 +249,15 @@
       </w:tblGrid>
       <w:tr>
         <w:tblPrEx>
+          <w:tblW w:w="0" w:type="auto"/>
+          <w:jc w:val="center"/>
           <w:tblBorders>
-            <w:top w:val="none" w:color="auto" w:sz="0" w:space="0"/>
-            <w:left w:val="none" w:color="auto" w:sz="0" w:space="0"/>
-            <w:bottom w:val="none" w:color="auto" w:sz="0" w:space="0"/>
-            <w:right w:val="none" w:color="auto" w:sz="0" w:space="0"/>
-            <w:insideH w:val="none" w:color="auto" w:sz="0" w:space="0"/>
-            <w:insideV w:val="none" w:color="auto" w:sz="0" w:space="0"/>
+            <w:top w:val="nil"/>
+            <w:left w:val="nil"/>
+            <w:bottom w:val="nil"/>
+            <w:right w:val="nil"/>
+            <w:insideH w:val="nil"/>
+            <w:insideV w:val="nil"/>
           </w:tblBorders>
           <w:tblCellMar>
             <w:top w:w="0" w:type="dxa"/>
@@ -266,7 +267,7 @@
           </w:tblCellMar>
         </w:tblPrEx>
         <w:trPr>
-          <w:trHeight w:val="810" w:hRule="atLeast"/>
+          <w:trHeight w:val="810"/>
           <w:jc w:val="center"/>
         </w:trPr>
         <w:tc>
@@ -305,7 +306,7 @@
             </w:r>
             <w:r>
               <w:rPr>
-                <w:rFonts w:hint="default" w:asciiTheme="minorAscii" w:hAnsiTheme="minorAscii" w:eastAsiaTheme="minorEastAsia"/>
+                <w:rFonts w:asciiTheme="minorAscii" w:eastAsiaTheme="minorEastAsia" w:hAnsiTheme="minorAscii" w:hint="default"/>
                 <w:spacing w:val="227"/>
                 <w:sz w:val="21"/>
                 <w:vertAlign w:val="baseline"/>
@@ -360,7 +361,7 @@
             </w:r>
             <w:r>
               <w:rPr>
-                <w:rFonts w:hint="eastAsia" w:asciiTheme="minorAscii" w:hAnsiTheme="minorAscii" w:eastAsiaTheme="minorEastAsia"/>
+                <w:rFonts w:asciiTheme="minorAscii" w:eastAsiaTheme="minorEastAsia" w:hAnsiTheme="minorAscii" w:hint="eastAsia"/>
                 <w:spacing w:val="227"/>
                 <w:sz w:val="21"/>
                 <w:vertAlign w:val="baseline"/>
@@ -382,14 +383,8 @@
       </w:tr>
       <w:tr>
         <w:tblPrEx>
-          <w:tblBorders>
-            <w:top w:val="none" w:color="auto" w:sz="0" w:space="0"/>
-            <w:left w:val="none" w:color="auto" w:sz="0" w:space="0"/>
-            <w:bottom w:val="none" w:color="auto" w:sz="0" w:space="0"/>
-            <w:right w:val="none" w:color="auto" w:sz="0" w:space="0"/>
-            <w:insideH w:val="none" w:color="auto" w:sz="0" w:space="0"/>
-            <w:insideV w:val="none" w:color="auto" w:sz="0" w:space="0"/>
-          </w:tblBorders>
+          <w:tblW w:w="0" w:type="auto"/>
+          <w:jc w:val="center"/>
           <w:tblCellMar>
             <w:top w:w="0" w:type="dxa"/>
             <w:left w:w="108" w:type="dxa"/>
@@ -398,7 +393,7 @@
           </w:tblCellMar>
         </w:tblPrEx>
         <w:trPr>
-          <w:trHeight w:val="810" w:hRule="atLeast"/>
+          <w:trHeight w:val="810"/>
           <w:jc w:val="center"/>
         </w:trPr>
         <w:tc>
@@ -423,7 +418,7 @@
               <w:snapToGrid w:val="0"/>
               <w:textAlignment w:val="baseline"/>
               <w:rPr>
-                <w:rFonts w:hint="default" w:ascii="Arial" w:hAnsi="Arial" w:eastAsia="Arial" w:cs="Arial"/>
+                <w:rFonts w:ascii="Arial" w:eastAsia="Arial" w:hAnsi="Arial" w:cs="Arial" w:hint="default"/>
                 <w:snapToGrid w:val="0"/>
                 <w:color w:val="000000"/>
                 <w:kern w:val="0"/>
@@ -455,7 +450,7 @@
             </w:r>
             <w:r>
               <w:rPr>
-                <w:rFonts w:hint="default" w:asciiTheme="minorAscii" w:hAnsiTheme="minorAscii" w:eastAsiaTheme="minorEastAsia"/>
+                <w:rFonts w:asciiTheme="minorAscii" w:eastAsiaTheme="minorEastAsia" w:hAnsiTheme="minorAscii" w:hint="default"/>
                 <w:spacing w:val="227"/>
                 <w:sz w:val="21"/>
                 <w:vertAlign w:val="baseline"/>
@@ -509,7 +504,7 @@
               <w:snapToGrid w:val="0"/>
               <w:textAlignment w:val="baseline"/>
               <w:rPr>
-                <w:rFonts w:hint="default" w:ascii="Arial" w:hAnsi="Arial" w:eastAsia="Arial" w:cs="Arial"/>
+                <w:rFonts w:ascii="Arial" w:eastAsia="Arial" w:hAnsi="Arial" w:cs="Arial" w:hint="default"/>
                 <w:snapToGrid w:val="0"/>
                 <w:color w:val="000000"/>
                 <w:kern w:val="0"/>
@@ -529,7 +524,7 @@
             </w:r>
             <w:r>
               <w:rPr>
-                <w:rFonts w:hint="eastAsia" w:asciiTheme="minorAscii" w:hAnsiTheme="minorAscii" w:eastAsiaTheme="minorEastAsia"/>
+                <w:rFonts w:asciiTheme="minorAscii" w:eastAsiaTheme="minorEastAsia" w:hAnsiTheme="minorAscii" w:hint="eastAsia"/>
                 <w:spacing w:val="227"/>
                 <w:sz w:val="21"/>
                 <w:vertAlign w:val="baseline"/>
@@ -551,14 +546,8 @@
       </w:tr>
       <w:tr>
         <w:tblPrEx>
-          <w:tblBorders>
-            <w:top w:val="none" w:color="auto" w:sz="0" w:space="0"/>
-            <w:left w:val="none" w:color="auto" w:sz="0" w:space="0"/>
-            <w:bottom w:val="none" w:color="auto" w:sz="0" w:space="0"/>
-            <w:right w:val="none" w:color="auto" w:sz="0" w:space="0"/>
-            <w:insideH w:val="none" w:color="auto" w:sz="0" w:space="0"/>
-            <w:insideV w:val="none" w:color="auto" w:sz="0" w:space="0"/>
-          </w:tblBorders>
+          <w:tblW w:w="0" w:type="auto"/>
+          <w:jc w:val="center"/>
           <w:tblCellMar>
             <w:top w:w="0" w:type="dxa"/>
             <w:left w:w="108" w:type="dxa"/>
@@ -567,7 +556,7 @@
           </w:tblCellMar>
         </w:tblPrEx>
         <w:trPr>
-          <w:trHeight w:val="635" w:hRule="atLeast"/>
+          <w:trHeight w:val="635"/>
           <w:jc w:val="center"/>
         </w:trPr>
         <w:tc>
@@ -644,7 +633,7 @@
             </w:r>
             <w:r>
               <w:rPr>
-                <w:rFonts w:hint="eastAsia" w:asciiTheme="minorAscii" w:hAnsiTheme="minorAscii" w:eastAsiaTheme="minorEastAsia"/>
+                <w:rFonts w:asciiTheme="minorAscii" w:eastAsiaTheme="minorEastAsia" w:hAnsiTheme="minorAscii" w:hint="eastAsia"/>
                 <w:spacing w:val="227"/>
                 <w:sz w:val="21"/>
                 <w:vertAlign w:val="baseline"/>
@@ -705,14 +694,14 @@
         <w:ind w:left="3634"/>
         <w:textAlignment w:val="baseline"/>
         <w:rPr>
-          <w:rFonts w:ascii="宋体" w:hAnsi="宋体" w:eastAsia="宋体" w:cs="宋体"/>
+          <w:rFonts w:ascii="宋体" w:eastAsia="宋体" w:hAnsi="宋体" w:cs="宋体"/>
           <w:sz w:val="31"/>
           <w:szCs w:val="31"/>
         </w:rPr>
       </w:pPr>
       <w:r>
         <w:rPr>
-          <w:rFonts w:ascii="宋体" w:hAnsi="宋体" w:eastAsia="宋体" w:cs="宋体"/>
+          <w:rFonts w:ascii="宋体" w:eastAsia="宋体" w:hAnsi="宋体" w:cs="宋体"/>
           <w:b/>
           <w:bCs/>
           <w:spacing w:val="4"/>
@@ -724,16 +713,16 @@
     </w:p>
     <w:tbl>
       <w:tblPr>
-        <w:tblStyle w:val="26"/>
+        <w:tblStyle w:val="TableNormal0"/>
         <w:tblW w:w="7137" w:type="dxa"/>
         <w:jc w:val="center"/>
         <w:tblBorders>
-          <w:top w:val="single" w:color="000000" w:sz="2" w:space="0"/>
-          <w:left w:val="single" w:color="000000" w:sz="2" w:space="0"/>
-          <w:bottom w:val="single" w:color="000000" w:sz="2" w:space="0"/>
-          <w:right w:val="single" w:color="000000" w:sz="2" w:space="0"/>
-          <w:insideH w:val="single" w:color="000000" w:sz="2" w:space="0"/>
-          <w:insideV w:val="single" w:color="000000" w:sz="2" w:space="0"/>
+          <w:top w:val="single" w:sz="2" w:space="0" w:color="000000"/>
+          <w:left w:val="single" w:sz="2" w:space="0" w:color="000000"/>
+          <w:bottom w:val="single" w:sz="2" w:space="0" w:color="000000"/>
+          <w:right w:val="single" w:sz="2" w:space="0" w:color="000000"/>
+          <w:insideH w:val="single" w:sz="2" w:space="0" w:color="000000"/>
+          <w:insideV w:val="single" w:sz="2" w:space="0" w:color="000000"/>
         </w:tblBorders>
         <w:tblLayout w:type="fixed"/>
         <w:tblCellMar>
@@ -751,14 +740,17 @@
       </w:tblGrid>
       <w:tr>
         <w:tblPrEx>
+          <w:tblW w:w="7137" w:type="dxa"/>
+          <w:jc w:val="center"/>
           <w:tblBorders>
-            <w:top w:val="single" w:color="000000" w:sz="2" w:space="0"/>
-            <w:left w:val="single" w:color="000000" w:sz="2" w:space="0"/>
-            <w:bottom w:val="single" w:color="000000" w:sz="2" w:space="0"/>
-            <w:right w:val="single" w:color="000000" w:sz="2" w:space="0"/>
-            <w:insideH w:val="single" w:color="000000" w:sz="2" w:space="0"/>
-            <w:insideV w:val="single" w:color="000000" w:sz="2" w:space="0"/>
+            <w:top w:val="single" w:sz="2" w:space="0" w:color="000000"/>
+            <w:left w:val="single" w:sz="2" w:space="0" w:color="000000"/>
+            <w:bottom w:val="single" w:sz="2" w:space="0" w:color="000000"/>
+            <w:right w:val="single" w:sz="2" w:space="0" w:color="000000"/>
+            <w:insideH w:val="single" w:sz="2" w:space="0" w:color="000000"/>
+            <w:insideV w:val="single" w:sz="2" w:space="0" w:color="000000"/>
           </w:tblBorders>
+          <w:tblLayout w:type="fixed"/>
           <w:tblCellMar>
             <w:top w:w="0" w:type="dxa"/>
             <w:left w:w="0" w:type="dxa"/>
@@ -767,7 +759,7 @@
           </w:tblCellMar>
         </w:tblPrEx>
         <w:trPr>
-          <w:trHeight w:val="593" w:hRule="atLeast"/>
+          <w:trHeight w:val="593"/>
           <w:jc w:val="center"/>
         </w:trPr>
         <w:tc>
@@ -790,18 +782,18 @@
               <w:adjustRightInd w:val="0"/>
               <w:snapToGrid w:val="0"/>
               <w:spacing w:before="176" w:line="228" w:lineRule="auto"/>
-              <w:ind w:left="0" w:leftChars="0" w:right="0" w:rightChars="0" w:firstLine="0" w:firstLineChars="0"/>
+              <w:ind w:left="0" w:right="0" w:firstLine="0" w:leftChars="0" w:rightChars="0" w:firstLineChars="0"/>
               <w:jc w:val="center"/>
               <w:textAlignment w:val="baseline"/>
               <w:rPr>
-                <w:rFonts w:ascii="宋体" w:hAnsi="宋体" w:eastAsia="宋体" w:cs="宋体"/>
+                <w:rFonts w:ascii="宋体" w:eastAsia="宋体" w:hAnsi="宋体" w:cs="宋体"/>
                 <w:sz w:val="20"/>
                 <w:szCs w:val="20"/>
               </w:rPr>
             </w:pPr>
             <w:r>
               <w:rPr>
-                <w:rFonts w:ascii="宋体" w:hAnsi="宋体" w:eastAsia="宋体" w:cs="宋体"/>
+                <w:rFonts w:ascii="宋体" w:eastAsia="宋体" w:hAnsi="宋体" w:cs="宋体"/>
                 <w:spacing w:val="-14"/>
                 <w:sz w:val="20"/>
                 <w:szCs w:val="20"/>
@@ -830,18 +822,18 @@
               <w:adjustRightInd w:val="0"/>
               <w:snapToGrid w:val="0"/>
               <w:spacing w:before="175" w:line="227" w:lineRule="auto"/>
-              <w:ind w:left="0" w:leftChars="0" w:right="0" w:rightChars="0" w:firstLine="0" w:firstLineChars="0"/>
+              <w:ind w:left="0" w:right="0" w:firstLine="0" w:leftChars="0" w:rightChars="0" w:firstLineChars="0"/>
               <w:jc w:val="center"/>
               <w:textAlignment w:val="baseline"/>
               <w:rPr>
-                <w:rFonts w:ascii="宋体" w:hAnsi="宋体" w:eastAsia="宋体" w:cs="宋体"/>
+                <w:rFonts w:ascii="宋体" w:eastAsia="宋体" w:hAnsi="宋体" w:cs="宋体"/>
                 <w:sz w:val="20"/>
                 <w:szCs w:val="20"/>
               </w:rPr>
             </w:pPr>
             <w:r>
               <w:rPr>
-                <w:rFonts w:ascii="宋体" w:hAnsi="宋体" w:eastAsia="宋体" w:cs="宋体"/>
+                <w:rFonts w:ascii="宋体" w:eastAsia="宋体" w:hAnsi="宋体" w:cs="宋体"/>
                 <w:spacing w:val="4"/>
                 <w:sz w:val="20"/>
                 <w:szCs w:val="20"/>
@@ -870,18 +862,18 @@
               <w:adjustRightInd w:val="0"/>
               <w:snapToGrid w:val="0"/>
               <w:spacing w:before="175" w:line="228" w:lineRule="auto"/>
-              <w:ind w:left="0" w:leftChars="0" w:right="0" w:rightChars="0" w:firstLine="0" w:firstLineChars="0"/>
+              <w:ind w:left="0" w:right="0" w:firstLine="0" w:leftChars="0" w:rightChars="0" w:firstLineChars="0"/>
               <w:jc w:val="center"/>
               <w:textAlignment w:val="baseline"/>
               <w:rPr>
-                <w:rFonts w:ascii="宋体" w:hAnsi="宋体" w:eastAsia="宋体" w:cs="宋体"/>
+                <w:rFonts w:ascii="宋体" w:eastAsia="宋体" w:hAnsi="宋体" w:cs="宋体"/>
                 <w:sz w:val="20"/>
                 <w:szCs w:val="20"/>
               </w:rPr>
             </w:pPr>
             <w:r>
               <w:rPr>
-                <w:rFonts w:ascii="宋体" w:hAnsi="宋体" w:eastAsia="宋体" w:cs="宋体"/>
+                <w:rFonts w:ascii="宋体" w:eastAsia="宋体" w:hAnsi="宋体" w:cs="宋体"/>
                 <w:spacing w:val="7"/>
                 <w:sz w:val="20"/>
                 <w:szCs w:val="20"/>
@@ -910,18 +902,18 @@
               <w:adjustRightInd w:val="0"/>
               <w:snapToGrid w:val="0"/>
               <w:spacing w:before="176" w:line="229" w:lineRule="auto"/>
-              <w:ind w:left="0" w:leftChars="0" w:right="0" w:rightChars="0" w:firstLine="0" w:firstLineChars="0"/>
+              <w:ind w:left="0" w:right="0" w:firstLine="0" w:leftChars="0" w:rightChars="0" w:firstLineChars="0"/>
               <w:jc w:val="center"/>
               <w:textAlignment w:val="baseline"/>
               <w:rPr>
-                <w:rFonts w:ascii="宋体" w:hAnsi="宋体" w:eastAsia="宋体" w:cs="宋体"/>
+                <w:rFonts w:ascii="宋体" w:eastAsia="宋体" w:hAnsi="宋体" w:cs="宋体"/>
                 <w:sz w:val="20"/>
                 <w:szCs w:val="20"/>
               </w:rPr>
             </w:pPr>
             <w:r>
               <w:rPr>
-                <w:rFonts w:ascii="宋体" w:hAnsi="宋体" w:eastAsia="宋体" w:cs="宋体"/>
+                <w:rFonts w:ascii="宋体" w:eastAsia="宋体" w:hAnsi="宋体" w:cs="宋体"/>
                 <w:spacing w:val="7"/>
                 <w:sz w:val="20"/>
                 <w:szCs w:val="20"/>
@@ -933,14 +925,9 @@
       </w:tr>
       <w:tr>
         <w:tblPrEx>
-          <w:tblBorders>
-            <w:top w:val="single" w:color="000000" w:sz="2" w:space="0"/>
-            <w:left w:val="single" w:color="000000" w:sz="2" w:space="0"/>
-            <w:bottom w:val="single" w:color="000000" w:sz="2" w:space="0"/>
-            <w:right w:val="single" w:color="000000" w:sz="2" w:space="0"/>
-            <w:insideH w:val="single" w:color="000000" w:sz="2" w:space="0"/>
-            <w:insideV w:val="single" w:color="000000" w:sz="2" w:space="0"/>
-          </w:tblBorders>
+          <w:tblW w:w="7137" w:type="dxa"/>
+          <w:jc w:val="center"/>
+          <w:tblLayout w:type="fixed"/>
           <w:tblCellMar>
             <w:top w:w="0" w:type="dxa"/>
             <w:left w:w="0" w:type="dxa"/>
@@ -949,7 +936,7 @@
           </w:tblCellMar>
         </w:tblPrEx>
         <w:trPr>
-          <w:trHeight w:val="516" w:hRule="atLeast"/>
+          <w:trHeight w:val="516"/>
           <w:jc w:val="center"/>
         </w:trPr>
         <w:tc>
@@ -972,11 +959,11 @@
               <w:adjustRightInd w:val="0"/>
               <w:snapToGrid w:val="0"/>
               <w:spacing w:before="173" w:line="267" w:lineRule="exact"/>
-              <w:ind w:left="0" w:leftChars="0" w:right="0" w:rightChars="0" w:firstLine="0" w:firstLineChars="0"/>
+              <w:ind w:left="0" w:right="0" w:firstLine="0" w:leftChars="0" w:rightChars="0" w:firstLineChars="0"/>
               <w:jc w:val="center"/>
               <w:textAlignment w:val="baseline"/>
               <w:rPr>
-                <w:rFonts w:hint="default" w:ascii="宋体" w:hAnsi="宋体" w:eastAsia="宋体" w:cs="宋体"/>
+                <w:rFonts w:ascii="宋体" w:eastAsia="宋体" w:hAnsi="宋体" w:cs="宋体" w:hint="default"/>
                 <w:sz w:val="20"/>
                 <w:szCs w:val="20"/>
                 <w:lang w:val="en-US" w:eastAsia="zh-CN"/>
@@ -984,7 +971,7 @@
             </w:pPr>
             <w:r>
               <w:rPr>
-                <w:rFonts w:ascii="宋体" w:hAnsi="宋体" w:eastAsia="宋体" w:cs="宋体"/>
+                <w:rFonts w:ascii="宋体" w:eastAsia="宋体" w:hAnsi="宋体" w:cs="宋体"/>
                 <w:spacing w:val="3"/>
                 <w:position w:val="1"/>
                 <w:sz w:val="20"/>
@@ -994,7 +981,7 @@
             </w:r>
             <w:r>
               <w:rPr>
-                <w:rFonts w:hint="eastAsia" w:ascii="宋体" w:hAnsi="宋体" w:cs="宋体"/>
+                <w:rFonts w:ascii="宋体" w:hAnsi="宋体" w:cs="宋体" w:hint="eastAsia"/>
                 <w:spacing w:val="3"/>
                 <w:position w:val="1"/>
                 <w:sz w:val="20"/>
@@ -1005,7 +992,7 @@
             </w:r>
             <w:r>
               <w:rPr>
-                <w:rFonts w:ascii="宋体" w:hAnsi="宋体" w:eastAsia="宋体" w:cs="宋体"/>
+                <w:rFonts w:ascii="宋体" w:eastAsia="宋体" w:hAnsi="宋体" w:cs="宋体"/>
                 <w:spacing w:val="3"/>
                 <w:position w:val="1"/>
                 <w:sz w:val="20"/>
@@ -1015,7 +1002,7 @@
             </w:r>
             <w:r>
               <w:rPr>
-                <w:rFonts w:hint="eastAsia" w:ascii="宋体" w:hAnsi="宋体" w:cs="宋体"/>
+                <w:rFonts w:ascii="宋体" w:hAnsi="宋体" w:cs="宋体" w:hint="eastAsia"/>
                 <w:spacing w:val="3"/>
                 <w:position w:val="1"/>
                 <w:sz w:val="20"/>
@@ -1046,18 +1033,18 @@
               <w:adjustRightInd w:val="0"/>
               <w:snapToGrid w:val="0"/>
               <w:spacing w:before="173" w:line="267" w:lineRule="exact"/>
-              <w:ind w:left="0" w:leftChars="0" w:right="0" w:rightChars="0" w:firstLine="0" w:firstLineChars="0"/>
+              <w:ind w:left="0" w:right="0" w:firstLine="0" w:leftChars="0" w:rightChars="0" w:firstLineChars="0"/>
               <w:jc w:val="center"/>
               <w:textAlignment w:val="baseline"/>
               <w:rPr>
-                <w:rFonts w:ascii="宋体" w:hAnsi="宋体" w:eastAsia="宋体" w:cs="宋体"/>
+                <w:rFonts w:ascii="宋体" w:eastAsia="宋体" w:hAnsi="宋体" w:cs="宋体"/>
                 <w:sz w:val="20"/>
                 <w:szCs w:val="20"/>
               </w:rPr>
             </w:pPr>
             <w:r>
               <w:rPr>
-                <w:rFonts w:ascii="宋体" w:hAnsi="宋体" w:eastAsia="宋体" w:cs="宋体"/>
+                <w:rFonts w:ascii="宋体" w:eastAsia="宋体" w:hAnsi="宋体" w:cs="宋体"/>
                 <w:spacing w:val="4"/>
                 <w:position w:val="1"/>
                 <w:sz w:val="20"/>
@@ -1087,18 +1074,18 @@
               <w:adjustRightInd w:val="0"/>
               <w:snapToGrid w:val="0"/>
               <w:spacing w:before="172" w:line="228" w:lineRule="auto"/>
-              <w:ind w:left="0" w:leftChars="0" w:right="0" w:rightChars="0" w:firstLine="0" w:firstLineChars="0"/>
+              <w:ind w:left="0" w:right="0" w:firstLine="0" w:leftChars="0" w:rightChars="0" w:firstLineChars="0"/>
               <w:jc w:val="center"/>
               <w:textAlignment w:val="baseline"/>
               <w:rPr>
-                <w:rFonts w:ascii="宋体" w:hAnsi="宋体" w:eastAsia="宋体" w:cs="宋体"/>
+                <w:rFonts w:ascii="宋体" w:eastAsia="宋体" w:hAnsi="宋体" w:cs="宋体"/>
                 <w:sz w:val="20"/>
                 <w:szCs w:val="20"/>
               </w:rPr>
             </w:pPr>
             <w:r>
               <w:rPr>
-                <w:rFonts w:ascii="宋体" w:hAnsi="宋体" w:eastAsia="宋体" w:cs="宋体"/>
+                <w:rFonts w:ascii="宋体" w:eastAsia="宋体" w:hAnsi="宋体" w:cs="宋体"/>
                 <w:spacing w:val="7"/>
                 <w:sz w:val="20"/>
                 <w:szCs w:val="20"/>
@@ -1127,11 +1114,11 @@
               <w:adjustRightInd w:val="0"/>
               <w:snapToGrid w:val="0"/>
               <w:spacing w:before="173" w:line="229" w:lineRule="auto"/>
-              <w:ind w:left="0" w:leftChars="0" w:right="0" w:rightChars="0" w:firstLine="0" w:firstLineChars="0"/>
+              <w:ind w:left="0" w:right="0" w:firstLine="0" w:leftChars="0" w:rightChars="0" w:firstLineChars="0"/>
               <w:jc w:val="center"/>
               <w:textAlignment w:val="baseline"/>
               <w:rPr>
-                <w:rFonts w:ascii="宋体" w:hAnsi="宋体" w:eastAsia="宋体" w:cs="宋体"/>
+                <w:rFonts w:ascii="宋体" w:eastAsia="宋体" w:hAnsi="宋体" w:cs="宋体"/>
                 <w:sz w:val="20"/>
                 <w:szCs w:val="20"/>
               </w:rPr>
@@ -1148,14 +1135,9 @@
       </w:tr>
       <w:tr>
         <w:tblPrEx>
-          <w:tblBorders>
-            <w:top w:val="single" w:color="000000" w:sz="2" w:space="0"/>
-            <w:left w:val="single" w:color="000000" w:sz="2" w:space="0"/>
-            <w:bottom w:val="single" w:color="000000" w:sz="2" w:space="0"/>
-            <w:right w:val="single" w:color="000000" w:sz="2" w:space="0"/>
-            <w:insideH w:val="single" w:color="000000" w:sz="2" w:space="0"/>
-            <w:insideV w:val="single" w:color="000000" w:sz="2" w:space="0"/>
-          </w:tblBorders>
+          <w:tblW w:w="7137" w:type="dxa"/>
+          <w:jc w:val="center"/>
+          <w:tblLayout w:type="fixed"/>
           <w:tblCellMar>
             <w:top w:w="0" w:type="dxa"/>
             <w:left w:w="0" w:type="dxa"/>
@@ -1164,7 +1146,7 @@
           </w:tblCellMar>
         </w:tblPrEx>
         <w:trPr>
-          <w:trHeight w:val="556" w:hRule="atLeast"/>
+          <w:trHeight w:val="556"/>
           <w:jc w:val="center"/>
         </w:trPr>
         <w:tc>
@@ -1173,7 +1155,7 @@
           </w:tcPr>
           <w:p>
             <w:pPr>
-              <w:pStyle w:val="27"/>
+              <w:pStyle w:val="TableText"/>
               <w:keepNext w:val="0"/>
               <w:keepLines w:val="0"/>
               <w:pageBreakBefore w:val="0"/>
@@ -1187,7 +1169,7 @@
               <w:bidi w:val="0"/>
               <w:adjustRightInd w:val="0"/>
               <w:snapToGrid w:val="0"/>
-              <w:ind w:left="0" w:leftChars="0" w:right="0" w:rightChars="0" w:firstLine="0" w:firstLineChars="0"/>
+              <w:ind w:left="0" w:right="0" w:firstLine="0" w:leftChars="0" w:rightChars="0" w:firstLineChars="0"/>
               <w:jc w:val="center"/>
               <w:textAlignment w:val="baseline"/>
             </w:pPr>
@@ -1199,7 +1181,7 @@
           </w:tcPr>
           <w:p>
             <w:pPr>
-              <w:pStyle w:val="27"/>
+              <w:pStyle w:val="TableText"/>
               <w:keepNext w:val="0"/>
               <w:keepLines w:val="0"/>
               <w:pageBreakBefore w:val="0"/>
@@ -1213,7 +1195,7 @@
               <w:bidi w:val="0"/>
               <w:adjustRightInd w:val="0"/>
               <w:snapToGrid w:val="0"/>
-              <w:ind w:left="0" w:leftChars="0" w:right="0" w:rightChars="0" w:firstLine="0" w:firstLineChars="0"/>
+              <w:ind w:left="0" w:right="0" w:firstLine="0" w:leftChars="0" w:rightChars="0" w:firstLineChars="0"/>
               <w:jc w:val="center"/>
               <w:textAlignment w:val="baseline"/>
             </w:pPr>
@@ -1225,7 +1207,7 @@
           </w:tcPr>
           <w:p>
             <w:pPr>
-              <w:pStyle w:val="27"/>
+              <w:pStyle w:val="TableText"/>
               <w:keepNext w:val="0"/>
               <w:keepLines w:val="0"/>
               <w:pageBreakBefore w:val="0"/>
@@ -1239,7 +1221,7 @@
               <w:bidi w:val="0"/>
               <w:adjustRightInd w:val="0"/>
               <w:snapToGrid w:val="0"/>
-              <w:ind w:left="0" w:leftChars="0" w:right="0" w:rightChars="0" w:firstLine="0" w:firstLineChars="0"/>
+              <w:ind w:left="0" w:right="0" w:firstLine="0" w:leftChars="0" w:rightChars="0" w:firstLineChars="0"/>
               <w:jc w:val="center"/>
               <w:textAlignment w:val="baseline"/>
             </w:pPr>
@@ -1251,7 +1233,7 @@
           </w:tcPr>
           <w:p>
             <w:pPr>
-              <w:pStyle w:val="27"/>
+              <w:pStyle w:val="TableText"/>
               <w:keepNext w:val="0"/>
               <w:keepLines w:val="0"/>
               <w:pageBreakBefore w:val="0"/>
@@ -1265,7 +1247,7 @@
               <w:bidi w:val="0"/>
               <w:adjustRightInd w:val="0"/>
               <w:snapToGrid w:val="0"/>
-              <w:ind w:left="0" w:leftChars="0" w:right="0" w:rightChars="0" w:firstLine="0" w:firstLineChars="0"/>
+              <w:ind w:left="0" w:right="0" w:firstLine="0" w:leftChars="0" w:rightChars="0" w:firstLineChars="0"/>
               <w:jc w:val="center"/>
               <w:textAlignment w:val="baseline"/>
             </w:pPr>
@@ -1274,14 +1256,9 @@
       </w:tr>
       <w:tr>
         <w:tblPrEx>
-          <w:tblBorders>
-            <w:top w:val="single" w:color="000000" w:sz="2" w:space="0"/>
-            <w:left w:val="single" w:color="000000" w:sz="2" w:space="0"/>
-            <w:bottom w:val="single" w:color="000000" w:sz="2" w:space="0"/>
-            <w:right w:val="single" w:color="000000" w:sz="2" w:space="0"/>
-            <w:insideH w:val="single" w:color="000000" w:sz="2" w:space="0"/>
-            <w:insideV w:val="single" w:color="000000" w:sz="2" w:space="0"/>
-          </w:tblBorders>
+          <w:tblW w:w="7137" w:type="dxa"/>
+          <w:jc w:val="center"/>
+          <w:tblLayout w:type="fixed"/>
           <w:tblCellMar>
             <w:top w:w="0" w:type="dxa"/>
             <w:left w:w="0" w:type="dxa"/>
@@ -1290,7 +1267,7 @@
           </w:tblCellMar>
         </w:tblPrEx>
         <w:trPr>
-          <w:trHeight w:val="556" w:hRule="atLeast"/>
+          <w:trHeight w:val="556"/>
           <w:jc w:val="center"/>
         </w:trPr>
         <w:tc>
@@ -1299,7 +1276,7 @@
           </w:tcPr>
           <w:p>
             <w:pPr>
-              <w:pStyle w:val="27"/>
+              <w:pStyle w:val="TableText"/>
               <w:keepNext w:val="0"/>
               <w:keepLines w:val="0"/>
               <w:pageBreakBefore w:val="0"/>
@@ -1313,7 +1290,7 @@
               <w:bidi w:val="0"/>
               <w:adjustRightInd w:val="0"/>
               <w:snapToGrid w:val="0"/>
-              <w:ind w:left="0" w:leftChars="0" w:right="0" w:rightChars="0" w:firstLine="0" w:firstLineChars="0"/>
+              <w:ind w:left="0" w:right="0" w:firstLine="0" w:leftChars="0" w:rightChars="0" w:firstLineChars="0"/>
               <w:jc w:val="center"/>
               <w:textAlignment w:val="baseline"/>
             </w:pPr>
@@ -1325,7 +1302,7 @@
           </w:tcPr>
           <w:p>
             <w:pPr>
-              <w:pStyle w:val="27"/>
+              <w:pStyle w:val="TableText"/>
               <w:keepNext w:val="0"/>
               <w:keepLines w:val="0"/>
               <w:pageBreakBefore w:val="0"/>
@@ -1339,7 +1316,7 @@
               <w:bidi w:val="0"/>
               <w:adjustRightInd w:val="0"/>
               <w:snapToGrid w:val="0"/>
-              <w:ind w:left="0" w:leftChars="0" w:right="0" w:rightChars="0" w:firstLine="0" w:firstLineChars="0"/>
+              <w:ind w:left="0" w:right="0" w:firstLine="0" w:leftChars="0" w:rightChars="0" w:firstLineChars="0"/>
               <w:jc w:val="center"/>
               <w:textAlignment w:val="baseline"/>
             </w:pPr>
@@ -1351,7 +1328,7 @@
           </w:tcPr>
           <w:p>
             <w:pPr>
-              <w:pStyle w:val="27"/>
+              <w:pStyle w:val="TableText"/>
               <w:keepNext w:val="0"/>
               <w:keepLines w:val="0"/>
               <w:pageBreakBefore w:val="0"/>
@@ -1365,7 +1342,7 @@
               <w:bidi w:val="0"/>
               <w:adjustRightInd w:val="0"/>
               <w:snapToGrid w:val="0"/>
-              <w:ind w:left="0" w:leftChars="0" w:right="0" w:rightChars="0" w:firstLine="0" w:firstLineChars="0"/>
+              <w:ind w:left="0" w:right="0" w:firstLine="0" w:leftChars="0" w:rightChars="0" w:firstLineChars="0"/>
               <w:jc w:val="center"/>
               <w:textAlignment w:val="baseline"/>
             </w:pPr>
@@ -1377,7 +1354,7 @@
           </w:tcPr>
           <w:p>
             <w:pPr>
-              <w:pStyle w:val="27"/>
+              <w:pStyle w:val="TableText"/>
               <w:keepNext w:val="0"/>
               <w:keepLines w:val="0"/>
               <w:pageBreakBefore w:val="0"/>
@@ -1391,7 +1368,7 @@
               <w:bidi w:val="0"/>
               <w:adjustRightInd w:val="0"/>
               <w:snapToGrid w:val="0"/>
-              <w:ind w:left="0" w:leftChars="0" w:right="0" w:rightChars="0" w:firstLine="0" w:firstLineChars="0"/>
+              <w:ind w:left="0" w:right="0" w:firstLine="0" w:leftChars="0" w:rightChars="0" w:firstLineChars="0"/>
               <w:jc w:val="center"/>
               <w:textAlignment w:val="baseline"/>
             </w:pPr>
@@ -1400,14 +1377,9 @@
       </w:tr>
       <w:tr>
         <w:tblPrEx>
-          <w:tblBorders>
-            <w:top w:val="single" w:color="000000" w:sz="2" w:space="0"/>
-            <w:left w:val="single" w:color="000000" w:sz="2" w:space="0"/>
-            <w:bottom w:val="single" w:color="000000" w:sz="2" w:space="0"/>
-            <w:right w:val="single" w:color="000000" w:sz="2" w:space="0"/>
-            <w:insideH w:val="single" w:color="000000" w:sz="2" w:space="0"/>
-            <w:insideV w:val="single" w:color="000000" w:sz="2" w:space="0"/>
-          </w:tblBorders>
+          <w:tblW w:w="7137" w:type="dxa"/>
+          <w:jc w:val="center"/>
+          <w:tblLayout w:type="fixed"/>
           <w:tblCellMar>
             <w:top w:w="0" w:type="dxa"/>
             <w:left w:w="0" w:type="dxa"/>
@@ -1416,7 +1388,7 @@
           </w:tblCellMar>
         </w:tblPrEx>
         <w:trPr>
-          <w:trHeight w:val="557" w:hRule="atLeast"/>
+          <w:trHeight w:val="557"/>
           <w:jc w:val="center"/>
         </w:trPr>
         <w:tc>
@@ -1425,7 +1397,7 @@
           </w:tcPr>
           <w:p>
             <w:pPr>
-              <w:pStyle w:val="27"/>
+              <w:pStyle w:val="TableText"/>
               <w:keepNext w:val="0"/>
               <w:keepLines w:val="0"/>
               <w:pageBreakBefore w:val="0"/>
@@ -1439,7 +1411,7 @@
               <w:bidi w:val="0"/>
               <w:adjustRightInd w:val="0"/>
               <w:snapToGrid w:val="0"/>
-              <w:ind w:left="0" w:leftChars="0" w:right="0" w:rightChars="0" w:firstLine="0" w:firstLineChars="0"/>
+              <w:ind w:left="0" w:right="0" w:firstLine="0" w:leftChars="0" w:rightChars="0" w:firstLineChars="0"/>
               <w:jc w:val="center"/>
               <w:textAlignment w:val="baseline"/>
             </w:pPr>
@@ -1451,7 +1423,7 @@
           </w:tcPr>
           <w:p>
             <w:pPr>
-              <w:pStyle w:val="27"/>
+              <w:pStyle w:val="TableText"/>
               <w:keepNext w:val="0"/>
               <w:keepLines w:val="0"/>
               <w:pageBreakBefore w:val="0"/>
@@ -1465,7 +1437,7 @@
               <w:bidi w:val="0"/>
               <w:adjustRightInd w:val="0"/>
               <w:snapToGrid w:val="0"/>
-              <w:ind w:left="0" w:leftChars="0" w:right="0" w:rightChars="0" w:firstLine="0" w:firstLineChars="0"/>
+              <w:ind w:left="0" w:right="0" w:firstLine="0" w:leftChars="0" w:rightChars="0" w:firstLineChars="0"/>
               <w:jc w:val="center"/>
               <w:textAlignment w:val="baseline"/>
             </w:pPr>
@@ -1477,7 +1449,7 @@
           </w:tcPr>
           <w:p>
             <w:pPr>
-              <w:pStyle w:val="27"/>
+              <w:pStyle w:val="TableText"/>
               <w:keepNext w:val="0"/>
               <w:keepLines w:val="0"/>
               <w:pageBreakBefore w:val="0"/>
@@ -1491,7 +1463,7 @@
               <w:bidi w:val="0"/>
               <w:adjustRightInd w:val="0"/>
               <w:snapToGrid w:val="0"/>
-              <w:ind w:left="0" w:leftChars="0" w:right="0" w:rightChars="0" w:firstLine="0" w:firstLineChars="0"/>
+              <w:ind w:left="0" w:right="0" w:firstLine="0" w:leftChars="0" w:rightChars="0" w:firstLineChars="0"/>
               <w:jc w:val="center"/>
               <w:textAlignment w:val="baseline"/>
             </w:pPr>
@@ -1503,7 +1475,7 @@
           </w:tcPr>
           <w:p>
             <w:pPr>
-              <w:pStyle w:val="27"/>
+              <w:pStyle w:val="TableText"/>
               <w:keepNext w:val="0"/>
               <w:keepLines w:val="0"/>
               <w:pageBreakBefore w:val="0"/>
@@ -1517,7 +1489,7 @@
               <w:bidi w:val="0"/>
               <w:adjustRightInd w:val="0"/>
               <w:snapToGrid w:val="0"/>
-              <w:ind w:left="0" w:leftChars="0" w:right="0" w:rightChars="0" w:firstLine="0" w:firstLineChars="0"/>
+              <w:ind w:left="0" w:right="0" w:firstLine="0" w:leftChars="0" w:rightChars="0" w:firstLineChars="0"/>
               <w:jc w:val="center"/>
               <w:textAlignment w:val="baseline"/>
             </w:pPr>
@@ -1549,7 +1521,7 @@
     <w:sdt>
       <w:sdtPr>
         <w:rPr>
-          <w:rFonts w:ascii="宋体" w:hAnsi="宋体" w:eastAsia="宋体" w:cs="Arial"/>
+          <w:rFonts w:ascii="宋体" w:eastAsia="宋体" w:hAnsi="宋体" w:cs="Arial"/>
           <w:snapToGrid w:val="0"/>
           <w:color w:val="000000"/>
           <w:kern w:val="0"/>
@@ -1565,7 +1537,7 @@
       </w:sdtPr>
       <w:sdtEndPr>
         <w:rPr>
-          <w:rFonts w:hint="eastAsia" w:ascii="宋体" w:hAnsi="宋体" w:eastAsia="宋体" w:cs="宋体"/>
+          <w:rFonts w:ascii="宋体" w:eastAsia="宋体" w:hAnsi="宋体" w:cs="宋体" w:hint="eastAsia"/>
           <w:snapToGrid w:val="0"/>
           <w:color w:val="000000"/>
           <w:kern w:val="0"/>
@@ -1591,18 +1563,18 @@
             <w:adjustRightInd w:val="0"/>
             <w:snapToGrid w:val="0"/>
             <w:spacing w:before="0" w:beforeLines="0" w:after="0" w:afterLines="0" w:line="240" w:lineRule="auto"/>
-            <w:ind w:left="0" w:leftChars="0" w:right="0" w:rightChars="0" w:firstLine="0" w:firstLineChars="0"/>
+            <w:ind w:left="0" w:right="0" w:firstLine="0" w:leftChars="0" w:rightChars="0" w:firstLineChars="0"/>
             <w:jc w:val="center"/>
             <w:textAlignment w:val="baseline"/>
             <w:rPr>
-              <w:rFonts w:hint="eastAsia" w:ascii="宋体" w:hAnsi="宋体" w:eastAsia="宋体" w:cs="宋体"/>
+              <w:rFonts w:ascii="宋体" w:eastAsia="宋体" w:hAnsi="宋体" w:cs="宋体" w:hint="eastAsia"/>
               <w:sz w:val="24"/>
               <w:szCs w:val="24"/>
             </w:rPr>
           </w:pPr>
           <w:r>
             <w:rPr>
-              <w:rFonts w:hint="eastAsia" w:ascii="宋体" w:hAnsi="宋体" w:eastAsia="宋体" w:cs="宋体"/>
+              <w:rFonts w:ascii="宋体" w:eastAsia="宋体" w:hAnsi="宋体" w:cs="宋体" w:hint="eastAsia"/>
               <w:sz w:val="24"/>
               <w:szCs w:val="24"/>
             </w:rPr>
@@ -1611,7 +1583,7 @@
         </w:p>
         <w:p>
           <w:pPr>
-            <w:pStyle w:val="16"/>
+            <w:pStyle w:val="TOC1"/>
             <w:keepNext w:val="0"/>
             <w:keepLines w:val="0"/>
             <w:pageBreakBefore w:val="0"/>
@@ -1632,7 +1604,7 @@
           </w:pPr>
           <w:r>
             <w:rPr>
-              <w:rFonts w:hint="eastAsia" w:ascii="宋体" w:hAnsi="宋体" w:eastAsia="宋体" w:cs="宋体"/>
+              <w:rFonts w:ascii="宋体" w:eastAsia="宋体" w:hAnsi="宋体" w:cs="宋体" w:hint="eastAsia"/>
               <w:sz w:val="24"/>
               <w:szCs w:val="24"/>
             </w:rPr>
@@ -1640,7 +1612,7 @@
           </w:r>
           <w:r>
             <w:rPr>
-              <w:rFonts w:hint="eastAsia" w:ascii="宋体" w:hAnsi="宋体" w:eastAsia="宋体" w:cs="宋体"/>
+              <w:rFonts w:ascii="宋体" w:eastAsia="宋体" w:hAnsi="宋体" w:cs="宋体" w:hint="eastAsia"/>
               <w:sz w:val="24"/>
               <w:szCs w:val="24"/>
             </w:rPr>
@@ -1648,7 +1620,7 @@
           </w:r>
           <w:r>
             <w:rPr>
-              <w:rFonts w:hint="eastAsia" w:ascii="宋体" w:hAnsi="宋体" w:eastAsia="宋体" w:cs="宋体"/>
+              <w:rFonts w:ascii="宋体" w:eastAsia="宋体" w:hAnsi="宋体" w:cs="宋体" w:hint="eastAsia"/>
               <w:sz w:val="24"/>
               <w:szCs w:val="24"/>
             </w:rPr>
@@ -1656,21 +1628,21 @@
           </w:r>
           <w:r>
             <w:rPr>
-              <w:rFonts w:hint="eastAsia" w:ascii="宋体" w:hAnsi="宋体" w:eastAsia="宋体" w:cs="宋体"/>
+              <w:rFonts w:ascii="宋体" w:eastAsia="宋体" w:hAnsi="宋体" w:cs="宋体" w:hint="eastAsia"/>
               <w:szCs w:val="24"/>
             </w:rPr>
             <w:fldChar w:fldCharType="begin"/>
           </w:r>
           <w:r>
             <w:rPr>
-              <w:rFonts w:hint="eastAsia" w:ascii="宋体" w:hAnsi="宋体" w:eastAsia="宋体" w:cs="宋体"/>
+              <w:rFonts w:ascii="宋体" w:eastAsia="宋体" w:hAnsi="宋体" w:cs="宋体" w:hint="eastAsia"/>
               <w:szCs w:val="24"/>
             </w:rPr>
             <w:instrText xml:space="preserve"> HYPERLINK \l _Toc18938 </w:instrText>
           </w:r>
           <w:r>
             <w:rPr>
-              <w:rFonts w:hint="eastAsia" w:ascii="宋体" w:hAnsi="宋体" w:eastAsia="宋体" w:cs="宋体"/>
+              <w:rFonts w:ascii="宋体" w:eastAsia="宋体" w:hAnsi="宋体" w:cs="宋体" w:hint="eastAsia"/>
               <w:szCs w:val="24"/>
             </w:rPr>
             <w:fldChar w:fldCharType="separate"/>
@@ -1702,7 +1674,7 @@
           </w:r>
           <w:r>
             <w:rPr>
-              <w:rFonts w:hint="eastAsia" w:ascii="宋体" w:hAnsi="宋体" w:eastAsia="宋体" w:cs="宋体"/>
+              <w:rFonts w:ascii="宋体" w:eastAsia="宋体" w:hAnsi="宋体" w:cs="宋体" w:hint="eastAsia"/>
               <w:szCs w:val="24"/>
             </w:rPr>
             <w:fldChar w:fldCharType="end"/>
@@ -1710,7 +1682,7 @@
         </w:p>
         <w:p>
           <w:pPr>
-            <w:pStyle w:val="16"/>
+            <w:pStyle w:val="TOC1"/>
             <w:keepNext w:val="0"/>
             <w:keepLines w:val="0"/>
             <w:pageBreakBefore w:val="0"/>
@@ -1731,21 +1703,21 @@
           </w:pPr>
           <w:r>
             <w:rPr>
-              <w:rFonts w:hint="eastAsia" w:ascii="宋体" w:hAnsi="宋体" w:eastAsia="宋体" w:cs="宋体"/>
+              <w:rFonts w:ascii="宋体" w:eastAsia="宋体" w:hAnsi="宋体" w:cs="宋体" w:hint="eastAsia"/>
               <w:szCs w:val="24"/>
             </w:rPr>
             <w:fldChar w:fldCharType="begin"/>
           </w:r>
           <w:r>
             <w:rPr>
-              <w:rFonts w:hint="eastAsia" w:ascii="宋体" w:hAnsi="宋体" w:eastAsia="宋体" w:cs="宋体"/>
+              <w:rFonts w:ascii="宋体" w:eastAsia="宋体" w:hAnsi="宋体" w:cs="宋体" w:hint="eastAsia"/>
               <w:szCs w:val="24"/>
             </w:rPr>
             <w:instrText xml:space="preserve"> HYPERLINK \l _Toc3109 </w:instrText>
           </w:r>
           <w:r>
             <w:rPr>
-              <w:rFonts w:hint="eastAsia" w:ascii="宋体" w:hAnsi="宋体" w:eastAsia="宋体" w:cs="宋体"/>
+              <w:rFonts w:ascii="宋体" w:eastAsia="宋体" w:hAnsi="宋体" w:cs="宋体" w:hint="eastAsia"/>
               <w:szCs w:val="24"/>
             </w:rPr>
             <w:fldChar w:fldCharType="separate"/>
@@ -1779,7 +1751,7 @@
           </w:r>
           <w:r>
             <w:rPr>
-              <w:rFonts w:hint="eastAsia" w:ascii="宋体" w:hAnsi="宋体" w:eastAsia="宋体" w:cs="宋体"/>
+              <w:rFonts w:ascii="宋体" w:eastAsia="宋体" w:hAnsi="宋体" w:cs="宋体" w:hint="eastAsia"/>
               <w:szCs w:val="24"/>
             </w:rPr>
             <w:fldChar w:fldCharType="end"/>
@@ -1787,7 +1759,7 @@
         </w:p>
         <w:p>
           <w:pPr>
-            <w:pStyle w:val="16"/>
+            <w:pStyle w:val="TOC1"/>
             <w:keepNext w:val="0"/>
             <w:keepLines w:val="0"/>
             <w:pageBreakBefore w:val="0"/>
@@ -1808,21 +1780,21 @@
           </w:pPr>
           <w:r>
             <w:rPr>
-              <w:rFonts w:hint="eastAsia" w:ascii="宋体" w:hAnsi="宋体" w:eastAsia="宋体" w:cs="宋体"/>
+              <w:rFonts w:ascii="宋体" w:eastAsia="宋体" w:hAnsi="宋体" w:cs="宋体" w:hint="eastAsia"/>
               <w:szCs w:val="24"/>
             </w:rPr>
             <w:fldChar w:fldCharType="begin"/>
           </w:r>
           <w:r>
             <w:rPr>
-              <w:rFonts w:hint="eastAsia" w:ascii="宋体" w:hAnsi="宋体" w:eastAsia="宋体" w:cs="宋体"/>
+              <w:rFonts w:ascii="宋体" w:eastAsia="宋体" w:hAnsi="宋体" w:cs="宋体" w:hint="eastAsia"/>
               <w:szCs w:val="24"/>
             </w:rPr>
             <w:instrText xml:space="preserve"> HYPERLINK \l _Toc11072 </w:instrText>
           </w:r>
           <w:r>
             <w:rPr>
-              <w:rFonts w:hint="eastAsia" w:ascii="宋体" w:hAnsi="宋体" w:eastAsia="宋体" w:cs="宋体"/>
+              <w:rFonts w:ascii="宋体" w:eastAsia="宋体" w:hAnsi="宋体" w:cs="宋体" w:hint="eastAsia"/>
               <w:szCs w:val="24"/>
             </w:rPr>
             <w:fldChar w:fldCharType="separate"/>
@@ -1856,7 +1828,7 @@
           </w:r>
           <w:r>
             <w:rPr>
-              <w:rFonts w:hint="eastAsia" w:ascii="宋体" w:hAnsi="宋体" w:eastAsia="宋体" w:cs="宋体"/>
+              <w:rFonts w:ascii="宋体" w:eastAsia="宋体" w:hAnsi="宋体" w:cs="宋体" w:hint="eastAsia"/>
               <w:szCs w:val="24"/>
             </w:rPr>
             <w:fldChar w:fldCharType="end"/>
@@ -1864,7 +1836,7 @@
         </w:p>
         <w:p>
           <w:pPr>
-            <w:pStyle w:val="16"/>
+            <w:pStyle w:val="TOC1"/>
             <w:keepNext w:val="0"/>
             <w:keepLines w:val="0"/>
             <w:pageBreakBefore w:val="0"/>
@@ -1885,21 +1857,21 @@
           </w:pPr>
           <w:r>
             <w:rPr>
-              <w:rFonts w:hint="eastAsia" w:ascii="宋体" w:hAnsi="宋体" w:eastAsia="宋体" w:cs="宋体"/>
+              <w:rFonts w:ascii="宋体" w:eastAsia="宋体" w:hAnsi="宋体" w:cs="宋体" w:hint="eastAsia"/>
               <w:szCs w:val="24"/>
             </w:rPr>
             <w:fldChar w:fldCharType="begin"/>
           </w:r>
           <w:r>
             <w:rPr>
-              <w:rFonts w:hint="eastAsia" w:ascii="宋体" w:hAnsi="宋体" w:eastAsia="宋体" w:cs="宋体"/>
+              <w:rFonts w:ascii="宋体" w:eastAsia="宋体" w:hAnsi="宋体" w:cs="宋体" w:hint="eastAsia"/>
               <w:szCs w:val="24"/>
             </w:rPr>
             <w:instrText xml:space="preserve"> HYPERLINK \l _Toc19403 </w:instrText>
           </w:r>
           <w:r>
             <w:rPr>
-              <w:rFonts w:hint="eastAsia" w:ascii="宋体" w:hAnsi="宋体" w:eastAsia="宋体" w:cs="宋体"/>
+              <w:rFonts w:ascii="宋体" w:eastAsia="宋体" w:hAnsi="宋体" w:cs="宋体" w:hint="eastAsia"/>
               <w:szCs w:val="24"/>
             </w:rPr>
             <w:fldChar w:fldCharType="separate"/>
@@ -1933,7 +1905,7 @@
           </w:r>
           <w:r>
             <w:rPr>
-              <w:rFonts w:hint="eastAsia" w:ascii="宋体" w:hAnsi="宋体" w:eastAsia="宋体" w:cs="宋体"/>
+              <w:rFonts w:ascii="宋体" w:eastAsia="宋体" w:hAnsi="宋体" w:cs="宋体" w:hint="eastAsia"/>
               <w:szCs w:val="24"/>
             </w:rPr>
             <w:fldChar w:fldCharType="end"/>
@@ -1941,7 +1913,7 @@
         </w:p>
         <w:p>
           <w:pPr>
-            <w:pStyle w:val="17"/>
+            <w:pStyle w:val="TOC2"/>
             <w:keepNext w:val="0"/>
             <w:keepLines w:val="0"/>
             <w:pageBreakBefore w:val="0"/>
@@ -1962,21 +1934,21 @@
           </w:pPr>
           <w:r>
             <w:rPr>
-              <w:rFonts w:hint="eastAsia" w:ascii="宋体" w:hAnsi="宋体" w:eastAsia="宋体" w:cs="宋体"/>
+              <w:rFonts w:ascii="宋体" w:eastAsia="宋体" w:hAnsi="宋体" w:cs="宋体" w:hint="eastAsia"/>
               <w:szCs w:val="24"/>
             </w:rPr>
             <w:fldChar w:fldCharType="begin"/>
           </w:r>
           <w:r>
             <w:rPr>
-              <w:rFonts w:hint="eastAsia" w:ascii="宋体" w:hAnsi="宋体" w:eastAsia="宋体" w:cs="宋体"/>
+              <w:rFonts w:ascii="宋体" w:eastAsia="宋体" w:hAnsi="宋体" w:cs="宋体" w:hint="eastAsia"/>
               <w:szCs w:val="24"/>
             </w:rPr>
             <w:instrText xml:space="preserve"> HYPERLINK \l _Toc9348 </w:instrText>
           </w:r>
           <w:r>
             <w:rPr>
-              <w:rFonts w:hint="eastAsia" w:ascii="宋体" w:hAnsi="宋体" w:eastAsia="宋体" w:cs="宋体"/>
+              <w:rFonts w:ascii="宋体" w:eastAsia="宋体" w:hAnsi="宋体" w:cs="宋体" w:hint="eastAsia"/>
               <w:szCs w:val="24"/>
             </w:rPr>
             <w:fldChar w:fldCharType="separate"/>
@@ -2010,7 +1982,7 @@
           </w:r>
           <w:r>
             <w:rPr>
-              <w:rFonts w:hint="eastAsia" w:ascii="宋体" w:hAnsi="宋体" w:eastAsia="宋体" w:cs="宋体"/>
+              <w:rFonts w:ascii="宋体" w:eastAsia="宋体" w:hAnsi="宋体" w:cs="宋体" w:hint="eastAsia"/>
               <w:szCs w:val="24"/>
             </w:rPr>
             <w:fldChar w:fldCharType="end"/>
@@ -2018,7 +1990,7 @@
         </w:p>
         <w:p>
           <w:pPr>
-            <w:pStyle w:val="13"/>
+            <w:pStyle w:val="TOC3"/>
             <w:keepNext w:val="0"/>
             <w:keepLines w:val="0"/>
             <w:pageBreakBefore w:val="0"/>
@@ -2039,21 +2011,21 @@
           </w:pPr>
           <w:r>
             <w:rPr>
-              <w:rFonts w:hint="eastAsia" w:ascii="宋体" w:hAnsi="宋体" w:eastAsia="宋体" w:cs="宋体"/>
+              <w:rFonts w:ascii="宋体" w:eastAsia="宋体" w:hAnsi="宋体" w:cs="宋体" w:hint="eastAsia"/>
               <w:szCs w:val="24"/>
             </w:rPr>
             <w:fldChar w:fldCharType="begin"/>
           </w:r>
           <w:r>
             <w:rPr>
-              <w:rFonts w:hint="eastAsia" w:ascii="宋体" w:hAnsi="宋体" w:eastAsia="宋体" w:cs="宋体"/>
+              <w:rFonts w:ascii="宋体" w:eastAsia="宋体" w:hAnsi="宋体" w:cs="宋体" w:hint="eastAsia"/>
               <w:szCs w:val="24"/>
             </w:rPr>
             <w:instrText xml:space="preserve"> HYPERLINK \l _Toc3959 </w:instrText>
           </w:r>
           <w:r>
             <w:rPr>
-              <w:rFonts w:hint="eastAsia" w:ascii="宋体" w:hAnsi="宋体" w:eastAsia="宋体" w:cs="宋体"/>
+              <w:rFonts w:ascii="宋体" w:eastAsia="宋体" w:hAnsi="宋体" w:cs="宋体" w:hint="eastAsia"/>
               <w:szCs w:val="24"/>
             </w:rPr>
             <w:fldChar w:fldCharType="separate"/>
@@ -2087,7 +2059,7 @@
           </w:r>
           <w:r>
             <w:rPr>
-              <w:rFonts w:hint="eastAsia" w:ascii="宋体" w:hAnsi="宋体" w:eastAsia="宋体" w:cs="宋体"/>
+              <w:rFonts w:ascii="宋体" w:eastAsia="宋体" w:hAnsi="宋体" w:cs="宋体" w:hint="eastAsia"/>
               <w:szCs w:val="24"/>
             </w:rPr>
             <w:fldChar w:fldCharType="end"/>
@@ -2095,7 +2067,7 @@
         </w:p>
         <w:p>
           <w:pPr>
-            <w:pStyle w:val="13"/>
+            <w:pStyle w:val="TOC3"/>
             <w:keepNext w:val="0"/>
             <w:keepLines w:val="0"/>
             <w:pageBreakBefore w:val="0"/>
@@ -2116,21 +2088,21 @@
           </w:pPr>
           <w:r>
             <w:rPr>
-              <w:rFonts w:hint="eastAsia" w:ascii="宋体" w:hAnsi="宋体" w:eastAsia="宋体" w:cs="宋体"/>
+              <w:rFonts w:ascii="宋体" w:eastAsia="宋体" w:hAnsi="宋体" w:cs="宋体" w:hint="eastAsia"/>
               <w:szCs w:val="24"/>
             </w:rPr>
             <w:fldChar w:fldCharType="begin"/>
           </w:r>
           <w:r>
             <w:rPr>
-              <w:rFonts w:hint="eastAsia" w:ascii="宋体" w:hAnsi="宋体" w:eastAsia="宋体" w:cs="宋体"/>
+              <w:rFonts w:ascii="宋体" w:eastAsia="宋体" w:hAnsi="宋体" w:cs="宋体" w:hint="eastAsia"/>
               <w:szCs w:val="24"/>
             </w:rPr>
             <w:instrText xml:space="preserve"> HYPERLINK \l _Toc17076 </w:instrText>
           </w:r>
           <w:r>
             <w:rPr>
-              <w:rFonts w:hint="eastAsia" w:ascii="宋体" w:hAnsi="宋体" w:eastAsia="宋体" w:cs="宋体"/>
+              <w:rFonts w:ascii="宋体" w:eastAsia="宋体" w:hAnsi="宋体" w:cs="宋体" w:hint="eastAsia"/>
               <w:szCs w:val="24"/>
             </w:rPr>
             <w:fldChar w:fldCharType="separate"/>
@@ -2164,7 +2136,7 @@
           </w:r>
           <w:r>
             <w:rPr>
-              <w:rFonts w:hint="eastAsia" w:ascii="宋体" w:hAnsi="宋体" w:eastAsia="宋体" w:cs="宋体"/>
+              <w:rFonts w:ascii="宋体" w:eastAsia="宋体" w:hAnsi="宋体" w:cs="宋体" w:hint="eastAsia"/>
               <w:szCs w:val="24"/>
             </w:rPr>
             <w:fldChar w:fldCharType="end"/>
@@ -2172,7 +2144,7 @@
         </w:p>
         <w:p>
           <w:pPr>
-            <w:pStyle w:val="13"/>
+            <w:pStyle w:val="TOC3"/>
             <w:keepNext w:val="0"/>
             <w:keepLines w:val="0"/>
             <w:pageBreakBefore w:val="0"/>
@@ -2193,21 +2165,21 @@
           </w:pPr>
           <w:r>
             <w:rPr>
-              <w:rFonts w:hint="eastAsia" w:ascii="宋体" w:hAnsi="宋体" w:eastAsia="宋体" w:cs="宋体"/>
+              <w:rFonts w:ascii="宋体" w:eastAsia="宋体" w:hAnsi="宋体" w:cs="宋体" w:hint="eastAsia"/>
               <w:szCs w:val="24"/>
             </w:rPr>
             <w:fldChar w:fldCharType="begin"/>
           </w:r>
           <w:r>
             <w:rPr>
-              <w:rFonts w:hint="eastAsia" w:ascii="宋体" w:hAnsi="宋体" w:eastAsia="宋体" w:cs="宋体"/>
+              <w:rFonts w:ascii="宋体" w:eastAsia="宋体" w:hAnsi="宋体" w:cs="宋体" w:hint="eastAsia"/>
               <w:szCs w:val="24"/>
             </w:rPr>
             <w:instrText xml:space="preserve"> HYPERLINK \l _Toc4716 </w:instrText>
           </w:r>
           <w:r>
             <w:rPr>
-              <w:rFonts w:hint="eastAsia" w:ascii="宋体" w:hAnsi="宋体" w:eastAsia="宋体" w:cs="宋体"/>
+              <w:rFonts w:ascii="宋体" w:eastAsia="宋体" w:hAnsi="宋体" w:cs="宋体" w:hint="eastAsia"/>
               <w:szCs w:val="24"/>
             </w:rPr>
             <w:fldChar w:fldCharType="separate"/>
@@ -2241,7 +2213,7 @@
           </w:r>
           <w:r>
             <w:rPr>
-              <w:rFonts w:hint="eastAsia" w:ascii="宋体" w:hAnsi="宋体" w:eastAsia="宋体" w:cs="宋体"/>
+              <w:rFonts w:ascii="宋体" w:eastAsia="宋体" w:hAnsi="宋体" w:cs="宋体" w:hint="eastAsia"/>
               <w:szCs w:val="24"/>
             </w:rPr>
             <w:fldChar w:fldCharType="end"/>
@@ -2249,7 +2221,7 @@
         </w:p>
         <w:p>
           <w:pPr>
-            <w:pStyle w:val="17"/>
+            <w:pStyle w:val="TOC2"/>
             <w:keepNext w:val="0"/>
             <w:keepLines w:val="0"/>
             <w:pageBreakBefore w:val="0"/>
@@ -2270,21 +2242,21 @@
           </w:pPr>
           <w:r>
             <w:rPr>
-              <w:rFonts w:hint="eastAsia" w:ascii="宋体" w:hAnsi="宋体" w:eastAsia="宋体" w:cs="宋体"/>
+              <w:rFonts w:ascii="宋体" w:eastAsia="宋体" w:hAnsi="宋体" w:cs="宋体" w:hint="eastAsia"/>
               <w:szCs w:val="24"/>
             </w:rPr>
             <w:fldChar w:fldCharType="begin"/>
           </w:r>
           <w:r>
             <w:rPr>
-              <w:rFonts w:hint="eastAsia" w:ascii="宋体" w:hAnsi="宋体" w:eastAsia="宋体" w:cs="宋体"/>
+              <w:rFonts w:ascii="宋体" w:eastAsia="宋体" w:hAnsi="宋体" w:cs="宋体" w:hint="eastAsia"/>
               <w:szCs w:val="24"/>
             </w:rPr>
             <w:instrText xml:space="preserve"> HYPERLINK \l _Toc21993 </w:instrText>
           </w:r>
           <w:r>
             <w:rPr>
-              <w:rFonts w:hint="eastAsia" w:ascii="宋体" w:hAnsi="宋体" w:eastAsia="宋体" w:cs="宋体"/>
+              <w:rFonts w:ascii="宋体" w:eastAsia="宋体" w:hAnsi="宋体" w:cs="宋体" w:hint="eastAsia"/>
               <w:szCs w:val="24"/>
             </w:rPr>
             <w:fldChar w:fldCharType="separate"/>
@@ -2318,7 +2290,7 @@
           </w:r>
           <w:r>
             <w:rPr>
-              <w:rFonts w:hint="eastAsia" w:ascii="宋体" w:hAnsi="宋体" w:eastAsia="宋体" w:cs="宋体"/>
+              <w:rFonts w:ascii="宋体" w:eastAsia="宋体" w:hAnsi="宋体" w:cs="宋体" w:hint="eastAsia"/>
               <w:szCs w:val="24"/>
             </w:rPr>
             <w:fldChar w:fldCharType="end"/>
@@ -2326,7 +2298,7 @@
         </w:p>
         <w:p>
           <w:pPr>
-            <w:pStyle w:val="13"/>
+            <w:pStyle w:val="TOC3"/>
             <w:keepNext w:val="0"/>
             <w:keepLines w:val="0"/>
             <w:pageBreakBefore w:val="0"/>
@@ -2347,21 +2319,21 @@
           </w:pPr>
           <w:r>
             <w:rPr>
-              <w:rFonts w:hint="eastAsia" w:ascii="宋体" w:hAnsi="宋体" w:eastAsia="宋体" w:cs="宋体"/>
+              <w:rFonts w:ascii="宋体" w:eastAsia="宋体" w:hAnsi="宋体" w:cs="宋体" w:hint="eastAsia"/>
               <w:szCs w:val="24"/>
             </w:rPr>
             <w:fldChar w:fldCharType="begin"/>
           </w:r>
           <w:r>
             <w:rPr>
-              <w:rFonts w:hint="eastAsia" w:ascii="宋体" w:hAnsi="宋体" w:eastAsia="宋体" w:cs="宋体"/>
+              <w:rFonts w:ascii="宋体" w:eastAsia="宋体" w:hAnsi="宋体" w:cs="宋体" w:hint="eastAsia"/>
               <w:szCs w:val="24"/>
             </w:rPr>
             <w:instrText xml:space="preserve"> HYPERLINK \l _Toc26297 </w:instrText>
           </w:r>
           <w:r>
             <w:rPr>
-              <w:rFonts w:hint="eastAsia" w:ascii="宋体" w:hAnsi="宋体" w:eastAsia="宋体" w:cs="宋体"/>
+              <w:rFonts w:ascii="宋体" w:eastAsia="宋体" w:hAnsi="宋体" w:cs="宋体" w:hint="eastAsia"/>
               <w:szCs w:val="24"/>
             </w:rPr>
             <w:fldChar w:fldCharType="separate"/>
@@ -2395,7 +2367,7 @@
           </w:r>
           <w:r>
             <w:rPr>
-              <w:rFonts w:hint="eastAsia" w:ascii="宋体" w:hAnsi="宋体" w:eastAsia="宋体" w:cs="宋体"/>
+              <w:rFonts w:ascii="宋体" w:eastAsia="宋体" w:hAnsi="宋体" w:cs="宋体" w:hint="eastAsia"/>
               <w:szCs w:val="24"/>
             </w:rPr>
             <w:fldChar w:fldCharType="end"/>
@@ -2403,7 +2375,7 @@
         </w:p>
         <w:p>
           <w:pPr>
-            <w:pStyle w:val="13"/>
+            <w:pStyle w:val="TOC3"/>
             <w:keepNext w:val="0"/>
             <w:keepLines w:val="0"/>
             <w:pageBreakBefore w:val="0"/>
@@ -2424,21 +2396,21 @@
           </w:pPr>
           <w:r>
             <w:rPr>
-              <w:rFonts w:hint="eastAsia" w:ascii="宋体" w:hAnsi="宋体" w:eastAsia="宋体" w:cs="宋体"/>
+              <w:rFonts w:ascii="宋体" w:eastAsia="宋体" w:hAnsi="宋体" w:cs="宋体" w:hint="eastAsia"/>
               <w:szCs w:val="24"/>
             </w:rPr>
             <w:fldChar w:fldCharType="begin"/>
           </w:r>
           <w:r>
             <w:rPr>
-              <w:rFonts w:hint="eastAsia" w:ascii="宋体" w:hAnsi="宋体" w:eastAsia="宋体" w:cs="宋体"/>
+              <w:rFonts w:ascii="宋体" w:eastAsia="宋体" w:hAnsi="宋体" w:cs="宋体" w:hint="eastAsia"/>
               <w:szCs w:val="24"/>
             </w:rPr>
             <w:instrText xml:space="preserve"> HYPERLINK \l _Toc2277 </w:instrText>
           </w:r>
           <w:r>
             <w:rPr>
-              <w:rFonts w:hint="eastAsia" w:ascii="宋体" w:hAnsi="宋体" w:eastAsia="宋体" w:cs="宋体"/>
+              <w:rFonts w:ascii="宋体" w:eastAsia="宋体" w:hAnsi="宋体" w:cs="宋体" w:hint="eastAsia"/>
               <w:szCs w:val="24"/>
             </w:rPr>
             <w:fldChar w:fldCharType="separate"/>
@@ -2472,7 +2444,7 @@
           </w:r>
           <w:r>
             <w:rPr>
-              <w:rFonts w:hint="eastAsia" w:ascii="宋体" w:hAnsi="宋体" w:eastAsia="宋体" w:cs="宋体"/>
+              <w:rFonts w:ascii="宋体" w:eastAsia="宋体" w:hAnsi="宋体" w:cs="宋体" w:hint="eastAsia"/>
               <w:szCs w:val="24"/>
             </w:rPr>
             <w:fldChar w:fldCharType="end"/>
@@ -2480,7 +2452,7 @@
         </w:p>
         <w:p>
           <w:pPr>
-            <w:pStyle w:val="13"/>
+            <w:pStyle w:val="TOC3"/>
             <w:keepNext w:val="0"/>
             <w:keepLines w:val="0"/>
             <w:pageBreakBefore w:val="0"/>
@@ -2501,21 +2473,21 @@
           </w:pPr>
           <w:r>
             <w:rPr>
-              <w:rFonts w:hint="eastAsia" w:ascii="宋体" w:hAnsi="宋体" w:eastAsia="宋体" w:cs="宋体"/>
+              <w:rFonts w:ascii="宋体" w:eastAsia="宋体" w:hAnsi="宋体" w:cs="宋体" w:hint="eastAsia"/>
               <w:szCs w:val="24"/>
             </w:rPr>
             <w:fldChar w:fldCharType="begin"/>
           </w:r>
           <w:r>
             <w:rPr>
-              <w:rFonts w:hint="eastAsia" w:ascii="宋体" w:hAnsi="宋体" w:eastAsia="宋体" w:cs="宋体"/>
+              <w:rFonts w:ascii="宋体" w:eastAsia="宋体" w:hAnsi="宋体" w:cs="宋体" w:hint="eastAsia"/>
               <w:szCs w:val="24"/>
             </w:rPr>
             <w:instrText xml:space="preserve"> HYPERLINK \l _Toc12606 </w:instrText>
           </w:r>
           <w:r>
             <w:rPr>
-              <w:rFonts w:hint="eastAsia" w:ascii="宋体" w:hAnsi="宋体" w:eastAsia="宋体" w:cs="宋体"/>
+              <w:rFonts w:ascii="宋体" w:eastAsia="宋体" w:hAnsi="宋体" w:cs="宋体" w:hint="eastAsia"/>
               <w:szCs w:val="24"/>
             </w:rPr>
             <w:fldChar w:fldCharType="separate"/>
@@ -2549,7 +2521,7 @@
           </w:r>
           <w:r>
             <w:rPr>
-              <w:rFonts w:hint="eastAsia" w:ascii="宋体" w:hAnsi="宋体" w:eastAsia="宋体" w:cs="宋体"/>
+              <w:rFonts w:ascii="宋体" w:eastAsia="宋体" w:hAnsi="宋体" w:cs="宋体" w:hint="eastAsia"/>
               <w:szCs w:val="24"/>
             </w:rPr>
             <w:fldChar w:fldCharType="end"/>
@@ -2557,7 +2529,7 @@
         </w:p>
         <w:p>
           <w:pPr>
-            <w:pStyle w:val="17"/>
+            <w:pStyle w:val="TOC2"/>
             <w:keepNext w:val="0"/>
             <w:keepLines w:val="0"/>
             <w:pageBreakBefore w:val="0"/>
@@ -2578,21 +2550,21 @@
           </w:pPr>
           <w:r>
             <w:rPr>
-              <w:rFonts w:hint="eastAsia" w:ascii="宋体" w:hAnsi="宋体" w:eastAsia="宋体" w:cs="宋体"/>
+              <w:rFonts w:ascii="宋体" w:eastAsia="宋体" w:hAnsi="宋体" w:cs="宋体" w:hint="eastAsia"/>
               <w:szCs w:val="24"/>
             </w:rPr>
             <w:fldChar w:fldCharType="begin"/>
           </w:r>
           <w:r>
             <w:rPr>
-              <w:rFonts w:hint="eastAsia" w:ascii="宋体" w:hAnsi="宋体" w:eastAsia="宋体" w:cs="宋体"/>
+              <w:rFonts w:ascii="宋体" w:eastAsia="宋体" w:hAnsi="宋体" w:cs="宋体" w:hint="eastAsia"/>
               <w:szCs w:val="24"/>
             </w:rPr>
             <w:instrText xml:space="preserve"> HYPERLINK \l _Toc9610 </w:instrText>
           </w:r>
           <w:r>
             <w:rPr>
-              <w:rFonts w:hint="eastAsia" w:ascii="宋体" w:hAnsi="宋体" w:eastAsia="宋体" w:cs="宋体"/>
+              <w:rFonts w:ascii="宋体" w:eastAsia="宋体" w:hAnsi="宋体" w:cs="宋体" w:hint="eastAsia"/>
               <w:szCs w:val="24"/>
             </w:rPr>
             <w:fldChar w:fldCharType="separate"/>
@@ -2626,7 +2598,7 @@
           </w:r>
           <w:r>
             <w:rPr>
-              <w:rFonts w:hint="eastAsia" w:ascii="宋体" w:hAnsi="宋体" w:eastAsia="宋体" w:cs="宋体"/>
+              <w:rFonts w:ascii="宋体" w:eastAsia="宋体" w:hAnsi="宋体" w:cs="宋体" w:hint="eastAsia"/>
               <w:szCs w:val="24"/>
             </w:rPr>
             <w:fldChar w:fldCharType="end"/>
@@ -2634,7 +2606,7 @@
         </w:p>
         <w:p>
           <w:pPr>
-            <w:pStyle w:val="13"/>
+            <w:pStyle w:val="TOC3"/>
             <w:keepNext w:val="0"/>
             <w:keepLines w:val="0"/>
             <w:pageBreakBefore w:val="0"/>
@@ -2655,21 +2627,21 @@
           </w:pPr>
           <w:r>
             <w:rPr>
-              <w:rFonts w:hint="eastAsia" w:ascii="宋体" w:hAnsi="宋体" w:eastAsia="宋体" w:cs="宋体"/>
+              <w:rFonts w:ascii="宋体" w:eastAsia="宋体" w:hAnsi="宋体" w:cs="宋体" w:hint="eastAsia"/>
               <w:szCs w:val="24"/>
             </w:rPr>
             <w:fldChar w:fldCharType="begin"/>
           </w:r>
           <w:r>
             <w:rPr>
-              <w:rFonts w:hint="eastAsia" w:ascii="宋体" w:hAnsi="宋体" w:eastAsia="宋体" w:cs="宋体"/>
+              <w:rFonts w:ascii="宋体" w:eastAsia="宋体" w:hAnsi="宋体" w:cs="宋体" w:hint="eastAsia"/>
               <w:szCs w:val="24"/>
             </w:rPr>
             <w:instrText xml:space="preserve"> HYPERLINK \l _Toc29393 </w:instrText>
           </w:r>
           <w:r>
             <w:rPr>
-              <w:rFonts w:hint="eastAsia" w:ascii="宋体" w:hAnsi="宋体" w:eastAsia="宋体" w:cs="宋体"/>
+              <w:rFonts w:ascii="宋体" w:eastAsia="宋体" w:hAnsi="宋体" w:cs="宋体" w:hint="eastAsia"/>
               <w:szCs w:val="24"/>
             </w:rPr>
             <w:fldChar w:fldCharType="separate"/>
@@ -2703,7 +2675,7 @@
           </w:r>
           <w:r>
             <w:rPr>
-              <w:rFonts w:hint="eastAsia" w:ascii="宋体" w:hAnsi="宋体" w:eastAsia="宋体" w:cs="宋体"/>
+              <w:rFonts w:ascii="宋体" w:eastAsia="宋体" w:hAnsi="宋体" w:cs="宋体" w:hint="eastAsia"/>
               <w:szCs w:val="24"/>
             </w:rPr>
             <w:fldChar w:fldCharType="end"/>
@@ -2711,7 +2683,7 @@
         </w:p>
         <w:p>
           <w:pPr>
-            <w:pStyle w:val="13"/>
+            <w:pStyle w:val="TOC3"/>
             <w:keepNext w:val="0"/>
             <w:keepLines w:val="0"/>
             <w:pageBreakBefore w:val="0"/>
@@ -2732,21 +2704,21 @@
           </w:pPr>
           <w:r>
             <w:rPr>
-              <w:rFonts w:hint="eastAsia" w:ascii="宋体" w:hAnsi="宋体" w:eastAsia="宋体" w:cs="宋体"/>
+              <w:rFonts w:ascii="宋体" w:eastAsia="宋体" w:hAnsi="宋体" w:cs="宋体" w:hint="eastAsia"/>
               <w:szCs w:val="24"/>
             </w:rPr>
             <w:fldChar w:fldCharType="begin"/>
           </w:r>
           <w:r>
             <w:rPr>
-              <w:rFonts w:hint="eastAsia" w:ascii="宋体" w:hAnsi="宋体" w:eastAsia="宋体" w:cs="宋体"/>
+              <w:rFonts w:ascii="宋体" w:eastAsia="宋体" w:hAnsi="宋体" w:cs="宋体" w:hint="eastAsia"/>
               <w:szCs w:val="24"/>
             </w:rPr>
             <w:instrText xml:space="preserve"> HYPERLINK \l _Toc30184 </w:instrText>
           </w:r>
           <w:r>
             <w:rPr>
-              <w:rFonts w:hint="eastAsia" w:ascii="宋体" w:hAnsi="宋体" w:eastAsia="宋体" w:cs="宋体"/>
+              <w:rFonts w:ascii="宋体" w:eastAsia="宋体" w:hAnsi="宋体" w:cs="宋体" w:hint="eastAsia"/>
               <w:szCs w:val="24"/>
             </w:rPr>
             <w:fldChar w:fldCharType="separate"/>
@@ -2780,7 +2752,7 @@
           </w:r>
           <w:r>
             <w:rPr>
-              <w:rFonts w:hint="eastAsia" w:ascii="宋体" w:hAnsi="宋体" w:eastAsia="宋体" w:cs="宋体"/>
+              <w:rFonts w:ascii="宋体" w:eastAsia="宋体" w:hAnsi="宋体" w:cs="宋体" w:hint="eastAsia"/>
               <w:szCs w:val="24"/>
             </w:rPr>
             <w:fldChar w:fldCharType="end"/>
@@ -2788,7 +2760,7 @@
         </w:p>
         <w:p>
           <w:pPr>
-            <w:pStyle w:val="13"/>
+            <w:pStyle w:val="TOC3"/>
             <w:keepNext w:val="0"/>
             <w:keepLines w:val="0"/>
             <w:pageBreakBefore w:val="0"/>
@@ -2809,21 +2781,21 @@
           </w:pPr>
           <w:r>
             <w:rPr>
-              <w:rFonts w:hint="eastAsia" w:ascii="宋体" w:hAnsi="宋体" w:eastAsia="宋体" w:cs="宋体"/>
+              <w:rFonts w:ascii="宋体" w:eastAsia="宋体" w:hAnsi="宋体" w:cs="宋体" w:hint="eastAsia"/>
               <w:szCs w:val="24"/>
             </w:rPr>
             <w:fldChar w:fldCharType="begin"/>
           </w:r>
           <w:r>
             <w:rPr>
-              <w:rFonts w:hint="eastAsia" w:ascii="宋体" w:hAnsi="宋体" w:eastAsia="宋体" w:cs="宋体"/>
+              <w:rFonts w:ascii="宋体" w:eastAsia="宋体" w:hAnsi="宋体" w:cs="宋体" w:hint="eastAsia"/>
               <w:szCs w:val="24"/>
             </w:rPr>
             <w:instrText xml:space="preserve"> HYPERLINK \l _Toc12173 </w:instrText>
           </w:r>
           <w:r>
             <w:rPr>
-              <w:rFonts w:hint="eastAsia" w:ascii="宋体" w:hAnsi="宋体" w:eastAsia="宋体" w:cs="宋体"/>
+              <w:rFonts w:ascii="宋体" w:eastAsia="宋体" w:hAnsi="宋体" w:cs="宋体" w:hint="eastAsia"/>
               <w:szCs w:val="24"/>
             </w:rPr>
             <w:fldChar w:fldCharType="separate"/>
@@ -2857,7 +2829,7 @@
           </w:r>
           <w:r>
             <w:rPr>
-              <w:rFonts w:hint="eastAsia" w:ascii="宋体" w:hAnsi="宋体" w:eastAsia="宋体" w:cs="宋体"/>
+              <w:rFonts w:ascii="宋体" w:eastAsia="宋体" w:hAnsi="宋体" w:cs="宋体" w:hint="eastAsia"/>
               <w:szCs w:val="24"/>
             </w:rPr>
             <w:fldChar w:fldCharType="end"/>
@@ -2865,7 +2837,7 @@
         </w:p>
         <w:p>
           <w:pPr>
-            <w:pStyle w:val="16"/>
+            <w:pStyle w:val="TOC1"/>
             <w:keepNext w:val="0"/>
             <w:keepLines w:val="0"/>
             <w:pageBreakBefore w:val="0"/>
@@ -2886,21 +2858,21 @@
           </w:pPr>
           <w:r>
             <w:rPr>
-              <w:rFonts w:hint="eastAsia" w:ascii="宋体" w:hAnsi="宋体" w:eastAsia="宋体" w:cs="宋体"/>
+              <w:rFonts w:ascii="宋体" w:eastAsia="宋体" w:hAnsi="宋体" w:cs="宋体" w:hint="eastAsia"/>
               <w:szCs w:val="24"/>
             </w:rPr>
             <w:fldChar w:fldCharType="begin"/>
           </w:r>
           <w:r>
             <w:rPr>
-              <w:rFonts w:hint="eastAsia" w:ascii="宋体" w:hAnsi="宋体" w:eastAsia="宋体" w:cs="宋体"/>
+              <w:rFonts w:ascii="宋体" w:eastAsia="宋体" w:hAnsi="宋体" w:cs="宋体" w:hint="eastAsia"/>
               <w:szCs w:val="24"/>
             </w:rPr>
             <w:instrText xml:space="preserve"> HYPERLINK \l _Toc28371 </w:instrText>
           </w:r>
           <w:r>
             <w:rPr>
-              <w:rFonts w:hint="eastAsia" w:ascii="宋体" w:hAnsi="宋体" w:eastAsia="宋体" w:cs="宋体"/>
+              <w:rFonts w:ascii="宋体" w:eastAsia="宋体" w:hAnsi="宋体" w:cs="宋体" w:hint="eastAsia"/>
               <w:szCs w:val="24"/>
             </w:rPr>
             <w:fldChar w:fldCharType="separate"/>
@@ -2934,7 +2906,7 @@
           </w:r>
           <w:r>
             <w:rPr>
-              <w:rFonts w:hint="eastAsia" w:ascii="宋体" w:hAnsi="宋体" w:eastAsia="宋体" w:cs="宋体"/>
+              <w:rFonts w:ascii="宋体" w:eastAsia="宋体" w:hAnsi="宋体" w:cs="宋体" w:hint="eastAsia"/>
               <w:szCs w:val="24"/>
             </w:rPr>
             <w:fldChar w:fldCharType="end"/>
@@ -2942,7 +2914,7 @@
         </w:p>
         <w:p>
           <w:pPr>
-            <w:pStyle w:val="16"/>
+            <w:pStyle w:val="TOC1"/>
             <w:keepNext w:val="0"/>
             <w:keepLines w:val="0"/>
             <w:pageBreakBefore w:val="0"/>
@@ -2963,21 +2935,21 @@
           </w:pPr>
           <w:r>
             <w:rPr>
-              <w:rFonts w:hint="eastAsia" w:ascii="宋体" w:hAnsi="宋体" w:eastAsia="宋体" w:cs="宋体"/>
+              <w:rFonts w:ascii="宋体" w:eastAsia="宋体" w:hAnsi="宋体" w:cs="宋体" w:hint="eastAsia"/>
               <w:szCs w:val="24"/>
             </w:rPr>
             <w:fldChar w:fldCharType="begin"/>
           </w:r>
           <w:r>
             <w:rPr>
-              <w:rFonts w:hint="eastAsia" w:ascii="宋体" w:hAnsi="宋体" w:eastAsia="宋体" w:cs="宋体"/>
+              <w:rFonts w:ascii="宋体" w:eastAsia="宋体" w:hAnsi="宋体" w:cs="宋体" w:hint="eastAsia"/>
               <w:szCs w:val="24"/>
             </w:rPr>
             <w:instrText xml:space="preserve"> HYPERLINK \l _Toc3470 </w:instrText>
           </w:r>
           <w:r>
             <w:rPr>
-              <w:rFonts w:hint="eastAsia" w:ascii="宋体" w:hAnsi="宋体" w:eastAsia="宋体" w:cs="宋体"/>
+              <w:rFonts w:ascii="宋体" w:eastAsia="宋体" w:hAnsi="宋体" w:cs="宋体" w:hint="eastAsia"/>
               <w:szCs w:val="24"/>
             </w:rPr>
             <w:fldChar w:fldCharType="separate"/>
@@ -3011,7 +2983,7 @@
           </w:r>
           <w:r>
             <w:rPr>
-              <w:rFonts w:hint="eastAsia" w:ascii="宋体" w:hAnsi="宋体" w:eastAsia="宋体" w:cs="宋体"/>
+              <w:rFonts w:ascii="宋体" w:eastAsia="宋体" w:hAnsi="宋体" w:cs="宋体" w:hint="eastAsia"/>
               <w:szCs w:val="24"/>
             </w:rPr>
             <w:fldChar w:fldCharType="end"/>
@@ -3019,7 +2991,7 @@
         </w:p>
         <w:p>
           <w:pPr>
-            <w:pStyle w:val="17"/>
+            <w:pStyle w:val="TOC2"/>
             <w:keepNext w:val="0"/>
             <w:keepLines w:val="0"/>
             <w:pageBreakBefore w:val="0"/>
@@ -3040,21 +3012,21 @@
           </w:pPr>
           <w:r>
             <w:rPr>
-              <w:rFonts w:hint="eastAsia" w:ascii="宋体" w:hAnsi="宋体" w:eastAsia="宋体" w:cs="宋体"/>
+              <w:rFonts w:ascii="宋体" w:eastAsia="宋体" w:hAnsi="宋体" w:cs="宋体" w:hint="eastAsia"/>
               <w:szCs w:val="24"/>
             </w:rPr>
             <w:fldChar w:fldCharType="begin"/>
           </w:r>
           <w:r>
             <w:rPr>
-              <w:rFonts w:hint="eastAsia" w:ascii="宋体" w:hAnsi="宋体" w:eastAsia="宋体" w:cs="宋体"/>
+              <w:rFonts w:ascii="宋体" w:eastAsia="宋体" w:hAnsi="宋体" w:cs="宋体" w:hint="eastAsia"/>
               <w:szCs w:val="24"/>
             </w:rPr>
             <w:instrText xml:space="preserve"> HYPERLINK \l _Toc30759 </w:instrText>
           </w:r>
           <w:r>
             <w:rPr>
-              <w:rFonts w:hint="eastAsia" w:ascii="宋体" w:hAnsi="宋体" w:eastAsia="宋体" w:cs="宋体"/>
+              <w:rFonts w:ascii="宋体" w:eastAsia="宋体" w:hAnsi="宋体" w:cs="宋体" w:hint="eastAsia"/>
               <w:szCs w:val="24"/>
             </w:rPr>
             <w:fldChar w:fldCharType="separate"/>
@@ -3088,7 +3060,7 @@
           </w:r>
           <w:r>
             <w:rPr>
-              <w:rFonts w:hint="eastAsia" w:ascii="宋体" w:hAnsi="宋体" w:eastAsia="宋体" w:cs="宋体"/>
+              <w:rFonts w:ascii="宋体" w:eastAsia="宋体" w:hAnsi="宋体" w:cs="宋体" w:hint="eastAsia"/>
               <w:szCs w:val="24"/>
             </w:rPr>
             <w:fldChar w:fldCharType="end"/>
@@ -3096,7 +3068,7 @@
         </w:p>
         <w:p>
           <w:pPr>
-            <w:pStyle w:val="17"/>
+            <w:pStyle w:val="TOC2"/>
             <w:keepNext w:val="0"/>
             <w:keepLines w:val="0"/>
             <w:pageBreakBefore w:val="0"/>
@@ -3117,21 +3089,21 @@
           </w:pPr>
           <w:r>
             <w:rPr>
-              <w:rFonts w:hint="eastAsia" w:ascii="宋体" w:hAnsi="宋体" w:eastAsia="宋体" w:cs="宋体"/>
+              <w:rFonts w:ascii="宋体" w:eastAsia="宋体" w:hAnsi="宋体" w:cs="宋体" w:hint="eastAsia"/>
               <w:szCs w:val="24"/>
             </w:rPr>
             <w:fldChar w:fldCharType="begin"/>
           </w:r>
           <w:r>
             <w:rPr>
-              <w:rFonts w:hint="eastAsia" w:ascii="宋体" w:hAnsi="宋体" w:eastAsia="宋体" w:cs="宋体"/>
+              <w:rFonts w:ascii="宋体" w:eastAsia="宋体" w:hAnsi="宋体" w:cs="宋体" w:hint="eastAsia"/>
               <w:szCs w:val="24"/>
             </w:rPr>
             <w:instrText xml:space="preserve"> HYPERLINK \l _Toc3757 </w:instrText>
           </w:r>
           <w:r>
             <w:rPr>
-              <w:rFonts w:hint="eastAsia" w:ascii="宋体" w:hAnsi="宋体" w:eastAsia="宋体" w:cs="宋体"/>
+              <w:rFonts w:ascii="宋体" w:eastAsia="宋体" w:hAnsi="宋体" w:cs="宋体" w:hint="eastAsia"/>
               <w:szCs w:val="24"/>
             </w:rPr>
             <w:fldChar w:fldCharType="separate"/>
@@ -3165,7 +3137,7 @@
           </w:r>
           <w:r>
             <w:rPr>
-              <w:rFonts w:hint="eastAsia" w:ascii="宋体" w:hAnsi="宋体" w:eastAsia="宋体" w:cs="宋体"/>
+              <w:rFonts w:ascii="宋体" w:eastAsia="宋体" w:hAnsi="宋体" w:cs="宋体" w:hint="eastAsia"/>
               <w:szCs w:val="24"/>
             </w:rPr>
             <w:fldChar w:fldCharType="end"/>
@@ -3173,7 +3145,7 @@
         </w:p>
         <w:p>
           <w:pPr>
-            <w:pStyle w:val="17"/>
+            <w:pStyle w:val="TOC2"/>
             <w:keepNext w:val="0"/>
             <w:keepLines w:val="0"/>
             <w:pageBreakBefore w:val="0"/>
@@ -3194,21 +3166,21 @@
           </w:pPr>
           <w:r>
             <w:rPr>
-              <w:rFonts w:hint="eastAsia" w:ascii="宋体" w:hAnsi="宋体" w:eastAsia="宋体" w:cs="宋体"/>
+              <w:rFonts w:ascii="宋体" w:eastAsia="宋体" w:hAnsi="宋体" w:cs="宋体" w:hint="eastAsia"/>
               <w:szCs w:val="24"/>
             </w:rPr>
             <w:fldChar w:fldCharType="begin"/>
           </w:r>
           <w:r>
             <w:rPr>
-              <w:rFonts w:hint="eastAsia" w:ascii="宋体" w:hAnsi="宋体" w:eastAsia="宋体" w:cs="宋体"/>
+              <w:rFonts w:ascii="宋体" w:eastAsia="宋体" w:hAnsi="宋体" w:cs="宋体" w:hint="eastAsia"/>
               <w:szCs w:val="24"/>
             </w:rPr>
             <w:instrText xml:space="preserve"> HYPERLINK \l _Toc2077 </w:instrText>
           </w:r>
           <w:r>
             <w:rPr>
-              <w:rFonts w:hint="eastAsia" w:ascii="宋体" w:hAnsi="宋体" w:eastAsia="宋体" w:cs="宋体"/>
+              <w:rFonts w:ascii="宋体" w:eastAsia="宋体" w:hAnsi="宋体" w:cs="宋体" w:hint="eastAsia"/>
               <w:szCs w:val="24"/>
             </w:rPr>
             <w:fldChar w:fldCharType="separate"/>
@@ -3242,7 +3214,7 @@
           </w:r>
           <w:r>
             <w:rPr>
-              <w:rFonts w:hint="eastAsia" w:ascii="宋体" w:hAnsi="宋体" w:eastAsia="宋体" w:cs="宋体"/>
+              <w:rFonts w:ascii="宋体" w:eastAsia="宋体" w:hAnsi="宋体" w:cs="宋体" w:hint="eastAsia"/>
               <w:szCs w:val="24"/>
             </w:rPr>
             <w:fldChar w:fldCharType="end"/>
@@ -3250,7 +3222,7 @@
         </w:p>
         <w:p>
           <w:pPr>
-            <w:pStyle w:val="16"/>
+            <w:pStyle w:val="TOC1"/>
             <w:keepNext w:val="0"/>
             <w:keepLines w:val="0"/>
             <w:pageBreakBefore w:val="0"/>
@@ -3271,21 +3243,21 @@
           </w:pPr>
           <w:r>
             <w:rPr>
-              <w:rFonts w:hint="eastAsia" w:ascii="宋体" w:hAnsi="宋体" w:eastAsia="宋体" w:cs="宋体"/>
+              <w:rFonts w:ascii="宋体" w:eastAsia="宋体" w:hAnsi="宋体" w:cs="宋体" w:hint="eastAsia"/>
               <w:szCs w:val="24"/>
             </w:rPr>
             <w:fldChar w:fldCharType="begin"/>
           </w:r>
           <w:r>
             <w:rPr>
-              <w:rFonts w:hint="eastAsia" w:ascii="宋体" w:hAnsi="宋体" w:eastAsia="宋体" w:cs="宋体"/>
+              <w:rFonts w:ascii="宋体" w:eastAsia="宋体" w:hAnsi="宋体" w:cs="宋体" w:hint="eastAsia"/>
               <w:szCs w:val="24"/>
             </w:rPr>
             <w:instrText xml:space="preserve"> HYPERLINK \l _Toc25845 </w:instrText>
           </w:r>
           <w:r>
             <w:rPr>
-              <w:rFonts w:hint="eastAsia" w:ascii="宋体" w:hAnsi="宋体" w:eastAsia="宋体" w:cs="宋体"/>
+              <w:rFonts w:ascii="宋体" w:eastAsia="宋体" w:hAnsi="宋体" w:cs="宋体" w:hint="eastAsia"/>
               <w:szCs w:val="24"/>
             </w:rPr>
             <w:fldChar w:fldCharType="separate"/>
@@ -3319,7 +3291,7 @@
           </w:r>
           <w:r>
             <w:rPr>
-              <w:rFonts w:hint="eastAsia" w:ascii="宋体" w:hAnsi="宋体" w:eastAsia="宋体" w:cs="宋体"/>
+              <w:rFonts w:ascii="宋体" w:eastAsia="宋体" w:hAnsi="宋体" w:cs="宋体" w:hint="eastAsia"/>
               <w:szCs w:val="24"/>
             </w:rPr>
             <w:fldChar w:fldCharType="end"/>
@@ -3327,7 +3299,7 @@
         </w:p>
         <w:p>
           <w:pPr>
-            <w:pStyle w:val="16"/>
+            <w:pStyle w:val="TOC1"/>
             <w:keepNext w:val="0"/>
             <w:keepLines w:val="0"/>
             <w:pageBreakBefore w:val="0"/>
@@ -3348,21 +3320,21 @@
           </w:pPr>
           <w:r>
             <w:rPr>
-              <w:rFonts w:hint="eastAsia" w:ascii="宋体" w:hAnsi="宋体" w:eastAsia="宋体" w:cs="宋体"/>
+              <w:rFonts w:ascii="宋体" w:eastAsia="宋体" w:hAnsi="宋体" w:cs="宋体" w:hint="eastAsia"/>
               <w:szCs w:val="24"/>
             </w:rPr>
             <w:fldChar w:fldCharType="begin"/>
           </w:r>
           <w:r>
             <w:rPr>
-              <w:rFonts w:hint="eastAsia" w:ascii="宋体" w:hAnsi="宋体" w:eastAsia="宋体" w:cs="宋体"/>
+              <w:rFonts w:ascii="宋体" w:eastAsia="宋体" w:hAnsi="宋体" w:cs="宋体" w:hint="eastAsia"/>
               <w:szCs w:val="24"/>
             </w:rPr>
             <w:instrText xml:space="preserve"> HYPERLINK \l _Toc12900 </w:instrText>
           </w:r>
           <w:r>
             <w:rPr>
-              <w:rFonts w:hint="eastAsia" w:ascii="宋体" w:hAnsi="宋体" w:eastAsia="宋体" w:cs="宋体"/>
+              <w:rFonts w:ascii="宋体" w:eastAsia="宋体" w:hAnsi="宋体" w:cs="宋体" w:hint="eastAsia"/>
               <w:szCs w:val="24"/>
             </w:rPr>
             <w:fldChar w:fldCharType="separate"/>
@@ -3396,7 +3368,7 @@
           </w:r>
           <w:r>
             <w:rPr>
-              <w:rFonts w:hint="eastAsia" w:ascii="宋体" w:hAnsi="宋体" w:eastAsia="宋体" w:cs="宋体"/>
+              <w:rFonts w:ascii="宋体" w:eastAsia="宋体" w:hAnsi="宋体" w:cs="宋体" w:hint="eastAsia"/>
               <w:szCs w:val="24"/>
             </w:rPr>
             <w:fldChar w:fldCharType="end"/>
@@ -3419,7 +3391,7 @@
             <w:snapToGrid w:val="0"/>
             <w:textAlignment w:val="baseline"/>
             <w:rPr>
-              <w:rFonts w:hint="eastAsia" w:ascii="宋体" w:hAnsi="宋体" w:eastAsia="宋体" w:cs="宋体"/>
+              <w:rFonts w:ascii="宋体" w:eastAsia="宋体" w:hAnsi="宋体" w:cs="宋体" w:hint="eastAsia"/>
               <w:snapToGrid w:val="0"/>
               <w:color w:val="000000"/>
               <w:kern w:val="0"/>
@@ -3430,7 +3402,7 @@
           </w:pPr>
           <w:r>
             <w:rPr>
-              <w:rFonts w:hint="eastAsia" w:ascii="宋体" w:hAnsi="宋体" w:eastAsia="宋体" w:cs="宋体"/>
+              <w:rFonts w:ascii="宋体" w:eastAsia="宋体" w:hAnsi="宋体" w:cs="宋体" w:hint="eastAsia"/>
               <w:szCs w:val="24"/>
             </w:rPr>
             <w:fldChar w:fldCharType="end"/>
@@ -3455,7 +3427,7 @@
         <w:snapToGrid w:val="0"/>
         <w:textAlignment w:val="baseline"/>
         <w:rPr>
-          <w:rFonts w:ascii="Arial" w:hAnsi="Arial" w:eastAsia="Arial" w:cs="Arial"/>
+          <w:rFonts w:ascii="Arial" w:eastAsia="Arial" w:hAnsi="Arial" w:cs="Arial"/>
           <w:snapToGrid w:val="0"/>
           <w:color w:val="000000"/>
           <w:kern w:val="0"/>
@@ -3466,7 +3438,7 @@
       </w:pPr>
       <w:r>
         <w:rPr>
-          <w:rFonts w:ascii="Arial" w:hAnsi="Arial" w:eastAsia="Arial" w:cs="Arial"/>
+          <w:rFonts w:ascii="Arial" w:eastAsia="Arial" w:hAnsi="Arial" w:cs="Arial"/>
           <w:snapToGrid w:val="0"/>
           <w:color w:val="000000"/>
           <w:kern w:val="0"/>
@@ -3479,7 +3451,7 @@
     </w:p>
     <w:p>
       <w:pPr>
-        <w:pStyle w:val="28"/>
+        <w:pStyle w:val="1"/>
         <w:keepNext w:val="0"/>
         <w:keepLines w:val="0"/>
         <w:pageBreakBefore w:val="0"/>
@@ -3505,18 +3477,17 @@
     </w:p>
     <w:tbl>
       <w:tblPr>
-        <w:tblStyle w:val="20"/>
+        <w:tblStyle w:val="TableNormal"/>
         <w:tblW w:w="8522" w:type="dxa"/>
         <w:jc w:val="center"/>
         <w:tblBorders>
-          <w:top w:val="none" w:color="auto" w:sz="0" w:space="0"/>
-          <w:left w:val="none" w:color="auto" w:sz="0" w:space="0"/>
-          <w:bottom w:val="none" w:color="auto" w:sz="0" w:space="0"/>
-          <w:right w:val="none" w:color="auto" w:sz="0" w:space="0"/>
-          <w:insideH w:val="none" w:color="auto" w:sz="0" w:space="0"/>
-          <w:insideV w:val="none" w:color="auto" w:sz="0" w:space="0"/>
+          <w:top w:val="nil"/>
+          <w:left w:val="nil"/>
+          <w:bottom w:val="nil"/>
+          <w:right w:val="nil"/>
+          <w:insideH w:val="nil"/>
+          <w:insideV w:val="nil"/>
         </w:tblBorders>
-        <w:tblLayout w:type="autofit"/>
         <w:tblCellMar>
           <w:top w:w="0" w:type="dxa"/>
           <w:left w:w="10" w:type="dxa"/>
@@ -3530,13 +3501,15 @@
       </w:tblGrid>
       <w:tr>
         <w:tblPrEx>
+          <w:tblW w:w="8522" w:type="dxa"/>
+          <w:jc w:val="center"/>
           <w:tblBorders>
-            <w:top w:val="none" w:color="auto" w:sz="0" w:space="0"/>
-            <w:left w:val="none" w:color="auto" w:sz="0" w:space="0"/>
-            <w:bottom w:val="none" w:color="auto" w:sz="0" w:space="0"/>
-            <w:right w:val="none" w:color="auto" w:sz="0" w:space="0"/>
-            <w:insideH w:val="none" w:color="auto" w:sz="0" w:space="0"/>
-            <w:insideV w:val="none" w:color="auto" w:sz="0" w:space="0"/>
+            <w:top w:val="nil"/>
+            <w:left w:val="nil"/>
+            <w:bottom w:val="nil"/>
+            <w:right w:val="nil"/>
+            <w:insideH w:val="nil"/>
+            <w:insideV w:val="nil"/>
           </w:tblBorders>
           <w:tblCellMar>
             <w:top w:w="0" w:type="dxa"/>
@@ -3546,7 +3519,7 @@
           </w:tblCellMar>
         </w:tblPrEx>
         <w:trPr>
-          <w:trHeight w:val="0" w:hRule="atLeast"/>
+          <w:trHeight w:val="0"/>
           <w:tblHeader/>
           <w:jc w:val="center"/>
         </w:trPr>
@@ -3554,8 +3527,8 @@
           <w:tcPr>
             <w:tcW w:w="1224" w:type="dxa"/>
             <w:tcBorders>
-              <w:top w:val="single" w:color="auto" w:sz="12" w:space="0"/>
-              <w:left w:val="single" w:color="auto" w:sz="12" w:space="0"/>
+              <w:top w:val="single" w:sz="12" w:space="0" w:color="auto"/>
+              <w:left w:val="single" w:sz="12" w:space="0" w:color="auto"/>
               <w:bottom w:val="nil"/>
               <w:right w:val="nil"/>
             </w:tcBorders>
@@ -3568,7 +3541,7 @@
           </w:tcPr>
           <w:p>
             <w:pPr>
-              <w:pStyle w:val="29"/>
+              <w:pStyle w:val="a1"/>
               <w:keepNext w:val="0"/>
               <w:keepLines w:val="0"/>
               <w:pageBreakBefore w:val="0"/>
@@ -3593,10 +3566,10 @@
           <w:tcPr>
             <w:tcW w:w="7298" w:type="dxa"/>
             <w:tcBorders>
-              <w:top w:val="single" w:color="auto" w:sz="12" w:space="0"/>
-              <w:left w:val="single" w:color="auto" w:sz="4" w:space="0"/>
+              <w:top w:val="single" w:sz="12" w:space="0" w:color="auto"/>
+              <w:left w:val="single" w:sz="4" w:space="0" w:color="auto"/>
               <w:bottom w:val="nil"/>
-              <w:right w:val="single" w:color="auto" w:sz="12" w:space="0"/>
+              <w:right w:val="single" w:sz="12" w:space="0" w:color="auto"/>
             </w:tcBorders>
             <w:tcMar>
               <w:top w:w="60" w:type="dxa"/>
@@ -3607,7 +3580,7 @@
           </w:tcPr>
           <w:p>
             <w:pPr>
-              <w:pStyle w:val="29"/>
+              <w:pStyle w:val="a1"/>
               <w:keepNext w:val="0"/>
               <w:keepLines w:val="0"/>
               <w:pageBreakBefore w:val="0"/>
@@ -3631,14 +3604,8 @@
       </w:tr>
       <w:tr>
         <w:tblPrEx>
-          <w:tblBorders>
-            <w:top w:val="none" w:color="auto" w:sz="0" w:space="0"/>
-            <w:left w:val="none" w:color="auto" w:sz="0" w:space="0"/>
-            <w:bottom w:val="none" w:color="auto" w:sz="0" w:space="0"/>
-            <w:right w:val="none" w:color="auto" w:sz="0" w:space="0"/>
-            <w:insideH w:val="none" w:color="auto" w:sz="0" w:space="0"/>
-            <w:insideV w:val="none" w:color="auto" w:sz="0" w:space="0"/>
-          </w:tblBorders>
+          <w:tblW w:w="8522" w:type="dxa"/>
+          <w:jc w:val="center"/>
           <w:tblCellMar>
             <w:top w:w="0" w:type="dxa"/>
             <w:left w:w="10" w:type="dxa"/>
@@ -3647,7 +3614,7 @@
           </w:tblCellMar>
         </w:tblPrEx>
         <w:trPr>
-          <w:trHeight w:val="0" w:hRule="atLeast"/>
+          <w:trHeight w:val="0"/>
           <w:tblHeader/>
           <w:jc w:val="center"/>
         </w:trPr>
@@ -3655,8 +3622,8 @@
           <w:tcPr>
             <w:tcW w:w="1224" w:type="dxa"/>
             <w:tcBorders>
-              <w:top w:val="single" w:color="auto" w:sz="4" w:space="0"/>
-              <w:left w:val="single" w:color="auto" w:sz="12" w:space="0"/>
+              <w:top w:val="single" w:sz="4" w:space="0" w:color="auto"/>
+              <w:left w:val="single" w:sz="12" w:space="0" w:color="auto"/>
               <w:bottom w:val="nil"/>
               <w:right w:val="nil"/>
             </w:tcBorders>
@@ -3689,7 +3656,7 @@
             </w:pPr>
             <w:r>
               <w:rPr>
-                <w:rFonts w:ascii="Arial" w:hAnsi="Arial" w:eastAsia="等线" w:cs="Arial"/>
+                <w:rFonts w:ascii="Arial" w:eastAsia="等线" w:hAnsi="Arial" w:cs="Arial"/>
                 <w:b/>
                 <w:sz w:val="22"/>
               </w:rPr>
@@ -3701,10 +3668,10 @@
           <w:tcPr>
             <w:tcW w:w="7298" w:type="dxa"/>
             <w:tcBorders>
-              <w:top w:val="single" w:color="auto" w:sz="4" w:space="0"/>
-              <w:left w:val="single" w:color="auto" w:sz="4" w:space="0"/>
+              <w:top w:val="single" w:sz="4" w:space="0" w:color="auto"/>
+              <w:left w:val="single" w:sz="4" w:space="0" w:color="auto"/>
               <w:bottom w:val="nil"/>
-              <w:right w:val="single" w:color="auto" w:sz="12" w:space="0"/>
+              <w:right w:val="single" w:sz="12" w:space="0" w:color="auto"/>
             </w:tcBorders>
             <w:tcMar>
               <w:top w:w="60" w:type="dxa"/>
@@ -3715,7 +3682,7 @@
           </w:tcPr>
           <w:p>
             <w:pPr>
-              <w:pStyle w:val="29"/>
+              <w:pStyle w:val="a1"/>
               <w:keepNext w:val="0"/>
               <w:keepLines w:val="0"/>
               <w:pageBreakBefore w:val="0"/>
@@ -3739,14 +3706,8 @@
       </w:tr>
       <w:tr>
         <w:tblPrEx>
-          <w:tblBorders>
-            <w:top w:val="none" w:color="auto" w:sz="0" w:space="0"/>
-            <w:left w:val="none" w:color="auto" w:sz="0" w:space="0"/>
-            <w:bottom w:val="none" w:color="auto" w:sz="0" w:space="0"/>
-            <w:right w:val="none" w:color="auto" w:sz="0" w:space="0"/>
-            <w:insideH w:val="none" w:color="auto" w:sz="0" w:space="0"/>
-            <w:insideV w:val="none" w:color="auto" w:sz="0" w:space="0"/>
-          </w:tblBorders>
+          <w:tblW w:w="8522" w:type="dxa"/>
+          <w:jc w:val="center"/>
           <w:tblCellMar>
             <w:top w:w="0" w:type="dxa"/>
             <w:left w:w="10" w:type="dxa"/>
@@ -3755,7 +3716,7 @@
           </w:tblCellMar>
         </w:tblPrEx>
         <w:trPr>
-          <w:trHeight w:val="0" w:hRule="atLeast"/>
+          <w:trHeight w:val="0"/>
           <w:tblHeader/>
           <w:jc w:val="center"/>
         </w:trPr>
@@ -3763,8 +3724,8 @@
           <w:tcPr>
             <w:tcW w:w="1224" w:type="dxa"/>
             <w:tcBorders>
-              <w:top w:val="single" w:color="auto" w:sz="4" w:space="0"/>
-              <w:left w:val="single" w:color="auto" w:sz="12" w:space="0"/>
+              <w:top w:val="single" w:sz="4" w:space="0" w:color="auto"/>
+              <w:left w:val="single" w:sz="12" w:space="0" w:color="auto"/>
               <w:bottom w:val="nil"/>
               <w:right w:val="nil"/>
             </w:tcBorders>
@@ -3797,7 +3758,7 @@
             </w:pPr>
             <w:r>
               <w:rPr>
-                <w:rFonts w:ascii="Arial" w:hAnsi="Arial" w:eastAsia="等线" w:cs="Arial"/>
+                <w:rFonts w:ascii="Arial" w:eastAsia="等线" w:hAnsi="Arial" w:cs="Arial"/>
                 <w:b/>
                 <w:sz w:val="22"/>
               </w:rPr>
@@ -3809,10 +3770,10 @@
           <w:tcPr>
             <w:tcW w:w="7298" w:type="dxa"/>
             <w:tcBorders>
-              <w:top w:val="single" w:color="auto" w:sz="4" w:space="0"/>
-              <w:left w:val="single" w:color="auto" w:sz="4" w:space="0"/>
+              <w:top w:val="single" w:sz="4" w:space="0" w:color="auto"/>
+              <w:left w:val="single" w:sz="4" w:space="0" w:color="auto"/>
               <w:bottom w:val="nil"/>
-              <w:right w:val="single" w:color="auto" w:sz="12" w:space="0"/>
+              <w:right w:val="single" w:sz="12" w:space="0" w:color="auto"/>
             </w:tcBorders>
             <w:tcMar>
               <w:top w:w="60" w:type="dxa"/>
@@ -3823,7 +3784,7 @@
           </w:tcPr>
           <w:p>
             <w:pPr>
-              <w:pStyle w:val="29"/>
+              <w:pStyle w:val="a1"/>
               <w:keepNext w:val="0"/>
               <w:keepLines w:val="0"/>
               <w:pageBreakBefore w:val="0"/>
@@ -3847,14 +3808,8 @@
       </w:tr>
       <w:tr>
         <w:tblPrEx>
-          <w:tblBorders>
-            <w:top w:val="none" w:color="auto" w:sz="0" w:space="0"/>
-            <w:left w:val="none" w:color="auto" w:sz="0" w:space="0"/>
-            <w:bottom w:val="none" w:color="auto" w:sz="0" w:space="0"/>
-            <w:right w:val="none" w:color="auto" w:sz="0" w:space="0"/>
-            <w:insideH w:val="none" w:color="auto" w:sz="0" w:space="0"/>
-            <w:insideV w:val="none" w:color="auto" w:sz="0" w:space="0"/>
-          </w:tblBorders>
+          <w:tblW w:w="8522" w:type="dxa"/>
+          <w:jc w:val="center"/>
           <w:tblCellMar>
             <w:top w:w="0" w:type="dxa"/>
             <w:left w:w="10" w:type="dxa"/>
@@ -3863,7 +3818,7 @@
           </w:tblCellMar>
         </w:tblPrEx>
         <w:trPr>
-          <w:trHeight w:val="0" w:hRule="atLeast"/>
+          <w:trHeight w:val="0"/>
           <w:tblHeader/>
           <w:jc w:val="center"/>
         </w:trPr>
@@ -3871,8 +3826,8 @@
           <w:tcPr>
             <w:tcW w:w="1224" w:type="dxa"/>
             <w:tcBorders>
-              <w:top w:val="single" w:color="auto" w:sz="4" w:space="0"/>
-              <w:left w:val="single" w:color="auto" w:sz="12" w:space="0"/>
+              <w:top w:val="single" w:sz="4" w:space="0" w:color="auto"/>
+              <w:left w:val="single" w:sz="12" w:space="0" w:color="auto"/>
               <w:bottom w:val="nil"/>
               <w:right w:val="nil"/>
             </w:tcBorders>
@@ -3905,7 +3860,7 @@
             </w:pPr>
             <w:r>
               <w:rPr>
-                <w:rFonts w:ascii="Arial" w:hAnsi="Arial" w:eastAsia="等线" w:cs="Arial"/>
+                <w:rFonts w:ascii="Arial" w:eastAsia="等线" w:hAnsi="Arial" w:cs="Arial"/>
                 <w:b/>
                 <w:sz w:val="22"/>
               </w:rPr>
@@ -3917,10 +3872,10 @@
           <w:tcPr>
             <w:tcW w:w="7298" w:type="dxa"/>
             <w:tcBorders>
-              <w:top w:val="single" w:color="auto" w:sz="4" w:space="0"/>
-              <w:left w:val="single" w:color="auto" w:sz="4" w:space="0"/>
+              <w:top w:val="single" w:sz="4" w:space="0" w:color="auto"/>
+              <w:left w:val="single" w:sz="4" w:space="0" w:color="auto"/>
               <w:bottom w:val="nil"/>
-              <w:right w:val="single" w:color="auto" w:sz="12" w:space="0"/>
+              <w:right w:val="single" w:sz="12" w:space="0" w:color="auto"/>
             </w:tcBorders>
             <w:tcMar>
               <w:top w:w="60" w:type="dxa"/>
@@ -3931,7 +3886,7 @@
           </w:tcPr>
           <w:p>
             <w:pPr>
-              <w:pStyle w:val="29"/>
+              <w:pStyle w:val="a1"/>
               <w:keepNext w:val="0"/>
               <w:keepLines w:val="0"/>
               <w:pageBreakBefore w:val="0"/>
@@ -3955,14 +3910,8 @@
       </w:tr>
       <w:tr>
         <w:tblPrEx>
-          <w:tblBorders>
-            <w:top w:val="none" w:color="auto" w:sz="0" w:space="0"/>
-            <w:left w:val="none" w:color="auto" w:sz="0" w:space="0"/>
-            <w:bottom w:val="none" w:color="auto" w:sz="0" w:space="0"/>
-            <w:right w:val="none" w:color="auto" w:sz="0" w:space="0"/>
-            <w:insideH w:val="none" w:color="auto" w:sz="0" w:space="0"/>
-            <w:insideV w:val="none" w:color="auto" w:sz="0" w:space="0"/>
-          </w:tblBorders>
+          <w:tblW w:w="8522" w:type="dxa"/>
+          <w:jc w:val="center"/>
           <w:tblCellMar>
             <w:top w:w="0" w:type="dxa"/>
             <w:left w:w="10" w:type="dxa"/>
@@ -3971,7 +3920,7 @@
           </w:tblCellMar>
         </w:tblPrEx>
         <w:trPr>
-          <w:trHeight w:val="0" w:hRule="atLeast"/>
+          <w:trHeight w:val="0"/>
           <w:tblHeader/>
           <w:jc w:val="center"/>
         </w:trPr>
@@ -3979,8 +3928,8 @@
           <w:tcPr>
             <w:tcW w:w="1224" w:type="dxa"/>
             <w:tcBorders>
-              <w:top w:val="single" w:color="auto" w:sz="4" w:space="0"/>
-              <w:left w:val="single" w:color="auto" w:sz="12" w:space="0"/>
+              <w:top w:val="single" w:sz="4" w:space="0" w:color="auto"/>
+              <w:left w:val="single" w:sz="12" w:space="0" w:color="auto"/>
               <w:bottom w:val="nil"/>
               <w:right w:val="nil"/>
             </w:tcBorders>
@@ -4013,7 +3962,7 @@
             </w:pPr>
             <w:r>
               <w:rPr>
-                <w:rFonts w:ascii="Arial" w:hAnsi="Arial" w:eastAsia="等线" w:cs="Arial"/>
+                <w:rFonts w:ascii="Arial" w:eastAsia="等线" w:hAnsi="Arial" w:cs="Arial"/>
                 <w:b/>
                 <w:sz w:val="22"/>
               </w:rPr>
@@ -4025,10 +3974,10 @@
           <w:tcPr>
             <w:tcW w:w="7298" w:type="dxa"/>
             <w:tcBorders>
-              <w:top w:val="single" w:color="auto" w:sz="4" w:space="0"/>
-              <w:left w:val="single" w:color="auto" w:sz="4" w:space="0"/>
+              <w:top w:val="single" w:sz="4" w:space="0" w:color="auto"/>
+              <w:left w:val="single" w:sz="4" w:space="0" w:color="auto"/>
               <w:bottom w:val="nil"/>
-              <w:right w:val="single" w:color="auto" w:sz="12" w:space="0"/>
+              <w:right w:val="single" w:sz="12" w:space="0" w:color="auto"/>
             </w:tcBorders>
             <w:tcMar>
               <w:top w:w="60" w:type="dxa"/>
@@ -4039,7 +3988,7 @@
           </w:tcPr>
           <w:p>
             <w:pPr>
-              <w:pStyle w:val="29"/>
+              <w:pStyle w:val="a1"/>
               <w:keepNext w:val="0"/>
               <w:keepLines w:val="0"/>
               <w:pageBreakBefore w:val="0"/>
@@ -4063,14 +4012,8 @@
       </w:tr>
       <w:tr>
         <w:tblPrEx>
-          <w:tblBorders>
-            <w:top w:val="none" w:color="auto" w:sz="0" w:space="0"/>
-            <w:left w:val="none" w:color="auto" w:sz="0" w:space="0"/>
-            <w:bottom w:val="none" w:color="auto" w:sz="0" w:space="0"/>
-            <w:right w:val="none" w:color="auto" w:sz="0" w:space="0"/>
-            <w:insideH w:val="none" w:color="auto" w:sz="0" w:space="0"/>
-            <w:insideV w:val="none" w:color="auto" w:sz="0" w:space="0"/>
-          </w:tblBorders>
+          <w:tblW w:w="8522" w:type="dxa"/>
+          <w:jc w:val="center"/>
           <w:tblCellMar>
             <w:top w:w="0" w:type="dxa"/>
             <w:left w:w="10" w:type="dxa"/>
@@ -4079,7 +4022,7 @@
           </w:tblCellMar>
         </w:tblPrEx>
         <w:trPr>
-          <w:trHeight w:val="0" w:hRule="atLeast"/>
+          <w:trHeight w:val="0"/>
           <w:tblHeader/>
           <w:jc w:val="center"/>
         </w:trPr>
@@ -4087,8 +4030,8 @@
           <w:tcPr>
             <w:tcW w:w="1224" w:type="dxa"/>
             <w:tcBorders>
-              <w:top w:val="single" w:color="auto" w:sz="4" w:space="0"/>
-              <w:left w:val="single" w:color="auto" w:sz="12" w:space="0"/>
+              <w:top w:val="single" w:sz="4" w:space="0" w:color="auto"/>
+              <w:left w:val="single" w:sz="12" w:space="0" w:color="auto"/>
               <w:bottom w:val="nil"/>
               <w:right w:val="nil"/>
             </w:tcBorders>
@@ -4121,7 +4064,7 @@
             </w:pPr>
             <w:r>
               <w:rPr>
-                <w:rFonts w:ascii="Arial" w:hAnsi="Arial" w:eastAsia="等线" w:cs="Arial"/>
+                <w:rFonts w:ascii="Arial" w:eastAsia="等线" w:hAnsi="Arial" w:cs="Arial"/>
                 <w:b/>
                 <w:sz w:val="22"/>
               </w:rPr>
@@ -4133,10 +4076,10 @@
           <w:tcPr>
             <w:tcW w:w="7298" w:type="dxa"/>
             <w:tcBorders>
-              <w:top w:val="single" w:color="auto" w:sz="4" w:space="0"/>
-              <w:left w:val="single" w:color="auto" w:sz="4" w:space="0"/>
+              <w:top w:val="single" w:sz="4" w:space="0" w:color="auto"/>
+              <w:left w:val="single" w:sz="4" w:space="0" w:color="auto"/>
               <w:bottom w:val="nil"/>
-              <w:right w:val="single" w:color="auto" w:sz="12" w:space="0"/>
+              <w:right w:val="single" w:sz="12" w:space="0" w:color="auto"/>
             </w:tcBorders>
             <w:tcMar>
               <w:top w:w="60" w:type="dxa"/>
@@ -4147,7 +4090,7 @@
           </w:tcPr>
           <w:p>
             <w:pPr>
-              <w:pStyle w:val="29"/>
+              <w:pStyle w:val="a1"/>
               <w:keepNext w:val="0"/>
               <w:keepLines w:val="0"/>
               <w:pageBreakBefore w:val="0"/>
@@ -4171,14 +4114,8 @@
       </w:tr>
       <w:tr>
         <w:tblPrEx>
-          <w:tblBorders>
-            <w:top w:val="none" w:color="auto" w:sz="0" w:space="0"/>
-            <w:left w:val="none" w:color="auto" w:sz="0" w:space="0"/>
-            <w:bottom w:val="none" w:color="auto" w:sz="0" w:space="0"/>
-            <w:right w:val="none" w:color="auto" w:sz="0" w:space="0"/>
-            <w:insideH w:val="none" w:color="auto" w:sz="0" w:space="0"/>
-            <w:insideV w:val="none" w:color="auto" w:sz="0" w:space="0"/>
-          </w:tblBorders>
+          <w:tblW w:w="8522" w:type="dxa"/>
+          <w:jc w:val="center"/>
           <w:tblCellMar>
             <w:top w:w="0" w:type="dxa"/>
             <w:left w:w="10" w:type="dxa"/>
@@ -4187,7 +4124,7 @@
           </w:tblCellMar>
         </w:tblPrEx>
         <w:trPr>
-          <w:trHeight w:val="0" w:hRule="atLeast"/>
+          <w:trHeight w:val="0"/>
           <w:tblHeader/>
           <w:jc w:val="center"/>
         </w:trPr>
@@ -4195,8 +4132,8 @@
           <w:tcPr>
             <w:tcW w:w="1224" w:type="dxa"/>
             <w:tcBorders>
-              <w:top w:val="single" w:color="auto" w:sz="4" w:space="0"/>
-              <w:left w:val="single" w:color="auto" w:sz="12" w:space="0"/>
+              <w:top w:val="single" w:sz="4" w:space="0" w:color="auto"/>
+              <w:left w:val="single" w:sz="12" w:space="0" w:color="auto"/>
               <w:bottom w:val="nil"/>
               <w:right w:val="nil"/>
             </w:tcBorders>
@@ -4229,7 +4166,7 @@
             </w:pPr>
             <w:r>
               <w:rPr>
-                <w:rFonts w:ascii="Arial" w:hAnsi="Arial" w:eastAsia="等线" w:cs="Arial"/>
+                <w:rFonts w:ascii="Arial" w:eastAsia="等线" w:hAnsi="Arial" w:cs="Arial"/>
                 <w:b/>
                 <w:sz w:val="22"/>
               </w:rPr>
@@ -4241,10 +4178,10 @@
           <w:tcPr>
             <w:tcW w:w="7298" w:type="dxa"/>
             <w:tcBorders>
-              <w:top w:val="single" w:color="auto" w:sz="4" w:space="0"/>
-              <w:left w:val="single" w:color="auto" w:sz="4" w:space="0"/>
+              <w:top w:val="single" w:sz="4" w:space="0" w:color="auto"/>
+              <w:left w:val="single" w:sz="4" w:space="0" w:color="auto"/>
               <w:bottom w:val="nil"/>
-              <w:right w:val="single" w:color="auto" w:sz="12" w:space="0"/>
+              <w:right w:val="single" w:sz="12" w:space="0" w:color="auto"/>
             </w:tcBorders>
             <w:tcMar>
               <w:top w:w="60" w:type="dxa"/>
@@ -4255,7 +4192,7 @@
           </w:tcPr>
           <w:p>
             <w:pPr>
-              <w:pStyle w:val="29"/>
+              <w:pStyle w:val="a1"/>
               <w:keepNext w:val="0"/>
               <w:keepLines w:val="0"/>
               <w:pageBreakBefore w:val="0"/>
@@ -4279,14 +4216,8 @@
       </w:tr>
       <w:tr>
         <w:tblPrEx>
-          <w:tblBorders>
-            <w:top w:val="none" w:color="auto" w:sz="0" w:space="0"/>
-            <w:left w:val="none" w:color="auto" w:sz="0" w:space="0"/>
-            <w:bottom w:val="none" w:color="auto" w:sz="0" w:space="0"/>
-            <w:right w:val="none" w:color="auto" w:sz="0" w:space="0"/>
-            <w:insideH w:val="none" w:color="auto" w:sz="0" w:space="0"/>
-            <w:insideV w:val="none" w:color="auto" w:sz="0" w:space="0"/>
-          </w:tblBorders>
+          <w:tblW w:w="8522" w:type="dxa"/>
+          <w:jc w:val="center"/>
           <w:tblCellMar>
             <w:top w:w="0" w:type="dxa"/>
             <w:left w:w="10" w:type="dxa"/>
@@ -4295,7 +4226,7 @@
           </w:tblCellMar>
         </w:tblPrEx>
         <w:trPr>
-          <w:trHeight w:val="0" w:hRule="atLeast"/>
+          <w:trHeight w:val="0"/>
           <w:tblHeader/>
           <w:jc w:val="center"/>
         </w:trPr>
@@ -4303,9 +4234,9 @@
           <w:tcPr>
             <w:tcW w:w="1224" w:type="dxa"/>
             <w:tcBorders>
-              <w:top w:val="single" w:color="auto" w:sz="4" w:space="0"/>
-              <w:left w:val="single" w:color="auto" w:sz="12" w:space="0"/>
-              <w:bottom w:val="single" w:color="auto" w:sz="12" w:space="0"/>
+              <w:top w:val="single" w:sz="4" w:space="0" w:color="auto"/>
+              <w:left w:val="single" w:sz="12" w:space="0" w:color="auto"/>
+              <w:bottom w:val="single" w:sz="12" w:space="0" w:color="auto"/>
               <w:right w:val="nil"/>
             </w:tcBorders>
             <w:tcMar>
@@ -4337,7 +4268,7 @@
             </w:pPr>
             <w:r>
               <w:rPr>
-                <w:rFonts w:ascii="Arial" w:hAnsi="Arial" w:eastAsia="等线" w:cs="Arial"/>
+                <w:rFonts w:ascii="Arial" w:eastAsia="等线" w:hAnsi="Arial" w:cs="Arial"/>
                 <w:b/>
                 <w:sz w:val="22"/>
               </w:rPr>
@@ -4349,10 +4280,10 @@
           <w:tcPr>
             <w:tcW w:w="7298" w:type="dxa"/>
             <w:tcBorders>
-              <w:top w:val="single" w:color="auto" w:sz="4" w:space="0"/>
-              <w:left w:val="single" w:color="auto" w:sz="4" w:space="0"/>
-              <w:bottom w:val="single" w:color="auto" w:sz="12" w:space="0"/>
-              <w:right w:val="single" w:color="auto" w:sz="12" w:space="0"/>
+              <w:top w:val="single" w:sz="4" w:space="0" w:color="auto"/>
+              <w:left w:val="single" w:sz="4" w:space="0" w:color="auto"/>
+              <w:bottom w:val="single" w:sz="12" w:space="0" w:color="auto"/>
+              <w:right w:val="single" w:sz="12" w:space="0" w:color="auto"/>
             </w:tcBorders>
             <w:tcMar>
               <w:top w:w="60" w:type="dxa"/>
@@ -4363,7 +4294,7 @@
           </w:tcPr>
           <w:p>
             <w:pPr>
-              <w:pStyle w:val="29"/>
+              <w:pStyle w:val="a1"/>
               <w:keepNext w:val="0"/>
               <w:keepLines w:val="0"/>
               <w:pageBreakBefore w:val="0"/>
@@ -4388,7 +4319,7 @@
     </w:tbl>
     <w:p>
       <w:pPr>
-        <w:pStyle w:val="28"/>
+        <w:pStyle w:val="1"/>
         <w:keepNext w:val="0"/>
         <w:keepLines w:val="0"/>
         <w:pageBreakBefore w:val="0"/>
@@ -4414,7 +4345,7 @@
     </w:p>
     <w:p>
       <w:pPr>
-        <w:pStyle w:val="40"/>
+        <w:pStyle w:val="a3"/>
         <w:keepNext w:val="0"/>
         <w:keepLines w:val="0"/>
         <w:pageBreakBefore w:val="0"/>
@@ -4432,7 +4363,7 @@
         <w:bidi w:val="0"/>
         <w:adjustRightInd w:val="0"/>
         <w:snapToGrid w:val="0"/>
-        <w:ind w:left="425" w:leftChars="0" w:hanging="425" w:firstLineChars="0"/>
+        <w:ind w:left="425" w:hanging="425" w:leftChars="0" w:firstLineChars="0"/>
         <w:textAlignment w:val="baseline"/>
       </w:pPr>
       <w:r>
@@ -4441,7 +4372,7 @@
     </w:p>
     <w:p>
       <w:pPr>
-        <w:pStyle w:val="40"/>
+        <w:pStyle w:val="a3"/>
         <w:keepNext w:val="0"/>
         <w:keepLines w:val="0"/>
         <w:pageBreakBefore w:val="0"/>
@@ -4459,7 +4390,7 @@
         <w:bidi w:val="0"/>
         <w:adjustRightInd w:val="0"/>
         <w:snapToGrid w:val="0"/>
-        <w:ind w:left="425" w:leftChars="0" w:hanging="425" w:firstLineChars="0"/>
+        <w:ind w:left="425" w:hanging="425" w:leftChars="0" w:firstLineChars="0"/>
         <w:textAlignment w:val="baseline"/>
       </w:pPr>
       <w:r>
@@ -4468,7 +4399,7 @@
     </w:p>
     <w:p>
       <w:pPr>
-        <w:pStyle w:val="40"/>
+        <w:pStyle w:val="a3"/>
         <w:keepNext w:val="0"/>
         <w:keepLines w:val="0"/>
         <w:pageBreakBefore w:val="0"/>
@@ -4486,7 +4417,7 @@
         <w:bidi w:val="0"/>
         <w:adjustRightInd w:val="0"/>
         <w:snapToGrid w:val="0"/>
-        <w:ind w:left="425" w:leftChars="0" w:hanging="425" w:firstLineChars="0"/>
+        <w:ind w:left="425" w:hanging="425" w:leftChars="0" w:firstLineChars="0"/>
         <w:textAlignment w:val="baseline"/>
       </w:pPr>
       <w:r>
@@ -4495,7 +4426,7 @@
     </w:p>
     <w:p>
       <w:pPr>
-        <w:pStyle w:val="40"/>
+        <w:pStyle w:val="a3"/>
         <w:keepNext w:val="0"/>
         <w:keepLines w:val="0"/>
         <w:pageBreakBefore w:val="0"/>
@@ -4513,7 +4444,7 @@
         <w:bidi w:val="0"/>
         <w:adjustRightInd w:val="0"/>
         <w:snapToGrid w:val="0"/>
-        <w:ind w:left="425" w:leftChars="0" w:hanging="425" w:firstLineChars="0"/>
+        <w:ind w:left="425" w:hanging="425" w:leftChars="0" w:firstLineChars="0"/>
         <w:textAlignment w:val="baseline"/>
       </w:pPr>
       <w:r>
@@ -4522,7 +4453,7 @@
     </w:p>
     <w:p>
       <w:pPr>
-        <w:pStyle w:val="28"/>
+        <w:pStyle w:val="1"/>
         <w:keepNext w:val="0"/>
         <w:keepLines w:val="0"/>
         <w:pageBreakBefore w:val="0"/>
@@ -4548,7 +4479,7 @@
     </w:p>
     <w:p>
       <w:pPr>
-        <w:pStyle w:val="29"/>
+        <w:pStyle w:val="a1"/>
         <w:keepNext w:val="0"/>
         <w:keepLines w:val="0"/>
         <w:pageBreakBefore w:val="0"/>
@@ -4570,7 +4501,7 @@
     </w:p>
     <w:p>
       <w:pPr>
-        <w:pStyle w:val="30"/>
+        <w:pStyle w:val="2"/>
         <w:keepNext w:val="0"/>
         <w:keepLines w:val="0"/>
         <w:pageBreakBefore w:val="0"/>
@@ -4596,7 +4527,7 @@
     </w:p>
     <w:p>
       <w:pPr>
-        <w:pStyle w:val="31"/>
+        <w:pStyle w:val="3"/>
         <w:keepNext w:val="0"/>
         <w:keepLines w:val="0"/>
         <w:pageBreakBefore w:val="0"/>
@@ -4622,7 +4553,7 @@
     </w:p>
     <w:p>
       <w:pPr>
-        <w:pStyle w:val="29"/>
+        <w:pStyle w:val="a1"/>
         <w:keepNext w:val="0"/>
         <w:keepLines w:val="0"/>
         <w:pageBreakBefore w:val="0"/>
@@ -4644,7 +4575,7 @@
     </w:p>
     <w:p>
       <w:pPr>
-        <w:pStyle w:val="31"/>
+        <w:pStyle w:val="3"/>
         <w:keepNext w:val="0"/>
         <w:keepLines w:val="0"/>
         <w:pageBreakBefore w:val="0"/>
@@ -4670,7 +4601,7 @@
     </w:p>
     <w:p>
       <w:pPr>
-        <w:pStyle w:val="29"/>
+        <w:pStyle w:val="a1"/>
         <w:keepNext w:val="0"/>
         <w:keepLines w:val="0"/>
         <w:pageBreakBefore w:val="0"/>
@@ -4692,7 +4623,7 @@
     </w:p>
     <w:p>
       <w:pPr>
-        <w:pStyle w:val="29"/>
+        <w:pStyle w:val="a1"/>
         <w:keepNext w:val="0"/>
         <w:keepLines w:val="0"/>
         <w:pageBreakBefore w:val="0"/>
@@ -4714,7 +4645,7 @@
     </w:p>
     <w:p>
       <w:pPr>
-        <w:pStyle w:val="29"/>
+        <w:pStyle w:val="a1"/>
         <w:keepNext w:val="0"/>
         <w:keepLines w:val="0"/>
         <w:pageBreakBefore w:val="0"/>
@@ -4736,7 +4667,7 @@
     </w:p>
     <w:p>
       <w:pPr>
-        <w:pStyle w:val="29"/>
+        <w:pStyle w:val="a1"/>
         <w:keepNext w:val="0"/>
         <w:keepLines w:val="0"/>
         <w:pageBreakBefore w:val="0"/>
@@ -4758,7 +4689,7 @@
     </w:p>
     <w:p>
       <w:pPr>
-        <w:pStyle w:val="31"/>
+        <w:pStyle w:val="3"/>
         <w:keepNext w:val="0"/>
         <w:keepLines w:val="0"/>
         <w:pageBreakBefore w:val="0"/>
@@ -4784,7 +4715,7 @@
     </w:p>
     <w:p>
       <w:pPr>
-        <w:pStyle w:val="29"/>
+        <w:pStyle w:val="a1"/>
         <w:keepNext w:val="0"/>
         <w:keepLines w:val="0"/>
         <w:pageBreakBefore w:val="0"/>
@@ -4806,7 +4737,7 @@
     </w:p>
     <w:p>
       <w:pPr>
-        <w:pStyle w:val="29"/>
+        <w:pStyle w:val="a1"/>
         <w:keepNext w:val="0"/>
         <w:keepLines w:val="0"/>
         <w:pageBreakBefore w:val="0"/>
@@ -4828,7 +4759,7 @@
     </w:p>
     <w:p>
       <w:pPr>
-        <w:pStyle w:val="30"/>
+        <w:pStyle w:val="2"/>
         <w:keepNext w:val="0"/>
         <w:keepLines w:val="0"/>
         <w:pageBreakBefore w:val="0"/>
@@ -4854,7 +4785,7 @@
     </w:p>
     <w:p>
       <w:pPr>
-        <w:pStyle w:val="31"/>
+        <w:pStyle w:val="3"/>
         <w:keepNext w:val="0"/>
         <w:keepLines w:val="0"/>
         <w:pageBreakBefore w:val="0"/>
@@ -4880,7 +4811,7 @@
     </w:p>
     <w:p>
       <w:pPr>
-        <w:pStyle w:val="29"/>
+        <w:pStyle w:val="a1"/>
         <w:keepNext w:val="0"/>
         <w:keepLines w:val="0"/>
         <w:pageBreakBefore w:val="0"/>
@@ -4902,7 +4833,7 @@
     </w:p>
     <w:p>
       <w:pPr>
-        <w:pStyle w:val="31"/>
+        <w:pStyle w:val="3"/>
         <w:keepNext w:val="0"/>
         <w:keepLines w:val="0"/>
         <w:pageBreakBefore w:val="0"/>
@@ -4928,7 +4859,7 @@
     </w:p>
     <w:p>
       <w:pPr>
-        <w:pStyle w:val="29"/>
+        <w:pStyle w:val="a1"/>
         <w:keepNext w:val="0"/>
         <w:keepLines w:val="0"/>
         <w:pageBreakBefore w:val="0"/>
@@ -4950,7 +4881,7 @@
     </w:p>
     <w:p>
       <w:pPr>
-        <w:pStyle w:val="29"/>
+        <w:pStyle w:val="a1"/>
         <w:keepNext w:val="0"/>
         <w:keepLines w:val="0"/>
         <w:pageBreakBefore w:val="0"/>
@@ -4972,7 +4903,7 @@
     </w:p>
     <w:p>
       <w:pPr>
-        <w:pStyle w:val="29"/>
+        <w:pStyle w:val="a1"/>
         <w:keepNext w:val="0"/>
         <w:keepLines w:val="0"/>
         <w:pageBreakBefore w:val="0"/>
@@ -4994,7 +4925,7 @@
     </w:p>
     <w:p>
       <w:pPr>
-        <w:pStyle w:val="29"/>
+        <w:pStyle w:val="a1"/>
         <w:keepNext w:val="0"/>
         <w:keepLines w:val="0"/>
         <w:pageBreakBefore w:val="0"/>
@@ -5016,7 +4947,7 @@
     </w:p>
     <w:p>
       <w:pPr>
-        <w:pStyle w:val="31"/>
+        <w:pStyle w:val="3"/>
         <w:keepNext w:val="0"/>
         <w:keepLines w:val="0"/>
         <w:pageBreakBefore w:val="0"/>
@@ -5042,7 +4973,7 @@
     </w:p>
     <w:p>
       <w:pPr>
-        <w:pStyle w:val="29"/>
+        <w:pStyle w:val="a1"/>
         <w:keepNext w:val="0"/>
         <w:keepLines w:val="0"/>
         <w:pageBreakBefore w:val="0"/>
@@ -5064,7 +4995,7 @@
     </w:p>
     <w:p>
       <w:pPr>
-        <w:pStyle w:val="29"/>
+        <w:pStyle w:val="a1"/>
         <w:keepNext w:val="0"/>
         <w:keepLines w:val="0"/>
         <w:pageBreakBefore w:val="0"/>
@@ -5086,7 +5017,7 @@
     </w:p>
     <w:p>
       <w:pPr>
-        <w:pStyle w:val="29"/>
+        <w:pStyle w:val="a1"/>
         <w:keepNext w:val="0"/>
         <w:keepLines w:val="0"/>
         <w:pageBreakBefore w:val="0"/>
@@ -5108,7 +5039,7 @@
     </w:p>
     <w:p>
       <w:pPr>
-        <w:pStyle w:val="30"/>
+        <w:pStyle w:val="2"/>
         <w:keepNext w:val="0"/>
         <w:keepLines w:val="0"/>
         <w:pageBreakBefore w:val="0"/>
@@ -5134,7 +5065,7 @@
     </w:p>
     <w:p>
       <w:pPr>
-        <w:pStyle w:val="31"/>
+        <w:pStyle w:val="3"/>
         <w:keepNext w:val="0"/>
         <w:keepLines w:val="0"/>
         <w:pageBreakBefore w:val="0"/>
@@ -5160,7 +5091,7 @@
     </w:p>
     <w:p>
       <w:pPr>
-        <w:pStyle w:val="29"/>
+        <w:pStyle w:val="a1"/>
         <w:keepNext w:val="0"/>
         <w:keepLines w:val="0"/>
         <w:pageBreakBefore w:val="0"/>
@@ -5182,7 +5113,7 @@
     </w:p>
     <w:p>
       <w:pPr>
-        <w:pStyle w:val="31"/>
+        <w:pStyle w:val="3"/>
         <w:keepNext w:val="0"/>
         <w:keepLines w:val="0"/>
         <w:pageBreakBefore w:val="0"/>
@@ -5208,7 +5139,7 @@
     </w:p>
     <w:p>
       <w:pPr>
-        <w:pStyle w:val="29"/>
+        <w:pStyle w:val="a1"/>
         <w:keepNext w:val="0"/>
         <w:keepLines w:val="0"/>
         <w:pageBreakBefore w:val="0"/>
@@ -5230,7 +5161,7 @@
     </w:p>
     <w:p>
       <w:pPr>
-        <w:pStyle w:val="29"/>
+        <w:pStyle w:val="a1"/>
         <w:keepNext w:val="0"/>
         <w:keepLines w:val="0"/>
         <w:pageBreakBefore w:val="0"/>
@@ -5252,7 +5183,7 @@
     </w:p>
     <w:p>
       <w:pPr>
-        <w:pStyle w:val="29"/>
+        <w:pStyle w:val="a1"/>
         <w:keepNext w:val="0"/>
         <w:keepLines w:val="0"/>
         <w:pageBreakBefore w:val="0"/>
@@ -5274,7 +5205,7 @@
     </w:p>
     <w:p>
       <w:pPr>
-        <w:pStyle w:val="31"/>
+        <w:pStyle w:val="3"/>
         <w:keepNext w:val="0"/>
         <w:keepLines w:val="0"/>
         <w:pageBreakBefore w:val="0"/>
@@ -5300,7 +5231,7 @@
     </w:p>
     <w:p>
       <w:pPr>
-        <w:pStyle w:val="29"/>
+        <w:pStyle w:val="a1"/>
         <w:keepNext w:val="0"/>
         <w:keepLines w:val="0"/>
         <w:pageBreakBefore w:val="0"/>
@@ -5322,7 +5253,7 @@
     </w:p>
     <w:p>
       <w:pPr>
-        <w:pStyle w:val="29"/>
+        <w:pStyle w:val="a1"/>
         <w:keepNext w:val="0"/>
         <w:keepLines w:val="0"/>
         <w:pageBreakBefore w:val="0"/>
@@ -5344,7 +5275,7 @@
     </w:p>
     <w:p>
       <w:pPr>
-        <w:pStyle w:val="28"/>
+        <w:pStyle w:val="1"/>
         <w:keepNext w:val="0"/>
         <w:keepLines w:val="0"/>
         <w:pageBreakBefore w:val="0"/>
@@ -5370,7 +5301,7 @@
     </w:p>
     <w:p>
       <w:pPr>
-        <w:pStyle w:val="29"/>
+        <w:pStyle w:val="a1"/>
         <w:keepNext w:val="0"/>
         <w:keepLines w:val="0"/>
         <w:pageBreakBefore w:val="0"/>
@@ -5392,18 +5323,17 @@
     </w:p>
     <w:tbl>
       <w:tblPr>
-        <w:tblStyle w:val="20"/>
+        <w:tblStyle w:val="TableNormal"/>
         <w:tblW w:w="8522" w:type="dxa"/>
         <w:jc w:val="center"/>
         <w:tblBorders>
-          <w:top w:val="none" w:color="auto" w:sz="0" w:space="0"/>
-          <w:left w:val="none" w:color="auto" w:sz="0" w:space="0"/>
-          <w:bottom w:val="none" w:color="auto" w:sz="0" w:space="0"/>
-          <w:right w:val="none" w:color="auto" w:sz="0" w:space="0"/>
-          <w:insideH w:val="none" w:color="auto" w:sz="0" w:space="0"/>
-          <w:insideV w:val="none" w:color="auto" w:sz="0" w:space="0"/>
+          <w:top w:val="nil"/>
+          <w:left w:val="nil"/>
+          <w:bottom w:val="nil"/>
+          <w:right w:val="nil"/>
+          <w:insideH w:val="nil"/>
+          <w:insideV w:val="nil"/>
         </w:tblBorders>
-        <w:tblLayout w:type="autofit"/>
         <w:tblCellMar>
           <w:top w:w="0" w:type="dxa"/>
           <w:left w:w="10" w:type="dxa"/>
@@ -5418,13 +5348,15 @@
       </w:tblGrid>
       <w:tr>
         <w:tblPrEx>
+          <w:tblW w:w="8522" w:type="dxa"/>
+          <w:jc w:val="center"/>
           <w:tblBorders>
-            <w:top w:val="none" w:color="auto" w:sz="0" w:space="0"/>
-            <w:left w:val="none" w:color="auto" w:sz="0" w:space="0"/>
-            <w:bottom w:val="none" w:color="auto" w:sz="0" w:space="0"/>
-            <w:right w:val="none" w:color="auto" w:sz="0" w:space="0"/>
-            <w:insideH w:val="none" w:color="auto" w:sz="0" w:space="0"/>
-            <w:insideV w:val="none" w:color="auto" w:sz="0" w:space="0"/>
+            <w:top w:val="nil"/>
+            <w:left w:val="nil"/>
+            <w:bottom w:val="nil"/>
+            <w:right w:val="nil"/>
+            <w:insideH w:val="nil"/>
+            <w:insideV w:val="nil"/>
           </w:tblBorders>
           <w:tblCellMar>
             <w:top w:w="0" w:type="dxa"/>
@@ -5434,7 +5366,7 @@
           </w:tblCellMar>
         </w:tblPrEx>
         <w:trPr>
-          <w:trHeight w:val="0" w:hRule="atLeast"/>
+          <w:trHeight w:val="0"/>
           <w:tblHeader/>
           <w:jc w:val="center"/>
         </w:trPr>
@@ -5442,8 +5374,8 @@
           <w:tcPr>
             <w:tcW w:w="1441" w:type="dxa"/>
             <w:tcBorders>
-              <w:top w:val="single" w:color="auto" w:sz="12" w:space="0"/>
-              <w:left w:val="single" w:color="auto" w:sz="12" w:space="0"/>
+              <w:top w:val="single" w:sz="12" w:space="0" w:color="auto"/>
+              <w:left w:val="single" w:sz="12" w:space="0" w:color="auto"/>
               <w:bottom w:val="nil"/>
               <w:right w:val="nil"/>
             </w:tcBorders>
@@ -5457,7 +5389,7 @@
           </w:tcPr>
           <w:p>
             <w:pPr>
-              <w:pStyle w:val="29"/>
+              <w:pStyle w:val="a1"/>
               <w:keepNext w:val="0"/>
               <w:keepLines w:val="0"/>
               <w:pageBreakBefore w:val="0"/>
@@ -5472,7 +5404,7 @@
               <w:adjustRightInd w:val="0"/>
               <w:snapToGrid w:val="0"/>
               <w:spacing w:line="240" w:lineRule="auto"/>
-              <w:ind w:left="0" w:leftChars="0" w:right="0" w:rightChars="0" w:firstLine="0" w:firstLineChars="0"/>
+              <w:ind w:left="0" w:right="0" w:firstLine="0" w:leftChars="0" w:rightChars="0" w:firstLineChars="0"/>
               <w:jc w:val="center"/>
               <w:textAlignment w:val="baseline"/>
               <w:rPr>
@@ -5491,8 +5423,8 @@
           <w:tcPr>
             <w:tcW w:w="1629" w:type="dxa"/>
             <w:tcBorders>
-              <w:top w:val="single" w:color="auto" w:sz="12" w:space="0"/>
-              <w:left w:val="single" w:color="auto" w:sz="4" w:space="0"/>
+              <w:top w:val="single" w:sz="12" w:space="0" w:color="auto"/>
+              <w:left w:val="single" w:sz="4" w:space="0" w:color="auto"/>
               <w:bottom w:val="nil"/>
               <w:right w:val="nil"/>
             </w:tcBorders>
@@ -5506,7 +5438,7 @@
           </w:tcPr>
           <w:p>
             <w:pPr>
-              <w:pStyle w:val="29"/>
+              <w:pStyle w:val="a1"/>
               <w:keepNext w:val="0"/>
               <w:keepLines w:val="0"/>
               <w:pageBreakBefore w:val="0"/>
@@ -5521,7 +5453,7 @@
               <w:adjustRightInd w:val="0"/>
               <w:snapToGrid w:val="0"/>
               <w:spacing w:line="240" w:lineRule="auto"/>
-              <w:ind w:left="0" w:leftChars="0" w:right="0" w:rightChars="0" w:firstLine="0" w:firstLineChars="0"/>
+              <w:ind w:left="0" w:right="0" w:firstLine="0" w:leftChars="0" w:rightChars="0" w:firstLineChars="0"/>
               <w:jc w:val="center"/>
               <w:textAlignment w:val="baseline"/>
               <w:rPr>
@@ -5540,10 +5472,10 @@
           <w:tcPr>
             <w:tcW w:w="5452" w:type="dxa"/>
             <w:tcBorders>
-              <w:top w:val="single" w:color="auto" w:sz="12" w:space="0"/>
-              <w:left w:val="single" w:color="auto" w:sz="4" w:space="0"/>
+              <w:top w:val="single" w:sz="12" w:space="0" w:color="auto"/>
+              <w:left w:val="single" w:sz="4" w:space="0" w:color="auto"/>
               <w:bottom w:val="nil"/>
-              <w:right w:val="single" w:color="auto" w:sz="12" w:space="0"/>
+              <w:right w:val="single" w:sz="12" w:space="0" w:color="auto"/>
             </w:tcBorders>
             <w:tcMar>
               <w:top w:w="60" w:type="dxa"/>
@@ -5555,7 +5487,7 @@
           </w:tcPr>
           <w:p>
             <w:pPr>
-              <w:pStyle w:val="29"/>
+              <w:pStyle w:val="a1"/>
               <w:keepNext w:val="0"/>
               <w:keepLines w:val="0"/>
               <w:pageBreakBefore w:val="0"/>
@@ -5570,7 +5502,7 @@
               <w:adjustRightInd w:val="0"/>
               <w:snapToGrid w:val="0"/>
               <w:spacing w:line="240" w:lineRule="auto"/>
-              <w:ind w:left="0" w:leftChars="0" w:right="0" w:rightChars="0" w:firstLine="0" w:firstLineChars="0"/>
+              <w:ind w:left="0" w:right="0" w:firstLine="0" w:leftChars="0" w:rightChars="0" w:firstLineChars="0"/>
               <w:jc w:val="center"/>
               <w:textAlignment w:val="baseline"/>
               <w:rPr>
@@ -5588,14 +5520,8 @@
       </w:tr>
       <w:tr>
         <w:tblPrEx>
-          <w:tblBorders>
-            <w:top w:val="none" w:color="auto" w:sz="0" w:space="0"/>
-            <w:left w:val="none" w:color="auto" w:sz="0" w:space="0"/>
-            <w:bottom w:val="none" w:color="auto" w:sz="0" w:space="0"/>
-            <w:right w:val="none" w:color="auto" w:sz="0" w:space="0"/>
-            <w:insideH w:val="none" w:color="auto" w:sz="0" w:space="0"/>
-            <w:insideV w:val="none" w:color="auto" w:sz="0" w:space="0"/>
-          </w:tblBorders>
+          <w:tblW w:w="8522" w:type="dxa"/>
+          <w:jc w:val="center"/>
           <w:tblCellMar>
             <w:top w:w="0" w:type="dxa"/>
             <w:left w:w="10" w:type="dxa"/>
@@ -5604,15 +5530,15 @@
           </w:tblCellMar>
         </w:tblPrEx>
         <w:trPr>
-          <w:trHeight w:val="0" w:hRule="atLeast"/>
+          <w:trHeight w:val="0"/>
           <w:jc w:val="center"/>
         </w:trPr>
         <w:tc>
           <w:tcPr>
             <w:tcW w:w="1441" w:type="dxa"/>
             <w:tcBorders>
-              <w:top w:val="single" w:color="auto" w:sz="4" w:space="0"/>
-              <w:left w:val="single" w:color="auto" w:sz="12" w:space="0"/>
+              <w:top w:val="single" w:sz="4" w:space="0" w:color="auto"/>
+              <w:left w:val="single" w:sz="12" w:space="0" w:color="auto"/>
               <w:bottom w:val="nil"/>
               <w:right w:val="nil"/>
             </w:tcBorders>
@@ -5640,7 +5566,7 @@
               <w:adjustRightInd w:val="0"/>
               <w:snapToGrid w:val="0"/>
               <w:spacing w:before="120" w:after="120" w:line="240" w:lineRule="auto"/>
-              <w:ind w:left="0" w:leftChars="0" w:right="0" w:rightChars="0" w:firstLine="0" w:firstLineChars="0"/>
+              <w:ind w:left="0" w:right="0" w:firstLine="0" w:leftChars="0" w:rightChars="0" w:firstLineChars="0"/>
               <w:jc w:val="center"/>
               <w:textAlignment w:val="baseline"/>
               <w:rPr>
@@ -5650,7 +5576,7 @@
             </w:pPr>
             <w:r>
               <w:rPr>
-                <w:rFonts w:ascii="Arial" w:hAnsi="Arial" w:eastAsia="宋体" w:cs="Arial"/>
+                <w:rFonts w:ascii="Arial" w:eastAsia="宋体" w:hAnsi="Arial" w:cs="Arial"/>
                 <w:b/>
                 <w:sz w:val="24"/>
               </w:rPr>
@@ -5658,7 +5584,7 @@
             </w:r>
             <w:r>
               <w:rPr>
-                <w:rFonts w:hint="eastAsia" w:ascii="Arial" w:eastAsia="宋体" w:cs="Arial"/>
+                <w:rFonts w:ascii="Arial" w:eastAsia="宋体" w:cs="Arial" w:hint="eastAsia"/>
                 <w:b/>
                 <w:sz w:val="24"/>
                 <w:lang w:val="en-US" w:eastAsia="zh-CN"/>
@@ -5667,7 +5593,7 @@
             </w:r>
             <w:r>
               <w:rPr>
-                <w:rFonts w:ascii="Arial" w:hAnsi="Arial" w:eastAsia="宋体" w:cs="Arial"/>
+                <w:rFonts w:ascii="Arial" w:eastAsia="宋体" w:hAnsi="Arial" w:cs="Arial"/>
                 <w:b/>
                 <w:sz w:val="24"/>
               </w:rPr>
@@ -5679,8 +5605,8 @@
           <w:tcPr>
             <w:tcW w:w="1629" w:type="dxa"/>
             <w:tcBorders>
-              <w:top w:val="single" w:color="auto" w:sz="4" w:space="0"/>
-              <w:left w:val="single" w:color="auto" w:sz="4" w:space="0"/>
+              <w:top w:val="single" w:sz="4" w:space="0" w:color="auto"/>
+              <w:left w:val="single" w:sz="4" w:space="0" w:color="auto"/>
               <w:bottom w:val="nil"/>
               <w:right w:val="nil"/>
             </w:tcBorders>
@@ -5694,7 +5620,7 @@
           </w:tcPr>
           <w:p>
             <w:pPr>
-              <w:pStyle w:val="29"/>
+              <w:pStyle w:val="a1"/>
               <w:keepNext w:val="0"/>
               <w:keepLines w:val="0"/>
               <w:pageBreakBefore w:val="0"/>
@@ -5709,7 +5635,7 @@
               <w:adjustRightInd w:val="0"/>
               <w:snapToGrid w:val="0"/>
               <w:spacing w:line="240" w:lineRule="auto"/>
-              <w:ind w:left="0" w:leftChars="0" w:right="0" w:rightChars="0" w:firstLine="0" w:firstLineChars="0"/>
+              <w:ind w:left="0" w:right="0" w:firstLine="0" w:leftChars="0" w:rightChars="0" w:firstLineChars="0"/>
               <w:jc w:val="left"/>
               <w:textAlignment w:val="baseline"/>
               <w:rPr>
@@ -5722,7 +5648,7 @@
                 <w:rFonts w:ascii="Arial" w:eastAsia="宋体"/>
                 <w:sz w:val="24"/>
               </w:rPr>
-              <w:t>总指挥：宋海滨（运维部部长）</w:t>
+              <w:t>总指挥：宋海滨（运维部经理）</w:t>
             </w:r>
           </w:p>
         </w:tc>
@@ -5730,10 +5656,10 @@
           <w:tcPr>
             <w:tcW w:w="5452" w:type="dxa"/>
             <w:tcBorders>
-              <w:top w:val="single" w:color="auto" w:sz="4" w:space="0"/>
-              <w:left w:val="single" w:color="auto" w:sz="4" w:space="0"/>
+              <w:top w:val="single" w:sz="4" w:space="0" w:color="auto"/>
+              <w:left w:val="single" w:sz="4" w:space="0" w:color="auto"/>
               <w:bottom w:val="nil"/>
-              <w:right w:val="single" w:color="auto" w:sz="12" w:space="0"/>
+              <w:right w:val="single" w:sz="12" w:space="0" w:color="auto"/>
             </w:tcBorders>
             <w:tcMar>
               <w:top w:w="60" w:type="dxa"/>
@@ -5745,7 +5671,7 @@
           </w:tcPr>
           <w:p>
             <w:pPr>
-              <w:pStyle w:val="29"/>
+              <w:pStyle w:val="a1"/>
               <w:keepNext w:val="0"/>
               <w:keepLines w:val="0"/>
               <w:pageBreakBefore w:val="0"/>
@@ -5760,7 +5686,7 @@
               <w:adjustRightInd w:val="0"/>
               <w:snapToGrid w:val="0"/>
               <w:spacing w:line="240" w:lineRule="auto"/>
-              <w:ind w:left="0" w:leftChars="0" w:right="0" w:rightChars="0" w:firstLine="0" w:firstLineChars="0"/>
+              <w:ind w:left="0" w:right="0" w:firstLine="0" w:leftChars="0" w:rightChars="0" w:firstLineChars="0"/>
               <w:jc w:val="left"/>
               <w:textAlignment w:val="baseline"/>
               <w:rPr>
@@ -5780,14 +5706,8 @@
       </w:tr>
       <w:tr>
         <w:tblPrEx>
-          <w:tblBorders>
-            <w:top w:val="none" w:color="auto" w:sz="0" w:space="0"/>
-            <w:left w:val="none" w:color="auto" w:sz="0" w:space="0"/>
-            <w:bottom w:val="none" w:color="auto" w:sz="0" w:space="0"/>
-            <w:right w:val="none" w:color="auto" w:sz="0" w:space="0"/>
-            <w:insideH w:val="none" w:color="auto" w:sz="0" w:space="0"/>
-            <w:insideV w:val="none" w:color="auto" w:sz="0" w:space="0"/>
-          </w:tblBorders>
+          <w:tblW w:w="8522" w:type="dxa"/>
+          <w:jc w:val="center"/>
           <w:tblCellMar>
             <w:top w:w="0" w:type="dxa"/>
             <w:left w:w="10" w:type="dxa"/>
@@ -5796,15 +5716,15 @@
           </w:tblCellMar>
         </w:tblPrEx>
         <w:trPr>
-          <w:trHeight w:val="0" w:hRule="atLeast"/>
+          <w:trHeight w:val="0"/>
           <w:jc w:val="center"/>
         </w:trPr>
         <w:tc>
           <w:tcPr>
             <w:tcW w:w="1441" w:type="dxa"/>
             <w:tcBorders>
-              <w:top w:val="single" w:color="auto" w:sz="4" w:space="0"/>
-              <w:left w:val="single" w:color="auto" w:sz="12" w:space="0"/>
+              <w:top w:val="single" w:sz="4" w:space="0" w:color="auto"/>
+              <w:left w:val="single" w:sz="12" w:space="0" w:color="auto"/>
               <w:bottom w:val="nil"/>
               <w:right w:val="nil"/>
             </w:tcBorders>
@@ -5832,7 +5752,7 @@
               <w:adjustRightInd w:val="0"/>
               <w:snapToGrid w:val="0"/>
               <w:spacing w:before="120" w:after="120" w:line="240" w:lineRule="auto"/>
-              <w:ind w:left="0" w:leftChars="0" w:right="0" w:rightChars="0" w:firstLine="0" w:firstLineChars="0"/>
+              <w:ind w:left="0" w:right="0" w:firstLine="0" w:leftChars="0" w:rightChars="0" w:firstLineChars="0"/>
               <w:jc w:val="center"/>
               <w:textAlignment w:val="baseline"/>
               <w:rPr>
@@ -5842,7 +5762,7 @@
             </w:pPr>
             <w:r>
               <w:rPr>
-                <w:rFonts w:ascii="Arial" w:hAnsi="Arial" w:eastAsia="宋体" w:cs="Arial"/>
+                <w:rFonts w:ascii="Arial" w:eastAsia="宋体" w:hAnsi="Arial" w:cs="Arial"/>
                 <w:b/>
                 <w:sz w:val="24"/>
               </w:rPr>
@@ -5854,8 +5774,8 @@
           <w:tcPr>
             <w:tcW w:w="1629" w:type="dxa"/>
             <w:tcBorders>
-              <w:top w:val="single" w:color="auto" w:sz="4" w:space="0"/>
-              <w:left w:val="single" w:color="auto" w:sz="4" w:space="0"/>
+              <w:top w:val="single" w:sz="4" w:space="0" w:color="auto"/>
+              <w:left w:val="single" w:sz="4" w:space="0" w:color="auto"/>
               <w:bottom w:val="nil"/>
               <w:right w:val="nil"/>
             </w:tcBorders>
@@ -5869,7 +5789,7 @@
           </w:tcPr>
           <w:p>
             <w:pPr>
-              <w:pStyle w:val="29"/>
+              <w:pStyle w:val="a1"/>
               <w:keepNext w:val="0"/>
               <w:keepLines w:val="0"/>
               <w:pageBreakBefore w:val="0"/>
@@ -5884,7 +5804,7 @@
               <w:adjustRightInd w:val="0"/>
               <w:snapToGrid w:val="0"/>
               <w:spacing w:line="240" w:lineRule="auto"/>
-              <w:ind w:left="0" w:leftChars="0" w:right="0" w:rightChars="0" w:firstLine="0" w:firstLineChars="0"/>
+              <w:ind w:left="0" w:right="0" w:firstLine="0" w:leftChars="0" w:rightChars="0" w:firstLineChars="0"/>
               <w:jc w:val="left"/>
               <w:textAlignment w:val="baseline"/>
               <w:rPr>
@@ -5897,7 +5817,7 @@
                 <w:rFonts w:ascii="Arial" w:eastAsia="宋体"/>
                 <w:sz w:val="24"/>
               </w:rPr>
-              <w:t>刘霞（运维项目部长）</w:t>
+              <w:t>刘霞（运维项目经理）</w:t>
             </w:r>
           </w:p>
         </w:tc>
@@ -5905,10 +5825,10 @@
           <w:tcPr>
             <w:tcW w:w="5452" w:type="dxa"/>
             <w:tcBorders>
-              <w:top w:val="single" w:color="auto" w:sz="4" w:space="0"/>
-              <w:left w:val="single" w:color="auto" w:sz="4" w:space="0"/>
+              <w:top w:val="single" w:sz="4" w:space="0" w:color="auto"/>
+              <w:left w:val="single" w:sz="4" w:space="0" w:color="auto"/>
               <w:bottom w:val="nil"/>
-              <w:right w:val="single" w:color="auto" w:sz="12" w:space="0"/>
+              <w:right w:val="single" w:sz="12" w:space="0" w:color="auto"/>
             </w:tcBorders>
             <w:tcMar>
               <w:top w:w="60" w:type="dxa"/>
@@ -5920,7 +5840,7 @@
           </w:tcPr>
           <w:p>
             <w:pPr>
-              <w:pStyle w:val="29"/>
+              <w:pStyle w:val="a1"/>
               <w:keepNext w:val="0"/>
               <w:keepLines w:val="0"/>
               <w:pageBreakBefore w:val="0"/>
@@ -5935,7 +5855,7 @@
               <w:adjustRightInd w:val="0"/>
               <w:snapToGrid w:val="0"/>
               <w:spacing w:line="240" w:lineRule="auto"/>
-              <w:ind w:left="0" w:leftChars="0" w:right="0" w:rightChars="0" w:firstLine="0" w:firstLineChars="0"/>
+              <w:ind w:left="0" w:right="0" w:firstLine="0" w:leftChars="0" w:rightChars="0" w:firstLineChars="0"/>
               <w:jc w:val="left"/>
               <w:textAlignment w:val="baseline"/>
               <w:rPr>
@@ -5955,14 +5875,8 @@
       </w:tr>
       <w:tr>
         <w:tblPrEx>
-          <w:tblBorders>
-            <w:top w:val="none" w:color="auto" w:sz="0" w:space="0"/>
-            <w:left w:val="none" w:color="auto" w:sz="0" w:space="0"/>
-            <w:bottom w:val="none" w:color="auto" w:sz="0" w:space="0"/>
-            <w:right w:val="none" w:color="auto" w:sz="0" w:space="0"/>
-            <w:insideH w:val="none" w:color="auto" w:sz="0" w:space="0"/>
-            <w:insideV w:val="none" w:color="auto" w:sz="0" w:space="0"/>
-          </w:tblBorders>
+          <w:tblW w:w="8522" w:type="dxa"/>
+          <w:jc w:val="center"/>
           <w:tblCellMar>
             <w:top w:w="0" w:type="dxa"/>
             <w:left w:w="10" w:type="dxa"/>
@@ -5971,15 +5885,15 @@
           </w:tblCellMar>
         </w:tblPrEx>
         <w:trPr>
-          <w:trHeight w:val="0" w:hRule="atLeast"/>
+          <w:trHeight w:val="0"/>
           <w:jc w:val="center"/>
         </w:trPr>
         <w:tc>
           <w:tcPr>
             <w:tcW w:w="1441" w:type="dxa"/>
             <w:tcBorders>
-              <w:top w:val="single" w:color="auto" w:sz="4" w:space="0"/>
-              <w:left w:val="single" w:color="auto" w:sz="12" w:space="0"/>
+              <w:top w:val="single" w:sz="4" w:space="0" w:color="auto"/>
+              <w:left w:val="single" w:sz="12" w:space="0" w:color="auto"/>
               <w:bottom w:val="nil"/>
               <w:right w:val="nil"/>
             </w:tcBorders>
@@ -6007,7 +5921,7 @@
               <w:adjustRightInd w:val="0"/>
               <w:snapToGrid w:val="0"/>
               <w:spacing w:before="120" w:after="120" w:line="240" w:lineRule="auto"/>
-              <w:ind w:left="0" w:leftChars="0" w:right="0" w:rightChars="0" w:firstLine="0" w:firstLineChars="0"/>
+              <w:ind w:left="0" w:right="0" w:firstLine="0" w:leftChars="0" w:rightChars="0" w:firstLineChars="0"/>
               <w:jc w:val="center"/>
               <w:textAlignment w:val="baseline"/>
               <w:rPr>
@@ -6017,7 +5931,7 @@
             </w:pPr>
             <w:r>
               <w:rPr>
-                <w:rFonts w:ascii="Arial" w:hAnsi="Arial" w:eastAsia="宋体" w:cs="Arial"/>
+                <w:rFonts w:ascii="Arial" w:eastAsia="宋体" w:hAnsi="Arial" w:cs="Arial"/>
                 <w:b/>
                 <w:sz w:val="24"/>
               </w:rPr>
@@ -6029,8 +5943,8 @@
           <w:tcPr>
             <w:tcW w:w="1629" w:type="dxa"/>
             <w:tcBorders>
-              <w:top w:val="single" w:color="auto" w:sz="4" w:space="0"/>
-              <w:left w:val="single" w:color="auto" w:sz="4" w:space="0"/>
+              <w:top w:val="single" w:sz="4" w:space="0" w:color="auto"/>
+              <w:left w:val="single" w:sz="4" w:space="0" w:color="auto"/>
               <w:bottom w:val="nil"/>
               <w:right w:val="nil"/>
             </w:tcBorders>
@@ -6044,7 +5958,7 @@
           </w:tcPr>
           <w:p>
             <w:pPr>
-              <w:pStyle w:val="29"/>
+              <w:pStyle w:val="a1"/>
               <w:keepNext w:val="0"/>
               <w:keepLines w:val="0"/>
               <w:pageBreakBefore w:val="0"/>
@@ -6059,7 +5973,7 @@
               <w:adjustRightInd w:val="0"/>
               <w:snapToGrid w:val="0"/>
               <w:spacing w:line="240" w:lineRule="auto"/>
-              <w:ind w:left="0" w:leftChars="0" w:right="0" w:rightChars="0" w:firstLine="0" w:firstLineChars="0"/>
+              <w:ind w:left="0" w:right="0" w:firstLine="0" w:leftChars="0" w:rightChars="0" w:firstLineChars="0"/>
               <w:jc w:val="left"/>
               <w:textAlignment w:val="baseline"/>
               <w:rPr>
@@ -6080,10 +5994,10 @@
           <w:tcPr>
             <w:tcW w:w="5452" w:type="dxa"/>
             <w:tcBorders>
-              <w:top w:val="single" w:color="auto" w:sz="4" w:space="0"/>
-              <w:left w:val="single" w:color="auto" w:sz="4" w:space="0"/>
+              <w:top w:val="single" w:sz="4" w:space="0" w:color="auto"/>
+              <w:left w:val="single" w:sz="4" w:space="0" w:color="auto"/>
               <w:bottom w:val="nil"/>
-              <w:right w:val="single" w:color="auto" w:sz="12" w:space="0"/>
+              <w:right w:val="single" w:sz="12" w:space="0" w:color="auto"/>
             </w:tcBorders>
             <w:tcMar>
               <w:top w:w="60" w:type="dxa"/>
@@ -6095,7 +6009,7 @@
           </w:tcPr>
           <w:p>
             <w:pPr>
-              <w:pStyle w:val="29"/>
+              <w:pStyle w:val="a1"/>
               <w:keepNext w:val="0"/>
               <w:keepLines w:val="0"/>
               <w:pageBreakBefore w:val="0"/>
@@ -6110,7 +6024,7 @@
               <w:adjustRightInd w:val="0"/>
               <w:snapToGrid w:val="0"/>
               <w:spacing w:line="240" w:lineRule="auto"/>
-              <w:ind w:left="0" w:leftChars="0" w:right="0" w:rightChars="0" w:firstLine="0" w:firstLineChars="0"/>
+              <w:ind w:left="0" w:right="0" w:firstLine="0" w:leftChars="0" w:rightChars="0" w:firstLineChars="0"/>
               <w:jc w:val="left"/>
               <w:textAlignment w:val="baseline"/>
               <w:rPr>
@@ -6130,14 +6044,8 @@
       </w:tr>
       <w:tr>
         <w:tblPrEx>
-          <w:tblBorders>
-            <w:top w:val="none" w:color="auto" w:sz="0" w:space="0"/>
-            <w:left w:val="none" w:color="auto" w:sz="0" w:space="0"/>
-            <w:bottom w:val="none" w:color="auto" w:sz="0" w:space="0"/>
-            <w:right w:val="none" w:color="auto" w:sz="0" w:space="0"/>
-            <w:insideH w:val="none" w:color="auto" w:sz="0" w:space="0"/>
-            <w:insideV w:val="none" w:color="auto" w:sz="0" w:space="0"/>
-          </w:tblBorders>
+          <w:tblW w:w="8522" w:type="dxa"/>
+          <w:jc w:val="center"/>
           <w:tblCellMar>
             <w:top w:w="0" w:type="dxa"/>
             <w:left w:w="10" w:type="dxa"/>
@@ -6146,15 +6054,15 @@
           </w:tblCellMar>
         </w:tblPrEx>
         <w:trPr>
-          <w:trHeight w:val="0" w:hRule="atLeast"/>
+          <w:trHeight w:val="0"/>
           <w:jc w:val="center"/>
         </w:trPr>
         <w:tc>
           <w:tcPr>
             <w:tcW w:w="1441" w:type="dxa"/>
             <w:tcBorders>
-              <w:top w:val="single" w:color="auto" w:sz="4" w:space="0"/>
-              <w:left w:val="single" w:color="auto" w:sz="12" w:space="0"/>
+              <w:top w:val="single" w:sz="4" w:space="0" w:color="auto"/>
+              <w:left w:val="single" w:sz="12" w:space="0" w:color="auto"/>
               <w:bottom w:val="nil"/>
               <w:right w:val="nil"/>
             </w:tcBorders>
@@ -6182,7 +6090,7 @@
               <w:adjustRightInd w:val="0"/>
               <w:snapToGrid w:val="0"/>
               <w:spacing w:before="120" w:after="120" w:line="240" w:lineRule="auto"/>
-              <w:ind w:left="0" w:leftChars="0" w:right="0" w:rightChars="0" w:firstLine="0" w:firstLineChars="0"/>
+              <w:ind w:left="0" w:right="0" w:firstLine="0" w:leftChars="0" w:rightChars="0" w:firstLineChars="0"/>
               <w:jc w:val="center"/>
               <w:textAlignment w:val="baseline"/>
               <w:rPr>
@@ -6192,7 +6100,7 @@
             </w:pPr>
             <w:r>
               <w:rPr>
-                <w:rFonts w:ascii="Arial" w:hAnsi="Arial" w:eastAsia="宋体" w:cs="Arial"/>
+                <w:rFonts w:ascii="Arial" w:eastAsia="宋体" w:hAnsi="Arial" w:cs="Arial"/>
                 <w:b/>
                 <w:sz w:val="24"/>
               </w:rPr>
@@ -6204,8 +6112,8 @@
           <w:tcPr>
             <w:tcW w:w="1629" w:type="dxa"/>
             <w:tcBorders>
-              <w:top w:val="single" w:color="auto" w:sz="4" w:space="0"/>
-              <w:left w:val="single" w:color="auto" w:sz="4" w:space="0"/>
+              <w:top w:val="single" w:sz="4" w:space="0" w:color="auto"/>
+              <w:left w:val="single" w:sz="4" w:space="0" w:color="auto"/>
               <w:bottom w:val="nil"/>
               <w:right w:val="nil"/>
             </w:tcBorders>
@@ -6219,7 +6127,7 @@
           </w:tcPr>
           <w:p>
             <w:pPr>
-              <w:pStyle w:val="29"/>
+              <w:pStyle w:val="a1"/>
               <w:keepNext w:val="0"/>
               <w:keepLines w:val="0"/>
               <w:pageBreakBefore w:val="0"/>
@@ -6234,7 +6142,7 @@
               <w:adjustRightInd w:val="0"/>
               <w:snapToGrid w:val="0"/>
               <w:spacing w:line="240" w:lineRule="auto"/>
-              <w:ind w:left="0" w:leftChars="0" w:right="0" w:rightChars="0" w:firstLine="0" w:firstLineChars="0"/>
+              <w:ind w:left="0" w:right="0" w:firstLine="0" w:leftChars="0" w:rightChars="0" w:firstLineChars="0"/>
               <w:jc w:val="left"/>
               <w:textAlignment w:val="baseline"/>
               <w:rPr>
@@ -6255,10 +6163,10 @@
           <w:tcPr>
             <w:tcW w:w="5452" w:type="dxa"/>
             <w:tcBorders>
-              <w:top w:val="single" w:color="auto" w:sz="4" w:space="0"/>
-              <w:left w:val="single" w:color="auto" w:sz="4" w:space="0"/>
+              <w:top w:val="single" w:sz="4" w:space="0" w:color="auto"/>
+              <w:left w:val="single" w:sz="4" w:space="0" w:color="auto"/>
               <w:bottom w:val="nil"/>
-              <w:right w:val="single" w:color="auto" w:sz="12" w:space="0"/>
+              <w:right w:val="single" w:sz="12" w:space="0" w:color="auto"/>
             </w:tcBorders>
             <w:tcMar>
               <w:top w:w="60" w:type="dxa"/>
@@ -6270,7 +6178,7 @@
           </w:tcPr>
           <w:p>
             <w:pPr>
-              <w:pStyle w:val="29"/>
+              <w:pStyle w:val="a1"/>
               <w:keepNext w:val="0"/>
               <w:keepLines w:val="0"/>
               <w:pageBreakBefore w:val="0"/>
@@ -6285,7 +6193,7 @@
               <w:adjustRightInd w:val="0"/>
               <w:snapToGrid w:val="0"/>
               <w:spacing w:line="240" w:lineRule="auto"/>
-              <w:ind w:left="0" w:leftChars="0" w:right="0" w:rightChars="0" w:firstLine="0" w:firstLineChars="0"/>
+              <w:ind w:left="0" w:right="0" w:firstLine="0" w:leftChars="0" w:rightChars="0" w:firstLineChars="0"/>
               <w:jc w:val="left"/>
               <w:textAlignment w:val="baseline"/>
               <w:rPr>
@@ -6305,14 +6213,8 @@
       </w:tr>
       <w:tr>
         <w:tblPrEx>
-          <w:tblBorders>
-            <w:top w:val="none" w:color="auto" w:sz="0" w:space="0"/>
-            <w:left w:val="none" w:color="auto" w:sz="0" w:space="0"/>
-            <w:bottom w:val="none" w:color="auto" w:sz="0" w:space="0"/>
-            <w:right w:val="none" w:color="auto" w:sz="0" w:space="0"/>
-            <w:insideH w:val="none" w:color="auto" w:sz="0" w:space="0"/>
-            <w:insideV w:val="none" w:color="auto" w:sz="0" w:space="0"/>
-          </w:tblBorders>
+          <w:tblW w:w="8522" w:type="dxa"/>
+          <w:jc w:val="center"/>
           <w:tblCellMar>
             <w:top w:w="0" w:type="dxa"/>
             <w:left w:w="10" w:type="dxa"/>
@@ -6321,15 +6223,15 @@
           </w:tblCellMar>
         </w:tblPrEx>
         <w:trPr>
-          <w:trHeight w:val="0" w:hRule="atLeast"/>
+          <w:trHeight w:val="0"/>
           <w:jc w:val="center"/>
         </w:trPr>
         <w:tc>
           <w:tcPr>
             <w:tcW w:w="1441" w:type="dxa"/>
             <w:tcBorders>
-              <w:top w:val="single" w:color="auto" w:sz="4" w:space="0"/>
-              <w:left w:val="single" w:color="auto" w:sz="12" w:space="0"/>
+              <w:top w:val="single" w:sz="4" w:space="0" w:color="auto"/>
+              <w:left w:val="single" w:sz="12" w:space="0" w:color="auto"/>
               <w:bottom w:val="nil"/>
               <w:right w:val="nil"/>
             </w:tcBorders>
@@ -6357,7 +6259,7 @@
               <w:adjustRightInd w:val="0"/>
               <w:snapToGrid w:val="0"/>
               <w:spacing w:before="120" w:after="120" w:line="240" w:lineRule="auto"/>
-              <w:ind w:left="0" w:leftChars="0" w:right="0" w:rightChars="0" w:firstLine="0" w:firstLineChars="0"/>
+              <w:ind w:left="0" w:right="0" w:firstLine="0" w:leftChars="0" w:rightChars="0" w:firstLineChars="0"/>
               <w:jc w:val="center"/>
               <w:textAlignment w:val="baseline"/>
               <w:rPr>
@@ -6367,7 +6269,7 @@
             </w:pPr>
             <w:r>
               <w:rPr>
-                <w:rFonts w:ascii="Arial" w:hAnsi="Arial" w:eastAsia="宋体" w:cs="Arial"/>
+                <w:rFonts w:ascii="Arial" w:eastAsia="宋体" w:hAnsi="Arial" w:cs="Arial"/>
                 <w:b/>
                 <w:sz w:val="24"/>
               </w:rPr>
@@ -6379,8 +6281,8 @@
           <w:tcPr>
             <w:tcW w:w="1629" w:type="dxa"/>
             <w:tcBorders>
-              <w:top w:val="single" w:color="auto" w:sz="4" w:space="0"/>
-              <w:left w:val="single" w:color="auto" w:sz="4" w:space="0"/>
+              <w:top w:val="single" w:sz="4" w:space="0" w:color="auto"/>
+              <w:left w:val="single" w:sz="4" w:space="0" w:color="auto"/>
               <w:bottom w:val="nil"/>
               <w:right w:val="nil"/>
             </w:tcBorders>
@@ -6394,7 +6296,7 @@
           </w:tcPr>
           <w:p>
             <w:pPr>
-              <w:pStyle w:val="29"/>
+              <w:pStyle w:val="a1"/>
               <w:keepNext w:val="0"/>
               <w:keepLines w:val="0"/>
               <w:pageBreakBefore w:val="0"/>
@@ -6409,7 +6311,7 @@
               <w:adjustRightInd w:val="0"/>
               <w:snapToGrid w:val="0"/>
               <w:spacing w:line="240" w:lineRule="auto"/>
-              <w:ind w:left="0" w:leftChars="0" w:right="0" w:rightChars="0" w:firstLine="0" w:firstLineChars="0"/>
+              <w:ind w:left="0" w:right="0" w:firstLine="0" w:leftChars="0" w:rightChars="0" w:firstLineChars="0"/>
               <w:jc w:val="left"/>
               <w:textAlignment w:val="baseline"/>
               <w:rPr>
@@ -6430,10 +6332,10 @@
           <w:tcPr>
             <w:tcW w:w="5452" w:type="dxa"/>
             <w:tcBorders>
-              <w:top w:val="single" w:color="auto" w:sz="4" w:space="0"/>
-              <w:left w:val="single" w:color="auto" w:sz="4" w:space="0"/>
+              <w:top w:val="single" w:sz="4" w:space="0" w:color="auto"/>
+              <w:left w:val="single" w:sz="4" w:space="0" w:color="auto"/>
               <w:bottom w:val="nil"/>
-              <w:right w:val="single" w:color="auto" w:sz="12" w:space="0"/>
+              <w:right w:val="single" w:sz="12" w:space="0" w:color="auto"/>
             </w:tcBorders>
             <w:tcMar>
               <w:top w:w="60" w:type="dxa"/>
@@ -6445,7 +6347,7 @@
           </w:tcPr>
           <w:p>
             <w:pPr>
-              <w:pStyle w:val="29"/>
+              <w:pStyle w:val="a1"/>
               <w:keepNext w:val="0"/>
               <w:keepLines w:val="0"/>
               <w:pageBreakBefore w:val="0"/>
@@ -6460,7 +6362,7 @@
               <w:adjustRightInd w:val="0"/>
               <w:snapToGrid w:val="0"/>
               <w:spacing w:line="240" w:lineRule="auto"/>
-              <w:ind w:left="0" w:leftChars="0" w:right="0" w:rightChars="0" w:firstLine="0" w:firstLineChars="0"/>
+              <w:ind w:left="0" w:right="0" w:firstLine="0" w:leftChars="0" w:rightChars="0" w:firstLineChars="0"/>
               <w:jc w:val="left"/>
               <w:textAlignment w:val="baseline"/>
               <w:rPr>
@@ -6480,14 +6382,8 @@
       </w:tr>
       <w:tr>
         <w:tblPrEx>
-          <w:tblBorders>
-            <w:top w:val="none" w:color="auto" w:sz="0" w:space="0"/>
-            <w:left w:val="none" w:color="auto" w:sz="0" w:space="0"/>
-            <w:bottom w:val="none" w:color="auto" w:sz="0" w:space="0"/>
-            <w:right w:val="none" w:color="auto" w:sz="0" w:space="0"/>
-            <w:insideH w:val="none" w:color="auto" w:sz="0" w:space="0"/>
-            <w:insideV w:val="none" w:color="auto" w:sz="0" w:space="0"/>
-          </w:tblBorders>
+          <w:tblW w:w="8522" w:type="dxa"/>
+          <w:jc w:val="center"/>
           <w:tblCellMar>
             <w:top w:w="0" w:type="dxa"/>
             <w:left w:w="10" w:type="dxa"/>
@@ -6496,15 +6392,15 @@
           </w:tblCellMar>
         </w:tblPrEx>
         <w:trPr>
-          <w:trHeight w:val="0" w:hRule="atLeast"/>
+          <w:trHeight w:val="0"/>
           <w:jc w:val="center"/>
         </w:trPr>
         <w:tc>
           <w:tcPr>
             <w:tcW w:w="1441" w:type="dxa"/>
             <w:tcBorders>
-              <w:top w:val="single" w:color="auto" w:sz="4" w:space="0"/>
-              <w:left w:val="single" w:color="auto" w:sz="12" w:space="0"/>
+              <w:top w:val="single" w:sz="4" w:space="0" w:color="auto"/>
+              <w:left w:val="single" w:sz="12" w:space="0" w:color="auto"/>
               <w:bottom w:val="nil"/>
               <w:right w:val="nil"/>
             </w:tcBorders>
@@ -6532,7 +6428,7 @@
               <w:adjustRightInd w:val="0"/>
               <w:snapToGrid w:val="0"/>
               <w:spacing w:before="120" w:after="120" w:line="240" w:lineRule="auto"/>
-              <w:ind w:left="0" w:leftChars="0" w:right="0" w:rightChars="0" w:firstLine="0" w:firstLineChars="0"/>
+              <w:ind w:left="0" w:right="0" w:firstLine="0" w:leftChars="0" w:rightChars="0" w:firstLineChars="0"/>
               <w:jc w:val="center"/>
               <w:textAlignment w:val="baseline"/>
               <w:rPr>
@@ -6542,7 +6438,7 @@
             </w:pPr>
             <w:r>
               <w:rPr>
-                <w:rFonts w:ascii="Arial" w:hAnsi="Arial" w:eastAsia="宋体" w:cs="Arial"/>
+                <w:rFonts w:ascii="Arial" w:eastAsia="宋体" w:hAnsi="Arial" w:cs="Arial"/>
                 <w:b/>
                 <w:sz w:val="24"/>
               </w:rPr>
@@ -6554,8 +6450,8 @@
           <w:tcPr>
             <w:tcW w:w="1629" w:type="dxa"/>
             <w:tcBorders>
-              <w:top w:val="single" w:color="auto" w:sz="4" w:space="0"/>
-              <w:left w:val="single" w:color="auto" w:sz="4" w:space="0"/>
+              <w:top w:val="single" w:sz="4" w:space="0" w:color="auto"/>
+              <w:left w:val="single" w:sz="4" w:space="0" w:color="auto"/>
               <w:bottom w:val="nil"/>
               <w:right w:val="nil"/>
             </w:tcBorders>
@@ -6569,7 +6465,7 @@
           </w:tcPr>
           <w:p>
             <w:pPr>
-              <w:pStyle w:val="29"/>
+              <w:pStyle w:val="a1"/>
               <w:keepNext w:val="0"/>
               <w:keepLines w:val="0"/>
               <w:pageBreakBefore w:val="0"/>
@@ -6584,7 +6480,7 @@
               <w:adjustRightInd w:val="0"/>
               <w:snapToGrid w:val="0"/>
               <w:spacing w:line="240" w:lineRule="auto"/>
-              <w:ind w:left="0" w:leftChars="0" w:right="0" w:rightChars="0" w:firstLine="0" w:firstLineChars="0"/>
+              <w:ind w:left="0" w:right="0" w:firstLine="0" w:leftChars="0" w:rightChars="0" w:firstLineChars="0"/>
               <w:jc w:val="left"/>
               <w:textAlignment w:val="baseline"/>
               <w:rPr>
@@ -6594,7 +6490,7 @@
             </w:pPr>
             <w:r>
               <w:rPr>
-                <w:rFonts w:hint="eastAsia" w:ascii="Arial" w:eastAsia="宋体"/>
+                <w:rFonts w:ascii="Arial" w:eastAsia="宋体" w:hint="eastAsia"/>
                 <w:sz w:val="24"/>
                 <w:lang w:val="en-US" w:eastAsia="zh-CN"/>
               </w:rPr>
@@ -6606,10 +6502,10 @@
           <w:tcPr>
             <w:tcW w:w="5452" w:type="dxa"/>
             <w:tcBorders>
-              <w:top w:val="single" w:color="auto" w:sz="4" w:space="0"/>
-              <w:left w:val="single" w:color="auto" w:sz="4" w:space="0"/>
+              <w:top w:val="single" w:sz="4" w:space="0" w:color="auto"/>
+              <w:left w:val="single" w:sz="4" w:space="0" w:color="auto"/>
               <w:bottom w:val="nil"/>
-              <w:right w:val="single" w:color="auto" w:sz="12" w:space="0"/>
+              <w:right w:val="single" w:sz="12" w:space="0" w:color="auto"/>
             </w:tcBorders>
             <w:tcMar>
               <w:top w:w="60" w:type="dxa"/>
@@ -6621,7 +6517,7 @@
           </w:tcPr>
           <w:p>
             <w:pPr>
-              <w:pStyle w:val="29"/>
+              <w:pStyle w:val="a1"/>
               <w:keepNext w:val="0"/>
               <w:keepLines w:val="0"/>
               <w:pageBreakBefore w:val="0"/>
@@ -6636,7 +6532,7 @@
               <w:adjustRightInd w:val="0"/>
               <w:snapToGrid w:val="0"/>
               <w:spacing w:line="240" w:lineRule="auto"/>
-              <w:ind w:left="0" w:leftChars="0" w:right="0" w:rightChars="0" w:firstLine="0" w:firstLineChars="0"/>
+              <w:ind w:left="0" w:right="0" w:firstLine="0" w:leftChars="0" w:rightChars="0" w:firstLineChars="0"/>
               <w:jc w:val="left"/>
               <w:textAlignment w:val="baseline"/>
               <w:rPr>
@@ -6656,14 +6552,8 @@
       </w:tr>
       <w:tr>
         <w:tblPrEx>
-          <w:tblBorders>
-            <w:top w:val="none" w:color="auto" w:sz="0" w:space="0"/>
-            <w:left w:val="none" w:color="auto" w:sz="0" w:space="0"/>
-            <w:bottom w:val="none" w:color="auto" w:sz="0" w:space="0"/>
-            <w:right w:val="none" w:color="auto" w:sz="0" w:space="0"/>
-            <w:insideH w:val="none" w:color="auto" w:sz="0" w:space="0"/>
-            <w:insideV w:val="none" w:color="auto" w:sz="0" w:space="0"/>
-          </w:tblBorders>
+          <w:tblW w:w="8522" w:type="dxa"/>
+          <w:jc w:val="center"/>
           <w:tblCellMar>
             <w:top w:w="0" w:type="dxa"/>
             <w:left w:w="10" w:type="dxa"/>
@@ -6672,16 +6562,16 @@
           </w:tblCellMar>
         </w:tblPrEx>
         <w:trPr>
-          <w:trHeight w:val="0" w:hRule="atLeast"/>
+          <w:trHeight w:val="0"/>
           <w:jc w:val="center"/>
         </w:trPr>
         <w:tc>
           <w:tcPr>
             <w:tcW w:w="1441" w:type="dxa"/>
             <w:tcBorders>
-              <w:top w:val="single" w:color="auto" w:sz="4" w:space="0"/>
-              <w:left w:val="single" w:color="auto" w:sz="12" w:space="0"/>
-              <w:bottom w:val="single" w:color="auto" w:sz="12" w:space="0"/>
+              <w:top w:val="single" w:sz="4" w:space="0" w:color="auto"/>
+              <w:left w:val="single" w:sz="12" w:space="0" w:color="auto"/>
+              <w:bottom w:val="single" w:sz="12" w:space="0" w:color="auto"/>
               <w:right w:val="nil"/>
             </w:tcBorders>
             <w:tcMar>
@@ -6708,7 +6598,7 @@
               <w:adjustRightInd w:val="0"/>
               <w:snapToGrid w:val="0"/>
               <w:spacing w:before="120" w:after="120" w:line="240" w:lineRule="auto"/>
-              <w:ind w:left="0" w:leftChars="0" w:right="0" w:rightChars="0" w:firstLine="0" w:firstLineChars="0"/>
+              <w:ind w:left="0" w:right="0" w:firstLine="0" w:leftChars="0" w:rightChars="0" w:firstLineChars="0"/>
               <w:jc w:val="center"/>
               <w:textAlignment w:val="baseline"/>
               <w:rPr>
@@ -6718,7 +6608,7 @@
             </w:pPr>
             <w:r>
               <w:rPr>
-                <w:rFonts w:ascii="Arial" w:hAnsi="Arial" w:eastAsia="宋体" w:cs="Arial"/>
+                <w:rFonts w:ascii="Arial" w:eastAsia="宋体" w:hAnsi="Arial" w:cs="Arial"/>
                 <w:b/>
                 <w:sz w:val="24"/>
               </w:rPr>
@@ -6730,9 +6620,9 @@
           <w:tcPr>
             <w:tcW w:w="1629" w:type="dxa"/>
             <w:tcBorders>
-              <w:top w:val="single" w:color="auto" w:sz="4" w:space="0"/>
-              <w:left w:val="single" w:color="auto" w:sz="4" w:space="0"/>
-              <w:bottom w:val="single" w:color="auto" w:sz="12" w:space="0"/>
+              <w:top w:val="single" w:sz="4" w:space="0" w:color="auto"/>
+              <w:left w:val="single" w:sz="4" w:space="0" w:color="auto"/>
+              <w:bottom w:val="single" w:sz="12" w:space="0" w:color="auto"/>
               <w:right w:val="nil"/>
             </w:tcBorders>
             <w:tcMar>
@@ -6745,7 +6635,7 @@
           </w:tcPr>
           <w:p>
             <w:pPr>
-              <w:pStyle w:val="29"/>
+              <w:pStyle w:val="a1"/>
               <w:keepNext w:val="0"/>
               <w:keepLines w:val="0"/>
               <w:pageBreakBefore w:val="0"/>
@@ -6760,7 +6650,7 @@
               <w:adjustRightInd w:val="0"/>
               <w:snapToGrid w:val="0"/>
               <w:spacing w:line="240" w:lineRule="auto"/>
-              <w:ind w:left="0" w:leftChars="0" w:right="0" w:rightChars="0" w:firstLine="0" w:firstLineChars="0"/>
+              <w:ind w:left="0" w:right="0" w:firstLine="0" w:leftChars="0" w:rightChars="0" w:firstLineChars="0"/>
               <w:jc w:val="left"/>
               <w:textAlignment w:val="baseline"/>
               <w:rPr>
@@ -6781,10 +6671,10 @@
           <w:tcPr>
             <w:tcW w:w="5452" w:type="dxa"/>
             <w:tcBorders>
-              <w:top w:val="single" w:color="auto" w:sz="4" w:space="0"/>
-              <w:left w:val="single" w:color="auto" w:sz="4" w:space="0"/>
-              <w:bottom w:val="single" w:color="auto" w:sz="12" w:space="0"/>
-              <w:right w:val="single" w:color="auto" w:sz="12" w:space="0"/>
+              <w:top w:val="single" w:sz="4" w:space="0" w:color="auto"/>
+              <w:left w:val="single" w:sz="4" w:space="0" w:color="auto"/>
+              <w:bottom w:val="single" w:sz="12" w:space="0" w:color="auto"/>
+              <w:right w:val="single" w:sz="12" w:space="0" w:color="auto"/>
             </w:tcBorders>
             <w:tcMar>
               <w:top w:w="60" w:type="dxa"/>
@@ -6796,7 +6686,7 @@
           </w:tcPr>
           <w:p>
             <w:pPr>
-              <w:pStyle w:val="29"/>
+              <w:pStyle w:val="a1"/>
               <w:keepNext w:val="0"/>
               <w:keepLines w:val="0"/>
               <w:pageBreakBefore w:val="0"/>
@@ -6811,7 +6701,7 @@
               <w:adjustRightInd w:val="0"/>
               <w:snapToGrid w:val="0"/>
               <w:spacing w:line="240" w:lineRule="auto"/>
-              <w:ind w:left="0" w:leftChars="0" w:right="0" w:rightChars="0" w:firstLine="0" w:firstLineChars="0"/>
+              <w:ind w:left="0" w:right="0" w:firstLine="0" w:leftChars="0" w:rightChars="0" w:firstLineChars="0"/>
               <w:jc w:val="left"/>
               <w:textAlignment w:val="baseline"/>
               <w:rPr>
@@ -6832,7 +6722,7 @@
     </w:tbl>
     <w:p>
       <w:pPr>
-        <w:pStyle w:val="28"/>
+        <w:pStyle w:val="1"/>
         <w:keepNext w:val="0"/>
         <w:keepLines w:val="0"/>
         <w:pageBreakBefore w:val="0"/>
@@ -6858,7 +6748,7 @@
     </w:p>
     <w:p>
       <w:pPr>
-        <w:pStyle w:val="30"/>
+        <w:pStyle w:val="2"/>
         <w:keepNext w:val="0"/>
         <w:keepLines w:val="0"/>
         <w:pageBreakBefore w:val="0"/>
@@ -6884,7 +6774,7 @@
     </w:p>
     <w:p>
       <w:pPr>
-        <w:pStyle w:val="29"/>
+        <w:pStyle w:val="a1"/>
         <w:keepNext w:val="0"/>
         <w:keepLines w:val="0"/>
         <w:pageBreakBefore w:val="0"/>
@@ -6906,7 +6796,7 @@
     </w:p>
     <w:p>
       <w:pPr>
-        <w:pStyle w:val="29"/>
+        <w:pStyle w:val="a1"/>
         <w:keepNext w:val="0"/>
         <w:keepLines w:val="0"/>
         <w:pageBreakBefore w:val="0"/>
@@ -6928,7 +6818,7 @@
     </w:p>
     <w:p>
       <w:pPr>
-        <w:pStyle w:val="29"/>
+        <w:pStyle w:val="a1"/>
         <w:keepNext w:val="0"/>
         <w:keepLines w:val="0"/>
         <w:pageBreakBefore w:val="0"/>
@@ -6957,7 +6847,7 @@
     </w:p>
     <w:p>
       <w:pPr>
-        <w:pStyle w:val="30"/>
+        <w:pStyle w:val="2"/>
         <w:keepNext w:val="0"/>
         <w:keepLines w:val="0"/>
         <w:pageBreakBefore w:val="0"/>
@@ -6983,18 +6873,17 @@
     </w:p>
     <w:tbl>
       <w:tblPr>
-        <w:tblStyle w:val="20"/>
+        <w:tblStyle w:val="TableNormal"/>
         <w:tblW w:w="8522" w:type="dxa"/>
         <w:jc w:val="center"/>
         <w:tblBorders>
-          <w:top w:val="none" w:color="auto" w:sz="0" w:space="0"/>
-          <w:left w:val="none" w:color="auto" w:sz="0" w:space="0"/>
-          <w:bottom w:val="none" w:color="auto" w:sz="0" w:space="0"/>
-          <w:right w:val="none" w:color="auto" w:sz="0" w:space="0"/>
-          <w:insideH w:val="none" w:color="auto" w:sz="0" w:space="0"/>
-          <w:insideV w:val="none" w:color="auto" w:sz="0" w:space="0"/>
+          <w:top w:val="nil"/>
+          <w:left w:val="nil"/>
+          <w:bottom w:val="nil"/>
+          <w:right w:val="nil"/>
+          <w:insideH w:val="nil"/>
+          <w:insideV w:val="nil"/>
         </w:tblBorders>
-        <w:tblLayout w:type="autofit"/>
         <w:tblCellMar>
           <w:top w:w="0" w:type="dxa"/>
           <w:left w:w="10" w:type="dxa"/>
@@ -7008,13 +6897,15 @@
       </w:tblGrid>
       <w:tr>
         <w:tblPrEx>
+          <w:tblW w:w="8522" w:type="dxa"/>
+          <w:jc w:val="center"/>
           <w:tblBorders>
-            <w:top w:val="none" w:color="auto" w:sz="0" w:space="0"/>
-            <w:left w:val="none" w:color="auto" w:sz="0" w:space="0"/>
-            <w:bottom w:val="none" w:color="auto" w:sz="0" w:space="0"/>
-            <w:right w:val="none" w:color="auto" w:sz="0" w:space="0"/>
-            <w:insideH w:val="none" w:color="auto" w:sz="0" w:space="0"/>
-            <w:insideV w:val="none" w:color="auto" w:sz="0" w:space="0"/>
+            <w:top w:val="nil"/>
+            <w:left w:val="nil"/>
+            <w:bottom w:val="nil"/>
+            <w:right w:val="nil"/>
+            <w:insideH w:val="nil"/>
+            <w:insideV w:val="nil"/>
           </w:tblBorders>
           <w:tblCellMar>
             <w:top w:w="0" w:type="dxa"/>
@@ -7024,7 +6915,7 @@
           </w:tblCellMar>
         </w:tblPrEx>
         <w:trPr>
-          <w:trHeight w:val="0" w:hRule="atLeast"/>
+          <w:trHeight w:val="0"/>
           <w:tblHeader/>
           <w:jc w:val="center"/>
         </w:trPr>
@@ -7032,8 +6923,8 @@
           <w:tcPr>
             <w:tcW w:w="1521" w:type="dxa"/>
             <w:tcBorders>
-              <w:top w:val="single" w:color="auto" w:sz="12" w:space="0"/>
-              <w:left w:val="single" w:color="auto" w:sz="12" w:space="0"/>
+              <w:top w:val="single" w:sz="12" w:space="0" w:color="auto"/>
+              <w:left w:val="single" w:sz="12" w:space="0" w:color="auto"/>
               <w:bottom w:val="nil"/>
               <w:right w:val="nil"/>
             </w:tcBorders>
@@ -7047,7 +6938,7 @@
           </w:tcPr>
           <w:p>
             <w:pPr>
-              <w:pStyle w:val="29"/>
+              <w:pStyle w:val="a1"/>
               <w:keepNext w:val="0"/>
               <w:keepLines w:val="0"/>
               <w:pageBreakBefore w:val="0"/>
@@ -7062,7 +6953,7 @@
               <w:adjustRightInd w:val="0"/>
               <w:snapToGrid w:val="0"/>
               <w:spacing w:line="240" w:lineRule="auto"/>
-              <w:ind w:left="0" w:leftChars="0" w:right="0" w:rightChars="0" w:firstLine="0" w:firstLineChars="0"/>
+              <w:ind w:left="0" w:right="0" w:firstLine="0" w:leftChars="0" w:rightChars="0" w:firstLineChars="0"/>
               <w:jc w:val="center"/>
               <w:textAlignment w:val="baseline"/>
               <w:rPr>
@@ -7081,10 +6972,10 @@
           <w:tcPr>
             <w:tcW w:w="7001" w:type="dxa"/>
             <w:tcBorders>
-              <w:top w:val="single" w:color="auto" w:sz="12" w:space="0"/>
-              <w:left w:val="single" w:color="auto" w:sz="4" w:space="0"/>
+              <w:top w:val="single" w:sz="12" w:space="0" w:color="auto"/>
+              <w:left w:val="single" w:sz="4" w:space="0" w:color="auto"/>
               <w:bottom w:val="nil"/>
-              <w:right w:val="single" w:color="auto" w:sz="12" w:space="0"/>
+              <w:right w:val="single" w:sz="12" w:space="0" w:color="auto"/>
             </w:tcBorders>
             <w:tcMar>
               <w:top w:w="60" w:type="dxa"/>
@@ -7096,7 +6987,7 @@
           </w:tcPr>
           <w:p>
             <w:pPr>
-              <w:pStyle w:val="29"/>
+              <w:pStyle w:val="a1"/>
               <w:keepNext w:val="0"/>
               <w:keepLines w:val="0"/>
               <w:pageBreakBefore w:val="0"/>
@@ -7111,7 +7002,7 @@
               <w:adjustRightInd w:val="0"/>
               <w:snapToGrid w:val="0"/>
               <w:spacing w:line="240" w:lineRule="auto"/>
-              <w:ind w:left="0" w:leftChars="0" w:right="0" w:rightChars="0" w:firstLine="0" w:firstLineChars="0"/>
+              <w:ind w:left="0" w:right="0" w:firstLine="0" w:leftChars="0" w:rightChars="0" w:firstLineChars="0"/>
               <w:jc w:val="center"/>
               <w:textAlignment w:val="baseline"/>
               <w:rPr>
@@ -7129,14 +7020,8 @@
       </w:tr>
       <w:tr>
         <w:tblPrEx>
-          <w:tblBorders>
-            <w:top w:val="none" w:color="auto" w:sz="0" w:space="0"/>
-            <w:left w:val="none" w:color="auto" w:sz="0" w:space="0"/>
-            <w:bottom w:val="none" w:color="auto" w:sz="0" w:space="0"/>
-            <w:right w:val="none" w:color="auto" w:sz="0" w:space="0"/>
-            <w:insideH w:val="none" w:color="auto" w:sz="0" w:space="0"/>
-            <w:insideV w:val="none" w:color="auto" w:sz="0" w:space="0"/>
-          </w:tblBorders>
+          <w:tblW w:w="8522" w:type="dxa"/>
+          <w:jc w:val="center"/>
           <w:tblCellMar>
             <w:top w:w="0" w:type="dxa"/>
             <w:left w:w="10" w:type="dxa"/>
@@ -7145,15 +7030,15 @@
           </w:tblCellMar>
         </w:tblPrEx>
         <w:trPr>
-          <w:trHeight w:val="0" w:hRule="atLeast"/>
+          <w:trHeight w:val="0"/>
           <w:jc w:val="center"/>
         </w:trPr>
         <w:tc>
           <w:tcPr>
             <w:tcW w:w="1521" w:type="dxa"/>
             <w:tcBorders>
-              <w:top w:val="single" w:color="auto" w:sz="4" w:space="0"/>
-              <w:left w:val="single" w:color="auto" w:sz="12" w:space="0"/>
+              <w:top w:val="single" w:sz="4" w:space="0" w:color="auto"/>
+              <w:left w:val="single" w:sz="12" w:space="0" w:color="auto"/>
               <w:bottom w:val="nil"/>
               <w:right w:val="nil"/>
             </w:tcBorders>
@@ -7167,7 +7052,7 @@
           </w:tcPr>
           <w:p>
             <w:pPr>
-              <w:pStyle w:val="29"/>
+              <w:pStyle w:val="a1"/>
               <w:keepNext w:val="0"/>
               <w:keepLines w:val="0"/>
               <w:pageBreakBefore w:val="0"/>
@@ -7182,7 +7067,7 @@
               <w:adjustRightInd w:val="0"/>
               <w:snapToGrid w:val="0"/>
               <w:spacing w:line="240" w:lineRule="auto"/>
-              <w:ind w:left="0" w:leftChars="0" w:right="0" w:rightChars="0" w:firstLine="0" w:firstLineChars="0"/>
+              <w:ind w:left="0" w:right="0" w:firstLine="0" w:leftChars="0" w:rightChars="0" w:firstLineChars="0"/>
               <w:jc w:val="center"/>
               <w:textAlignment w:val="baseline"/>
             </w:pPr>
@@ -7195,10 +7080,10 @@
           <w:tcPr>
             <w:tcW w:w="7001" w:type="dxa"/>
             <w:tcBorders>
-              <w:top w:val="single" w:color="auto" w:sz="4" w:space="0"/>
-              <w:left w:val="single" w:color="auto" w:sz="4" w:space="0"/>
+              <w:top w:val="single" w:sz="4" w:space="0" w:color="auto"/>
+              <w:left w:val="single" w:sz="4" w:space="0" w:color="auto"/>
               <w:bottom w:val="nil"/>
-              <w:right w:val="single" w:color="auto" w:sz="12" w:space="0"/>
+              <w:right w:val="single" w:sz="12" w:space="0" w:color="auto"/>
             </w:tcBorders>
             <w:tcMar>
               <w:top w:w="60" w:type="dxa"/>
@@ -7210,7 +7095,7 @@
           </w:tcPr>
           <w:p>
             <w:pPr>
-              <w:pStyle w:val="29"/>
+              <w:pStyle w:val="a1"/>
               <w:keepNext w:val="0"/>
               <w:keepLines w:val="0"/>
               <w:pageBreakBefore w:val="0"/>
@@ -7225,7 +7110,7 @@
               <w:adjustRightInd w:val="0"/>
               <w:snapToGrid w:val="0"/>
               <w:spacing w:line="240" w:lineRule="auto"/>
-              <w:ind w:left="0" w:leftChars="0" w:right="0" w:rightChars="0" w:firstLine="0" w:firstLineChars="0"/>
+              <w:ind w:left="0" w:right="0" w:firstLine="0" w:leftChars="0" w:rightChars="0" w:firstLineChars="0"/>
               <w:jc w:val="center"/>
               <w:textAlignment w:val="baseline"/>
             </w:pPr>
@@ -7237,14 +7122,8 @@
       </w:tr>
       <w:tr>
         <w:tblPrEx>
-          <w:tblBorders>
-            <w:top w:val="none" w:color="auto" w:sz="0" w:space="0"/>
-            <w:left w:val="none" w:color="auto" w:sz="0" w:space="0"/>
-            <w:bottom w:val="none" w:color="auto" w:sz="0" w:space="0"/>
-            <w:right w:val="none" w:color="auto" w:sz="0" w:space="0"/>
-            <w:insideH w:val="none" w:color="auto" w:sz="0" w:space="0"/>
-            <w:insideV w:val="none" w:color="auto" w:sz="0" w:space="0"/>
-          </w:tblBorders>
+          <w:tblW w:w="8522" w:type="dxa"/>
+          <w:jc w:val="center"/>
           <w:tblCellMar>
             <w:top w:w="0" w:type="dxa"/>
             <w:left w:w="10" w:type="dxa"/>
@@ -7253,15 +7132,15 @@
           </w:tblCellMar>
         </w:tblPrEx>
         <w:trPr>
-          <w:trHeight w:val="0" w:hRule="atLeast"/>
+          <w:trHeight w:val="0"/>
           <w:jc w:val="center"/>
         </w:trPr>
         <w:tc>
           <w:tcPr>
             <w:tcW w:w="1521" w:type="dxa"/>
             <w:tcBorders>
-              <w:top w:val="single" w:color="auto" w:sz="4" w:space="0"/>
-              <w:left w:val="single" w:color="auto" w:sz="12" w:space="0"/>
+              <w:top w:val="single" w:sz="4" w:space="0" w:color="auto"/>
+              <w:left w:val="single" w:sz="12" w:space="0" w:color="auto"/>
               <w:bottom w:val="nil"/>
               <w:right w:val="nil"/>
             </w:tcBorders>
@@ -7275,7 +7154,7 @@
           </w:tcPr>
           <w:p>
             <w:pPr>
-              <w:pStyle w:val="29"/>
+              <w:pStyle w:val="a1"/>
               <w:keepNext w:val="0"/>
               <w:keepLines w:val="0"/>
               <w:pageBreakBefore w:val="0"/>
@@ -7290,7 +7169,7 @@
               <w:adjustRightInd w:val="0"/>
               <w:snapToGrid w:val="0"/>
               <w:spacing w:line="240" w:lineRule="auto"/>
-              <w:ind w:left="0" w:leftChars="0" w:right="0" w:rightChars="0" w:firstLine="0" w:firstLineChars="0"/>
+              <w:ind w:left="0" w:right="0" w:firstLine="0" w:leftChars="0" w:rightChars="0" w:firstLineChars="0"/>
               <w:jc w:val="center"/>
               <w:textAlignment w:val="baseline"/>
             </w:pPr>
@@ -7303,10 +7182,10 @@
           <w:tcPr>
             <w:tcW w:w="7001" w:type="dxa"/>
             <w:tcBorders>
-              <w:top w:val="single" w:color="auto" w:sz="4" w:space="0"/>
-              <w:left w:val="single" w:color="auto" w:sz="4" w:space="0"/>
+              <w:top w:val="single" w:sz="4" w:space="0" w:color="auto"/>
+              <w:left w:val="single" w:sz="4" w:space="0" w:color="auto"/>
               <w:bottom w:val="nil"/>
-              <w:right w:val="single" w:color="auto" w:sz="12" w:space="0"/>
+              <w:right w:val="single" w:sz="12" w:space="0" w:color="auto"/>
             </w:tcBorders>
             <w:tcMar>
               <w:top w:w="60" w:type="dxa"/>
@@ -7318,7 +7197,7 @@
           </w:tcPr>
           <w:p>
             <w:pPr>
-              <w:pStyle w:val="29"/>
+              <w:pStyle w:val="a1"/>
               <w:keepNext w:val="0"/>
               <w:keepLines w:val="0"/>
               <w:pageBreakBefore w:val="0"/>
@@ -7333,11 +7212,11 @@
               <w:adjustRightInd w:val="0"/>
               <w:snapToGrid w:val="0"/>
               <w:spacing w:line="240" w:lineRule="auto"/>
-              <w:ind w:left="0" w:leftChars="0" w:right="0" w:rightChars="0" w:firstLine="0" w:firstLineChars="0"/>
+              <w:ind w:left="0" w:right="0" w:firstLine="0" w:leftChars="0" w:rightChars="0" w:firstLineChars="0"/>
               <w:jc w:val="center"/>
               <w:textAlignment w:val="baseline"/>
               <w:rPr>
-                <w:rFonts w:hint="eastAsia" w:eastAsia="宋体"/>
+                <w:rFonts w:eastAsia="宋体" w:hint="eastAsia"/>
                 <w:lang w:eastAsia="zh-CN"/>
               </w:rPr>
             </w:pPr>
@@ -7356,14 +7235,8 @@
       </w:tr>
       <w:tr>
         <w:tblPrEx>
-          <w:tblBorders>
-            <w:top w:val="none" w:color="auto" w:sz="0" w:space="0"/>
-            <w:left w:val="none" w:color="auto" w:sz="0" w:space="0"/>
-            <w:bottom w:val="none" w:color="auto" w:sz="0" w:space="0"/>
-            <w:right w:val="none" w:color="auto" w:sz="0" w:space="0"/>
-            <w:insideH w:val="none" w:color="auto" w:sz="0" w:space="0"/>
-            <w:insideV w:val="none" w:color="auto" w:sz="0" w:space="0"/>
-          </w:tblBorders>
+          <w:tblW w:w="8522" w:type="dxa"/>
+          <w:jc w:val="center"/>
           <w:tblCellMar>
             <w:top w:w="0" w:type="dxa"/>
             <w:left w:w="10" w:type="dxa"/>
@@ -7372,15 +7245,15 @@
           </w:tblCellMar>
         </w:tblPrEx>
         <w:trPr>
-          <w:trHeight w:val="0" w:hRule="atLeast"/>
+          <w:trHeight w:val="0"/>
           <w:jc w:val="center"/>
         </w:trPr>
         <w:tc>
           <w:tcPr>
             <w:tcW w:w="1521" w:type="dxa"/>
             <w:tcBorders>
-              <w:top w:val="single" w:color="auto" w:sz="4" w:space="0"/>
-              <w:left w:val="single" w:color="auto" w:sz="12" w:space="0"/>
+              <w:top w:val="single" w:sz="4" w:space="0" w:color="auto"/>
+              <w:left w:val="single" w:sz="12" w:space="0" w:color="auto"/>
               <w:bottom w:val="nil"/>
               <w:right w:val="nil"/>
             </w:tcBorders>
@@ -7394,7 +7267,7 @@
           </w:tcPr>
           <w:p>
             <w:pPr>
-              <w:pStyle w:val="29"/>
+              <w:pStyle w:val="a1"/>
               <w:keepNext w:val="0"/>
               <w:keepLines w:val="0"/>
               <w:pageBreakBefore w:val="0"/>
@@ -7409,7 +7282,7 @@
               <w:adjustRightInd w:val="0"/>
               <w:snapToGrid w:val="0"/>
               <w:spacing w:line="240" w:lineRule="auto"/>
-              <w:ind w:left="0" w:leftChars="0" w:right="0" w:rightChars="0" w:firstLine="0" w:firstLineChars="0"/>
+              <w:ind w:left="0" w:right="0" w:firstLine="0" w:leftChars="0" w:rightChars="0" w:firstLineChars="0"/>
               <w:jc w:val="center"/>
               <w:textAlignment w:val="baseline"/>
             </w:pPr>
@@ -7422,10 +7295,10 @@
           <w:tcPr>
             <w:tcW w:w="7001" w:type="dxa"/>
             <w:tcBorders>
-              <w:top w:val="single" w:color="auto" w:sz="4" w:space="0"/>
-              <w:left w:val="single" w:color="auto" w:sz="4" w:space="0"/>
+              <w:top w:val="single" w:sz="4" w:space="0" w:color="auto"/>
+              <w:left w:val="single" w:sz="4" w:space="0" w:color="auto"/>
               <w:bottom w:val="nil"/>
-              <w:right w:val="single" w:color="auto" w:sz="12" w:space="0"/>
+              <w:right w:val="single" w:sz="12" w:space="0" w:color="auto"/>
             </w:tcBorders>
             <w:tcMar>
               <w:top w:w="60" w:type="dxa"/>
@@ -7437,7 +7310,7 @@
           </w:tcPr>
           <w:p>
             <w:pPr>
-              <w:pStyle w:val="29"/>
+              <w:pStyle w:val="a1"/>
               <w:keepNext w:val="0"/>
               <w:keepLines w:val="0"/>
               <w:pageBreakBefore w:val="0"/>
@@ -7452,7 +7325,7 @@
               <w:adjustRightInd w:val="0"/>
               <w:snapToGrid w:val="0"/>
               <w:spacing w:line="240" w:lineRule="auto"/>
-              <w:ind w:left="0" w:leftChars="0" w:right="0" w:rightChars="0" w:firstLine="0" w:firstLineChars="0"/>
+              <w:ind w:left="0" w:right="0" w:firstLine="0" w:leftChars="0" w:rightChars="0" w:firstLineChars="0"/>
               <w:jc w:val="center"/>
               <w:textAlignment w:val="baseline"/>
             </w:pPr>
@@ -7471,14 +7344,8 @@
       </w:tr>
       <w:tr>
         <w:tblPrEx>
-          <w:tblBorders>
-            <w:top w:val="none" w:color="auto" w:sz="0" w:space="0"/>
-            <w:left w:val="none" w:color="auto" w:sz="0" w:space="0"/>
-            <w:bottom w:val="none" w:color="auto" w:sz="0" w:space="0"/>
-            <w:right w:val="none" w:color="auto" w:sz="0" w:space="0"/>
-            <w:insideH w:val="none" w:color="auto" w:sz="0" w:space="0"/>
-            <w:insideV w:val="none" w:color="auto" w:sz="0" w:space="0"/>
-          </w:tblBorders>
+          <w:tblW w:w="8522" w:type="dxa"/>
+          <w:jc w:val="center"/>
           <w:tblCellMar>
             <w:top w:w="0" w:type="dxa"/>
             <w:left w:w="10" w:type="dxa"/>
@@ -7487,15 +7354,15 @@
           </w:tblCellMar>
         </w:tblPrEx>
         <w:trPr>
-          <w:trHeight w:val="0" w:hRule="atLeast"/>
+          <w:trHeight w:val="0"/>
           <w:jc w:val="center"/>
         </w:trPr>
         <w:tc>
           <w:tcPr>
             <w:tcW w:w="1521" w:type="dxa"/>
             <w:tcBorders>
-              <w:top w:val="single" w:color="auto" w:sz="4" w:space="0"/>
-              <w:left w:val="single" w:color="auto" w:sz="12" w:space="0"/>
+              <w:top w:val="single" w:sz="4" w:space="0" w:color="auto"/>
+              <w:left w:val="single" w:sz="12" w:space="0" w:color="auto"/>
               <w:bottom w:val="nil"/>
               <w:right w:val="nil"/>
             </w:tcBorders>
@@ -7509,7 +7376,7 @@
           </w:tcPr>
           <w:p>
             <w:pPr>
-              <w:pStyle w:val="29"/>
+              <w:pStyle w:val="a1"/>
               <w:keepNext w:val="0"/>
               <w:keepLines w:val="0"/>
               <w:pageBreakBefore w:val="0"/>
@@ -7524,7 +7391,7 @@
               <w:adjustRightInd w:val="0"/>
               <w:snapToGrid w:val="0"/>
               <w:spacing w:line="240" w:lineRule="auto"/>
-              <w:ind w:left="0" w:leftChars="0" w:right="0" w:rightChars="0" w:firstLine="0" w:firstLineChars="0"/>
+              <w:ind w:left="0" w:right="0" w:firstLine="0" w:leftChars="0" w:rightChars="0" w:firstLineChars="0"/>
               <w:jc w:val="center"/>
               <w:textAlignment w:val="baseline"/>
             </w:pPr>
@@ -7537,10 +7404,10 @@
           <w:tcPr>
             <w:tcW w:w="7001" w:type="dxa"/>
             <w:tcBorders>
-              <w:top w:val="single" w:color="auto" w:sz="4" w:space="0"/>
-              <w:left w:val="single" w:color="auto" w:sz="4" w:space="0"/>
+              <w:top w:val="single" w:sz="4" w:space="0" w:color="auto"/>
+              <w:left w:val="single" w:sz="4" w:space="0" w:color="auto"/>
               <w:bottom w:val="nil"/>
-              <w:right w:val="single" w:color="auto" w:sz="12" w:space="0"/>
+              <w:right w:val="single" w:sz="12" w:space="0" w:color="auto"/>
             </w:tcBorders>
             <w:tcMar>
               <w:top w:w="60" w:type="dxa"/>
@@ -7552,7 +7419,7 @@
           </w:tcPr>
           <w:p>
             <w:pPr>
-              <w:pStyle w:val="29"/>
+              <w:pStyle w:val="a1"/>
               <w:keepNext w:val="0"/>
               <w:keepLines w:val="0"/>
               <w:pageBreakBefore w:val="0"/>
@@ -7567,7 +7434,7 @@
               <w:adjustRightInd w:val="0"/>
               <w:snapToGrid w:val="0"/>
               <w:spacing w:line="240" w:lineRule="auto"/>
-              <w:ind w:left="0" w:leftChars="0" w:right="0" w:rightChars="0" w:firstLine="0" w:firstLineChars="0"/>
+              <w:ind w:left="0" w:right="0" w:firstLine="0" w:leftChars="0" w:rightChars="0" w:firstLineChars="0"/>
               <w:jc w:val="center"/>
               <w:textAlignment w:val="baseline"/>
             </w:pPr>
@@ -7579,14 +7446,8 @@
       </w:tr>
       <w:tr>
         <w:tblPrEx>
-          <w:tblBorders>
-            <w:top w:val="none" w:color="auto" w:sz="0" w:space="0"/>
-            <w:left w:val="none" w:color="auto" w:sz="0" w:space="0"/>
-            <w:bottom w:val="none" w:color="auto" w:sz="0" w:space="0"/>
-            <w:right w:val="none" w:color="auto" w:sz="0" w:space="0"/>
-            <w:insideH w:val="none" w:color="auto" w:sz="0" w:space="0"/>
-            <w:insideV w:val="none" w:color="auto" w:sz="0" w:space="0"/>
-          </w:tblBorders>
+          <w:tblW w:w="8522" w:type="dxa"/>
+          <w:jc w:val="center"/>
           <w:tblCellMar>
             <w:top w:w="0" w:type="dxa"/>
             <w:left w:w="10" w:type="dxa"/>
@@ -7595,15 +7456,15 @@
           </w:tblCellMar>
         </w:tblPrEx>
         <w:trPr>
-          <w:trHeight w:val="0" w:hRule="atLeast"/>
+          <w:trHeight w:val="0"/>
           <w:jc w:val="center"/>
         </w:trPr>
         <w:tc>
           <w:tcPr>
             <w:tcW w:w="1521" w:type="dxa"/>
             <w:tcBorders>
-              <w:top w:val="single" w:color="auto" w:sz="4" w:space="0"/>
-              <w:left w:val="single" w:color="auto" w:sz="12" w:space="0"/>
+              <w:top w:val="single" w:sz="4" w:space="0" w:color="auto"/>
+              <w:left w:val="single" w:sz="12" w:space="0" w:color="auto"/>
               <w:bottom w:val="nil"/>
               <w:right w:val="nil"/>
             </w:tcBorders>
@@ -7617,7 +7478,7 @@
           </w:tcPr>
           <w:p>
             <w:pPr>
-              <w:pStyle w:val="29"/>
+              <w:pStyle w:val="a1"/>
               <w:keepNext w:val="0"/>
               <w:keepLines w:val="0"/>
               <w:pageBreakBefore w:val="0"/>
@@ -7632,7 +7493,7 @@
               <w:adjustRightInd w:val="0"/>
               <w:snapToGrid w:val="0"/>
               <w:spacing w:line="240" w:lineRule="auto"/>
-              <w:ind w:left="0" w:leftChars="0" w:right="0" w:rightChars="0" w:firstLine="0" w:firstLineChars="0"/>
+              <w:ind w:left="0" w:right="0" w:firstLine="0" w:leftChars="0" w:rightChars="0" w:firstLineChars="0"/>
               <w:jc w:val="center"/>
               <w:textAlignment w:val="baseline"/>
             </w:pPr>
@@ -7645,10 +7506,10 @@
           <w:tcPr>
             <w:tcW w:w="7001" w:type="dxa"/>
             <w:tcBorders>
-              <w:top w:val="single" w:color="auto" w:sz="4" w:space="0"/>
-              <w:left w:val="single" w:color="auto" w:sz="4" w:space="0"/>
+              <w:top w:val="single" w:sz="4" w:space="0" w:color="auto"/>
+              <w:left w:val="single" w:sz="4" w:space="0" w:color="auto"/>
               <w:bottom w:val="nil"/>
-              <w:right w:val="single" w:color="auto" w:sz="12" w:space="0"/>
+              <w:right w:val="single" w:sz="12" w:space="0" w:color="auto"/>
             </w:tcBorders>
             <w:tcMar>
               <w:top w:w="60" w:type="dxa"/>
@@ -7660,7 +7521,7 @@
           </w:tcPr>
           <w:p>
             <w:pPr>
-              <w:pStyle w:val="29"/>
+              <w:pStyle w:val="a1"/>
               <w:keepNext w:val="0"/>
               <w:keepLines w:val="0"/>
               <w:pageBreakBefore w:val="0"/>
@@ -7675,7 +7536,7 @@
               <w:adjustRightInd w:val="0"/>
               <w:snapToGrid w:val="0"/>
               <w:spacing w:line="240" w:lineRule="auto"/>
-              <w:ind w:left="0" w:leftChars="0" w:right="0" w:rightChars="0" w:firstLine="0" w:firstLineChars="0"/>
+              <w:ind w:left="0" w:right="0" w:firstLine="0" w:leftChars="0" w:rightChars="0" w:firstLineChars="0"/>
               <w:jc w:val="center"/>
               <w:textAlignment w:val="baseline"/>
             </w:pPr>
@@ -7687,14 +7548,8 @@
       </w:tr>
       <w:tr>
         <w:tblPrEx>
-          <w:tblBorders>
-            <w:top w:val="none" w:color="auto" w:sz="0" w:space="0"/>
-            <w:left w:val="none" w:color="auto" w:sz="0" w:space="0"/>
-            <w:bottom w:val="none" w:color="auto" w:sz="0" w:space="0"/>
-            <w:right w:val="none" w:color="auto" w:sz="0" w:space="0"/>
-            <w:insideH w:val="none" w:color="auto" w:sz="0" w:space="0"/>
-            <w:insideV w:val="none" w:color="auto" w:sz="0" w:space="0"/>
-          </w:tblBorders>
+          <w:tblW w:w="8522" w:type="dxa"/>
+          <w:jc w:val="center"/>
           <w:tblCellMar>
             <w:top w:w="0" w:type="dxa"/>
             <w:left w:w="10" w:type="dxa"/>
@@ -7703,15 +7558,15 @@
           </w:tblCellMar>
         </w:tblPrEx>
         <w:trPr>
-          <w:trHeight w:val="0" w:hRule="atLeast"/>
+          <w:trHeight w:val="0"/>
           <w:jc w:val="center"/>
         </w:trPr>
         <w:tc>
           <w:tcPr>
             <w:tcW w:w="1521" w:type="dxa"/>
             <w:tcBorders>
-              <w:top w:val="single" w:color="auto" w:sz="4" w:space="0"/>
-              <w:left w:val="single" w:color="auto" w:sz="12" w:space="0"/>
+              <w:top w:val="single" w:sz="4" w:space="0" w:color="auto"/>
+              <w:left w:val="single" w:sz="12" w:space="0" w:color="auto"/>
               <w:bottom w:val="nil"/>
               <w:right w:val="nil"/>
             </w:tcBorders>
@@ -7725,7 +7580,7 @@
           </w:tcPr>
           <w:p>
             <w:pPr>
-              <w:pStyle w:val="29"/>
+              <w:pStyle w:val="a1"/>
               <w:keepNext w:val="0"/>
               <w:keepLines w:val="0"/>
               <w:pageBreakBefore w:val="0"/>
@@ -7740,7 +7595,7 @@
               <w:adjustRightInd w:val="0"/>
               <w:snapToGrid w:val="0"/>
               <w:spacing w:line="240" w:lineRule="auto"/>
-              <w:ind w:left="0" w:leftChars="0" w:right="0" w:rightChars="0" w:firstLine="0" w:firstLineChars="0"/>
+              <w:ind w:left="0" w:right="0" w:firstLine="0" w:leftChars="0" w:rightChars="0" w:firstLineChars="0"/>
               <w:jc w:val="center"/>
               <w:textAlignment w:val="baseline"/>
             </w:pPr>
@@ -7753,10 +7608,10 @@
           <w:tcPr>
             <w:tcW w:w="7001" w:type="dxa"/>
             <w:tcBorders>
-              <w:top w:val="single" w:color="auto" w:sz="4" w:space="0"/>
-              <w:left w:val="single" w:color="auto" w:sz="4" w:space="0"/>
+              <w:top w:val="single" w:sz="4" w:space="0" w:color="auto"/>
+              <w:left w:val="single" w:sz="4" w:space="0" w:color="auto"/>
               <w:bottom w:val="nil"/>
-              <w:right w:val="single" w:color="auto" w:sz="12" w:space="0"/>
+              <w:right w:val="single" w:sz="12" w:space="0" w:color="auto"/>
             </w:tcBorders>
             <w:tcMar>
               <w:top w:w="60" w:type="dxa"/>
@@ -7768,7 +7623,7 @@
           </w:tcPr>
           <w:p>
             <w:pPr>
-              <w:pStyle w:val="29"/>
+              <w:pStyle w:val="a1"/>
               <w:keepNext w:val="0"/>
               <w:keepLines w:val="0"/>
               <w:pageBreakBefore w:val="0"/>
@@ -7783,7 +7638,7 @@
               <w:adjustRightInd w:val="0"/>
               <w:snapToGrid w:val="0"/>
               <w:spacing w:line="240" w:lineRule="auto"/>
-              <w:ind w:left="0" w:leftChars="0" w:right="0" w:rightChars="0" w:firstLine="0" w:firstLineChars="0"/>
+              <w:ind w:left="0" w:right="0" w:firstLine="0" w:leftChars="0" w:rightChars="0" w:firstLineChars="0"/>
               <w:jc w:val="center"/>
               <w:textAlignment w:val="baseline"/>
             </w:pPr>
@@ -7795,14 +7650,8 @@
       </w:tr>
       <w:tr>
         <w:tblPrEx>
-          <w:tblBorders>
-            <w:top w:val="none" w:color="auto" w:sz="0" w:space="0"/>
-            <w:left w:val="none" w:color="auto" w:sz="0" w:space="0"/>
-            <w:bottom w:val="none" w:color="auto" w:sz="0" w:space="0"/>
-            <w:right w:val="none" w:color="auto" w:sz="0" w:space="0"/>
-            <w:insideH w:val="none" w:color="auto" w:sz="0" w:space="0"/>
-            <w:insideV w:val="none" w:color="auto" w:sz="0" w:space="0"/>
-          </w:tblBorders>
+          <w:tblW w:w="8522" w:type="dxa"/>
+          <w:jc w:val="center"/>
           <w:tblCellMar>
             <w:top w:w="0" w:type="dxa"/>
             <w:left w:w="10" w:type="dxa"/>
@@ -7811,15 +7660,15 @@
           </w:tblCellMar>
         </w:tblPrEx>
         <w:trPr>
-          <w:trHeight w:val="0" w:hRule="atLeast"/>
+          <w:trHeight w:val="0"/>
           <w:jc w:val="center"/>
         </w:trPr>
         <w:tc>
           <w:tcPr>
             <w:tcW w:w="1521" w:type="dxa"/>
             <w:tcBorders>
-              <w:top w:val="single" w:color="auto" w:sz="4" w:space="0"/>
-              <w:left w:val="single" w:color="auto" w:sz="12" w:space="0"/>
+              <w:top w:val="single" w:sz="4" w:space="0" w:color="auto"/>
+              <w:left w:val="single" w:sz="12" w:space="0" w:color="auto"/>
               <w:bottom w:val="nil"/>
               <w:right w:val="nil"/>
             </w:tcBorders>
@@ -7833,7 +7682,7 @@
           </w:tcPr>
           <w:p>
             <w:pPr>
-              <w:pStyle w:val="29"/>
+              <w:pStyle w:val="a1"/>
               <w:keepNext w:val="0"/>
               <w:keepLines w:val="0"/>
               <w:pageBreakBefore w:val="0"/>
@@ -7848,7 +7697,7 @@
               <w:adjustRightInd w:val="0"/>
               <w:snapToGrid w:val="0"/>
               <w:spacing w:line="240" w:lineRule="auto"/>
-              <w:ind w:left="0" w:leftChars="0" w:right="0" w:rightChars="0" w:firstLine="0" w:firstLineChars="0"/>
+              <w:ind w:left="0" w:right="0" w:firstLine="0" w:leftChars="0" w:rightChars="0" w:firstLineChars="0"/>
               <w:jc w:val="center"/>
               <w:textAlignment w:val="baseline"/>
             </w:pPr>
@@ -7861,10 +7710,10 @@
           <w:tcPr>
             <w:tcW w:w="7001" w:type="dxa"/>
             <w:tcBorders>
-              <w:top w:val="single" w:color="auto" w:sz="4" w:space="0"/>
-              <w:left w:val="single" w:color="auto" w:sz="4" w:space="0"/>
+              <w:top w:val="single" w:sz="4" w:space="0" w:color="auto"/>
+              <w:left w:val="single" w:sz="4" w:space="0" w:color="auto"/>
               <w:bottom w:val="nil"/>
-              <w:right w:val="single" w:color="auto" w:sz="12" w:space="0"/>
+              <w:right w:val="single" w:sz="12" w:space="0" w:color="auto"/>
             </w:tcBorders>
             <w:tcMar>
               <w:top w:w="60" w:type="dxa"/>
@@ -7876,7 +7725,7 @@
           </w:tcPr>
           <w:p>
             <w:pPr>
-              <w:pStyle w:val="29"/>
+              <w:pStyle w:val="a1"/>
               <w:keepNext w:val="0"/>
               <w:keepLines w:val="0"/>
               <w:pageBreakBefore w:val="0"/>
@@ -7891,11 +7740,11 @@
               <w:adjustRightInd w:val="0"/>
               <w:snapToGrid w:val="0"/>
               <w:spacing w:line="240" w:lineRule="auto"/>
-              <w:ind w:left="0" w:leftChars="0" w:right="0" w:rightChars="0" w:firstLine="0" w:firstLineChars="0"/>
+              <w:ind w:left="0" w:right="0" w:firstLine="0" w:leftChars="0" w:rightChars="0" w:firstLineChars="0"/>
               <w:jc w:val="center"/>
               <w:textAlignment w:val="baseline"/>
               <w:rPr>
-                <w:rFonts w:hint="eastAsia" w:eastAsia="宋体"/>
+                <w:rFonts w:eastAsia="宋体" w:hint="eastAsia"/>
                 <w:lang w:eastAsia="zh-CN"/>
               </w:rPr>
             </w:pPr>
@@ -7914,14 +7763,8 @@
       </w:tr>
       <w:tr>
         <w:tblPrEx>
-          <w:tblBorders>
-            <w:top w:val="none" w:color="auto" w:sz="0" w:space="0"/>
-            <w:left w:val="none" w:color="auto" w:sz="0" w:space="0"/>
-            <w:bottom w:val="none" w:color="auto" w:sz="0" w:space="0"/>
-            <w:right w:val="none" w:color="auto" w:sz="0" w:space="0"/>
-            <w:insideH w:val="none" w:color="auto" w:sz="0" w:space="0"/>
-            <w:insideV w:val="none" w:color="auto" w:sz="0" w:space="0"/>
-          </w:tblBorders>
+          <w:tblW w:w="8522" w:type="dxa"/>
+          <w:jc w:val="center"/>
           <w:tblCellMar>
             <w:top w:w="0" w:type="dxa"/>
             <w:left w:w="10" w:type="dxa"/>
@@ -7930,15 +7773,15 @@
           </w:tblCellMar>
         </w:tblPrEx>
         <w:trPr>
-          <w:trHeight w:val="0" w:hRule="atLeast"/>
+          <w:trHeight w:val="0"/>
           <w:jc w:val="center"/>
         </w:trPr>
         <w:tc>
           <w:tcPr>
             <w:tcW w:w="1521" w:type="dxa"/>
             <w:tcBorders>
-              <w:top w:val="single" w:color="auto" w:sz="4" w:space="0"/>
-              <w:left w:val="single" w:color="auto" w:sz="12" w:space="0"/>
+              <w:top w:val="single" w:sz="4" w:space="0" w:color="auto"/>
+              <w:left w:val="single" w:sz="12" w:space="0" w:color="auto"/>
               <w:bottom w:val="nil"/>
               <w:right w:val="nil"/>
             </w:tcBorders>
@@ -7952,7 +7795,7 @@
           </w:tcPr>
           <w:p>
             <w:pPr>
-              <w:pStyle w:val="29"/>
+              <w:pStyle w:val="a1"/>
               <w:keepNext w:val="0"/>
               <w:keepLines w:val="0"/>
               <w:pageBreakBefore w:val="0"/>
@@ -7967,7 +7810,7 @@
               <w:adjustRightInd w:val="0"/>
               <w:snapToGrid w:val="0"/>
               <w:spacing w:line="240" w:lineRule="auto"/>
-              <w:ind w:left="0" w:leftChars="0" w:right="0" w:rightChars="0" w:firstLine="0" w:firstLineChars="0"/>
+              <w:ind w:left="0" w:right="0" w:firstLine="0" w:leftChars="0" w:rightChars="0" w:firstLineChars="0"/>
               <w:jc w:val="center"/>
               <w:textAlignment w:val="baseline"/>
             </w:pPr>
@@ -7980,10 +7823,10 @@
           <w:tcPr>
             <w:tcW w:w="7001" w:type="dxa"/>
             <w:tcBorders>
-              <w:top w:val="single" w:color="auto" w:sz="4" w:space="0"/>
-              <w:left w:val="single" w:color="auto" w:sz="4" w:space="0"/>
+              <w:top w:val="single" w:sz="4" w:space="0" w:color="auto"/>
+              <w:left w:val="single" w:sz="4" w:space="0" w:color="auto"/>
               <w:bottom w:val="nil"/>
-              <w:right w:val="single" w:color="auto" w:sz="12" w:space="0"/>
+              <w:right w:val="single" w:sz="12" w:space="0" w:color="auto"/>
             </w:tcBorders>
             <w:tcMar>
               <w:top w:w="60" w:type="dxa"/>
@@ -7995,7 +7838,7 @@
           </w:tcPr>
           <w:p>
             <w:pPr>
-              <w:pStyle w:val="29"/>
+              <w:pStyle w:val="a1"/>
               <w:keepNext w:val="0"/>
               <w:keepLines w:val="0"/>
               <w:pageBreakBefore w:val="0"/>
@@ -8010,7 +7853,7 @@
               <w:adjustRightInd w:val="0"/>
               <w:snapToGrid w:val="0"/>
               <w:spacing w:line="240" w:lineRule="auto"/>
-              <w:ind w:left="0" w:leftChars="0" w:right="0" w:rightChars="0" w:firstLine="0" w:firstLineChars="0"/>
+              <w:ind w:left="0" w:right="0" w:firstLine="0" w:leftChars="0" w:rightChars="0" w:firstLineChars="0"/>
               <w:jc w:val="center"/>
               <w:textAlignment w:val="baseline"/>
             </w:pPr>
@@ -8029,14 +7872,8 @@
       </w:tr>
       <w:tr>
         <w:tblPrEx>
-          <w:tblBorders>
-            <w:top w:val="none" w:color="auto" w:sz="0" w:space="0"/>
-            <w:left w:val="none" w:color="auto" w:sz="0" w:space="0"/>
-            <w:bottom w:val="none" w:color="auto" w:sz="0" w:space="0"/>
-            <w:right w:val="none" w:color="auto" w:sz="0" w:space="0"/>
-            <w:insideH w:val="none" w:color="auto" w:sz="0" w:space="0"/>
-            <w:insideV w:val="none" w:color="auto" w:sz="0" w:space="0"/>
-          </w:tblBorders>
+          <w:tblW w:w="8522" w:type="dxa"/>
+          <w:jc w:val="center"/>
           <w:tblCellMar>
             <w:top w:w="0" w:type="dxa"/>
             <w:left w:w="10" w:type="dxa"/>
@@ -8045,15 +7882,15 @@
           </w:tblCellMar>
         </w:tblPrEx>
         <w:trPr>
-          <w:trHeight w:val="0" w:hRule="atLeast"/>
+          <w:trHeight w:val="0"/>
           <w:jc w:val="center"/>
         </w:trPr>
         <w:tc>
           <w:tcPr>
             <w:tcW w:w="1521" w:type="dxa"/>
             <w:tcBorders>
-              <w:top w:val="single" w:color="auto" w:sz="4" w:space="0"/>
-              <w:left w:val="single" w:color="auto" w:sz="12" w:space="0"/>
+              <w:top w:val="single" w:sz="4" w:space="0" w:color="auto"/>
+              <w:left w:val="single" w:sz="12" w:space="0" w:color="auto"/>
               <w:bottom w:val="nil"/>
               <w:right w:val="nil"/>
             </w:tcBorders>
@@ -8067,7 +7904,7 @@
           </w:tcPr>
           <w:p>
             <w:pPr>
-              <w:pStyle w:val="29"/>
+              <w:pStyle w:val="a1"/>
               <w:keepNext w:val="0"/>
               <w:keepLines w:val="0"/>
               <w:pageBreakBefore w:val="0"/>
@@ -8082,7 +7919,7 @@
               <w:adjustRightInd w:val="0"/>
               <w:snapToGrid w:val="0"/>
               <w:spacing w:line="240" w:lineRule="auto"/>
-              <w:ind w:left="0" w:leftChars="0" w:right="0" w:rightChars="0" w:firstLine="0" w:firstLineChars="0"/>
+              <w:ind w:left="0" w:right="0" w:firstLine="0" w:leftChars="0" w:rightChars="0" w:firstLineChars="0"/>
               <w:jc w:val="center"/>
               <w:textAlignment w:val="baseline"/>
             </w:pPr>
@@ -8095,10 +7932,10 @@
           <w:tcPr>
             <w:tcW w:w="7001" w:type="dxa"/>
             <w:tcBorders>
-              <w:top w:val="single" w:color="auto" w:sz="4" w:space="0"/>
-              <w:left w:val="single" w:color="auto" w:sz="4" w:space="0"/>
+              <w:top w:val="single" w:sz="4" w:space="0" w:color="auto"/>
+              <w:left w:val="single" w:sz="4" w:space="0" w:color="auto"/>
               <w:bottom w:val="nil"/>
-              <w:right w:val="single" w:color="auto" w:sz="12" w:space="0"/>
+              <w:right w:val="single" w:sz="12" w:space="0" w:color="auto"/>
             </w:tcBorders>
             <w:tcMar>
               <w:top w:w="60" w:type="dxa"/>
@@ -8110,7 +7947,7 @@
           </w:tcPr>
           <w:p>
             <w:pPr>
-              <w:pStyle w:val="29"/>
+              <w:pStyle w:val="a1"/>
               <w:keepNext w:val="0"/>
               <w:keepLines w:val="0"/>
               <w:pageBreakBefore w:val="0"/>
@@ -8125,7 +7962,7 @@
               <w:adjustRightInd w:val="0"/>
               <w:snapToGrid w:val="0"/>
               <w:spacing w:line="240" w:lineRule="auto"/>
-              <w:ind w:left="0" w:leftChars="0" w:right="0" w:rightChars="0" w:firstLine="0" w:firstLineChars="0"/>
+              <w:ind w:left="0" w:right="0" w:firstLine="0" w:leftChars="0" w:rightChars="0" w:firstLineChars="0"/>
               <w:jc w:val="center"/>
               <w:textAlignment w:val="baseline"/>
             </w:pPr>
@@ -8137,14 +7974,8 @@
       </w:tr>
       <w:tr>
         <w:tblPrEx>
-          <w:tblBorders>
-            <w:top w:val="none" w:color="auto" w:sz="0" w:space="0"/>
-            <w:left w:val="none" w:color="auto" w:sz="0" w:space="0"/>
-            <w:bottom w:val="none" w:color="auto" w:sz="0" w:space="0"/>
-            <w:right w:val="none" w:color="auto" w:sz="0" w:space="0"/>
-            <w:insideH w:val="none" w:color="auto" w:sz="0" w:space="0"/>
-            <w:insideV w:val="none" w:color="auto" w:sz="0" w:space="0"/>
-          </w:tblBorders>
+          <w:tblW w:w="8522" w:type="dxa"/>
+          <w:jc w:val="center"/>
           <w:tblCellMar>
             <w:top w:w="0" w:type="dxa"/>
             <w:left w:w="10" w:type="dxa"/>
@@ -8153,15 +7984,15 @@
           </w:tblCellMar>
         </w:tblPrEx>
         <w:trPr>
-          <w:trHeight w:val="0" w:hRule="atLeast"/>
+          <w:trHeight w:val="0"/>
           <w:jc w:val="center"/>
         </w:trPr>
         <w:tc>
           <w:tcPr>
             <w:tcW w:w="1521" w:type="dxa"/>
             <w:tcBorders>
-              <w:top w:val="single" w:color="auto" w:sz="4" w:space="0"/>
-              <w:left w:val="single" w:color="auto" w:sz="12" w:space="0"/>
+              <w:top w:val="single" w:sz="4" w:space="0" w:color="auto"/>
+              <w:left w:val="single" w:sz="12" w:space="0" w:color="auto"/>
               <w:bottom w:val="nil"/>
               <w:right w:val="nil"/>
             </w:tcBorders>
@@ -8175,7 +8006,7 @@
           </w:tcPr>
           <w:p>
             <w:pPr>
-              <w:pStyle w:val="29"/>
+              <w:pStyle w:val="a1"/>
               <w:keepNext w:val="0"/>
               <w:keepLines w:val="0"/>
               <w:pageBreakBefore w:val="0"/>
@@ -8190,7 +8021,7 @@
               <w:adjustRightInd w:val="0"/>
               <w:snapToGrid w:val="0"/>
               <w:spacing w:line="240" w:lineRule="auto"/>
-              <w:ind w:left="0" w:leftChars="0" w:right="0" w:rightChars="0" w:firstLine="0" w:firstLineChars="0"/>
+              <w:ind w:left="0" w:right="0" w:firstLine="0" w:leftChars="0" w:rightChars="0" w:firstLineChars="0"/>
               <w:jc w:val="center"/>
               <w:textAlignment w:val="baseline"/>
             </w:pPr>
@@ -8203,10 +8034,10 @@
           <w:tcPr>
             <w:tcW w:w="7001" w:type="dxa"/>
             <w:tcBorders>
-              <w:top w:val="single" w:color="auto" w:sz="4" w:space="0"/>
-              <w:left w:val="single" w:color="auto" w:sz="4" w:space="0"/>
+              <w:top w:val="single" w:sz="4" w:space="0" w:color="auto"/>
+              <w:left w:val="single" w:sz="4" w:space="0" w:color="auto"/>
               <w:bottom w:val="nil"/>
-              <w:right w:val="single" w:color="auto" w:sz="12" w:space="0"/>
+              <w:right w:val="single" w:sz="12" w:space="0" w:color="auto"/>
             </w:tcBorders>
             <w:tcMar>
               <w:top w:w="60" w:type="dxa"/>
@@ -8218,7 +8049,7 @@
           </w:tcPr>
           <w:p>
             <w:pPr>
-              <w:pStyle w:val="29"/>
+              <w:pStyle w:val="a1"/>
               <w:keepNext w:val="0"/>
               <w:keepLines w:val="0"/>
               <w:pageBreakBefore w:val="0"/>
@@ -8233,7 +8064,7 @@
               <w:adjustRightInd w:val="0"/>
               <w:snapToGrid w:val="0"/>
               <w:spacing w:line="240" w:lineRule="auto"/>
-              <w:ind w:left="0" w:leftChars="0" w:right="0" w:rightChars="0" w:firstLine="0" w:firstLineChars="0"/>
+              <w:ind w:left="0" w:right="0" w:firstLine="0" w:leftChars="0" w:rightChars="0" w:firstLineChars="0"/>
               <w:jc w:val="center"/>
               <w:textAlignment w:val="baseline"/>
             </w:pPr>
@@ -8245,14 +8076,8 @@
       </w:tr>
       <w:tr>
         <w:tblPrEx>
-          <w:tblBorders>
-            <w:top w:val="none" w:color="auto" w:sz="0" w:space="0"/>
-            <w:left w:val="none" w:color="auto" w:sz="0" w:space="0"/>
-            <w:bottom w:val="none" w:color="auto" w:sz="0" w:space="0"/>
-            <w:right w:val="none" w:color="auto" w:sz="0" w:space="0"/>
-            <w:insideH w:val="none" w:color="auto" w:sz="0" w:space="0"/>
-            <w:insideV w:val="none" w:color="auto" w:sz="0" w:space="0"/>
-          </w:tblBorders>
+          <w:tblW w:w="8522" w:type="dxa"/>
+          <w:jc w:val="center"/>
           <w:tblCellMar>
             <w:top w:w="0" w:type="dxa"/>
             <w:left w:w="10" w:type="dxa"/>
@@ -8261,15 +8086,15 @@
           </w:tblCellMar>
         </w:tblPrEx>
         <w:trPr>
-          <w:trHeight w:val="0" w:hRule="atLeast"/>
+          <w:trHeight w:val="0"/>
           <w:jc w:val="center"/>
         </w:trPr>
         <w:tc>
           <w:tcPr>
             <w:tcW w:w="1521" w:type="dxa"/>
             <w:tcBorders>
-              <w:top w:val="single" w:color="auto" w:sz="4" w:space="0"/>
-              <w:left w:val="single" w:color="auto" w:sz="12" w:space="0"/>
+              <w:top w:val="single" w:sz="4" w:space="0" w:color="auto"/>
+              <w:left w:val="single" w:sz="12" w:space="0" w:color="auto"/>
               <w:bottom w:val="nil"/>
               <w:right w:val="nil"/>
             </w:tcBorders>
@@ -8283,7 +8108,7 @@
           </w:tcPr>
           <w:p>
             <w:pPr>
-              <w:pStyle w:val="29"/>
+              <w:pStyle w:val="a1"/>
               <w:keepNext w:val="0"/>
               <w:keepLines w:val="0"/>
               <w:pageBreakBefore w:val="0"/>
@@ -8298,7 +8123,7 @@
               <w:adjustRightInd w:val="0"/>
               <w:snapToGrid w:val="0"/>
               <w:spacing w:line="240" w:lineRule="auto"/>
-              <w:ind w:left="0" w:leftChars="0" w:right="0" w:rightChars="0" w:firstLine="0" w:firstLineChars="0"/>
+              <w:ind w:left="0" w:right="0" w:firstLine="0" w:leftChars="0" w:rightChars="0" w:firstLineChars="0"/>
               <w:jc w:val="center"/>
               <w:textAlignment w:val="baseline"/>
             </w:pPr>
@@ -8311,10 +8136,10 @@
           <w:tcPr>
             <w:tcW w:w="7001" w:type="dxa"/>
             <w:tcBorders>
-              <w:top w:val="single" w:color="auto" w:sz="4" w:space="0"/>
-              <w:left w:val="single" w:color="auto" w:sz="4" w:space="0"/>
+              <w:top w:val="single" w:sz="4" w:space="0" w:color="auto"/>
+              <w:left w:val="single" w:sz="4" w:space="0" w:color="auto"/>
               <w:bottom w:val="nil"/>
-              <w:right w:val="single" w:color="auto" w:sz="12" w:space="0"/>
+              <w:right w:val="single" w:sz="12" w:space="0" w:color="auto"/>
             </w:tcBorders>
             <w:tcMar>
               <w:top w:w="60" w:type="dxa"/>
@@ -8326,7 +8151,7 @@
           </w:tcPr>
           <w:p>
             <w:pPr>
-              <w:pStyle w:val="29"/>
+              <w:pStyle w:val="a1"/>
               <w:keepNext w:val="0"/>
               <w:keepLines w:val="0"/>
               <w:pageBreakBefore w:val="0"/>
@@ -8341,7 +8166,7 @@
               <w:adjustRightInd w:val="0"/>
               <w:snapToGrid w:val="0"/>
               <w:spacing w:line="240" w:lineRule="auto"/>
-              <w:ind w:left="0" w:leftChars="0" w:right="0" w:rightChars="0" w:firstLine="0" w:firstLineChars="0"/>
+              <w:ind w:left="0" w:right="0" w:firstLine="0" w:leftChars="0" w:rightChars="0" w:firstLineChars="0"/>
               <w:jc w:val="center"/>
               <w:textAlignment w:val="baseline"/>
             </w:pPr>
@@ -8353,14 +8178,8 @@
       </w:tr>
       <w:tr>
         <w:tblPrEx>
-          <w:tblBorders>
-            <w:top w:val="none" w:color="auto" w:sz="0" w:space="0"/>
-            <w:left w:val="none" w:color="auto" w:sz="0" w:space="0"/>
-            <w:bottom w:val="none" w:color="auto" w:sz="0" w:space="0"/>
-            <w:right w:val="none" w:color="auto" w:sz="0" w:space="0"/>
-            <w:insideH w:val="none" w:color="auto" w:sz="0" w:space="0"/>
-            <w:insideV w:val="none" w:color="auto" w:sz="0" w:space="0"/>
-          </w:tblBorders>
+          <w:tblW w:w="8522" w:type="dxa"/>
+          <w:jc w:val="center"/>
           <w:tblCellMar>
             <w:top w:w="0" w:type="dxa"/>
             <w:left w:w="10" w:type="dxa"/>
@@ -8369,15 +8188,15 @@
           </w:tblCellMar>
         </w:tblPrEx>
         <w:trPr>
-          <w:trHeight w:val="0" w:hRule="atLeast"/>
+          <w:trHeight w:val="0"/>
           <w:jc w:val="center"/>
         </w:trPr>
         <w:tc>
           <w:tcPr>
             <w:tcW w:w="1521" w:type="dxa"/>
             <w:tcBorders>
-              <w:top w:val="single" w:color="auto" w:sz="4" w:space="0"/>
-              <w:left w:val="single" w:color="auto" w:sz="12" w:space="0"/>
+              <w:top w:val="single" w:sz="4" w:space="0" w:color="auto"/>
+              <w:left w:val="single" w:sz="12" w:space="0" w:color="auto"/>
               <w:bottom w:val="nil"/>
               <w:right w:val="nil"/>
             </w:tcBorders>
@@ -8391,7 +8210,7 @@
           </w:tcPr>
           <w:p>
             <w:pPr>
-              <w:pStyle w:val="29"/>
+              <w:pStyle w:val="a1"/>
               <w:keepNext w:val="0"/>
               <w:keepLines w:val="0"/>
               <w:pageBreakBefore w:val="0"/>
@@ -8406,7 +8225,7 @@
               <w:adjustRightInd w:val="0"/>
               <w:snapToGrid w:val="0"/>
               <w:spacing w:line="240" w:lineRule="auto"/>
-              <w:ind w:left="0" w:leftChars="0" w:right="0" w:rightChars="0" w:firstLine="0" w:firstLineChars="0"/>
+              <w:ind w:left="0" w:right="0" w:firstLine="0" w:leftChars="0" w:rightChars="0" w:firstLineChars="0"/>
               <w:jc w:val="center"/>
               <w:textAlignment w:val="baseline"/>
             </w:pPr>
@@ -8419,10 +8238,10 @@
           <w:tcPr>
             <w:tcW w:w="7001" w:type="dxa"/>
             <w:tcBorders>
-              <w:top w:val="single" w:color="auto" w:sz="4" w:space="0"/>
-              <w:left w:val="single" w:color="auto" w:sz="4" w:space="0"/>
+              <w:top w:val="single" w:sz="4" w:space="0" w:color="auto"/>
+              <w:left w:val="single" w:sz="4" w:space="0" w:color="auto"/>
               <w:bottom w:val="nil"/>
-              <w:right w:val="single" w:color="auto" w:sz="12" w:space="0"/>
+              <w:right w:val="single" w:sz="12" w:space="0" w:color="auto"/>
             </w:tcBorders>
             <w:tcMar>
               <w:top w:w="60" w:type="dxa"/>
@@ -8434,7 +8253,7 @@
           </w:tcPr>
           <w:p>
             <w:pPr>
-              <w:pStyle w:val="29"/>
+              <w:pStyle w:val="a1"/>
               <w:keepNext w:val="0"/>
               <w:keepLines w:val="0"/>
               <w:pageBreakBefore w:val="0"/>
@@ -8449,7 +8268,7 @@
               <w:adjustRightInd w:val="0"/>
               <w:snapToGrid w:val="0"/>
               <w:spacing w:line="240" w:lineRule="auto"/>
-              <w:ind w:left="0" w:leftChars="0" w:right="0" w:rightChars="0" w:firstLine="0" w:firstLineChars="0"/>
+              <w:ind w:left="0" w:right="0" w:firstLine="0" w:leftChars="0" w:rightChars="0" w:firstLineChars="0"/>
               <w:jc w:val="center"/>
               <w:textAlignment w:val="baseline"/>
             </w:pPr>
@@ -8461,14 +8280,8 @@
       </w:tr>
       <w:tr>
         <w:tblPrEx>
-          <w:tblBorders>
-            <w:top w:val="none" w:color="auto" w:sz="0" w:space="0"/>
-            <w:left w:val="none" w:color="auto" w:sz="0" w:space="0"/>
-            <w:bottom w:val="none" w:color="auto" w:sz="0" w:space="0"/>
-            <w:right w:val="none" w:color="auto" w:sz="0" w:space="0"/>
-            <w:insideH w:val="none" w:color="auto" w:sz="0" w:space="0"/>
-            <w:insideV w:val="none" w:color="auto" w:sz="0" w:space="0"/>
-          </w:tblBorders>
+          <w:tblW w:w="8522" w:type="dxa"/>
+          <w:jc w:val="center"/>
           <w:tblCellMar>
             <w:top w:w="0" w:type="dxa"/>
             <w:left w:w="10" w:type="dxa"/>
@@ -8477,15 +8290,15 @@
           </w:tblCellMar>
         </w:tblPrEx>
         <w:trPr>
-          <w:trHeight w:val="0" w:hRule="atLeast"/>
+          <w:trHeight w:val="0"/>
           <w:jc w:val="center"/>
         </w:trPr>
         <w:tc>
           <w:tcPr>
             <w:tcW w:w="1521" w:type="dxa"/>
             <w:tcBorders>
-              <w:top w:val="single" w:color="auto" w:sz="4" w:space="0"/>
-              <w:left w:val="single" w:color="auto" w:sz="12" w:space="0"/>
+              <w:top w:val="single" w:sz="4" w:space="0" w:color="auto"/>
+              <w:left w:val="single" w:sz="12" w:space="0" w:color="auto"/>
               <w:bottom w:val="nil"/>
               <w:right w:val="nil"/>
             </w:tcBorders>
@@ -8499,7 +8312,7 @@
           </w:tcPr>
           <w:p>
             <w:pPr>
-              <w:pStyle w:val="29"/>
+              <w:pStyle w:val="a1"/>
               <w:keepNext w:val="0"/>
               <w:keepLines w:val="0"/>
               <w:pageBreakBefore w:val="0"/>
@@ -8514,7 +8327,7 @@
               <w:adjustRightInd w:val="0"/>
               <w:snapToGrid w:val="0"/>
               <w:spacing w:line="240" w:lineRule="auto"/>
-              <w:ind w:left="0" w:leftChars="0" w:right="0" w:rightChars="0" w:firstLine="0" w:firstLineChars="0"/>
+              <w:ind w:left="0" w:right="0" w:firstLine="0" w:leftChars="0" w:rightChars="0" w:firstLineChars="0"/>
               <w:jc w:val="center"/>
               <w:textAlignment w:val="baseline"/>
             </w:pPr>
@@ -8527,10 +8340,10 @@
           <w:tcPr>
             <w:tcW w:w="7001" w:type="dxa"/>
             <w:tcBorders>
-              <w:top w:val="single" w:color="auto" w:sz="4" w:space="0"/>
-              <w:left w:val="single" w:color="auto" w:sz="4" w:space="0"/>
+              <w:top w:val="single" w:sz="4" w:space="0" w:color="auto"/>
+              <w:left w:val="single" w:sz="4" w:space="0" w:color="auto"/>
               <w:bottom w:val="nil"/>
-              <w:right w:val="single" w:color="auto" w:sz="12" w:space="0"/>
+              <w:right w:val="single" w:sz="12" w:space="0" w:color="auto"/>
             </w:tcBorders>
             <w:tcMar>
               <w:top w:w="60" w:type="dxa"/>
@@ -8542,7 +8355,7 @@
           </w:tcPr>
           <w:p>
             <w:pPr>
-              <w:pStyle w:val="29"/>
+              <w:pStyle w:val="a1"/>
               <w:keepNext w:val="0"/>
               <w:keepLines w:val="0"/>
               <w:pageBreakBefore w:val="0"/>
@@ -8557,7 +8370,7 @@
               <w:adjustRightInd w:val="0"/>
               <w:snapToGrid w:val="0"/>
               <w:spacing w:line="240" w:lineRule="auto"/>
-              <w:ind w:left="0" w:leftChars="0" w:right="0" w:rightChars="0" w:firstLine="0" w:firstLineChars="0"/>
+              <w:ind w:left="0" w:right="0" w:firstLine="0" w:leftChars="0" w:rightChars="0" w:firstLineChars="0"/>
               <w:jc w:val="center"/>
               <w:textAlignment w:val="baseline"/>
             </w:pPr>
@@ -8569,14 +8382,8 @@
       </w:tr>
       <w:tr>
         <w:tblPrEx>
-          <w:tblBorders>
-            <w:top w:val="none" w:color="auto" w:sz="0" w:space="0"/>
-            <w:left w:val="none" w:color="auto" w:sz="0" w:space="0"/>
-            <w:bottom w:val="none" w:color="auto" w:sz="0" w:space="0"/>
-            <w:right w:val="none" w:color="auto" w:sz="0" w:space="0"/>
-            <w:insideH w:val="none" w:color="auto" w:sz="0" w:space="0"/>
-            <w:insideV w:val="none" w:color="auto" w:sz="0" w:space="0"/>
-          </w:tblBorders>
+          <w:tblW w:w="8522" w:type="dxa"/>
+          <w:jc w:val="center"/>
           <w:tblCellMar>
             <w:top w:w="0" w:type="dxa"/>
             <w:left w:w="10" w:type="dxa"/>
@@ -8585,16 +8392,16 @@
           </w:tblCellMar>
         </w:tblPrEx>
         <w:trPr>
-          <w:trHeight w:val="0" w:hRule="atLeast"/>
+          <w:trHeight w:val="0"/>
           <w:jc w:val="center"/>
         </w:trPr>
         <w:tc>
           <w:tcPr>
             <w:tcW w:w="1521" w:type="dxa"/>
             <w:tcBorders>
-              <w:top w:val="single" w:color="auto" w:sz="4" w:space="0"/>
-              <w:left w:val="single" w:color="auto" w:sz="12" w:space="0"/>
-              <w:bottom w:val="single" w:color="auto" w:sz="12" w:space="0"/>
+              <w:top w:val="single" w:sz="4" w:space="0" w:color="auto"/>
+              <w:left w:val="single" w:sz="12" w:space="0" w:color="auto"/>
+              <w:bottom w:val="single" w:sz="12" w:space="0" w:color="auto"/>
               <w:right w:val="nil"/>
             </w:tcBorders>
             <w:tcMar>
@@ -8607,7 +8414,7 @@
           </w:tcPr>
           <w:p>
             <w:pPr>
-              <w:pStyle w:val="29"/>
+              <w:pStyle w:val="a1"/>
               <w:keepNext w:val="0"/>
               <w:keepLines w:val="0"/>
               <w:pageBreakBefore w:val="0"/>
@@ -8622,7 +8429,7 @@
               <w:adjustRightInd w:val="0"/>
               <w:snapToGrid w:val="0"/>
               <w:spacing w:line="240" w:lineRule="auto"/>
-              <w:ind w:left="0" w:leftChars="0" w:right="0" w:rightChars="0" w:firstLine="0" w:firstLineChars="0"/>
+              <w:ind w:left="0" w:right="0" w:firstLine="0" w:leftChars="0" w:rightChars="0" w:firstLineChars="0"/>
               <w:jc w:val="center"/>
               <w:textAlignment w:val="baseline"/>
             </w:pPr>
@@ -8635,10 +8442,10 @@
           <w:tcPr>
             <w:tcW w:w="7001" w:type="dxa"/>
             <w:tcBorders>
-              <w:top w:val="single" w:color="auto" w:sz="4" w:space="0"/>
-              <w:left w:val="single" w:color="auto" w:sz="4" w:space="0"/>
-              <w:bottom w:val="single" w:color="auto" w:sz="12" w:space="0"/>
-              <w:right w:val="single" w:color="auto" w:sz="12" w:space="0"/>
+              <w:top w:val="single" w:sz="4" w:space="0" w:color="auto"/>
+              <w:left w:val="single" w:sz="4" w:space="0" w:color="auto"/>
+              <w:bottom w:val="single" w:sz="12" w:space="0" w:color="auto"/>
+              <w:right w:val="single" w:sz="12" w:space="0" w:color="auto"/>
             </w:tcBorders>
             <w:tcMar>
               <w:top w:w="60" w:type="dxa"/>
@@ -8650,7 +8457,7 @@
           </w:tcPr>
           <w:p>
             <w:pPr>
-              <w:pStyle w:val="29"/>
+              <w:pStyle w:val="a1"/>
               <w:keepNext w:val="0"/>
               <w:keepLines w:val="0"/>
               <w:pageBreakBefore w:val="0"/>
@@ -8665,7 +8472,7 @@
               <w:adjustRightInd w:val="0"/>
               <w:snapToGrid w:val="0"/>
               <w:spacing w:line="240" w:lineRule="auto"/>
-              <w:ind w:left="0" w:leftChars="0" w:right="0" w:rightChars="0" w:firstLine="0" w:firstLineChars="0"/>
+              <w:ind w:left="0" w:right="0" w:firstLine="0" w:leftChars="0" w:rightChars="0" w:firstLineChars="0"/>
               <w:jc w:val="center"/>
               <w:textAlignment w:val="baseline"/>
             </w:pPr>
@@ -8678,7 +8485,7 @@
     </w:tbl>
     <w:p>
       <w:pPr>
-        <w:pStyle w:val="30"/>
+        <w:pStyle w:val="2"/>
         <w:keepNext w:val="0"/>
         <w:keepLines w:val="0"/>
         <w:pageBreakBefore w:val="0"/>
@@ -8704,7 +8511,7 @@
     </w:p>
     <w:p>
       <w:pPr>
-        <w:pStyle w:val="29"/>
+        <w:pStyle w:val="a1"/>
         <w:keepNext w:val="0"/>
         <w:keepLines w:val="0"/>
         <w:pageBreakBefore w:val="0"/>
@@ -8726,7 +8533,7 @@
     </w:p>
     <w:p>
       <w:pPr>
-        <w:pStyle w:val="29"/>
+        <w:pStyle w:val="a1"/>
         <w:keepNext w:val="0"/>
         <w:keepLines w:val="0"/>
         <w:pageBreakBefore w:val="0"/>
@@ -8748,7 +8555,7 @@
     </w:p>
     <w:p>
       <w:pPr>
-        <w:pStyle w:val="29"/>
+        <w:pStyle w:val="a1"/>
         <w:keepNext w:val="0"/>
         <w:keepLines w:val="0"/>
         <w:pageBreakBefore w:val="0"/>
@@ -8770,7 +8577,7 @@
     </w:p>
     <w:p>
       <w:pPr>
-        <w:pStyle w:val="29"/>
+        <w:pStyle w:val="a1"/>
         <w:keepNext w:val="0"/>
         <w:keepLines w:val="0"/>
         <w:pageBreakBefore w:val="0"/>
@@ -8799,7 +8606,7 @@
     </w:p>
     <w:p>
       <w:pPr>
-        <w:pStyle w:val="29"/>
+        <w:pStyle w:val="a1"/>
         <w:keepNext w:val="0"/>
         <w:keepLines w:val="0"/>
         <w:pageBreakBefore w:val="0"/>
@@ -8821,7 +8628,7 @@
     </w:p>
     <w:p>
       <w:pPr>
-        <w:pStyle w:val="28"/>
+        <w:pStyle w:val="1"/>
         <w:keepNext w:val="0"/>
         <w:keepLines w:val="0"/>
         <w:pageBreakBefore w:val="0"/>
@@ -8847,7 +8654,7 @@
     </w:p>
     <w:p>
       <w:pPr>
-        <w:pStyle w:val="29"/>
+        <w:pStyle w:val="a1"/>
         <w:keepNext w:val="0"/>
         <w:keepLines w:val="0"/>
         <w:pageBreakBefore w:val="0"/>
@@ -8869,7 +8676,7 @@
     </w:p>
     <w:p>
       <w:pPr>
-        <w:pStyle w:val="29"/>
+        <w:pStyle w:val="a1"/>
         <w:keepNext w:val="0"/>
         <w:keepLines w:val="0"/>
         <w:pageBreakBefore w:val="0"/>
@@ -8891,7 +8698,7 @@
     </w:p>
     <w:p>
       <w:pPr>
-        <w:pStyle w:val="29"/>
+        <w:pStyle w:val="a1"/>
         <w:keepNext w:val="0"/>
         <w:keepLines w:val="0"/>
         <w:pageBreakBefore w:val="0"/>
@@ -8913,7 +8720,7 @@
     </w:p>
     <w:p>
       <w:pPr>
-        <w:pStyle w:val="40"/>
+        <w:pStyle w:val="a3"/>
         <w:keepNext w:val="0"/>
         <w:keepLines w:val="0"/>
         <w:pageBreakBefore w:val="0"/>
@@ -8931,7 +8738,7 @@
         <w:bidi w:val="0"/>
         <w:adjustRightInd w:val="0"/>
         <w:snapToGrid w:val="0"/>
-        <w:ind w:left="425" w:leftChars="0" w:hanging="425" w:firstLineChars="0"/>
+        <w:ind w:left="425" w:hanging="425" w:leftChars="0" w:firstLineChars="0"/>
         <w:textAlignment w:val="baseline"/>
       </w:pPr>
       <w:r>
@@ -8940,7 +8747,7 @@
     </w:p>
     <w:p>
       <w:pPr>
-        <w:pStyle w:val="40"/>
+        <w:pStyle w:val="a3"/>
         <w:keepNext w:val="0"/>
         <w:keepLines w:val="0"/>
         <w:pageBreakBefore w:val="0"/>
@@ -8958,7 +8765,7 @@
         <w:bidi w:val="0"/>
         <w:adjustRightInd w:val="0"/>
         <w:snapToGrid w:val="0"/>
-        <w:ind w:left="425" w:leftChars="0" w:hanging="425" w:firstLineChars="0"/>
+        <w:ind w:left="425" w:hanging="425" w:leftChars="0" w:firstLineChars="0"/>
         <w:textAlignment w:val="baseline"/>
       </w:pPr>
       <w:r>
@@ -8967,7 +8774,7 @@
     </w:p>
     <w:p>
       <w:pPr>
-        <w:pStyle w:val="40"/>
+        <w:pStyle w:val="a3"/>
         <w:keepNext w:val="0"/>
         <w:keepLines w:val="0"/>
         <w:pageBreakBefore w:val="0"/>
@@ -8985,7 +8792,7 @@
         <w:bidi w:val="0"/>
         <w:adjustRightInd w:val="0"/>
         <w:snapToGrid w:val="0"/>
-        <w:ind w:left="425" w:leftChars="0" w:hanging="425" w:firstLineChars="0"/>
+        <w:ind w:left="425" w:hanging="425" w:leftChars="0" w:firstLineChars="0"/>
         <w:textAlignment w:val="baseline"/>
       </w:pPr>
       <w:r>
@@ -8994,7 +8801,7 @@
     </w:p>
     <w:p>
       <w:pPr>
-        <w:pStyle w:val="40"/>
+        <w:pStyle w:val="a3"/>
         <w:keepNext w:val="0"/>
         <w:keepLines w:val="0"/>
         <w:pageBreakBefore w:val="0"/>
@@ -9012,7 +8819,7 @@
         <w:bidi w:val="0"/>
         <w:adjustRightInd w:val="0"/>
         <w:snapToGrid w:val="0"/>
-        <w:ind w:left="425" w:leftChars="0" w:hanging="425" w:firstLineChars="0"/>
+        <w:ind w:left="425" w:hanging="425" w:leftChars="0" w:firstLineChars="0"/>
         <w:textAlignment w:val="baseline"/>
       </w:pPr>
       <w:r>
@@ -9021,7 +8828,7 @@
     </w:p>
     <w:p>
       <w:pPr>
-        <w:pStyle w:val="28"/>
+        <w:pStyle w:val="1"/>
         <w:keepNext w:val="0"/>
         <w:keepLines w:val="0"/>
         <w:pageBreakBefore w:val="0"/>
@@ -9047,7 +8854,7 @@
     </w:p>
     <w:p>
       <w:pPr>
-        <w:pStyle w:val="40"/>
+        <w:pStyle w:val="a3"/>
         <w:keepNext w:val="0"/>
         <w:keepLines w:val="0"/>
         <w:pageBreakBefore w:val="0"/>
@@ -9065,7 +8872,7 @@
         <w:bidi w:val="0"/>
         <w:adjustRightInd w:val="0"/>
         <w:snapToGrid w:val="0"/>
-        <w:ind w:left="425" w:leftChars="0" w:hanging="425" w:firstLineChars="0"/>
+        <w:ind w:left="425" w:hanging="425" w:leftChars="0" w:firstLineChars="0"/>
         <w:textAlignment w:val="baseline"/>
       </w:pPr>
       <w:r>
@@ -9074,7 +8881,7 @@
     </w:p>
     <w:p>
       <w:pPr>
-        <w:pStyle w:val="40"/>
+        <w:pStyle w:val="a3"/>
         <w:keepNext w:val="0"/>
         <w:keepLines w:val="0"/>
         <w:pageBreakBefore w:val="0"/>
@@ -9092,7 +8899,7 @@
         <w:bidi w:val="0"/>
         <w:adjustRightInd w:val="0"/>
         <w:snapToGrid w:val="0"/>
-        <w:ind w:left="425" w:leftChars="0" w:hanging="425" w:firstLineChars="0"/>
+        <w:ind w:left="425" w:hanging="425" w:leftChars="0" w:firstLineChars="0"/>
         <w:textAlignment w:val="baseline"/>
       </w:pPr>
       <w:r>
@@ -9101,7 +8908,7 @@
     </w:p>
     <w:p>
       <w:pPr>
-        <w:pStyle w:val="40"/>
+        <w:pStyle w:val="a3"/>
         <w:keepNext w:val="0"/>
         <w:keepLines w:val="0"/>
         <w:pageBreakBefore w:val="0"/>
@@ -9119,7 +8926,7 @@
         <w:bidi w:val="0"/>
         <w:adjustRightInd w:val="0"/>
         <w:snapToGrid w:val="0"/>
-        <w:ind w:left="425" w:leftChars="0" w:hanging="425" w:firstLineChars="0"/>
+        <w:ind w:left="425" w:hanging="425" w:leftChars="0" w:firstLineChars="0"/>
         <w:textAlignment w:val="baseline"/>
       </w:pPr>
       <w:r>
@@ -9128,7 +8935,7 @@
     </w:p>
     <w:p>
       <w:pPr>
-        <w:pStyle w:val="40"/>
+        <w:pStyle w:val="a3"/>
         <w:keepNext w:val="0"/>
         <w:keepLines w:val="0"/>
         <w:pageBreakBefore w:val="0"/>
@@ -9146,7 +8953,7 @@
         <w:bidi w:val="0"/>
         <w:adjustRightInd w:val="0"/>
         <w:snapToGrid w:val="0"/>
-        <w:ind w:left="425" w:leftChars="0" w:hanging="425" w:firstLineChars="0"/>
+        <w:ind w:left="425" w:hanging="425" w:leftChars="0" w:firstLineChars="0"/>
         <w:textAlignment w:val="baseline"/>
       </w:pPr>
       <w:r>
@@ -9155,7 +8962,7 @@
     </w:p>
     <w:p>
       <w:pPr>
-        <w:pStyle w:val="40"/>
+        <w:pStyle w:val="a3"/>
         <w:keepNext w:val="0"/>
         <w:keepLines w:val="0"/>
         <w:pageBreakBefore w:val="0"/>
@@ -9173,7 +8980,7 @@
         <w:bidi w:val="0"/>
         <w:adjustRightInd w:val="0"/>
         <w:snapToGrid w:val="0"/>
-        <w:ind w:left="425" w:leftChars="0" w:hanging="425" w:firstLineChars="0"/>
+        <w:ind w:left="425" w:hanging="425" w:leftChars="0" w:firstLineChars="0"/>
         <w:textAlignment w:val="baseline"/>
       </w:pPr>
       <w:r>
@@ -9182,7 +8989,7 @@
     </w:p>
     <w:p>
       <w:pPr>
-        <w:pStyle w:val="40"/>
+        <w:pStyle w:val="a3"/>
         <w:keepNext w:val="0"/>
         <w:keepLines w:val="0"/>
         <w:pageBreakBefore w:val="0"/>
@@ -9200,7 +9007,7 @@
         <w:bidi w:val="0"/>
         <w:adjustRightInd w:val="0"/>
         <w:snapToGrid w:val="0"/>
-        <w:ind w:left="425" w:leftChars="0" w:hanging="425" w:firstLineChars="0"/>
+        <w:ind w:left="425" w:hanging="425" w:leftChars="0" w:firstLineChars="0"/>
         <w:textAlignment w:val="baseline"/>
       </w:pPr>
       <w:r>
@@ -9209,7 +9016,7 @@
     </w:p>
     <w:p>
       <w:pPr>
-        <w:pStyle w:val="29"/>
+        <w:pStyle w:val="a1"/>
         <w:keepNext w:val="0"/>
         <w:keepLines w:val="0"/>
         <w:pageBreakBefore w:val="0"/>
@@ -9230,98 +9037,53 @@
         </w:rPr>
       </w:pPr>
     </w:p>
-    <w:bookmarkEnd w:id="45"/>
     <w:sectPr>
-      <w:headerReference r:id="rId7" w:type="first"/>
-      <w:footerReference r:id="rId10" w:type="first"/>
-      <w:headerReference r:id="rId5" w:type="default"/>
-      <w:footerReference r:id="rId8" w:type="default"/>
-      <w:headerReference r:id="rId6" w:type="even"/>
-      <w:footerReference r:id="rId9" w:type="even"/>
+      <w:headerReference w:type="even" r:id="rId6"/>
+      <w:headerReference w:type="default" r:id="rId7"/>
+      <w:footerReference w:type="even" r:id="rId8"/>
+      <w:footerReference w:type="default" r:id="rId9"/>
+      <w:headerReference w:type="first" r:id="rId10"/>
+      <w:footerReference w:type="first" r:id="rId11"/>
       <w:pgSz w:w="11906" w:h="16838"/>
       <w:pgMar w:top="1417" w:right="1800" w:bottom="1440" w:left="1800" w:header="1140" w:footer="992" w:gutter="0"/>
-      <w:cols w:space="425" w:num="1"/>
+      <w:cols w:num="1" w:space="425"/>
       <w:docGrid w:type="lines" w:linePitch="312" w:charSpace="0"/>
     </w:sectPr>
   </w:body>
 </w:document>
 </file>
 
-<file path=word/endnotes.xml><?xml version="1.0" encoding="utf-8"?>
-<w:endnotes xmlns:wpc="http://schemas.microsoft.com/office/word/2010/wordprocessingCanvas" xmlns:mc="http://schemas.openxmlformats.org/markup-compatibility/2006" xmlns:o="urn:schemas-microsoft-com:office:office" xmlns:r="http://schemas.openxmlformats.org/officeDocument/2006/relationships" xmlns:m="http://schemas.openxmlformats.org/officeDocument/2006/math" xmlns:v="urn:schemas-microsoft-com:vml" xmlns:wp14="http://schemas.microsoft.com/office/word/2010/wordprocessingDrawing" xmlns:wp="http://schemas.openxmlformats.org/drawingml/2006/wordprocessingDrawing" xmlns:w="http://schemas.openxmlformats.org/wordprocessingml/2006/main" xmlns:w14="http://schemas.microsoft.com/office/word/2010/wordml" xmlns:w15="http://schemas.microsoft.com/office/word/2012/wordml" xmlns:w10="urn:schemas-microsoft-com:office:word" xmlns:wpg="http://schemas.microsoft.com/office/word/2010/wordprocessingGroup" xmlns:wpi="http://schemas.microsoft.com/office/word/2010/wordprocessingInk" xmlns:wne="http://schemas.microsoft.com/office/word/2006/wordml" xmlns:wps="http://schemas.microsoft.com/office/word/2010/wordprocessingShape" xmlns:wpsCustomData="http://www.wps.cn/officeDocument/2013/wpsCustomData" mc:Ignorable="w14 w15 wp14">
-  <w:endnote w:type="separator" w:id="0">
-    <w:p>
-      <w:pPr>
-        <w:spacing w:line="240" w:lineRule="auto"/>
-      </w:pPr>
-      <w:r>
-        <w:separator/>
-      </w:r>
-    </w:p>
-  </w:endnote>
-  <w:endnote w:type="continuationSeparator" w:id="1">
-    <w:p>
-      <w:pPr>
-        <w:spacing w:line="240" w:lineRule="auto"/>
-      </w:pPr>
-      <w:r>
-        <w:continuationSeparator/>
-      </w:r>
-    </w:p>
-  </w:endnote>
-</w:endnotes>
-</file>
-
 <file path=word/footer1.xml><?xml version="1.0" encoding="utf-8"?>
-<w:ftr xmlns:wpc="http://schemas.microsoft.com/office/word/2010/wordprocessingCanvas" xmlns:mc="http://schemas.openxmlformats.org/markup-compatibility/2006" xmlns:o="urn:schemas-microsoft-com:office:office" xmlns:r="http://schemas.openxmlformats.org/officeDocument/2006/relationships" xmlns:m="http://schemas.openxmlformats.org/officeDocument/2006/math" xmlns:v="urn:schemas-microsoft-com:vml" xmlns:wp14="http://schemas.microsoft.com/office/word/2010/wordprocessingDrawing" xmlns:wp="http://schemas.openxmlformats.org/drawingml/2006/wordprocessingDrawing" xmlns:w10="urn:schemas-microsoft-com:office:word" xmlns:w="http://schemas.openxmlformats.org/wordprocessingml/2006/main" xmlns:w14="http://schemas.microsoft.com/office/word/2010/wordml" xmlns:w15="http://schemas.microsoft.com/office/word/2012/wordml" xmlns:wpg="http://schemas.microsoft.com/office/word/2010/wordprocessingGroup" xmlns:wpi="http://schemas.microsoft.com/office/word/2010/wordprocessingInk" xmlns:wne="http://schemas.microsoft.com/office/word/2006/wordml" xmlns:wps="http://schemas.microsoft.com/office/word/2010/wordprocessingShape" xmlns:wpsCustomData="http://www.wps.cn/officeDocument/2013/wpsCustomData" mc:Ignorable="w14 w15 wp14">
+<w:ftr xmlns:wpc="http://schemas.microsoft.com/office/word/2010/wordprocessingCanvas" xmlns:mc="http://schemas.openxmlformats.org/markup-compatibility/2006" xmlns:o="urn:schemas-microsoft-com:office:office" xmlns:r="http://schemas.openxmlformats.org/officeDocument/2006/relationships" xmlns:m="http://schemas.openxmlformats.org/officeDocument/2006/math" xmlns:v="urn:schemas-microsoft-com:vml" xmlns:wp14="http://schemas.microsoft.com/office/word/2010/wordprocessingDrawing" xmlns:wp="http://schemas.openxmlformats.org/drawingml/2006/wordprocessingDrawing" xmlns:w10="urn:schemas-microsoft-com:office:word" xmlns:w="http://schemas.openxmlformats.org/wordprocessingml/2006/main" xmlns:w14="http://schemas.microsoft.com/office/word/2010/wordml" xmlns:w15="http://schemas.microsoft.com/office/word/2012/wordml" xmlns:wne="http://schemas.microsoft.com/office/word/2006/wordml" xmlns:wpg="http://schemas.microsoft.com/office/word/2010/wordprocessingGroup" xmlns:wpi="http://schemas.microsoft.com/office/word/2010/wordprocessingInk" xmlns:wps="http://schemas.microsoft.com/office/word/2010/wordprocessingShape" mc:Ignorable="w14 w15 wp14">
   <w:p/>
 </w:ftr>
 </file>
 
 <file path=word/footer2.xml><?xml version="1.0" encoding="utf-8"?>
-<w:ftr xmlns:wpc="http://schemas.microsoft.com/office/word/2010/wordprocessingCanvas" xmlns:mc="http://schemas.openxmlformats.org/markup-compatibility/2006" xmlns:o="urn:schemas-microsoft-com:office:office" xmlns:r="http://schemas.openxmlformats.org/officeDocument/2006/relationships" xmlns:m="http://schemas.openxmlformats.org/officeDocument/2006/math" xmlns:v="urn:schemas-microsoft-com:vml" xmlns:wp14="http://schemas.microsoft.com/office/word/2010/wordprocessingDrawing" xmlns:wp="http://schemas.openxmlformats.org/drawingml/2006/wordprocessingDrawing" xmlns:w10="urn:schemas-microsoft-com:office:word" xmlns:w="http://schemas.openxmlformats.org/wordprocessingml/2006/main" xmlns:w14="http://schemas.microsoft.com/office/word/2010/wordml" xmlns:w15="http://schemas.microsoft.com/office/word/2012/wordml" xmlns:wpg="http://schemas.microsoft.com/office/word/2010/wordprocessingGroup" xmlns:wpi="http://schemas.microsoft.com/office/word/2010/wordprocessingInk" xmlns:wne="http://schemas.microsoft.com/office/word/2006/wordml" xmlns:wps="http://schemas.microsoft.com/office/word/2010/wordprocessingShape" xmlns:wpsCustomData="http://www.wps.cn/officeDocument/2013/wpsCustomData" mc:Ignorable="w14 w15 wp14">
+<w:ftr xmlns:wpc="http://schemas.microsoft.com/office/word/2010/wordprocessingCanvas" xmlns:mc="http://schemas.openxmlformats.org/markup-compatibility/2006" xmlns:o="urn:schemas-microsoft-com:office:office" xmlns:r="http://schemas.openxmlformats.org/officeDocument/2006/relationships" xmlns:m="http://schemas.openxmlformats.org/officeDocument/2006/math" xmlns:v="urn:schemas-microsoft-com:vml" xmlns:wp14="http://schemas.microsoft.com/office/word/2010/wordprocessingDrawing" xmlns:wp="http://schemas.openxmlformats.org/drawingml/2006/wordprocessingDrawing" xmlns:w10="urn:schemas-microsoft-com:office:word" xmlns:w="http://schemas.openxmlformats.org/wordprocessingml/2006/main" xmlns:w14="http://schemas.microsoft.com/office/word/2010/wordml" xmlns:w15="http://schemas.microsoft.com/office/word/2012/wordml" xmlns:wne="http://schemas.microsoft.com/office/word/2006/wordml" xmlns:wpg="http://schemas.microsoft.com/office/word/2010/wordprocessingGroup" xmlns:wpi="http://schemas.microsoft.com/office/word/2010/wordprocessingInk" xmlns:wps="http://schemas.microsoft.com/office/word/2010/wordprocessingShape" mc:Ignorable="w14 w15 wp14">
   <w:p/>
 </w:ftr>
 </file>
 
 <file path=word/footer3.xml><?xml version="1.0" encoding="utf-8"?>
-<w:ftr xmlns:wpc="http://schemas.microsoft.com/office/word/2010/wordprocessingCanvas" xmlns:mc="http://schemas.openxmlformats.org/markup-compatibility/2006" xmlns:o="urn:schemas-microsoft-com:office:office" xmlns:r="http://schemas.openxmlformats.org/officeDocument/2006/relationships" xmlns:m="http://schemas.openxmlformats.org/officeDocument/2006/math" xmlns:v="urn:schemas-microsoft-com:vml" xmlns:wp14="http://schemas.microsoft.com/office/word/2010/wordprocessingDrawing" xmlns:wp="http://schemas.openxmlformats.org/drawingml/2006/wordprocessingDrawing" xmlns:w10="urn:schemas-microsoft-com:office:word" xmlns:w="http://schemas.openxmlformats.org/wordprocessingml/2006/main" xmlns:w14="http://schemas.microsoft.com/office/word/2010/wordml" xmlns:w15="http://schemas.microsoft.com/office/word/2012/wordml" xmlns:wpg="http://schemas.microsoft.com/office/word/2010/wordprocessingGroup" xmlns:wpi="http://schemas.microsoft.com/office/word/2010/wordprocessingInk" xmlns:wne="http://schemas.microsoft.com/office/word/2006/wordml" xmlns:wps="http://schemas.microsoft.com/office/word/2010/wordprocessingShape" xmlns:wpsCustomData="http://www.wps.cn/officeDocument/2013/wpsCustomData" mc:Ignorable="w14 w15 wp14">
+<w:ftr xmlns:wpc="http://schemas.microsoft.com/office/word/2010/wordprocessingCanvas" xmlns:mc="http://schemas.openxmlformats.org/markup-compatibility/2006" xmlns:o="urn:schemas-microsoft-com:office:office" xmlns:r="http://schemas.openxmlformats.org/officeDocument/2006/relationships" xmlns:m="http://schemas.openxmlformats.org/officeDocument/2006/math" xmlns:v="urn:schemas-microsoft-com:vml" xmlns:wp14="http://schemas.microsoft.com/office/word/2010/wordprocessingDrawing" xmlns:wp="http://schemas.openxmlformats.org/drawingml/2006/wordprocessingDrawing" xmlns:w10="urn:schemas-microsoft-com:office:word" xmlns:w="http://schemas.openxmlformats.org/wordprocessingml/2006/main" xmlns:w14="http://schemas.microsoft.com/office/word/2010/wordml" xmlns:w15="http://schemas.microsoft.com/office/word/2012/wordml" xmlns:wne="http://schemas.microsoft.com/office/word/2006/wordml" xmlns:wpg="http://schemas.microsoft.com/office/word/2010/wordprocessingGroup" xmlns:wpi="http://schemas.microsoft.com/office/word/2010/wordprocessingInk" xmlns:wps="http://schemas.microsoft.com/office/word/2010/wordprocessingShape" mc:Ignorable="w14 w15 wp14">
   <w:p/>
 </w:ftr>
 </file>
 
-<file path=word/footnotes.xml><?xml version="1.0" encoding="utf-8"?>
-<w:footnotes xmlns:wpc="http://schemas.microsoft.com/office/word/2010/wordprocessingCanvas" xmlns:mc="http://schemas.openxmlformats.org/markup-compatibility/2006" xmlns:o="urn:schemas-microsoft-com:office:office" xmlns:r="http://schemas.openxmlformats.org/officeDocument/2006/relationships" xmlns:m="http://schemas.openxmlformats.org/officeDocument/2006/math" xmlns:v="urn:schemas-microsoft-com:vml" xmlns:wp14="http://schemas.microsoft.com/office/word/2010/wordprocessingDrawing" xmlns:wp="http://schemas.openxmlformats.org/drawingml/2006/wordprocessingDrawing" xmlns:w="http://schemas.openxmlformats.org/wordprocessingml/2006/main" xmlns:w14="http://schemas.microsoft.com/office/word/2010/wordml" xmlns:w15="http://schemas.microsoft.com/office/word/2012/wordml" xmlns:w10="urn:schemas-microsoft-com:office:word" xmlns:wpg="http://schemas.microsoft.com/office/word/2010/wordprocessingGroup" xmlns:wpi="http://schemas.microsoft.com/office/word/2010/wordprocessingInk" xmlns:wne="http://schemas.microsoft.com/office/word/2006/wordml" xmlns:wps="http://schemas.microsoft.com/office/word/2010/wordprocessingShape" xmlns:wpsCustomData="http://www.wps.cn/officeDocument/2013/wpsCustomData" mc:Ignorable="w14 w15 wp14">
-  <w:footnote w:type="separator" w:id="0">
-    <w:p>
-      <w:pPr>
-        <w:spacing w:line="360" w:lineRule="auto"/>
-      </w:pPr>
-      <w:r>
-        <w:separator/>
-      </w:r>
-    </w:p>
-  </w:footnote>
-  <w:footnote w:type="continuationSeparator" w:id="1">
-    <w:p>
-      <w:pPr>
-        <w:spacing w:line="360" w:lineRule="auto"/>
-      </w:pPr>
-      <w:r>
-        <w:continuationSeparator/>
-      </w:r>
-    </w:p>
-  </w:footnote>
-</w:footnotes>
+<file path=word/header1.xml><?xml version="1.0" encoding="utf-8"?>
+<w:hdr xmlns:wpc="http://schemas.microsoft.com/office/word/2010/wordprocessingCanvas" xmlns:mc="http://schemas.openxmlformats.org/markup-compatibility/2006" xmlns:o="urn:schemas-microsoft-com:office:office" xmlns:r="http://schemas.openxmlformats.org/officeDocument/2006/relationships" xmlns:m="http://schemas.openxmlformats.org/officeDocument/2006/math" xmlns:v="urn:schemas-microsoft-com:vml" xmlns:wp14="http://schemas.microsoft.com/office/word/2010/wordprocessingDrawing" xmlns:wp="http://schemas.openxmlformats.org/drawingml/2006/wordprocessingDrawing" xmlns:w10="urn:schemas-microsoft-com:office:word" xmlns:w="http://schemas.openxmlformats.org/wordprocessingml/2006/main" xmlns:w14="http://schemas.microsoft.com/office/word/2010/wordml" xmlns:w15="http://schemas.microsoft.com/office/word/2012/wordml" xmlns:wne="http://schemas.microsoft.com/office/word/2006/wordml" xmlns:wpg="http://schemas.microsoft.com/office/word/2010/wordprocessingGroup" xmlns:wpi="http://schemas.microsoft.com/office/word/2010/wordprocessingInk" xmlns:wps="http://schemas.microsoft.com/office/word/2010/wordprocessingShape" mc:Ignorable="w14 w15 wp14">
+  <w:p/>
+</w:hdr>
 </file>
 
-<file path=word/header1.xml><?xml version="1.0" encoding="utf-8"?>
-<w:hdr xmlns:wpc="http://schemas.microsoft.com/office/word/2010/wordprocessingCanvas" xmlns:mc="http://schemas.openxmlformats.org/markup-compatibility/2006" xmlns:o="urn:schemas-microsoft-com:office:office" xmlns:r="http://schemas.openxmlformats.org/officeDocument/2006/relationships" xmlns:m="http://schemas.openxmlformats.org/officeDocument/2006/math" xmlns:v="urn:schemas-microsoft-com:vml" xmlns:wp14="http://schemas.microsoft.com/office/word/2010/wordprocessingDrawing" xmlns:wp="http://schemas.openxmlformats.org/drawingml/2006/wordprocessingDrawing" xmlns:w10="urn:schemas-microsoft-com:office:word" xmlns:w="http://schemas.openxmlformats.org/wordprocessingml/2006/main" xmlns:w14="http://schemas.microsoft.com/office/word/2010/wordml" xmlns:w15="http://schemas.microsoft.com/office/word/2012/wordml" xmlns:wpg="http://schemas.microsoft.com/office/word/2010/wordprocessingGroup" xmlns:wpi="http://schemas.microsoft.com/office/word/2010/wordprocessingInk" xmlns:wne="http://schemas.microsoft.com/office/word/2006/wordml" xmlns:wps="http://schemas.microsoft.com/office/word/2010/wordprocessingShape" xmlns:wpsCustomData="http://www.wps.cn/officeDocument/2013/wpsCustomData" mc:Ignorable="w14 w15 wp14">
+<file path=word/header2.xml><?xml version="1.0" encoding="utf-8"?>
+<w:hdr xmlns:wpc="http://schemas.microsoft.com/office/word/2010/wordprocessingCanvas" xmlns:mc="http://schemas.openxmlformats.org/markup-compatibility/2006" xmlns:o="urn:schemas-microsoft-com:office:office" xmlns:r="http://schemas.openxmlformats.org/officeDocument/2006/relationships" xmlns:m="http://schemas.openxmlformats.org/officeDocument/2006/math" xmlns:v="urn:schemas-microsoft-com:vml" xmlns:wp14="http://schemas.microsoft.com/office/word/2010/wordprocessingDrawing" xmlns:wp="http://schemas.openxmlformats.org/drawingml/2006/wordprocessingDrawing" xmlns:w10="urn:schemas-microsoft-com:office:word" xmlns:w="http://schemas.openxmlformats.org/wordprocessingml/2006/main" xmlns:w14="http://schemas.microsoft.com/office/word/2010/wordml" xmlns:w15="http://schemas.microsoft.com/office/word/2012/wordml" xmlns:wne="http://schemas.microsoft.com/office/word/2006/wordml" xmlns:wpg="http://schemas.microsoft.com/office/word/2010/wordprocessingGroup" xmlns:wpi="http://schemas.microsoft.com/office/word/2010/wordprocessingInk" xmlns:wps="http://schemas.microsoft.com/office/word/2010/wordprocessingShape" mc:Ignorable="w14 w15 wp14">
   <w:p>
     <w:pPr>
-      <w:pStyle w:val="15"/>
+      <w:pStyle w:val="Header"/>
       <w:pBdr>
-        <w:bottom w:val="single" w:color="auto" w:sz="4" w:space="1"/>
+        <w:bottom w:val="single" w:sz="4" w:space="1" w:color="auto"/>
       </w:pBdr>
       <w:tabs>
         <w:tab w:val="left" w:pos="335"/>
@@ -9329,27 +9091,27 @@
       </w:tabs>
       <w:jc w:val="right"/>
       <w:rPr>
-        <w:rFonts w:hint="eastAsia" w:eastAsiaTheme="minorEastAsia"/>
+        <w:rFonts w:eastAsiaTheme="minorEastAsia" w:hint="eastAsia"/>
         <w:lang w:eastAsia="zh-CN"/>
       </w:rPr>
     </w:pPr>
     <w:r>
       <w:rPr>
-        <w:rFonts w:hint="eastAsia" w:eastAsiaTheme="minorEastAsia"/>
+        <w:rFonts w:eastAsiaTheme="minorEastAsia" w:hint="eastAsia"/>
         <w:lang w:val="en-US" w:eastAsia="zh-CN"/>
       </w:rPr>
       <w:tab/>
     </w:r>
     <w:r>
       <w:rPr>
-        <w:rFonts w:hint="eastAsia" w:eastAsiaTheme="minorEastAsia"/>
+        <w:rFonts w:eastAsiaTheme="minorEastAsia" w:hint="eastAsia"/>
         <w:lang w:val="en-US" w:eastAsia="zh-CN"/>
       </w:rPr>
       <w:tab/>
     </w:r>
     <w:r>
       <w:rPr>
-        <w:rFonts w:hint="eastAsia" w:eastAsiaTheme="minorEastAsia"/>
+        <w:rFonts w:eastAsiaTheme="minorEastAsia" w:hint="eastAsia"/>
         <w:lang w:val="en-US" w:eastAsia="zh-CN"/>
       </w:rPr>
       <w:t>重庆市鹧鸪哨信息技术有限责任公司</w:t>
@@ -9358,28 +9120,22 @@
 </w:hdr>
 </file>
 
-<file path=word/header2.xml><?xml version="1.0" encoding="utf-8"?>
-<w:hdr xmlns:wpc="http://schemas.microsoft.com/office/word/2010/wordprocessingCanvas" xmlns:mc="http://schemas.openxmlformats.org/markup-compatibility/2006" xmlns:o="urn:schemas-microsoft-com:office:office" xmlns:r="http://schemas.openxmlformats.org/officeDocument/2006/relationships" xmlns:m="http://schemas.openxmlformats.org/officeDocument/2006/math" xmlns:v="urn:schemas-microsoft-com:vml" xmlns:wp14="http://schemas.microsoft.com/office/word/2010/wordprocessingDrawing" xmlns:wp="http://schemas.openxmlformats.org/drawingml/2006/wordprocessingDrawing" xmlns:w10="urn:schemas-microsoft-com:office:word" xmlns:w="http://schemas.openxmlformats.org/wordprocessingml/2006/main" xmlns:w14="http://schemas.microsoft.com/office/word/2010/wordml" xmlns:w15="http://schemas.microsoft.com/office/word/2012/wordml" xmlns:wpg="http://schemas.microsoft.com/office/word/2010/wordprocessingGroup" xmlns:wpi="http://schemas.microsoft.com/office/word/2010/wordprocessingInk" xmlns:wne="http://schemas.microsoft.com/office/word/2006/wordml" xmlns:wps="http://schemas.microsoft.com/office/word/2010/wordprocessingShape" xmlns:wpsCustomData="http://www.wps.cn/officeDocument/2013/wpsCustomData" mc:Ignorable="w14 w15 wp14">
-  <w:p/>
-</w:hdr>
-</file>
-
 <file path=word/header3.xml><?xml version="1.0" encoding="utf-8"?>
-<w:hdr xmlns:wpc="http://schemas.microsoft.com/office/word/2010/wordprocessingCanvas" xmlns:mc="http://schemas.openxmlformats.org/markup-compatibility/2006" xmlns:o="urn:schemas-microsoft-com:office:office" xmlns:r="http://schemas.openxmlformats.org/officeDocument/2006/relationships" xmlns:m="http://schemas.openxmlformats.org/officeDocument/2006/math" xmlns:v="urn:schemas-microsoft-com:vml" xmlns:wp14="http://schemas.microsoft.com/office/word/2010/wordprocessingDrawing" xmlns:wp="http://schemas.openxmlformats.org/drawingml/2006/wordprocessingDrawing" xmlns:w10="urn:schemas-microsoft-com:office:word" xmlns:w="http://schemas.openxmlformats.org/wordprocessingml/2006/main" xmlns:w14="http://schemas.microsoft.com/office/word/2010/wordml" xmlns:w15="http://schemas.microsoft.com/office/word/2012/wordml" xmlns:wpg="http://schemas.microsoft.com/office/word/2010/wordprocessingGroup" xmlns:wpi="http://schemas.microsoft.com/office/word/2010/wordprocessingInk" xmlns:wne="http://schemas.microsoft.com/office/word/2006/wordml" xmlns:wps="http://schemas.microsoft.com/office/word/2010/wordprocessingShape" xmlns:wpsCustomData="http://www.wps.cn/officeDocument/2013/wpsCustomData" mc:Ignorable="w14 w15 wp14">
+<w:hdr xmlns:wpc="http://schemas.microsoft.com/office/word/2010/wordprocessingCanvas" xmlns:mc="http://schemas.openxmlformats.org/markup-compatibility/2006" xmlns:o="urn:schemas-microsoft-com:office:office" xmlns:r="http://schemas.openxmlformats.org/officeDocument/2006/relationships" xmlns:m="http://schemas.openxmlformats.org/officeDocument/2006/math" xmlns:v="urn:schemas-microsoft-com:vml" xmlns:wp14="http://schemas.microsoft.com/office/word/2010/wordprocessingDrawing" xmlns:wp="http://schemas.openxmlformats.org/drawingml/2006/wordprocessingDrawing" xmlns:w10="urn:schemas-microsoft-com:office:word" xmlns:w="http://schemas.openxmlformats.org/wordprocessingml/2006/main" xmlns:w14="http://schemas.microsoft.com/office/word/2010/wordml" xmlns:w15="http://schemas.microsoft.com/office/word/2012/wordml" xmlns:wne="http://schemas.microsoft.com/office/word/2006/wordml" xmlns:wpg="http://schemas.microsoft.com/office/word/2010/wordprocessingGroup" xmlns:wpi="http://schemas.microsoft.com/office/word/2010/wordprocessingInk" xmlns:wps="http://schemas.microsoft.com/office/word/2010/wordprocessingShape" mc:Ignorable="w14 w15 wp14">
   <w:p/>
 </w:hdr>
 </file>
 
 <file path=word/numbering.xml><?xml version="1.0" encoding="utf-8"?>
-<w:numbering xmlns:wpc="http://schemas.microsoft.com/office/word/2010/wordprocessingCanvas" xmlns:mc="http://schemas.openxmlformats.org/markup-compatibility/2006" xmlns:o="urn:schemas-microsoft-com:office:office" xmlns:r="http://schemas.openxmlformats.org/officeDocument/2006/relationships" xmlns:m="http://schemas.openxmlformats.org/officeDocument/2006/math" xmlns:v="urn:schemas-microsoft-com:vml" xmlns:wp14="http://schemas.microsoft.com/office/word/2010/wordprocessingDrawing" xmlns:wp="http://schemas.openxmlformats.org/drawingml/2006/wordprocessingDrawing" xmlns:w10="urn:schemas-microsoft-com:office:word" xmlns:w="http://schemas.openxmlformats.org/wordprocessingml/2006/main" xmlns:w14="http://schemas.microsoft.com/office/word/2010/wordml" xmlns:wpg="http://schemas.microsoft.com/office/word/2010/wordprocessingGroup" xmlns:wpi="http://schemas.microsoft.com/office/word/2010/wordprocessingInk" xmlns:wne="http://schemas.microsoft.com/office/word/2006/wordml" xmlns:wps="http://schemas.microsoft.com/office/word/2010/wordprocessingShape" xmlns:wpsCustomData="http://www.wps.cn/officeDocument/2013/wpsCustomData" mc:Ignorable="w14 wp14">
+<w:numbering xmlns:wpc="http://schemas.microsoft.com/office/word/2010/wordprocessingCanvas" xmlns:mc="http://schemas.openxmlformats.org/markup-compatibility/2006" xmlns:o="urn:schemas-microsoft-com:office:office" xmlns:r="http://schemas.openxmlformats.org/officeDocument/2006/relationships" xmlns:m="http://schemas.openxmlformats.org/officeDocument/2006/math" xmlns:v="urn:schemas-microsoft-com:vml" xmlns:wp14="http://schemas.microsoft.com/office/word/2010/wordprocessingDrawing" xmlns:wp="http://schemas.openxmlformats.org/drawingml/2006/wordprocessingDrawing" xmlns:w10="urn:schemas-microsoft-com:office:word" xmlns:w="http://schemas.openxmlformats.org/wordprocessingml/2006/main" xmlns:w14="http://schemas.microsoft.com/office/word/2010/wordml" xmlns:w15="http://schemas.microsoft.com/office/word/2012/wordml" xmlns:wne="http://schemas.microsoft.com/office/word/2006/wordml" xmlns:wpg="http://schemas.microsoft.com/office/word/2010/wordprocessingGroup" xmlns:wpi="http://schemas.microsoft.com/office/word/2010/wordprocessingInk" xmlns:wps="http://schemas.microsoft.com/office/word/2010/wordprocessingShape" mc:Ignorable="w14 w15 wp14">
   <w:abstractNum w:abstractNumId="0">
     <w:nsid w:val="8E964DCE"/>
     <w:multiLevelType w:val="multilevel"/>
     <w:tmpl w:val="8E964DCE"/>
-    <w:lvl w:ilvl="0" w:tentative="0">
+    <w:lvl w:ilvl="0">
       <w:start w:val="1"/>
       <w:numFmt w:val="decimal"/>
-      <w:pStyle w:val="2"/>
+      <w:pStyle w:val="Heading1"/>
       <w:lvlText w:val="%1."/>
       <w:lvlJc w:val="left"/>
       <w:pPr>
@@ -9389,10 +9145,10 @@
         <w:rFonts w:hint="default"/>
       </w:rPr>
     </w:lvl>
-    <w:lvl w:ilvl="1" w:tentative="0">
+    <w:lvl w:ilvl="1">
       <w:start w:val="1"/>
       <w:numFmt w:val="decimal"/>
-      <w:pStyle w:val="3"/>
+      <w:pStyle w:val="Heading2"/>
       <w:lvlText w:val="%1.%2."/>
       <w:lvlJc w:val="left"/>
       <w:pPr>
@@ -9402,10 +9158,10 @@
         <w:rFonts w:hint="default"/>
       </w:rPr>
     </w:lvl>
-    <w:lvl w:ilvl="2" w:tentative="0">
+    <w:lvl w:ilvl="2">
       <w:start w:val="1"/>
       <w:numFmt w:val="decimal"/>
-      <w:pStyle w:val="4"/>
+      <w:pStyle w:val="Heading3"/>
       <w:lvlText w:val="%1.%2.%3."/>
       <w:lvlJc w:val="left"/>
       <w:pPr>
@@ -9415,10 +9171,10 @@
         <w:rFonts w:hint="default"/>
       </w:rPr>
     </w:lvl>
-    <w:lvl w:ilvl="3" w:tentative="0">
+    <w:lvl w:ilvl="3">
       <w:start w:val="1"/>
       <w:numFmt w:val="decimal"/>
-      <w:pStyle w:val="5"/>
+      <w:pStyle w:val="Heading4"/>
       <w:lvlText w:val="%1.%2.%3.%4."/>
       <w:lvlJc w:val="left"/>
       <w:pPr>
@@ -9428,10 +9184,10 @@
         <w:rFonts w:hint="default"/>
       </w:rPr>
     </w:lvl>
-    <w:lvl w:ilvl="4" w:tentative="0">
+    <w:lvl w:ilvl="4">
       <w:start w:val="1"/>
       <w:numFmt w:val="decimal"/>
-      <w:pStyle w:val="6"/>
+      <w:pStyle w:val="Heading5"/>
       <w:lvlText w:val="%1.%2.%3.%4.%5."/>
       <w:lvlJc w:val="left"/>
       <w:pPr>
@@ -9441,10 +9197,10 @@
         <w:rFonts w:hint="default"/>
       </w:rPr>
     </w:lvl>
-    <w:lvl w:ilvl="5" w:tentative="0">
+    <w:lvl w:ilvl="5">
       <w:start w:val="1"/>
       <w:numFmt w:val="decimal"/>
-      <w:pStyle w:val="7"/>
+      <w:pStyle w:val="Heading6"/>
       <w:lvlText w:val="%1.%2.%3.%4.%5.%6."/>
       <w:lvlJc w:val="left"/>
       <w:pPr>
@@ -9454,10 +9210,10 @@
         <w:rFonts w:hint="default"/>
       </w:rPr>
     </w:lvl>
-    <w:lvl w:ilvl="6" w:tentative="0">
+    <w:lvl w:ilvl="6">
       <w:start w:val="1"/>
       <w:numFmt w:val="decimal"/>
-      <w:pStyle w:val="8"/>
+      <w:pStyle w:val="Heading7"/>
       <w:lvlText w:val="%1.%2.%3.%4.%5.%6.%7."/>
       <w:lvlJc w:val="left"/>
       <w:pPr>
@@ -9467,10 +9223,10 @@
         <w:rFonts w:hint="default"/>
       </w:rPr>
     </w:lvl>
-    <w:lvl w:ilvl="7" w:tentative="0">
+    <w:lvl w:ilvl="7">
       <w:start w:val="1"/>
       <w:numFmt w:val="decimal"/>
-      <w:pStyle w:val="9"/>
+      <w:pStyle w:val="Heading8"/>
       <w:lvlText w:val="%1.%2.%3.%4.%5.%6.%7.%8."/>
       <w:lvlJc w:val="left"/>
       <w:pPr>
@@ -9480,10 +9236,10 @@
         <w:rFonts w:hint="default"/>
       </w:rPr>
     </w:lvl>
-    <w:lvl w:ilvl="8" w:tentative="0">
+    <w:lvl w:ilvl="8">
       <w:start w:val="1"/>
       <w:numFmt w:val="decimal"/>
-      <w:pStyle w:val="10"/>
+      <w:pStyle w:val="Heading9"/>
       <w:lvlText w:val="%1.%2.%3.%4.%5.%6.%7.%8.%9."/>
       <w:lvlJc w:val="left"/>
       <w:pPr>
@@ -9498,7 +9254,7 @@
     <w:nsid w:val="D8582A56"/>
     <w:multiLevelType w:val="singleLevel"/>
     <w:tmpl w:val="D8582A56"/>
-    <w:lvl w:ilvl="0" w:tentative="0">
+    <w:lvl w:ilvl="0">
       <w:start w:val="1"/>
       <w:numFmt w:val="decimal"/>
       <w:lvlText w:val="%1."/>
@@ -9515,7 +9271,7 @@
     <w:nsid w:val="6164FA3C"/>
     <w:multiLevelType w:val="singleLevel"/>
     <w:tmpl w:val="6164FA3C"/>
-    <w:lvl w:ilvl="0" w:tentative="0">
+    <w:lvl w:ilvl="0">
       <w:start w:val="1"/>
       <w:numFmt w:val="decimal"/>
       <w:lvlText w:val="%1."/>
@@ -9532,7 +9288,7 @@
     <w:nsid w:val="6EE5BAD7"/>
     <w:multiLevelType w:val="singleLevel"/>
     <w:tmpl w:val="6EE5BAD7"/>
-    <w:lvl w:ilvl="0" w:tentative="0">
+    <w:lvl w:ilvl="0">
       <w:start w:val="1"/>
       <w:numFmt w:val="decimal"/>
       <w:lvlText w:val="%1."/>
@@ -9561,269 +9317,267 @@
 </file>
 
 <file path=word/styles.xml><?xml version="1.0" encoding="utf-8"?>
-<w:styles xmlns:mc="http://schemas.openxmlformats.org/markup-compatibility/2006" xmlns:o="urn:schemas-microsoft-com:office:office" xmlns:r="http://schemas.openxmlformats.org/officeDocument/2006/relationships" xmlns:m="http://schemas.openxmlformats.org/officeDocument/2006/math" xmlns:v="urn:schemas-microsoft-com:vml" xmlns:w="http://schemas.openxmlformats.org/wordprocessingml/2006/main" xmlns:w14="http://schemas.microsoft.com/office/word/2010/wordml" xmlns:w10="urn:schemas-microsoft-com:office:word" xmlns:sl="http://schemas.openxmlformats.org/schemaLibrary/2006/main" xmlns:wpsCustomData="http://www.wps.cn/officeDocument/2013/wpsCustomData" mc:Ignorable="w14">
+<w:styles xmlns:mc="http://schemas.openxmlformats.org/markup-compatibility/2006" xmlns:r="http://schemas.openxmlformats.org/officeDocument/2006/relationships" xmlns:w="http://schemas.openxmlformats.org/wordprocessingml/2006/main" xmlns:w14="http://schemas.microsoft.com/office/word/2010/wordml" xmlns:w15="http://schemas.microsoft.com/office/word/2012/wordml" mc:Ignorable="w14 w15">
   <w:docDefaults>
     <w:rPrDefault>
       <w:rPr>
-        <w:rFonts w:ascii="Times New Roman" w:hAnsi="Times New Roman" w:eastAsia="宋体" w:cs="Times New Roman"/>
+        <w:rFonts w:ascii="Times New Roman" w:eastAsia="宋体" w:hAnsi="Times New Roman" w:cs="Times New Roman"/>
       </w:rPr>
     </w:rPrDefault>
     <w:pPrDefault/>
   </w:docDefaults>
-  <w:latentStyles w:count="260" w:defQFormat="0" w:defUnhideWhenUsed="1" w:defSemiHidden="1" w:defUIPriority="99" w:defLockedState="0">
-    <w:lsdException w:qFormat="1" w:unhideWhenUsed="0" w:uiPriority="0" w:semiHidden="0" w:name="Normal"/>
-    <w:lsdException w:qFormat="1" w:unhideWhenUsed="0" w:uiPriority="0" w:semiHidden="0" w:name="heading 1"/>
-    <w:lsdException w:qFormat="1" w:uiPriority="0" w:semiHidden="0" w:name="heading 2"/>
-    <w:lsdException w:qFormat="1" w:uiPriority="0" w:name="heading 3"/>
-    <w:lsdException w:qFormat="1" w:uiPriority="0" w:semiHidden="0" w:name="heading 4"/>
-    <w:lsdException w:qFormat="1" w:uiPriority="0" w:name="heading 5"/>
-    <w:lsdException w:qFormat="1" w:uiPriority="0" w:name="heading 6"/>
-    <w:lsdException w:qFormat="1" w:uiPriority="0" w:name="heading 7"/>
-    <w:lsdException w:qFormat="1" w:uiPriority="0" w:name="heading 8"/>
-    <w:lsdException w:qFormat="1" w:uiPriority="0" w:name="heading 9"/>
-    <w:lsdException w:unhideWhenUsed="0" w:uiPriority="0" w:semiHidden="0" w:name="index 1"/>
-    <w:lsdException w:unhideWhenUsed="0" w:uiPriority="0" w:semiHidden="0" w:name="index 2"/>
-    <w:lsdException w:unhideWhenUsed="0" w:uiPriority="0" w:semiHidden="0" w:name="index 3"/>
-    <w:lsdException w:unhideWhenUsed="0" w:uiPriority="0" w:semiHidden="0" w:name="index 4"/>
-    <w:lsdException w:unhideWhenUsed="0" w:uiPriority="0" w:semiHidden="0" w:name="index 5"/>
-    <w:lsdException w:unhideWhenUsed="0" w:uiPriority="0" w:semiHidden="0" w:name="index 6"/>
-    <w:lsdException w:unhideWhenUsed="0" w:uiPriority="0" w:semiHidden="0" w:name="index 7"/>
-    <w:lsdException w:unhideWhenUsed="0" w:uiPriority="0" w:semiHidden="0" w:name="index 8"/>
-    <w:lsdException w:unhideWhenUsed="0" w:uiPriority="0" w:semiHidden="0" w:name="index 9"/>
-    <w:lsdException w:qFormat="1" w:unhideWhenUsed="0" w:uiPriority="0" w:semiHidden="0" w:name="toc 1"/>
-    <w:lsdException w:qFormat="1" w:unhideWhenUsed="0" w:uiPriority="0" w:semiHidden="0" w:name="toc 2"/>
-    <w:lsdException w:qFormat="1" w:unhideWhenUsed="0" w:uiPriority="0" w:semiHidden="0" w:name="toc 3"/>
-    <w:lsdException w:unhideWhenUsed="0" w:uiPriority="0" w:semiHidden="0" w:name="toc 4"/>
-    <w:lsdException w:unhideWhenUsed="0" w:uiPriority="0" w:semiHidden="0" w:name="toc 5"/>
-    <w:lsdException w:unhideWhenUsed="0" w:uiPriority="0" w:semiHidden="0" w:name="toc 6"/>
-    <w:lsdException w:unhideWhenUsed="0" w:uiPriority="0" w:semiHidden="0" w:name="toc 7"/>
-    <w:lsdException w:unhideWhenUsed="0" w:uiPriority="0" w:semiHidden="0" w:name="toc 8"/>
-    <w:lsdException w:unhideWhenUsed="0" w:uiPriority="0" w:semiHidden="0" w:name="toc 9"/>
-    <w:lsdException w:unhideWhenUsed="0" w:uiPriority="0" w:semiHidden="0" w:name="Normal Indent"/>
-    <w:lsdException w:unhideWhenUsed="0" w:uiPriority="0" w:semiHidden="0" w:name="footnote text"/>
-    <w:lsdException w:qFormat="1" w:unhideWhenUsed="0" w:uiPriority="0" w:semiHidden="0" w:name="annotation text"/>
-    <w:lsdException w:qFormat="1" w:unhideWhenUsed="0" w:uiPriority="0" w:semiHidden="0" w:name="header"/>
-    <w:lsdException w:qFormat="1" w:unhideWhenUsed="0" w:uiPriority="0" w:semiHidden="0" w:name="footer"/>
-    <w:lsdException w:unhideWhenUsed="0" w:uiPriority="0" w:semiHidden="0" w:name="index heading"/>
-    <w:lsdException w:qFormat="1" w:uiPriority="0" w:name="caption"/>
-    <w:lsdException w:unhideWhenUsed="0" w:uiPriority="0" w:semiHidden="0" w:name="table of figures"/>
-    <w:lsdException w:unhideWhenUsed="0" w:uiPriority="0" w:semiHidden="0" w:name="envelope address"/>
-    <w:lsdException w:unhideWhenUsed="0" w:uiPriority="0" w:semiHidden="0" w:name="envelope return"/>
-    <w:lsdException w:unhideWhenUsed="0" w:uiPriority="0" w:semiHidden="0" w:name="footnote reference"/>
-    <w:lsdException w:unhideWhenUsed="0" w:uiPriority="0" w:semiHidden="0" w:name="annotation reference"/>
-    <w:lsdException w:unhideWhenUsed="0" w:uiPriority="0" w:semiHidden="0" w:name="line number"/>
-    <w:lsdException w:unhideWhenUsed="0" w:uiPriority="0" w:semiHidden="0" w:name="page number"/>
-    <w:lsdException w:unhideWhenUsed="0" w:uiPriority="0" w:semiHidden="0" w:name="endnote reference"/>
-    <w:lsdException w:unhideWhenUsed="0" w:uiPriority="0" w:semiHidden="0" w:name="endnote text"/>
-    <w:lsdException w:unhideWhenUsed="0" w:uiPriority="0" w:semiHidden="0" w:name="table of authorities"/>
-    <w:lsdException w:unhideWhenUsed="0" w:uiPriority="0" w:semiHidden="0" w:name="macro"/>
-    <w:lsdException w:unhideWhenUsed="0" w:uiPriority="0" w:semiHidden="0" w:name="toa heading"/>
-    <w:lsdException w:unhideWhenUsed="0" w:uiPriority="0" w:semiHidden="0" w:name="List"/>
-    <w:lsdException w:unhideWhenUsed="0" w:uiPriority="0" w:semiHidden="0" w:name="List Bullet"/>
-    <w:lsdException w:unhideWhenUsed="0" w:uiPriority="0" w:semiHidden="0" w:name="List Number"/>
-    <w:lsdException w:unhideWhenUsed="0" w:uiPriority="0" w:semiHidden="0" w:name="List 2"/>
-    <w:lsdException w:unhideWhenUsed="0" w:uiPriority="0" w:semiHidden="0" w:name="List 3"/>
-    <w:lsdException w:unhideWhenUsed="0" w:uiPriority="0" w:semiHidden="0" w:name="List 4"/>
-    <w:lsdException w:unhideWhenUsed="0" w:uiPriority="0" w:semiHidden="0" w:name="List 5"/>
-    <w:lsdException w:unhideWhenUsed="0" w:uiPriority="0" w:semiHidden="0" w:name="List Bullet 2"/>
-    <w:lsdException w:unhideWhenUsed="0" w:uiPriority="0" w:semiHidden="0" w:name="List Bullet 3"/>
-    <w:lsdException w:unhideWhenUsed="0" w:uiPriority="0" w:semiHidden="0" w:name="List Bullet 4"/>
-    <w:lsdException w:unhideWhenUsed="0" w:uiPriority="0" w:semiHidden="0" w:name="List Bullet 5"/>
-    <w:lsdException w:unhideWhenUsed="0" w:uiPriority="0" w:semiHidden="0" w:name="List Number 2"/>
-    <w:lsdException w:unhideWhenUsed="0" w:uiPriority="0" w:semiHidden="0" w:name="List Number 3"/>
-    <w:lsdException w:unhideWhenUsed="0" w:uiPriority="0" w:semiHidden="0" w:name="List Number 4"/>
-    <w:lsdException w:unhideWhenUsed="0" w:uiPriority="0" w:semiHidden="0" w:name="List Number 5"/>
-    <w:lsdException w:qFormat="1" w:unhideWhenUsed="0" w:uiPriority="0" w:semiHidden="0" w:name="Title"/>
-    <w:lsdException w:unhideWhenUsed="0" w:uiPriority="0" w:semiHidden="0" w:name="Closing"/>
-    <w:lsdException w:unhideWhenUsed="0" w:uiPriority="0" w:semiHidden="0" w:name="Signature"/>
-    <w:lsdException w:qFormat="1" w:unhideWhenUsed="0" w:uiPriority="0" w:name="Default Paragraph Font"/>
-    <w:lsdException w:qFormat="1" w:unhideWhenUsed="0" w:uiPriority="0" w:name="Body Text"/>
-    <w:lsdException w:unhideWhenUsed="0" w:uiPriority="0" w:semiHidden="0" w:name="Body Text Indent"/>
-    <w:lsdException w:unhideWhenUsed="0" w:uiPriority="0" w:semiHidden="0" w:name="List Continue"/>
-    <w:lsdException w:unhideWhenUsed="0" w:uiPriority="0" w:semiHidden="0" w:name="List Continue 2"/>
-    <w:lsdException w:unhideWhenUsed="0" w:uiPriority="0" w:semiHidden="0" w:name="List Continue 3"/>
-    <w:lsdException w:unhideWhenUsed="0" w:uiPriority="0" w:semiHidden="0" w:name="List Continue 4"/>
-    <w:lsdException w:unhideWhenUsed="0" w:uiPriority="0" w:semiHidden="0" w:name="List Continue 5"/>
-    <w:lsdException w:unhideWhenUsed="0" w:uiPriority="0" w:semiHidden="0" w:name="Message Header"/>
-    <w:lsdException w:qFormat="1" w:unhideWhenUsed="0" w:uiPriority="0" w:semiHidden="0" w:name="Subtitle"/>
-    <w:lsdException w:unhideWhenUsed="0" w:uiPriority="0" w:semiHidden="0" w:name="Salutation"/>
-    <w:lsdException w:unhideWhenUsed="0" w:uiPriority="0" w:semiHidden="0" w:name="Date"/>
-    <w:lsdException w:unhideWhenUsed="0" w:uiPriority="0" w:semiHidden="0" w:name="Body Text First Indent"/>
-    <w:lsdException w:unhideWhenUsed="0" w:uiPriority="0" w:semiHidden="0" w:name="Body Text First Indent 2"/>
-    <w:lsdException w:uiPriority="99" w:name="Note Heading"/>
-    <w:lsdException w:unhideWhenUsed="0" w:uiPriority="0" w:semiHidden="0" w:name="Body Text 2"/>
-    <w:lsdException w:unhideWhenUsed="0" w:uiPriority="0" w:semiHidden="0" w:name="Body Text 3"/>
-    <w:lsdException w:unhideWhenUsed="0" w:uiPriority="0" w:semiHidden="0" w:name="Body Text Indent 2"/>
-    <w:lsdException w:unhideWhenUsed="0" w:uiPriority="0" w:semiHidden="0" w:name="Body Text Indent 3"/>
-    <w:lsdException w:unhideWhenUsed="0" w:uiPriority="0" w:semiHidden="0" w:name="Block Text"/>
-    <w:lsdException w:unhideWhenUsed="0" w:uiPriority="0" w:semiHidden="0" w:name="Hyperlink"/>
-    <w:lsdException w:unhideWhenUsed="0" w:uiPriority="0" w:semiHidden="0" w:name="FollowedHyperlink"/>
-    <w:lsdException w:qFormat="1" w:unhideWhenUsed="0" w:uiPriority="0" w:semiHidden="0" w:name="Strong"/>
-    <w:lsdException w:qFormat="1" w:unhideWhenUsed="0" w:uiPriority="0" w:semiHidden="0" w:name="Emphasis"/>
-    <w:lsdException w:unhideWhenUsed="0" w:uiPriority="0" w:semiHidden="0" w:name="Document Map"/>
-    <w:lsdException w:unhideWhenUsed="0" w:uiPriority="0" w:semiHidden="0" w:name="Plain Text"/>
-    <w:lsdException w:unhideWhenUsed="0" w:uiPriority="0" w:semiHidden="0" w:name="E-mail Signature"/>
-    <w:lsdException w:qFormat="1" w:unhideWhenUsed="0" w:uiPriority="0" w:semiHidden="0" w:name="Normal (Web)"/>
-    <w:lsdException w:unhideWhenUsed="0" w:uiPriority="0" w:semiHidden="0" w:name="HTML Acronym"/>
-    <w:lsdException w:unhideWhenUsed="0" w:uiPriority="0" w:semiHidden="0" w:name="HTML Address"/>
-    <w:lsdException w:unhideWhenUsed="0" w:uiPriority="0" w:semiHidden="0" w:name="HTML Cite"/>
-    <w:lsdException w:unhideWhenUsed="0" w:uiPriority="0" w:semiHidden="0" w:name="HTML Code"/>
-    <w:lsdException w:unhideWhenUsed="0" w:uiPriority="0" w:semiHidden="0" w:name="HTML Definition"/>
-    <w:lsdException w:unhideWhenUsed="0" w:uiPriority="0" w:semiHidden="0" w:name="HTML Keyboard"/>
-    <w:lsdException w:unhideWhenUsed="0" w:uiPriority="0" w:semiHidden="0" w:name="HTML Preformatted"/>
-    <w:lsdException w:unhideWhenUsed="0" w:uiPriority="0" w:semiHidden="0" w:name="HTML Sample"/>
-    <w:lsdException w:unhideWhenUsed="0" w:uiPriority="0" w:semiHidden="0" w:name="HTML Typewriter"/>
-    <w:lsdException w:unhideWhenUsed="0" w:uiPriority="0" w:semiHidden="0" w:name="HTML Variable"/>
-    <w:lsdException w:qFormat="1" w:unhideWhenUsed="0" w:uiPriority="0" w:name="Normal Table"/>
-    <w:lsdException w:unhideWhenUsed="0" w:uiPriority="0" w:semiHidden="0" w:name="annotation subject"/>
-    <w:lsdException w:unhideWhenUsed="0" w:uiPriority="0" w:semiHidden="0" w:name="Table Simple 1"/>
-    <w:lsdException w:unhideWhenUsed="0" w:uiPriority="0" w:semiHidden="0" w:name="Table Simple 2"/>
-    <w:lsdException w:unhideWhenUsed="0" w:uiPriority="0" w:semiHidden="0" w:name="Table Simple 3"/>
-    <w:lsdException w:unhideWhenUsed="0" w:uiPriority="0" w:semiHidden="0" w:name="Table Classic 1"/>
-    <w:lsdException w:unhideWhenUsed="0" w:uiPriority="0" w:semiHidden="0" w:name="Table Classic 2"/>
-    <w:lsdException w:unhideWhenUsed="0" w:uiPriority="0" w:semiHidden="0" w:name="Table Classic 3"/>
-    <w:lsdException w:unhideWhenUsed="0" w:uiPriority="0" w:semiHidden="0" w:name="Table Classic 4"/>
-    <w:lsdException w:unhideWhenUsed="0" w:uiPriority="0" w:semiHidden="0" w:name="Table Colorful 1"/>
-    <w:lsdException w:unhideWhenUsed="0" w:uiPriority="0" w:semiHidden="0" w:name="Table Colorful 2"/>
-    <w:lsdException w:unhideWhenUsed="0" w:uiPriority="0" w:semiHidden="0" w:name="Table Colorful 3"/>
-    <w:lsdException w:unhideWhenUsed="0" w:uiPriority="0" w:semiHidden="0" w:name="Table Columns 1"/>
-    <w:lsdException w:unhideWhenUsed="0" w:uiPriority="0" w:semiHidden="0" w:name="Table Columns 2"/>
-    <w:lsdException w:unhideWhenUsed="0" w:uiPriority="0" w:semiHidden="0" w:name="Table Columns 3"/>
-    <w:lsdException w:unhideWhenUsed="0" w:uiPriority="0" w:semiHidden="0" w:name="Table Columns 4"/>
-    <w:lsdException w:unhideWhenUsed="0" w:uiPriority="0" w:semiHidden="0" w:name="Table Columns 5"/>
-    <w:lsdException w:unhideWhenUsed="0" w:uiPriority="0" w:semiHidden="0" w:name="Table Grid 1"/>
-    <w:lsdException w:unhideWhenUsed="0" w:uiPriority="0" w:semiHidden="0" w:name="Table Grid 2"/>
-    <w:lsdException w:unhideWhenUsed="0" w:uiPriority="0" w:semiHidden="0" w:name="Table Grid 3"/>
-    <w:lsdException w:unhideWhenUsed="0" w:uiPriority="0" w:semiHidden="0" w:name="Table Grid 4"/>
-    <w:lsdException w:unhideWhenUsed="0" w:uiPriority="0" w:semiHidden="0" w:name="Table Grid 5"/>
-    <w:lsdException w:unhideWhenUsed="0" w:uiPriority="0" w:semiHidden="0" w:name="Table Grid 6"/>
-    <w:lsdException w:unhideWhenUsed="0" w:uiPriority="0" w:semiHidden="0" w:name="Table Grid 7"/>
-    <w:lsdException w:unhideWhenUsed="0" w:uiPriority="0" w:semiHidden="0" w:name="Table Grid 8"/>
-    <w:lsdException w:unhideWhenUsed="0" w:uiPriority="0" w:semiHidden="0" w:name="Table List 1"/>
-    <w:lsdException w:unhideWhenUsed="0" w:uiPriority="0" w:semiHidden="0" w:name="Table List 2"/>
-    <w:lsdException w:unhideWhenUsed="0" w:uiPriority="0" w:semiHidden="0" w:name="Table List 3"/>
-    <w:lsdException w:unhideWhenUsed="0" w:uiPriority="0" w:semiHidden="0" w:name="Table List 4"/>
-    <w:lsdException w:unhideWhenUsed="0" w:uiPriority="0" w:semiHidden="0" w:name="Table List 5"/>
-    <w:lsdException w:unhideWhenUsed="0" w:uiPriority="0" w:semiHidden="0" w:name="Table List 6"/>
-    <w:lsdException w:unhideWhenUsed="0" w:uiPriority="0" w:semiHidden="0" w:name="Table List 7"/>
-    <w:lsdException w:unhideWhenUsed="0" w:uiPriority="0" w:semiHidden="0" w:name="Table List 8"/>
-    <w:lsdException w:unhideWhenUsed="0" w:uiPriority="0" w:semiHidden="0" w:name="Table 3D effects 1"/>
-    <w:lsdException w:unhideWhenUsed="0" w:uiPriority="0" w:semiHidden="0" w:name="Table 3D effects 2"/>
-    <w:lsdException w:unhideWhenUsed="0" w:uiPriority="0" w:semiHidden="0" w:name="Table 3D effects 3"/>
-    <w:lsdException w:unhideWhenUsed="0" w:uiPriority="0" w:semiHidden="0" w:name="Table Contemporary"/>
-    <w:lsdException w:unhideWhenUsed="0" w:uiPriority="0" w:semiHidden="0" w:name="Table Elegant"/>
-    <w:lsdException w:unhideWhenUsed="0" w:uiPriority="0" w:semiHidden="0" w:name="Table Professional"/>
-    <w:lsdException w:unhideWhenUsed="0" w:uiPriority="0" w:semiHidden="0" w:name="Table Subtle 1"/>
-    <w:lsdException w:unhideWhenUsed="0" w:uiPriority="0" w:semiHidden="0" w:name="Table Subtle 2"/>
-    <w:lsdException w:unhideWhenUsed="0" w:uiPriority="0" w:semiHidden="0" w:name="Table Web 1"/>
-    <w:lsdException w:unhideWhenUsed="0" w:uiPriority="0" w:semiHidden="0" w:name="Table Web 2"/>
-    <w:lsdException w:unhideWhenUsed="0" w:uiPriority="0" w:semiHidden="0" w:name="Table Web 3"/>
-    <w:lsdException w:unhideWhenUsed="0" w:uiPriority="0" w:semiHidden="0" w:name="Balloon Text"/>
-    <w:lsdException w:qFormat="1" w:unhideWhenUsed="0" w:uiPriority="0" w:semiHidden="0" w:name="Table Grid"/>
-    <w:lsdException w:unhideWhenUsed="0" w:uiPriority="0" w:semiHidden="0" w:name="Table Theme"/>
-    <w:lsdException w:unhideWhenUsed="0" w:uiPriority="60" w:semiHidden="0" w:name="Light Shading"/>
-    <w:lsdException w:unhideWhenUsed="0" w:uiPriority="61" w:semiHidden="0" w:name="Light List"/>
-    <w:lsdException w:unhideWhenUsed="0" w:uiPriority="62" w:semiHidden="0" w:name="Light Grid"/>
-    <w:lsdException w:unhideWhenUsed="0" w:uiPriority="63" w:semiHidden="0" w:name="Medium Shading 1"/>
-    <w:lsdException w:unhideWhenUsed="0" w:uiPriority="64" w:semiHidden="0" w:name="Medium Shading 2"/>
-    <w:lsdException w:unhideWhenUsed="0" w:uiPriority="65" w:semiHidden="0" w:name="Medium List 1"/>
-    <w:lsdException w:unhideWhenUsed="0" w:uiPriority="66" w:semiHidden="0" w:name="Medium List 2"/>
-    <w:lsdException w:unhideWhenUsed="0" w:uiPriority="67" w:semiHidden="0" w:name="Medium Grid 1"/>
-    <w:lsdException w:unhideWhenUsed="0" w:uiPriority="68" w:semiHidden="0" w:name="Medium Grid 2"/>
-    <w:lsdException w:unhideWhenUsed="0" w:uiPriority="69" w:semiHidden="0" w:name="Medium Grid 3"/>
-    <w:lsdException w:unhideWhenUsed="0" w:uiPriority="70" w:semiHidden="0" w:name="Dark List"/>
-    <w:lsdException w:unhideWhenUsed="0" w:uiPriority="71" w:semiHidden="0" w:name="Colorful Shading"/>
-    <w:lsdException w:unhideWhenUsed="0" w:uiPriority="72" w:semiHidden="0" w:name="Colorful List"/>
-    <w:lsdException w:unhideWhenUsed="0" w:uiPriority="73" w:semiHidden="0" w:name="Colorful Grid"/>
-    <w:lsdException w:unhideWhenUsed="0" w:uiPriority="60" w:semiHidden="0" w:name="Light Shading Accent 1"/>
-    <w:lsdException w:unhideWhenUsed="0" w:uiPriority="61" w:semiHidden="0" w:name="Light List Accent 1"/>
-    <w:lsdException w:unhideWhenUsed="0" w:uiPriority="62" w:semiHidden="0" w:name="Light Grid Accent 1"/>
-    <w:lsdException w:unhideWhenUsed="0" w:uiPriority="63" w:semiHidden="0" w:name="Medium Shading 1 Accent 1"/>
-    <w:lsdException w:unhideWhenUsed="0" w:uiPriority="64" w:semiHidden="0" w:name="Medium Shading 2 Accent 1"/>
-    <w:lsdException w:unhideWhenUsed="0" w:uiPriority="65" w:semiHidden="0" w:name="Medium List 1 Accent 1"/>
-    <w:lsdException w:unhideWhenUsed="0" w:uiPriority="66" w:semiHidden="0" w:name="Medium List 2 Accent 1"/>
-    <w:lsdException w:unhideWhenUsed="0" w:uiPriority="67" w:semiHidden="0" w:name="Medium Grid 1 Accent 1"/>
-    <w:lsdException w:unhideWhenUsed="0" w:uiPriority="68" w:semiHidden="0" w:name="Medium Grid 2 Accent 1"/>
-    <w:lsdException w:unhideWhenUsed="0" w:uiPriority="69" w:semiHidden="0" w:name="Medium Grid 3 Accent 1"/>
-    <w:lsdException w:unhideWhenUsed="0" w:uiPriority="70" w:semiHidden="0" w:name="Dark List Accent 1"/>
-    <w:lsdException w:unhideWhenUsed="0" w:uiPriority="71" w:semiHidden="0" w:name="Colorful Shading Accent 1"/>
-    <w:lsdException w:unhideWhenUsed="0" w:uiPriority="72" w:semiHidden="0" w:name="Colorful List Accent 1"/>
-    <w:lsdException w:unhideWhenUsed="0" w:uiPriority="73" w:semiHidden="0" w:name="Colorful Grid Accent 1"/>
-    <w:lsdException w:unhideWhenUsed="0" w:uiPriority="60" w:semiHidden="0" w:name="Light Shading Accent 2"/>
-    <w:lsdException w:unhideWhenUsed="0" w:uiPriority="61" w:semiHidden="0" w:name="Light List Accent 2"/>
-    <w:lsdException w:unhideWhenUsed="0" w:uiPriority="62" w:semiHidden="0" w:name="Light Grid Accent 2"/>
-    <w:lsdException w:unhideWhenUsed="0" w:uiPriority="63" w:semiHidden="0" w:name="Medium Shading 1 Accent 2"/>
-    <w:lsdException w:unhideWhenUsed="0" w:uiPriority="64" w:semiHidden="0" w:name="Medium Shading 2 Accent 2"/>
-    <w:lsdException w:unhideWhenUsed="0" w:uiPriority="65" w:semiHidden="0" w:name="Medium List 1 Accent 2"/>
-    <w:lsdException w:unhideWhenUsed="0" w:uiPriority="66" w:semiHidden="0" w:name="Medium List 2 Accent 2"/>
-    <w:lsdException w:unhideWhenUsed="0" w:uiPriority="67" w:semiHidden="0" w:name="Medium Grid 1 Accent 2"/>
-    <w:lsdException w:unhideWhenUsed="0" w:uiPriority="68" w:semiHidden="0" w:name="Medium Grid 2 Accent 2"/>
-    <w:lsdException w:unhideWhenUsed="0" w:uiPriority="69" w:semiHidden="0" w:name="Medium Grid 3 Accent 2"/>
-    <w:lsdException w:unhideWhenUsed="0" w:uiPriority="70" w:semiHidden="0" w:name="Dark List Accent 2"/>
-    <w:lsdException w:unhideWhenUsed="0" w:uiPriority="71" w:semiHidden="0" w:name="Colorful Shading Accent 2"/>
-    <w:lsdException w:unhideWhenUsed="0" w:uiPriority="72" w:semiHidden="0" w:name="Colorful List Accent 2"/>
-    <w:lsdException w:unhideWhenUsed="0" w:uiPriority="73" w:semiHidden="0" w:name="Colorful Grid Accent 2"/>
-    <w:lsdException w:unhideWhenUsed="0" w:uiPriority="60" w:semiHidden="0" w:name="Light Shading Accent 3"/>
-    <w:lsdException w:unhideWhenUsed="0" w:uiPriority="61" w:semiHidden="0" w:name="Light List Accent 3"/>
-    <w:lsdException w:unhideWhenUsed="0" w:uiPriority="62" w:semiHidden="0" w:name="Light Grid Accent 3"/>
-    <w:lsdException w:unhideWhenUsed="0" w:uiPriority="63" w:semiHidden="0" w:name="Medium Shading 1 Accent 3"/>
-    <w:lsdException w:unhideWhenUsed="0" w:uiPriority="64" w:semiHidden="0" w:name="Medium Shading 2 Accent 3"/>
-    <w:lsdException w:unhideWhenUsed="0" w:uiPriority="65" w:semiHidden="0" w:name="Medium List 1 Accent 3"/>
-    <w:lsdException w:unhideWhenUsed="0" w:uiPriority="66" w:semiHidden="0" w:name="Medium List 2 Accent 3"/>
-    <w:lsdException w:unhideWhenUsed="0" w:uiPriority="67" w:semiHidden="0" w:name="Medium Grid 1 Accent 3"/>
-    <w:lsdException w:unhideWhenUsed="0" w:uiPriority="68" w:semiHidden="0" w:name="Medium Grid 2 Accent 3"/>
-    <w:lsdException w:unhideWhenUsed="0" w:uiPriority="69" w:semiHidden="0" w:name="Medium Grid 3 Accent 3"/>
-    <w:lsdException w:unhideWhenUsed="0" w:uiPriority="70" w:semiHidden="0" w:name="Dark List Accent 3"/>
-    <w:lsdException w:unhideWhenUsed="0" w:uiPriority="71" w:semiHidden="0" w:name="Colorful Shading Accent 3"/>
-    <w:lsdException w:unhideWhenUsed="0" w:uiPriority="72" w:semiHidden="0" w:name="Colorful List Accent 3"/>
-    <w:lsdException w:unhideWhenUsed="0" w:uiPriority="73" w:semiHidden="0" w:name="Colorful Grid Accent 3"/>
-    <w:lsdException w:unhideWhenUsed="0" w:uiPriority="60" w:semiHidden="0" w:name="Light Shading Accent 4"/>
-    <w:lsdException w:unhideWhenUsed="0" w:uiPriority="61" w:semiHidden="0" w:name="Light List Accent 4"/>
-    <w:lsdException w:unhideWhenUsed="0" w:uiPriority="62" w:semiHidden="0" w:name="Light Grid Accent 4"/>
-    <w:lsdException w:unhideWhenUsed="0" w:uiPriority="63" w:semiHidden="0" w:name="Medium Shading 1 Accent 4"/>
-    <w:lsdException w:unhideWhenUsed="0" w:uiPriority="64" w:semiHidden="0" w:name="Medium Shading 2 Accent 4"/>
-    <w:lsdException w:unhideWhenUsed="0" w:uiPriority="65" w:semiHidden="0" w:name="Medium List 1 Accent 4"/>
-    <w:lsdException w:unhideWhenUsed="0" w:uiPriority="66" w:semiHidden="0" w:name="Medium List 2 Accent 4"/>
-    <w:lsdException w:unhideWhenUsed="0" w:uiPriority="67" w:semiHidden="0" w:name="Medium Grid 1 Accent 4"/>
-    <w:lsdException w:unhideWhenUsed="0" w:uiPriority="68" w:semiHidden="0" w:name="Medium Grid 2 Accent 4"/>
-    <w:lsdException w:unhideWhenUsed="0" w:uiPriority="69" w:semiHidden="0" w:name="Medium Grid 3 Accent 4"/>
-    <w:lsdException w:unhideWhenUsed="0" w:uiPriority="70" w:semiHidden="0" w:name="Dark List Accent 4"/>
-    <w:lsdException w:unhideWhenUsed="0" w:uiPriority="71" w:semiHidden="0" w:name="Colorful Shading Accent 4"/>
-    <w:lsdException w:unhideWhenUsed="0" w:uiPriority="72" w:semiHidden="0" w:name="Colorful List Accent 4"/>
-    <w:lsdException w:unhideWhenUsed="0" w:uiPriority="73" w:semiHidden="0" w:name="Colorful Grid Accent 4"/>
-    <w:lsdException w:unhideWhenUsed="0" w:uiPriority="60" w:semiHidden="0" w:name="Light Shading Accent 5"/>
-    <w:lsdException w:unhideWhenUsed="0" w:uiPriority="61" w:semiHidden="0" w:name="Light List Accent 5"/>
-    <w:lsdException w:unhideWhenUsed="0" w:uiPriority="62" w:semiHidden="0" w:name="Light Grid Accent 5"/>
-    <w:lsdException w:unhideWhenUsed="0" w:uiPriority="63" w:semiHidden="0" w:name="Medium Shading 1 Accent 5"/>
-    <w:lsdException w:unhideWhenUsed="0" w:uiPriority="64" w:semiHidden="0" w:name="Medium Shading 2 Accent 5"/>
-    <w:lsdException w:unhideWhenUsed="0" w:uiPriority="65" w:semiHidden="0" w:name="Medium List 1 Accent 5"/>
-    <w:lsdException w:unhideWhenUsed="0" w:uiPriority="66" w:semiHidden="0" w:name="Medium List 2 Accent 5"/>
-    <w:lsdException w:unhideWhenUsed="0" w:uiPriority="67" w:semiHidden="0" w:name="Medium Grid 1 Accent 5"/>
-    <w:lsdException w:unhideWhenUsed="0" w:uiPriority="68" w:semiHidden="0" w:name="Medium Grid 2 Accent 5"/>
-    <w:lsdException w:unhideWhenUsed="0" w:uiPriority="69" w:semiHidden="0" w:name="Medium Grid 3 Accent 5"/>
-    <w:lsdException w:unhideWhenUsed="0" w:uiPriority="70" w:semiHidden="0" w:name="Dark List Accent 5"/>
-    <w:lsdException w:unhideWhenUsed="0" w:uiPriority="71" w:semiHidden="0" w:name="Colorful Shading Accent 5"/>
-    <w:lsdException w:unhideWhenUsed="0" w:uiPriority="72" w:semiHidden="0" w:name="Colorful List Accent 5"/>
-    <w:lsdException w:unhideWhenUsed="0" w:uiPriority="73" w:semiHidden="0" w:name="Colorful Grid Accent 5"/>
-    <w:lsdException w:unhideWhenUsed="0" w:uiPriority="60" w:semiHidden="0" w:name="Light Shading Accent 6"/>
-    <w:lsdException w:unhideWhenUsed="0" w:uiPriority="61" w:semiHidden="0" w:name="Light List Accent 6"/>
-    <w:lsdException w:unhideWhenUsed="0" w:uiPriority="62" w:semiHidden="0" w:name="Light Grid Accent 6"/>
-    <w:lsdException w:unhideWhenUsed="0" w:uiPriority="63" w:semiHidden="0" w:name="Medium Shading 1 Accent 6"/>
-    <w:lsdException w:unhideWhenUsed="0" w:uiPriority="64" w:semiHidden="0" w:name="Medium Shading 2 Accent 6"/>
-    <w:lsdException w:unhideWhenUsed="0" w:uiPriority="65" w:semiHidden="0" w:name="Medium List 1 Accent 6"/>
-    <w:lsdException w:unhideWhenUsed="0" w:uiPriority="66" w:semiHidden="0" w:name="Medium List 2 Accent 6"/>
-    <w:lsdException w:unhideWhenUsed="0" w:uiPriority="67" w:semiHidden="0" w:name="Medium Grid 1 Accent 6"/>
-    <w:lsdException w:unhideWhenUsed="0" w:uiPriority="68" w:semiHidden="0" w:name="Medium Grid 2 Accent 6"/>
-    <w:lsdException w:unhideWhenUsed="0" w:uiPriority="69" w:semiHidden="0" w:name="Medium Grid 3 Accent 6"/>
-    <w:lsdException w:unhideWhenUsed="0" w:uiPriority="70" w:semiHidden="0" w:name="Dark List Accent 6"/>
-    <w:lsdException w:unhideWhenUsed="0" w:uiPriority="71" w:semiHidden="0" w:name="Colorful Shading Accent 6"/>
-    <w:lsdException w:unhideWhenUsed="0" w:uiPriority="72" w:semiHidden="0" w:name="Colorful List Accent 6"/>
-    <w:lsdException w:unhideWhenUsed="0" w:uiPriority="73" w:semiHidden="0" w:name="Colorful Grid Accent 6"/>
+  <w:latentStyles w:defLockedState="0" w:defUIPriority="99" w:defSemiHidden="1" w:defUnhideWhenUsed="1" w:defQFormat="0" w:count="260">
+    <w:lsdException w:name="Normal" w:semiHidden="0" w:uiPriority="0" w:unhideWhenUsed="0" w:qFormat="1"/>
+    <w:lsdException w:name="heading 1" w:semiHidden="0" w:uiPriority="0" w:unhideWhenUsed="0" w:qFormat="1"/>
+    <w:lsdException w:name="heading 2" w:semiHidden="0" w:uiPriority="0" w:qFormat="1"/>
+    <w:lsdException w:name="heading 3" w:uiPriority="0" w:qFormat="1"/>
+    <w:lsdException w:name="heading 4" w:semiHidden="0" w:uiPriority="0" w:qFormat="1"/>
+    <w:lsdException w:name="heading 5" w:uiPriority="0" w:qFormat="1"/>
+    <w:lsdException w:name="heading 6" w:uiPriority="0" w:qFormat="1"/>
+    <w:lsdException w:name="heading 7" w:uiPriority="0" w:qFormat="1"/>
+    <w:lsdException w:name="heading 8" w:uiPriority="0" w:qFormat="1"/>
+    <w:lsdException w:name="heading 9" w:uiPriority="0" w:qFormat="1"/>
+    <w:lsdException w:name="index 1" w:semiHidden="0" w:uiPriority="0" w:unhideWhenUsed="0"/>
+    <w:lsdException w:name="index 2" w:semiHidden="0" w:uiPriority="0" w:unhideWhenUsed="0"/>
+    <w:lsdException w:name="index 3" w:semiHidden="0" w:uiPriority="0" w:unhideWhenUsed="0"/>
+    <w:lsdException w:name="index 4" w:semiHidden="0" w:uiPriority="0" w:unhideWhenUsed="0"/>
+    <w:lsdException w:name="index 5" w:semiHidden="0" w:uiPriority="0" w:unhideWhenUsed="0"/>
+    <w:lsdException w:name="index 6" w:semiHidden="0" w:uiPriority="0" w:unhideWhenUsed="0"/>
+    <w:lsdException w:name="index 7" w:semiHidden="0" w:uiPriority="0" w:unhideWhenUsed="0"/>
+    <w:lsdException w:name="index 8" w:semiHidden="0" w:uiPriority="0" w:unhideWhenUsed="0"/>
+    <w:lsdException w:name="index 9" w:semiHidden="0" w:uiPriority="0" w:unhideWhenUsed="0"/>
+    <w:lsdException w:name="toc 1" w:semiHidden="0" w:uiPriority="0" w:unhideWhenUsed="0" w:qFormat="1"/>
+    <w:lsdException w:name="toc 2" w:semiHidden="0" w:uiPriority="0" w:unhideWhenUsed="0" w:qFormat="1"/>
+    <w:lsdException w:name="toc 3" w:semiHidden="0" w:uiPriority="0" w:unhideWhenUsed="0" w:qFormat="1"/>
+    <w:lsdException w:name="toc 4" w:semiHidden="0" w:uiPriority="0" w:unhideWhenUsed="0"/>
+    <w:lsdException w:name="toc 5" w:semiHidden="0" w:uiPriority="0" w:unhideWhenUsed="0"/>
+    <w:lsdException w:name="toc 6" w:semiHidden="0" w:uiPriority="0" w:unhideWhenUsed="0"/>
+    <w:lsdException w:name="toc 7" w:semiHidden="0" w:uiPriority="0" w:unhideWhenUsed="0"/>
+    <w:lsdException w:name="toc 8" w:semiHidden="0" w:uiPriority="0" w:unhideWhenUsed="0"/>
+    <w:lsdException w:name="toc 9" w:semiHidden="0" w:uiPriority="0" w:unhideWhenUsed="0"/>
+    <w:lsdException w:name="Normal Indent" w:semiHidden="0" w:uiPriority="0" w:unhideWhenUsed="0"/>
+    <w:lsdException w:name="footnote text" w:semiHidden="0" w:uiPriority="0" w:unhideWhenUsed="0"/>
+    <w:lsdException w:name="annotation text" w:semiHidden="0" w:uiPriority="0" w:unhideWhenUsed="0" w:qFormat="1"/>
+    <w:lsdException w:name="header" w:semiHidden="0" w:uiPriority="0" w:unhideWhenUsed="0" w:qFormat="1"/>
+    <w:lsdException w:name="footer" w:semiHidden="0" w:uiPriority="0" w:unhideWhenUsed="0" w:qFormat="1"/>
+    <w:lsdException w:name="index heading" w:semiHidden="0" w:uiPriority="0" w:unhideWhenUsed="0"/>
+    <w:lsdException w:name="caption" w:uiPriority="0" w:qFormat="1"/>
+    <w:lsdException w:name="table of figures" w:semiHidden="0" w:uiPriority="0" w:unhideWhenUsed="0"/>
+    <w:lsdException w:name="envelope address" w:semiHidden="0" w:uiPriority="0" w:unhideWhenUsed="0"/>
+    <w:lsdException w:name="envelope return" w:semiHidden="0" w:uiPriority="0" w:unhideWhenUsed="0"/>
+    <w:lsdException w:name="footnote reference" w:semiHidden="0" w:uiPriority="0" w:unhideWhenUsed="0"/>
+    <w:lsdException w:name="annotation reference" w:semiHidden="0" w:uiPriority="0" w:unhideWhenUsed="0"/>
+    <w:lsdException w:name="line number" w:semiHidden="0" w:uiPriority="0" w:unhideWhenUsed="0"/>
+    <w:lsdException w:name="page number" w:semiHidden="0" w:uiPriority="0" w:unhideWhenUsed="0"/>
+    <w:lsdException w:name="endnote reference" w:semiHidden="0" w:uiPriority="0" w:unhideWhenUsed="0"/>
+    <w:lsdException w:name="endnote text" w:semiHidden="0" w:uiPriority="0" w:unhideWhenUsed="0"/>
+    <w:lsdException w:name="table of authorities" w:semiHidden="0" w:uiPriority="0" w:unhideWhenUsed="0"/>
+    <w:lsdException w:name="macro" w:semiHidden="0" w:uiPriority="0" w:unhideWhenUsed="0"/>
+    <w:lsdException w:name="toa heading" w:semiHidden="0" w:uiPriority="0" w:unhideWhenUsed="0"/>
+    <w:lsdException w:name="List" w:semiHidden="0" w:uiPriority="0" w:unhideWhenUsed="0"/>
+    <w:lsdException w:name="List Bullet" w:semiHidden="0" w:uiPriority="0" w:unhideWhenUsed="0"/>
+    <w:lsdException w:name="List Number" w:semiHidden="0" w:uiPriority="0" w:unhideWhenUsed="0"/>
+    <w:lsdException w:name="List 2" w:semiHidden="0" w:uiPriority="0" w:unhideWhenUsed="0"/>
+    <w:lsdException w:name="List 3" w:semiHidden="0" w:uiPriority="0" w:unhideWhenUsed="0"/>
+    <w:lsdException w:name="List 4" w:semiHidden="0" w:uiPriority="0" w:unhideWhenUsed="0"/>
+    <w:lsdException w:name="List 5" w:semiHidden="0" w:uiPriority="0" w:unhideWhenUsed="0"/>
+    <w:lsdException w:name="List Bullet 2" w:semiHidden="0" w:uiPriority="0" w:unhideWhenUsed="0"/>
+    <w:lsdException w:name="List Bullet 3" w:semiHidden="0" w:uiPriority="0" w:unhideWhenUsed="0"/>
+    <w:lsdException w:name="List Bullet 4" w:semiHidden="0" w:uiPriority="0" w:unhideWhenUsed="0"/>
+    <w:lsdException w:name="List Bullet 5" w:semiHidden="0" w:uiPriority="0" w:unhideWhenUsed="0"/>
+    <w:lsdException w:name="List Number 2" w:semiHidden="0" w:uiPriority="0" w:unhideWhenUsed="0"/>
+    <w:lsdException w:name="List Number 3" w:semiHidden="0" w:uiPriority="0" w:unhideWhenUsed="0"/>
+    <w:lsdException w:name="List Number 4" w:semiHidden="0" w:uiPriority="0" w:unhideWhenUsed="0"/>
+    <w:lsdException w:name="List Number 5" w:semiHidden="0" w:uiPriority="0" w:unhideWhenUsed="0"/>
+    <w:lsdException w:name="Title" w:semiHidden="0" w:uiPriority="0" w:unhideWhenUsed="0" w:qFormat="1"/>
+    <w:lsdException w:name="Closing" w:semiHidden="0" w:uiPriority="0" w:unhideWhenUsed="0"/>
+    <w:lsdException w:name="Signature" w:semiHidden="0" w:uiPriority="0" w:unhideWhenUsed="0"/>
+    <w:lsdException w:name="Default Paragraph Font" w:uiPriority="0" w:unhideWhenUsed="0" w:qFormat="1"/>
+    <w:lsdException w:name="Body Text" w:uiPriority="0" w:unhideWhenUsed="0" w:qFormat="1"/>
+    <w:lsdException w:name="Body Text Indent" w:semiHidden="0" w:uiPriority="0" w:unhideWhenUsed="0"/>
+    <w:lsdException w:name="List Continue" w:semiHidden="0" w:uiPriority="0" w:unhideWhenUsed="0"/>
+    <w:lsdException w:name="List Continue 2" w:semiHidden="0" w:uiPriority="0" w:unhideWhenUsed="0"/>
+    <w:lsdException w:name="List Continue 3" w:semiHidden="0" w:uiPriority="0" w:unhideWhenUsed="0"/>
+    <w:lsdException w:name="List Continue 4" w:semiHidden="0" w:uiPriority="0" w:unhideWhenUsed="0"/>
+    <w:lsdException w:name="List Continue 5" w:semiHidden="0" w:uiPriority="0" w:unhideWhenUsed="0"/>
+    <w:lsdException w:name="Message Header" w:semiHidden="0" w:uiPriority="0" w:unhideWhenUsed="0"/>
+    <w:lsdException w:name="Subtitle" w:semiHidden="0" w:uiPriority="0" w:unhideWhenUsed="0" w:qFormat="1"/>
+    <w:lsdException w:name="Salutation" w:semiHidden="0" w:uiPriority="0" w:unhideWhenUsed="0"/>
+    <w:lsdException w:name="Date" w:semiHidden="0" w:uiPriority="0" w:unhideWhenUsed="0"/>
+    <w:lsdException w:name="Body Text First Indent" w:semiHidden="0" w:uiPriority="0" w:unhideWhenUsed="0"/>
+    <w:lsdException w:name="Body Text First Indent 2" w:semiHidden="0" w:uiPriority="0" w:unhideWhenUsed="0"/>
+    <w:lsdException w:name="Body Text 2" w:semiHidden="0" w:uiPriority="0" w:unhideWhenUsed="0"/>
+    <w:lsdException w:name="Body Text 3" w:semiHidden="0" w:uiPriority="0" w:unhideWhenUsed="0"/>
+    <w:lsdException w:name="Body Text Indent 2" w:semiHidden="0" w:uiPriority="0" w:unhideWhenUsed="0"/>
+    <w:lsdException w:name="Body Text Indent 3" w:semiHidden="0" w:uiPriority="0" w:unhideWhenUsed="0"/>
+    <w:lsdException w:name="Block Text" w:semiHidden="0" w:uiPriority="0" w:unhideWhenUsed="0"/>
+    <w:lsdException w:name="Hyperlink" w:semiHidden="0" w:uiPriority="0" w:unhideWhenUsed="0"/>
+    <w:lsdException w:name="FollowedHyperlink" w:semiHidden="0" w:uiPriority="0" w:unhideWhenUsed="0"/>
+    <w:lsdException w:name="Strong" w:semiHidden="0" w:uiPriority="0" w:unhideWhenUsed="0" w:qFormat="1"/>
+    <w:lsdException w:name="Emphasis" w:semiHidden="0" w:uiPriority="0" w:unhideWhenUsed="0" w:qFormat="1"/>
+    <w:lsdException w:name="Document Map" w:semiHidden="0" w:uiPriority="0" w:unhideWhenUsed="0"/>
+    <w:lsdException w:name="Plain Text" w:semiHidden="0" w:uiPriority="0" w:unhideWhenUsed="0"/>
+    <w:lsdException w:name="E-mail Signature" w:semiHidden="0" w:uiPriority="0" w:unhideWhenUsed="0"/>
+    <w:lsdException w:name="Normal (Web)" w:semiHidden="0" w:uiPriority="0" w:unhideWhenUsed="0" w:qFormat="1"/>
+    <w:lsdException w:name="HTML Acronym" w:semiHidden="0" w:uiPriority="0" w:unhideWhenUsed="0"/>
+    <w:lsdException w:name="HTML Address" w:semiHidden="0" w:uiPriority="0" w:unhideWhenUsed="0"/>
+    <w:lsdException w:name="HTML Cite" w:semiHidden="0" w:uiPriority="0" w:unhideWhenUsed="0"/>
+    <w:lsdException w:name="HTML Code" w:semiHidden="0" w:uiPriority="0" w:unhideWhenUsed="0"/>
+    <w:lsdException w:name="HTML Definition" w:semiHidden="0" w:uiPriority="0" w:unhideWhenUsed="0"/>
+    <w:lsdException w:name="HTML Keyboard" w:semiHidden="0" w:uiPriority="0" w:unhideWhenUsed="0"/>
+    <w:lsdException w:name="HTML Preformatted" w:semiHidden="0" w:uiPriority="0" w:unhideWhenUsed="0"/>
+    <w:lsdException w:name="HTML Sample" w:semiHidden="0" w:uiPriority="0" w:unhideWhenUsed="0"/>
+    <w:lsdException w:name="HTML Typewriter" w:semiHidden="0" w:uiPriority="0" w:unhideWhenUsed="0"/>
+    <w:lsdException w:name="HTML Variable" w:semiHidden="0" w:uiPriority="0" w:unhideWhenUsed="0"/>
+    <w:lsdException w:name="Normal Table" w:uiPriority="0" w:unhideWhenUsed="0" w:qFormat="1"/>
+    <w:lsdException w:name="annotation subject" w:semiHidden="0" w:uiPriority="0" w:unhideWhenUsed="0"/>
+    <w:lsdException w:name="Table Simple 1" w:semiHidden="0" w:uiPriority="0" w:unhideWhenUsed="0"/>
+    <w:lsdException w:name="Table Simple 2" w:semiHidden="0" w:uiPriority="0" w:unhideWhenUsed="0"/>
+    <w:lsdException w:name="Table Simple 3" w:semiHidden="0" w:uiPriority="0" w:unhideWhenUsed="0"/>
+    <w:lsdException w:name="Table Classic 1" w:semiHidden="0" w:uiPriority="0" w:unhideWhenUsed="0"/>
+    <w:lsdException w:name="Table Classic 2" w:semiHidden="0" w:uiPriority="0" w:unhideWhenUsed="0"/>
+    <w:lsdException w:name="Table Classic 3" w:semiHidden="0" w:uiPriority="0" w:unhideWhenUsed="0"/>
+    <w:lsdException w:name="Table Classic 4" w:semiHidden="0" w:uiPriority="0" w:unhideWhenUsed="0"/>
+    <w:lsdException w:name="Table Colorful 1" w:semiHidden="0" w:uiPriority="0" w:unhideWhenUsed="0"/>
+    <w:lsdException w:name="Table Colorful 2" w:semiHidden="0" w:uiPriority="0" w:unhideWhenUsed="0"/>
+    <w:lsdException w:name="Table Colorful 3" w:semiHidden="0" w:uiPriority="0" w:unhideWhenUsed="0"/>
+    <w:lsdException w:name="Table Columns 1" w:semiHidden="0" w:uiPriority="0" w:unhideWhenUsed="0"/>
+    <w:lsdException w:name="Table Columns 2" w:semiHidden="0" w:uiPriority="0" w:unhideWhenUsed="0"/>
+    <w:lsdException w:name="Table Columns 3" w:semiHidden="0" w:uiPriority="0" w:unhideWhenUsed="0"/>
+    <w:lsdException w:name="Table Columns 4" w:semiHidden="0" w:uiPriority="0" w:unhideWhenUsed="0"/>
+    <w:lsdException w:name="Table Columns 5" w:semiHidden="0" w:uiPriority="0" w:unhideWhenUsed="0"/>
+    <w:lsdException w:name="Table Grid 1" w:semiHidden="0" w:uiPriority="0" w:unhideWhenUsed="0"/>
+    <w:lsdException w:name="Table Grid 2" w:semiHidden="0" w:uiPriority="0" w:unhideWhenUsed="0"/>
+    <w:lsdException w:name="Table Grid 3" w:semiHidden="0" w:uiPriority="0" w:unhideWhenUsed="0"/>
+    <w:lsdException w:name="Table Grid 4" w:semiHidden="0" w:uiPriority="0" w:unhideWhenUsed="0"/>
+    <w:lsdException w:name="Table Grid 5" w:semiHidden="0" w:uiPriority="0" w:unhideWhenUsed="0"/>
+    <w:lsdException w:name="Table Grid 6" w:semiHidden="0" w:uiPriority="0" w:unhideWhenUsed="0"/>
+    <w:lsdException w:name="Table Grid 7" w:semiHidden="0" w:uiPriority="0" w:unhideWhenUsed="0"/>
+    <w:lsdException w:name="Table Grid 8" w:semiHidden="0" w:uiPriority="0" w:unhideWhenUsed="0"/>
+    <w:lsdException w:name="Table List 1" w:semiHidden="0" w:uiPriority="0" w:unhideWhenUsed="0"/>
+    <w:lsdException w:name="Table List 2" w:semiHidden="0" w:uiPriority="0" w:unhideWhenUsed="0"/>
+    <w:lsdException w:name="Table List 3" w:semiHidden="0" w:uiPriority="0" w:unhideWhenUsed="0"/>
+    <w:lsdException w:name="Table List 4" w:semiHidden="0" w:uiPriority="0" w:unhideWhenUsed="0"/>
+    <w:lsdException w:name="Table List 5" w:semiHidden="0" w:uiPriority="0" w:unhideWhenUsed="0"/>
+    <w:lsdException w:name="Table List 6" w:semiHidden="0" w:uiPriority="0" w:unhideWhenUsed="0"/>
+    <w:lsdException w:name="Table List 7" w:semiHidden="0" w:uiPriority="0" w:unhideWhenUsed="0"/>
+    <w:lsdException w:name="Table List 8" w:semiHidden="0" w:uiPriority="0" w:unhideWhenUsed="0"/>
+    <w:lsdException w:name="Table 3D effects 1" w:semiHidden="0" w:uiPriority="0" w:unhideWhenUsed="0"/>
+    <w:lsdException w:name="Table 3D effects 2" w:semiHidden="0" w:uiPriority="0" w:unhideWhenUsed="0"/>
+    <w:lsdException w:name="Table 3D effects 3" w:semiHidden="0" w:uiPriority="0" w:unhideWhenUsed="0"/>
+    <w:lsdException w:name="Table Contemporary" w:semiHidden="0" w:uiPriority="0" w:unhideWhenUsed="0"/>
+    <w:lsdException w:name="Table Elegant" w:semiHidden="0" w:uiPriority="0" w:unhideWhenUsed="0"/>
+    <w:lsdException w:name="Table Professional" w:semiHidden="0" w:uiPriority="0" w:unhideWhenUsed="0"/>
+    <w:lsdException w:name="Table Subtle 1" w:semiHidden="0" w:uiPriority="0" w:unhideWhenUsed="0"/>
+    <w:lsdException w:name="Table Subtle 2" w:semiHidden="0" w:uiPriority="0" w:unhideWhenUsed="0"/>
+    <w:lsdException w:name="Table Web 1" w:semiHidden="0" w:uiPriority="0" w:unhideWhenUsed="0"/>
+    <w:lsdException w:name="Table Web 2" w:semiHidden="0" w:uiPriority="0" w:unhideWhenUsed="0"/>
+    <w:lsdException w:name="Table Web 3" w:semiHidden="0" w:uiPriority="0" w:unhideWhenUsed="0"/>
+    <w:lsdException w:name="Balloon Text" w:semiHidden="0" w:uiPriority="0" w:unhideWhenUsed="0"/>
+    <w:lsdException w:name="Table Grid" w:semiHidden="0" w:uiPriority="0" w:unhideWhenUsed="0" w:qFormat="1"/>
+    <w:lsdException w:name="Table Theme" w:semiHidden="0" w:uiPriority="0" w:unhideWhenUsed="0"/>
+    <w:lsdException w:name="Light Shading" w:semiHidden="0" w:uiPriority="60" w:unhideWhenUsed="0"/>
+    <w:lsdException w:name="Light List" w:semiHidden="0" w:uiPriority="61" w:unhideWhenUsed="0"/>
+    <w:lsdException w:name="Light Grid" w:semiHidden="0" w:uiPriority="62" w:unhideWhenUsed="0"/>
+    <w:lsdException w:name="Medium Shading 1" w:semiHidden="0" w:uiPriority="63" w:unhideWhenUsed="0"/>
+    <w:lsdException w:name="Medium Shading 2" w:semiHidden="0" w:uiPriority="64" w:unhideWhenUsed="0"/>
+    <w:lsdException w:name="Medium List 1" w:semiHidden="0" w:uiPriority="65" w:unhideWhenUsed="0"/>
+    <w:lsdException w:name="Medium List 2" w:semiHidden="0" w:uiPriority="66" w:unhideWhenUsed="0"/>
+    <w:lsdException w:name="Medium Grid 1" w:semiHidden="0" w:uiPriority="67" w:unhideWhenUsed="0"/>
+    <w:lsdException w:name="Medium Grid 2" w:semiHidden="0" w:uiPriority="68" w:unhideWhenUsed="0"/>
+    <w:lsdException w:name="Medium Grid 3" w:semiHidden="0" w:uiPriority="69" w:unhideWhenUsed="0"/>
+    <w:lsdException w:name="Dark List" w:semiHidden="0" w:uiPriority="70" w:unhideWhenUsed="0"/>
+    <w:lsdException w:name="Colorful Shading" w:semiHidden="0" w:uiPriority="71" w:unhideWhenUsed="0"/>
+    <w:lsdException w:name="Colorful List" w:semiHidden="0" w:uiPriority="72" w:unhideWhenUsed="0"/>
+    <w:lsdException w:name="Colorful Grid" w:semiHidden="0" w:uiPriority="73" w:unhideWhenUsed="0"/>
+    <w:lsdException w:name="Light Shading Accent 1" w:semiHidden="0" w:uiPriority="60" w:unhideWhenUsed="0"/>
+    <w:lsdException w:name="Light List Accent 1" w:semiHidden="0" w:uiPriority="61" w:unhideWhenUsed="0"/>
+    <w:lsdException w:name="Light Grid Accent 1" w:semiHidden="0" w:uiPriority="62" w:unhideWhenUsed="0"/>
+    <w:lsdException w:name="Medium Shading 1 Accent 1" w:semiHidden="0" w:uiPriority="63" w:unhideWhenUsed="0"/>
+    <w:lsdException w:name="Medium Shading 2 Accent 1" w:semiHidden="0" w:uiPriority="64" w:unhideWhenUsed="0"/>
+    <w:lsdException w:name="Medium List 1 Accent 1" w:semiHidden="0" w:uiPriority="65" w:unhideWhenUsed="0"/>
+    <w:lsdException w:name="Medium List 2 Accent 1" w:semiHidden="0" w:uiPriority="66" w:unhideWhenUsed="0"/>
+    <w:lsdException w:name="Medium Grid 1 Accent 1" w:semiHidden="0" w:uiPriority="67" w:unhideWhenUsed="0"/>
+    <w:lsdException w:name="Medium Grid 2 Accent 1" w:semiHidden="0" w:uiPriority="68" w:unhideWhenUsed="0"/>
+    <w:lsdException w:name="Medium Grid 3 Accent 1" w:semiHidden="0" w:uiPriority="69" w:unhideWhenUsed="0"/>
+    <w:lsdException w:name="Dark List Accent 1" w:semiHidden="0" w:uiPriority="70" w:unhideWhenUsed="0"/>
+    <w:lsdException w:name="Colorful Shading Accent 1" w:semiHidden="0" w:uiPriority="71" w:unhideWhenUsed="0"/>
+    <w:lsdException w:name="Colorful List Accent 1" w:semiHidden="0" w:uiPriority="72" w:unhideWhenUsed="0"/>
+    <w:lsdException w:name="Colorful Grid Accent 1" w:semiHidden="0" w:uiPriority="73" w:unhideWhenUsed="0"/>
+    <w:lsdException w:name="Light Shading Accent 2" w:semiHidden="0" w:uiPriority="60" w:unhideWhenUsed="0"/>
+    <w:lsdException w:name="Light List Accent 2" w:semiHidden="0" w:uiPriority="61" w:unhideWhenUsed="0"/>
+    <w:lsdException w:name="Light Grid Accent 2" w:semiHidden="0" w:uiPriority="62" w:unhideWhenUsed="0"/>
+    <w:lsdException w:name="Medium Shading 1 Accent 2" w:semiHidden="0" w:uiPriority="63" w:unhideWhenUsed="0"/>
+    <w:lsdException w:name="Medium Shading 2 Accent 2" w:semiHidden="0" w:uiPriority="64" w:unhideWhenUsed="0"/>
+    <w:lsdException w:name="Medium List 1 Accent 2" w:semiHidden="0" w:uiPriority="65" w:unhideWhenUsed="0"/>
+    <w:lsdException w:name="Medium List 2 Accent 2" w:semiHidden="0" w:uiPriority="66" w:unhideWhenUsed="0"/>
+    <w:lsdException w:name="Medium Grid 1 Accent 2" w:semiHidden="0" w:uiPriority="67" w:unhideWhenUsed="0"/>
+    <w:lsdException w:name="Medium Grid 2 Accent 2" w:semiHidden="0" w:uiPriority="68" w:unhideWhenUsed="0"/>
+    <w:lsdException w:name="Medium Grid 3 Accent 2" w:semiHidden="0" w:uiPriority="69" w:unhideWhenUsed="0"/>
+    <w:lsdException w:name="Dark List Accent 2" w:semiHidden="0" w:uiPriority="70" w:unhideWhenUsed="0"/>
+    <w:lsdException w:name="Colorful Shading Accent 2" w:semiHidden="0" w:uiPriority="71" w:unhideWhenUsed="0"/>
+    <w:lsdException w:name="Colorful List Accent 2" w:semiHidden="0" w:uiPriority="72" w:unhideWhenUsed="0"/>
+    <w:lsdException w:name="Colorful Grid Accent 2" w:semiHidden="0" w:uiPriority="73" w:unhideWhenUsed="0"/>
+    <w:lsdException w:name="Light Shading Accent 3" w:semiHidden="0" w:uiPriority="60" w:unhideWhenUsed="0"/>
+    <w:lsdException w:name="Light List Accent 3" w:semiHidden="0" w:uiPriority="61" w:unhideWhenUsed="0"/>
+    <w:lsdException w:name="Light Grid Accent 3" w:semiHidden="0" w:uiPriority="62" w:unhideWhenUsed="0"/>
+    <w:lsdException w:name="Medium Shading 1 Accent 3" w:semiHidden="0" w:uiPriority="63" w:unhideWhenUsed="0"/>
+    <w:lsdException w:name="Medium Shading 2 Accent 3" w:semiHidden="0" w:uiPriority="64" w:unhideWhenUsed="0"/>
+    <w:lsdException w:name="Medium List 1 Accent 3" w:semiHidden="0" w:uiPriority="65" w:unhideWhenUsed="0"/>
+    <w:lsdException w:name="Medium List 2 Accent 3" w:semiHidden="0" w:uiPriority="66" w:unhideWhenUsed="0"/>
+    <w:lsdException w:name="Medium Grid 1 Accent 3" w:semiHidden="0" w:uiPriority="67" w:unhideWhenUsed="0"/>
+    <w:lsdException w:name="Medium Grid 2 Accent 3" w:semiHidden="0" w:uiPriority="68" w:unhideWhenUsed="0"/>
+    <w:lsdException w:name="Medium Grid 3 Accent 3" w:semiHidden="0" w:uiPriority="69" w:unhideWhenUsed="0"/>
+    <w:lsdException w:name="Dark List Accent 3" w:semiHidden="0" w:uiPriority="70" w:unhideWhenUsed="0"/>
+    <w:lsdException w:name="Colorful Shading Accent 3" w:semiHidden="0" w:uiPriority="71" w:unhideWhenUsed="0"/>
+    <w:lsdException w:name="Colorful List Accent 3" w:semiHidden="0" w:uiPriority="72" w:unhideWhenUsed="0"/>
+    <w:lsdException w:name="Colorful Grid Accent 3" w:semiHidden="0" w:uiPriority="73" w:unhideWhenUsed="0"/>
+    <w:lsdException w:name="Light Shading Accent 4" w:semiHidden="0" w:uiPriority="60" w:unhideWhenUsed="0"/>
+    <w:lsdException w:name="Light List Accent 4" w:semiHidden="0" w:uiPriority="61" w:unhideWhenUsed="0"/>
+    <w:lsdException w:name="Light Grid Accent 4" w:semiHidden="0" w:uiPriority="62" w:unhideWhenUsed="0"/>
+    <w:lsdException w:name="Medium Shading 1 Accent 4" w:semiHidden="0" w:uiPriority="63" w:unhideWhenUsed="0"/>
+    <w:lsdException w:name="Medium Shading 2 Accent 4" w:semiHidden="0" w:uiPriority="64" w:unhideWhenUsed="0"/>
+    <w:lsdException w:name="Medium List 1 Accent 4" w:semiHidden="0" w:uiPriority="65" w:unhideWhenUsed="0"/>
+    <w:lsdException w:name="Medium List 2 Accent 4" w:semiHidden="0" w:uiPriority="66" w:unhideWhenUsed="0"/>
+    <w:lsdException w:name="Medium Grid 1 Accent 4" w:semiHidden="0" w:uiPriority="67" w:unhideWhenUsed="0"/>
+    <w:lsdException w:name="Medium Grid 2 Accent 4" w:semiHidden="0" w:uiPriority="68" w:unhideWhenUsed="0"/>
+    <w:lsdException w:name="Medium Grid 3 Accent 4" w:semiHidden="0" w:uiPriority="69" w:unhideWhenUsed="0"/>
+    <w:lsdException w:name="Dark List Accent 4" w:semiHidden="0" w:uiPriority="70" w:unhideWhenUsed="0"/>
+    <w:lsdException w:name="Colorful Shading Accent 4" w:semiHidden="0" w:uiPriority="71" w:unhideWhenUsed="0"/>
+    <w:lsdException w:name="Colorful List Accent 4" w:semiHidden="0" w:uiPriority="72" w:unhideWhenUsed="0"/>
+    <w:lsdException w:name="Colorful Grid Accent 4" w:semiHidden="0" w:uiPriority="73" w:unhideWhenUsed="0"/>
+    <w:lsdException w:name="Light Shading Accent 5" w:semiHidden="0" w:uiPriority="60" w:unhideWhenUsed="0"/>
+    <w:lsdException w:name="Light List Accent 5" w:semiHidden="0" w:uiPriority="61" w:unhideWhenUsed="0"/>
+    <w:lsdException w:name="Light Grid Accent 5" w:semiHidden="0" w:uiPriority="62" w:unhideWhenUsed="0"/>
+    <w:lsdException w:name="Medium Shading 1 Accent 5" w:semiHidden="0" w:uiPriority="63" w:unhideWhenUsed="0"/>
+    <w:lsdException w:name="Medium Shading 2 Accent 5" w:semiHidden="0" w:uiPriority="64" w:unhideWhenUsed="0"/>
+    <w:lsdException w:name="Medium List 1 Accent 5" w:semiHidden="0" w:uiPriority="65" w:unhideWhenUsed="0"/>
+    <w:lsdException w:name="Medium List 2 Accent 5" w:semiHidden="0" w:uiPriority="66" w:unhideWhenUsed="0"/>
+    <w:lsdException w:name="Medium Grid 1 Accent 5" w:semiHidden="0" w:uiPriority="67" w:unhideWhenUsed="0"/>
+    <w:lsdException w:name="Medium Grid 2 Accent 5" w:semiHidden="0" w:uiPriority="68" w:unhideWhenUsed="0"/>
+    <w:lsdException w:name="Medium Grid 3 Accent 5" w:semiHidden="0" w:uiPriority="69" w:unhideWhenUsed="0"/>
+    <w:lsdException w:name="Dark List Accent 5" w:semiHidden="0" w:uiPriority="70" w:unhideWhenUsed="0"/>
+    <w:lsdException w:name="Colorful Shading Accent 5" w:semiHidden="0" w:uiPriority="71" w:unhideWhenUsed="0"/>
+    <w:lsdException w:name="Colorful List Accent 5" w:semiHidden="0" w:uiPriority="72" w:unhideWhenUsed="0"/>
+    <w:lsdException w:name="Colorful Grid Accent 5" w:semiHidden="0" w:uiPriority="73" w:unhideWhenUsed="0"/>
+    <w:lsdException w:name="Light Shading Accent 6" w:semiHidden="0" w:uiPriority="60" w:unhideWhenUsed="0"/>
+    <w:lsdException w:name="Light List Accent 6" w:semiHidden="0" w:uiPriority="61" w:unhideWhenUsed="0"/>
+    <w:lsdException w:name="Light Grid Accent 6" w:semiHidden="0" w:uiPriority="62" w:unhideWhenUsed="0"/>
+    <w:lsdException w:name="Medium Shading 1 Accent 6" w:semiHidden="0" w:uiPriority="63" w:unhideWhenUsed="0"/>
+    <w:lsdException w:name="Medium Shading 2 Accent 6" w:semiHidden="0" w:uiPriority="64" w:unhideWhenUsed="0"/>
+    <w:lsdException w:name="Medium List 1 Accent 6" w:semiHidden="0" w:uiPriority="65" w:unhideWhenUsed="0"/>
+    <w:lsdException w:name="Medium List 2 Accent 6" w:semiHidden="0" w:uiPriority="66" w:unhideWhenUsed="0"/>
+    <w:lsdException w:name="Medium Grid 1 Accent 6" w:semiHidden="0" w:uiPriority="67" w:unhideWhenUsed="0"/>
+    <w:lsdException w:name="Medium Grid 2 Accent 6" w:semiHidden="0" w:uiPriority="68" w:unhideWhenUsed="0"/>
+    <w:lsdException w:name="Medium Grid 3 Accent 6" w:semiHidden="0" w:uiPriority="69" w:unhideWhenUsed="0"/>
+    <w:lsdException w:name="Dark List Accent 6" w:semiHidden="0" w:uiPriority="70" w:unhideWhenUsed="0"/>
+    <w:lsdException w:name="Colorful Shading Accent 6" w:semiHidden="0" w:uiPriority="71" w:unhideWhenUsed="0"/>
+    <w:lsdException w:name="Colorful List Accent 6" w:semiHidden="0" w:uiPriority="72" w:unhideWhenUsed="0"/>
+    <w:lsdException w:name="Colorful Grid Accent 6" w:semiHidden="0" w:uiPriority="73" w:unhideWhenUsed="0"/>
   </w:latentStyles>
-  <w:style w:type="paragraph" w:default="1" w:styleId="1">
+  <w:style w:type="paragraph" w:default="1" w:styleId="Normal">
     <w:name w:val="Normal"/>
     <w:qFormat/>
-    <w:uiPriority w:val="0"/>
     <w:pPr>
       <w:kinsoku w:val="0"/>
       <w:autoSpaceDE w:val="0"/>
@@ -9835,7 +9589,7 @@
       <w:textAlignment w:val="baseline"/>
     </w:pPr>
     <w:rPr>
-      <w:rFonts w:ascii="Arial" w:hAnsi="Arial" w:eastAsia="宋体" w:cs="Arial"/>
+      <w:rFonts w:ascii="Arial" w:eastAsia="宋体" w:hAnsi="Arial" w:cs="Arial"/>
       <w:snapToGrid w:val="0"/>
       <w:color w:val="000000"/>
       <w:kern w:val="0"/>
@@ -9844,12 +9598,11 @@
       <w:lang w:val="en-US" w:eastAsia="en-US" w:bidi="ar-SA"/>
     </w:rPr>
   </w:style>
-  <w:style w:type="paragraph" w:styleId="2">
+  <w:style w:type="paragraph" w:styleId="Heading1">
     <w:name w:val="heading 1"/>
-    <w:basedOn w:val="1"/>
-    <w:next w:val="1"/>
+    <w:basedOn w:val="Normal"/>
+    <w:next w:val="Normal"/>
     <w:qFormat/>
-    <w:uiPriority w:val="0"/>
     <w:pPr>
       <w:keepNext/>
       <w:keepLines/>
@@ -9867,13 +9620,12 @@
       <w:sz w:val="44"/>
     </w:rPr>
   </w:style>
-  <w:style w:type="paragraph" w:styleId="3">
+  <w:style w:type="paragraph" w:styleId="Heading2">
     <w:name w:val="heading 2"/>
-    <w:basedOn w:val="1"/>
-    <w:next w:val="1"/>
+    <w:basedOn w:val="Normal"/>
+    <w:next w:val="Normal"/>
     <w:unhideWhenUsed/>
     <w:qFormat/>
-    <w:uiPriority w:val="0"/>
     <w:pPr>
       <w:keepNext/>
       <w:keepLines/>
@@ -9886,19 +9638,18 @@
       <w:outlineLvl w:val="1"/>
     </w:pPr>
     <w:rPr>
-      <w:rFonts w:ascii="Arial" w:hAnsi="Arial" w:eastAsia="黑体"/>
+      <w:rFonts w:ascii="Arial" w:eastAsia="黑体" w:hAnsi="Arial"/>
       <w:b/>
       <w:sz w:val="32"/>
     </w:rPr>
   </w:style>
-  <w:style w:type="paragraph" w:styleId="4">
+  <w:style w:type="paragraph" w:styleId="Heading3">
     <w:name w:val="heading 3"/>
-    <w:basedOn w:val="1"/>
-    <w:next w:val="1"/>
+    <w:basedOn w:val="Normal"/>
+    <w:next w:val="Normal"/>
     <w:semiHidden/>
     <w:unhideWhenUsed/>
     <w:qFormat/>
-    <w:uiPriority w:val="0"/>
     <w:pPr>
       <w:keepNext/>
       <w:keepLines/>
@@ -9915,13 +9666,12 @@
       <w:sz w:val="32"/>
     </w:rPr>
   </w:style>
-  <w:style w:type="paragraph" w:styleId="5">
+  <w:style w:type="paragraph" w:styleId="Heading4">
     <w:name w:val="heading 4"/>
-    <w:basedOn w:val="1"/>
-    <w:next w:val="1"/>
+    <w:basedOn w:val="Normal"/>
+    <w:next w:val="Normal"/>
     <w:unhideWhenUsed/>
     <w:qFormat/>
-    <w:uiPriority w:val="0"/>
     <w:pPr>
       <w:keepNext/>
       <w:keepLines/>
@@ -9934,19 +9684,18 @@
       <w:outlineLvl w:val="3"/>
     </w:pPr>
     <w:rPr>
-      <w:rFonts w:ascii="Arial" w:hAnsi="Arial" w:eastAsia="黑体"/>
+      <w:rFonts w:ascii="Arial" w:eastAsia="黑体" w:hAnsi="Arial"/>
       <w:b/>
       <w:sz w:val="28"/>
     </w:rPr>
   </w:style>
-  <w:style w:type="paragraph" w:styleId="6">
+  <w:style w:type="paragraph" w:styleId="Heading5">
     <w:name w:val="heading 5"/>
-    <w:basedOn w:val="1"/>
-    <w:next w:val="1"/>
+    <w:basedOn w:val="Normal"/>
+    <w:next w:val="Normal"/>
     <w:semiHidden/>
     <w:unhideWhenUsed/>
     <w:qFormat/>
-    <w:uiPriority w:val="0"/>
     <w:pPr>
       <w:keepNext/>
       <w:keepLines/>
@@ -9963,14 +9712,13 @@
       <w:sz w:val="28"/>
     </w:rPr>
   </w:style>
-  <w:style w:type="paragraph" w:styleId="7">
+  <w:style w:type="paragraph" w:styleId="Heading6">
     <w:name w:val="heading 6"/>
-    <w:basedOn w:val="1"/>
-    <w:next w:val="1"/>
+    <w:basedOn w:val="Normal"/>
+    <w:next w:val="Normal"/>
     <w:semiHidden/>
     <w:unhideWhenUsed/>
     <w:qFormat/>
-    <w:uiPriority w:val="0"/>
     <w:pPr>
       <w:keepNext/>
       <w:keepLines/>
@@ -9983,19 +9731,18 @@
       <w:outlineLvl w:val="5"/>
     </w:pPr>
     <w:rPr>
-      <w:rFonts w:ascii="Arial" w:hAnsi="Arial" w:eastAsia="黑体"/>
+      <w:rFonts w:ascii="Arial" w:eastAsia="黑体" w:hAnsi="Arial"/>
       <w:b/>
       <w:sz w:val="24"/>
     </w:rPr>
   </w:style>
-  <w:style w:type="paragraph" w:styleId="8">
+  <w:style w:type="paragraph" w:styleId="Heading7">
     <w:name w:val="heading 7"/>
-    <w:basedOn w:val="1"/>
-    <w:next w:val="1"/>
+    <w:basedOn w:val="Normal"/>
+    <w:next w:val="Normal"/>
     <w:semiHidden/>
     <w:unhideWhenUsed/>
     <w:qFormat/>
-    <w:uiPriority w:val="0"/>
     <w:pPr>
       <w:keepNext/>
       <w:keepLines/>
@@ -10012,14 +9759,13 @@
       <w:sz w:val="24"/>
     </w:rPr>
   </w:style>
-  <w:style w:type="paragraph" w:styleId="9">
+  <w:style w:type="paragraph" w:styleId="Heading8">
     <w:name w:val="heading 8"/>
-    <w:basedOn w:val="1"/>
-    <w:next w:val="1"/>
+    <w:basedOn w:val="Normal"/>
+    <w:next w:val="Normal"/>
     <w:semiHidden/>
     <w:unhideWhenUsed/>
     <w:qFormat/>
-    <w:uiPriority w:val="0"/>
     <w:pPr>
       <w:keepNext/>
       <w:keepLines/>
@@ -10032,18 +9778,17 @@
       <w:outlineLvl w:val="7"/>
     </w:pPr>
     <w:rPr>
-      <w:rFonts w:ascii="Arial" w:hAnsi="Arial" w:eastAsia="黑体"/>
+      <w:rFonts w:ascii="Arial" w:eastAsia="黑体" w:hAnsi="Arial"/>
       <w:sz w:val="24"/>
     </w:rPr>
   </w:style>
-  <w:style w:type="paragraph" w:styleId="10">
+  <w:style w:type="paragraph" w:styleId="Heading9">
     <w:name w:val="heading 9"/>
-    <w:basedOn w:val="1"/>
-    <w:next w:val="1"/>
+    <w:basedOn w:val="Normal"/>
+    <w:next w:val="Normal"/>
     <w:semiHidden/>
     <w:unhideWhenUsed/>
     <w:qFormat/>
-    <w:uiPriority w:val="0"/>
     <w:pPr>
       <w:keepNext/>
       <w:keepLines/>
@@ -10056,21 +9801,19 @@
       <w:outlineLvl w:val="8"/>
     </w:pPr>
     <w:rPr>
-      <w:rFonts w:ascii="Arial" w:hAnsi="Arial" w:eastAsia="黑体"/>
+      <w:rFonts w:ascii="Arial" w:eastAsia="黑体" w:hAnsi="Arial"/>
       <w:sz w:val="21"/>
     </w:rPr>
   </w:style>
-  <w:style w:type="character" w:default="1" w:styleId="22">
+  <w:style w:type="character" w:default="1" w:styleId="DefaultParagraphFont">
     <w:name w:val="Default Paragraph Font"/>
     <w:semiHidden/>
     <w:qFormat/>
-    <w:uiPriority w:val="0"/>
   </w:style>
-  <w:style w:type="table" w:default="1" w:styleId="20">
+  <w:style w:type="table" w:default="1" w:styleId="TableNormal">
     <w:name w:val="Normal Table"/>
     <w:semiHidden/>
     <w:qFormat/>
-    <w:uiPriority w:val="0"/>
     <w:tblPr>
       <w:tblCellMar>
         <w:top w:w="0" w:type="dxa"/>
@@ -10080,43 +9823,39 @@
       </w:tblCellMar>
     </w:tblPr>
   </w:style>
-  <w:style w:type="paragraph" w:styleId="11">
+  <w:style w:type="paragraph" w:styleId="CommentText">
     <w:name w:val="annotation text"/>
-    <w:basedOn w:val="1"/>
+    <w:basedOn w:val="Normal"/>
     <w:qFormat/>
-    <w:uiPriority w:val="0"/>
     <w:pPr>
       <w:jc w:val="left"/>
     </w:pPr>
   </w:style>
-  <w:style w:type="paragraph" w:styleId="12">
+  <w:style w:type="paragraph" w:styleId="BodyText">
     <w:name w:val="Body Text"/>
-    <w:basedOn w:val="1"/>
+    <w:basedOn w:val="Normal"/>
     <w:semiHidden/>
     <w:qFormat/>
-    <w:uiPriority w:val="0"/>
     <w:rPr>
-      <w:rFonts w:ascii="Arial" w:hAnsi="Arial" w:eastAsia="Arial" w:cs="Arial"/>
+      <w:rFonts w:ascii="Arial" w:eastAsia="Arial" w:hAnsi="Arial" w:cs="Arial"/>
       <w:sz w:val="21"/>
       <w:szCs w:val="21"/>
       <w:lang w:val="en-US" w:eastAsia="en-US" w:bidi="ar-SA"/>
     </w:rPr>
   </w:style>
-  <w:style w:type="paragraph" w:styleId="13">
+  <w:style w:type="paragraph" w:styleId="TOC3">
     <w:name w:val="toc 3"/>
-    <w:basedOn w:val="1"/>
-    <w:next w:val="1"/>
+    <w:basedOn w:val="Normal"/>
+    <w:next w:val="Normal"/>
     <w:qFormat/>
-    <w:uiPriority w:val="0"/>
     <w:pPr>
       <w:ind w:left="840" w:leftChars="400"/>
     </w:pPr>
   </w:style>
-  <w:style w:type="paragraph" w:styleId="14">
+  <w:style w:type="paragraph" w:styleId="Footer">
     <w:name w:val="footer"/>
-    <w:basedOn w:val="1"/>
+    <w:basedOn w:val="Normal"/>
     <w:qFormat/>
-    <w:uiPriority w:val="0"/>
     <w:pPr>
       <w:tabs>
         <w:tab w:val="center" w:pos="4153"/>
@@ -10129,17 +9868,16 @@
       <w:sz w:val="18"/>
     </w:rPr>
   </w:style>
-  <w:style w:type="paragraph" w:styleId="15">
+  <w:style w:type="paragraph" w:styleId="Header">
     <w:name w:val="header"/>
-    <w:basedOn w:val="1"/>
+    <w:basedOn w:val="Normal"/>
     <w:qFormat/>
-    <w:uiPriority w:val="0"/>
     <w:pPr>
       <w:pBdr>
-        <w:top w:val="none" w:color="auto" w:sz="0" w:space="0"/>
-        <w:left w:val="none" w:color="auto" w:sz="0" w:space="0"/>
-        <w:bottom w:val="none" w:color="auto" w:sz="0" w:space="0"/>
-        <w:right w:val="none" w:color="auto" w:sz="0" w:space="0"/>
+        <w:top w:val="nil"/>
+        <w:left w:val="nil"/>
+        <w:bottom w:val="nil"/>
+        <w:right w:val="nil"/>
       </w:pBdr>
       <w:tabs>
         <w:tab w:val="center" w:pos="4153"/>
@@ -10154,41 +9892,37 @@
       <w:sz w:val="18"/>
     </w:rPr>
   </w:style>
-  <w:style w:type="paragraph" w:styleId="16">
+  <w:style w:type="paragraph" w:styleId="TOC1">
     <w:name w:val="toc 1"/>
-    <w:basedOn w:val="1"/>
-    <w:next w:val="1"/>
+    <w:basedOn w:val="Normal"/>
+    <w:next w:val="Normal"/>
     <w:qFormat/>
-    <w:uiPriority w:val="0"/>
     <w:rPr>
-      <w:rFonts w:ascii="Arial" w:hAnsi="Arial" w:eastAsia="Microsoft JhengHei"/>
+      <w:rFonts w:ascii="Arial" w:eastAsia="Microsoft JhengHei" w:hAnsi="Arial"/>
       <w:sz w:val="24"/>
     </w:rPr>
   </w:style>
-  <w:style w:type="paragraph" w:styleId="17">
+  <w:style w:type="paragraph" w:styleId="TOC2">
     <w:name w:val="toc 2"/>
-    <w:basedOn w:val="1"/>
-    <w:next w:val="1"/>
+    <w:basedOn w:val="Normal"/>
+    <w:next w:val="Normal"/>
     <w:qFormat/>
-    <w:uiPriority w:val="0"/>
     <w:pPr>
       <w:ind w:left="420" w:leftChars="200"/>
     </w:pPr>
   </w:style>
-  <w:style w:type="paragraph" w:styleId="18">
+  <w:style w:type="paragraph" w:styleId="NormalWeb">
     <w:name w:val="Normal (Web)"/>
-    <w:basedOn w:val="1"/>
+    <w:basedOn w:val="Normal"/>
     <w:qFormat/>
-    <w:uiPriority w:val="0"/>
     <w:rPr>
       <w:sz w:val="24"/>
     </w:rPr>
   </w:style>
-  <w:style w:type="paragraph" w:styleId="19">
+  <w:style w:type="paragraph" w:styleId="Title">
     <w:name w:val="Title"/>
-    <w:basedOn w:val="1"/>
+    <w:basedOn w:val="Normal"/>
     <w:qFormat/>
-    <w:uiPriority w:val="0"/>
     <w:pPr>
       <w:spacing w:before="240" w:beforeLines="0" w:beforeAutospacing="0" w:after="60" w:afterLines="0" w:afterAutospacing="0"/>
       <w:jc w:val="center"/>
@@ -10200,73 +9934,68 @@
       <w:sz w:val="32"/>
     </w:rPr>
   </w:style>
-  <w:style w:type="table" w:styleId="21">
+  <w:style w:type="table" w:styleId="TableGrid">
     <w:name w:val="Table Grid"/>
-    <w:basedOn w:val="20"/>
+    <w:basedOn w:val="TableNormal"/>
     <w:qFormat/>
-    <w:uiPriority w:val="0"/>
     <w:pPr>
       <w:widowControl w:val="0"/>
       <w:jc w:val="both"/>
     </w:pPr>
     <w:tblPr>
       <w:tblBorders>
-        <w:top w:val="single" w:color="auto" w:sz="4" w:space="0"/>
-        <w:left w:val="single" w:color="auto" w:sz="4" w:space="0"/>
-        <w:bottom w:val="single" w:color="auto" w:sz="4" w:space="0"/>
-        <w:right w:val="single" w:color="auto" w:sz="4" w:space="0"/>
-        <w:insideH w:val="single" w:color="auto" w:sz="4" w:space="0"/>
-        <w:insideV w:val="single" w:color="auto" w:sz="4" w:space="0"/>
+        <w:top w:val="single" w:sz="4" w:space="0" w:color="auto"/>
+        <w:left w:val="single" w:sz="4" w:space="0" w:color="auto"/>
+        <w:bottom w:val="single" w:sz="4" w:space="0" w:color="auto"/>
+        <w:right w:val="single" w:sz="4" w:space="0" w:color="auto"/>
+        <w:insideH w:val="single" w:sz="4" w:space="0" w:color="auto"/>
+        <w:insideV w:val="single" w:sz="4" w:space="0" w:color="auto"/>
       </w:tblBorders>
     </w:tblPr>
   </w:style>
-  <w:style w:type="character" w:styleId="23">
+  <w:style w:type="character" w:styleId="Strong">
     <w:name w:val="Strong"/>
-    <w:basedOn w:val="22"/>
+    <w:basedOn w:val="DefaultParagraphFont"/>
     <w:qFormat/>
-    <w:uiPriority w:val="0"/>
     <w:rPr>
       <w:b/>
     </w:rPr>
   </w:style>
-  <w:style w:type="paragraph" w:customStyle="1" w:styleId="24">
+  <w:style w:type="paragraph" w:customStyle="1" w:styleId="a">
     <w:name w:val="柴_公司名"/>
-    <w:basedOn w:val="19"/>
+    <w:basedOn w:val="Title"/>
     <w:qFormat/>
-    <w:uiPriority w:val="0"/>
     <w:pPr>
       <w:spacing w:after="600" w:afterLines="600"/>
     </w:pPr>
     <w:rPr>
-      <w:rFonts w:hint="eastAsia" w:ascii="宋体" w:hAnsi="宋体" w:eastAsia="宋体" w:cs="宋体"/>
+      <w:rFonts w:ascii="宋体" w:eastAsia="宋体" w:hAnsi="宋体" w:cs="宋体" w:hint="eastAsia"/>
       <w:bCs/>
       <w:spacing w:val="-6"/>
       <w:sz w:val="52"/>
       <w:szCs w:val="52"/>
     </w:rPr>
   </w:style>
-  <w:style w:type="paragraph" w:customStyle="1" w:styleId="25">
+  <w:style w:type="paragraph" w:customStyle="1" w:styleId="a0">
     <w:name w:val="柴_文档名"/>
-    <w:basedOn w:val="19"/>
+    <w:basedOn w:val="Title"/>
     <w:qFormat/>
-    <w:uiPriority w:val="0"/>
     <w:pPr>
       <w:spacing w:after="900" w:afterLines="900"/>
     </w:pPr>
     <w:rPr>
-      <w:rFonts w:ascii="黑体" w:hAnsi="黑体" w:eastAsia="黑体" w:cs="黑体"/>
+      <w:rFonts w:ascii="黑体" w:eastAsia="黑体" w:hAnsi="黑体" w:cs="黑体"/>
       <w:bCs/>
       <w:spacing w:val="-7"/>
       <w:sz w:val="52"/>
       <w:szCs w:val="52"/>
     </w:rPr>
   </w:style>
-  <w:style w:type="table" w:customStyle="1" w:styleId="26">
+  <w:style w:type="table" w:customStyle="1" w:styleId="TableNormal0">
     <w:name w:val="Table Normal_0"/>
     <w:semiHidden/>
     <w:unhideWhenUsed/>
     <w:qFormat/>
-    <w:uiPriority w:val="0"/>
     <w:tblPr>
       <w:tblCellMar>
         <w:top w:w="0" w:type="dxa"/>
@@ -10276,88 +10005,82 @@
       </w:tblCellMar>
     </w:tblPr>
   </w:style>
-  <w:style w:type="paragraph" w:customStyle="1" w:styleId="27">
+  <w:style w:type="paragraph" w:customStyle="1" w:styleId="TableText">
     <w:name w:val="Table Text"/>
-    <w:basedOn w:val="1"/>
+    <w:basedOn w:val="Normal"/>
     <w:semiHidden/>
     <w:qFormat/>
-    <w:uiPriority w:val="0"/>
     <w:rPr>
-      <w:rFonts w:ascii="宋体" w:hAnsi="宋体" w:eastAsia="宋体" w:cs="宋体"/>
+      <w:rFonts w:ascii="宋体" w:eastAsia="宋体" w:hAnsi="宋体" w:cs="宋体"/>
       <w:sz w:val="21"/>
       <w:szCs w:val="21"/>
       <w:lang w:val="en-US" w:eastAsia="en-US" w:bidi="ar-SA"/>
     </w:rPr>
   </w:style>
-  <w:style w:type="paragraph" w:customStyle="1" w:styleId="28">
+  <w:style w:type="paragraph" w:customStyle="1" w:styleId="1">
     <w:name w:val="柴_标题1"/>
-    <w:basedOn w:val="2"/>
-    <w:next w:val="29"/>
-    <w:link w:val="38"/>
+    <w:basedOn w:val="Heading1"/>
+    <w:next w:val="a1"/>
+    <w:link w:val="1Char"/>
     <w:qFormat/>
-    <w:uiPriority w:val="0"/>
     <w:pPr>
       <w:spacing w:before="100" w:after="90" w:line="360" w:lineRule="auto"/>
     </w:pPr>
     <w:rPr>
-      <w:rFonts w:ascii="Arial" w:hAnsi="Arial" w:eastAsia="宋体"/>
+      <w:rFonts w:ascii="Arial" w:eastAsia="宋体" w:hAnsi="Arial"/>
       <w:sz w:val="32"/>
     </w:rPr>
   </w:style>
-  <w:style w:type="paragraph" w:customStyle="1" w:styleId="29">
+  <w:style w:type="paragraph" w:customStyle="1" w:styleId="a1">
     <w:name w:val="柴_正文"/>
-    <w:basedOn w:val="12"/>
-    <w:link w:val="42"/>
+    <w:basedOn w:val="BodyText"/>
+    <w:link w:val="Char"/>
     <w:qFormat/>
-    <w:uiPriority w:val="0"/>
     <w:pPr>
       <w:spacing w:line="360" w:lineRule="auto"/>
       <w:ind w:firstLine="470" w:firstLineChars="200"/>
     </w:pPr>
     <w:rPr>
-      <w:rFonts w:ascii="Arial" w:hAnsi="Arial" w:eastAsia="宋体"/>
+      <w:rFonts w:ascii="Arial" w:eastAsia="宋体" w:hAnsi="Arial"/>
       <w:sz w:val="24"/>
       <w:lang w:eastAsia="zh-CN"/>
     </w:rPr>
   </w:style>
-  <w:style w:type="paragraph" w:customStyle="1" w:styleId="30">
+  <w:style w:type="paragraph" w:customStyle="1" w:styleId="2">
     <w:name w:val="柴_标题2"/>
-    <w:basedOn w:val="3"/>
-    <w:next w:val="29"/>
+    <w:basedOn w:val="Heading2"/>
+    <w:next w:val="a1"/>
     <w:qFormat/>
-    <w:uiPriority w:val="0"/>
     <w:pPr>
       <w:spacing w:line="360" w:lineRule="auto"/>
     </w:pPr>
     <w:rPr>
-      <w:rFonts w:ascii="Arial" w:hAnsi="Arial" w:eastAsia="宋体"/>
+      <w:rFonts w:ascii="Arial" w:eastAsia="宋体" w:hAnsi="Arial"/>
       <w:sz w:val="28"/>
     </w:rPr>
   </w:style>
-  <w:style w:type="paragraph" w:customStyle="1" w:styleId="31">
+  <w:style w:type="paragraph" w:customStyle="1" w:styleId="3">
     <w:name w:val="柴_标题3"/>
-    <w:basedOn w:val="4"/>
-    <w:next w:val="29"/>
-    <w:link w:val="43"/>
+    <w:basedOn w:val="Heading3"/>
+    <w:next w:val="a1"/>
+    <w:link w:val="3Char"/>
     <w:qFormat/>
-    <w:uiPriority w:val="0"/>
     <w:pPr>
       <w:spacing w:line="360" w:lineRule="auto"/>
       <w:ind w:left="0" w:firstLine="472" w:firstLineChars="200"/>
     </w:pPr>
     <w:rPr>
-      <w:rFonts w:ascii="宋体" w:hAnsi="宋体" w:eastAsia="宋体" w:cs="宋体"/>
+      <w:rFonts w:ascii="宋体" w:eastAsia="宋体" w:hAnsi="宋体" w:cs="宋体"/>
       <w:spacing w:val="-2"/>
       <w:sz w:val="24"/>
       <w:szCs w:val="24"/>
     </w:rPr>
   </w:style>
-  <w:style w:type="paragraph" w:customStyle="1" w:styleId="32">
+  <w:style w:type="paragraph" w:customStyle="1" w:styleId="a2">
     <w:name w:val="柴_目录"/>
-    <w:basedOn w:val="1"/>
-    <w:next w:val="12"/>
+    <w:basedOn w:val="Normal"/>
+    <w:next w:val="BodyText"/>
     <w:qFormat/>
-    <w:uiPriority w:val="0"/>
     <w:pPr>
       <w:tabs>
         <w:tab w:val="right" w:leader="dot" w:pos="8442"/>
@@ -10365,64 +10088,59 @@
       <w:ind w:left="0" w:leftChars="0"/>
     </w:pPr>
     <w:rPr>
-      <w:rFonts w:ascii="Arial" w:hAnsi="Arial" w:eastAsia="Microsoft JhengHei"/>
+      <w:rFonts w:ascii="Arial" w:eastAsia="Microsoft JhengHei" w:hAnsi="Arial"/>
       <w:sz w:val="24"/>
     </w:rPr>
   </w:style>
-  <w:style w:type="paragraph" w:customStyle="1" w:styleId="33">
+  <w:style w:type="paragraph" w:customStyle="1" w:styleId="WPSOffice1">
     <w:name w:val="WPSOffice手动目录 1"/>
     <w:qFormat/>
-    <w:uiPriority w:val="0"/>
     <w:pPr>
       <w:ind w:leftChars="0"/>
     </w:pPr>
     <w:rPr>
-      <w:rFonts w:ascii="Times New Roman" w:hAnsi="Times New Roman" w:eastAsia="宋体" w:cs="Times New Roman"/>
+      <w:rFonts w:ascii="Times New Roman" w:eastAsia="宋体" w:hAnsi="Times New Roman" w:cs="Times New Roman"/>
       <w:sz w:val="20"/>
       <w:szCs w:val="20"/>
     </w:rPr>
   </w:style>
-  <w:style w:type="paragraph" w:customStyle="1" w:styleId="34">
+  <w:style w:type="paragraph" w:customStyle="1" w:styleId="WPSOffice2">
     <w:name w:val="WPSOffice手动目录 2"/>
     <w:qFormat/>
-    <w:uiPriority w:val="0"/>
     <w:pPr>
       <w:ind w:leftChars="200"/>
     </w:pPr>
     <w:rPr>
-      <w:rFonts w:ascii="Times New Roman" w:hAnsi="Times New Roman" w:eastAsia="宋体" w:cs="Times New Roman"/>
+      <w:rFonts w:ascii="Times New Roman" w:eastAsia="宋体" w:hAnsi="Times New Roman" w:cs="Times New Roman"/>
       <w:sz w:val="20"/>
       <w:szCs w:val="20"/>
     </w:rPr>
   </w:style>
-  <w:style w:type="paragraph" w:customStyle="1" w:styleId="35">
+  <w:style w:type="paragraph" w:customStyle="1" w:styleId="WPSOffice3">
     <w:name w:val="WPSOffice手动目录 3"/>
     <w:qFormat/>
-    <w:uiPriority w:val="0"/>
     <w:pPr>
       <w:ind w:leftChars="400"/>
     </w:pPr>
     <w:rPr>
-      <w:rFonts w:ascii="Times New Roman" w:hAnsi="Times New Roman" w:eastAsia="宋体" w:cs="Times New Roman"/>
+      <w:rFonts w:ascii="Times New Roman" w:eastAsia="宋体" w:hAnsi="Times New Roman" w:cs="Times New Roman"/>
       <w:sz w:val="20"/>
       <w:szCs w:val="20"/>
     </w:rPr>
   </w:style>
-  <w:style w:type="paragraph" w:customStyle="1" w:styleId="36">
+  <w:style w:type="paragraph" w:customStyle="1" w:styleId="Compact">
     <w:name w:val="Compact"/>
-    <w:basedOn w:val="12"/>
+    <w:basedOn w:val="BodyText"/>
     <w:qFormat/>
-    <w:uiPriority w:val="0"/>
     <w:pPr>
       <w:spacing w:before="36" w:after="36"/>
     </w:pPr>
   </w:style>
-  <w:style w:type="table" w:customStyle="1" w:styleId="37">
+  <w:style w:type="table" w:customStyle="1" w:styleId="Table">
     <w:name w:val="Table"/>
     <w:semiHidden/>
     <w:unhideWhenUsed/>
     <w:qFormat/>
-    <w:uiPriority w:val="0"/>
     <w:tblPr>
       <w:tblCellMar>
         <w:top w:w="0" w:type="dxa"/>
@@ -10434,28 +10152,26 @@
     <w:tblStylePr w:type="firstRow">
       <w:tcPr>
         <w:tcBorders>
-          <w:bottom w:val="single" w:color="auto" w:sz="0" w:space="0"/>
+          <w:bottom w:val="single" w:sz="0" w:space="0" w:color="auto"/>
         </w:tcBorders>
         <w:vAlign w:val="bottom"/>
       </w:tcPr>
     </w:tblStylePr>
   </w:style>
-  <w:style w:type="character" w:customStyle="1" w:styleId="38">
+  <w:style w:type="character" w:customStyle="1" w:styleId="1Char">
     <w:name w:val="柴_标题1 Char"/>
-    <w:link w:val="28"/>
+    <w:link w:val="1"/>
     <w:qFormat/>
-    <w:uiPriority w:val="0"/>
     <w:rPr>
-      <w:rFonts w:ascii="Arial" w:hAnsi="Arial" w:eastAsia="宋体"/>
+      <w:rFonts w:ascii="Arial" w:eastAsia="宋体" w:hAnsi="Arial"/>
       <w:sz w:val="32"/>
     </w:rPr>
   </w:style>
-  <w:style w:type="table" w:customStyle="1" w:styleId="39">
+  <w:style w:type="table" w:customStyle="1" w:styleId="TableNormal1">
     <w:name w:val="Table Normal_1"/>
     <w:semiHidden/>
     <w:unhideWhenUsed/>
     <w:qFormat/>
-    <w:uiPriority w:val="0"/>
     <w:tblPr>
       <w:tblCellMar>
         <w:top w:w="0" w:type="dxa"/>
@@ -10465,11 +10181,10 @@
       </w:tblCellMar>
     </w:tblPr>
   </w:style>
-  <w:style w:type="paragraph" w:customStyle="1" w:styleId="40">
+  <w:style w:type="paragraph" w:customStyle="1" w:styleId="a3">
     <w:name w:val="柴_正文_无缩进"/>
-    <w:basedOn w:val="1"/>
+    <w:basedOn w:val="Normal"/>
     <w:qFormat/>
-    <w:uiPriority w:val="0"/>
     <w:pPr>
       <w:ind w:firstLine="0" w:firstLineChars="0"/>
     </w:pPr>
@@ -10479,42 +10194,39 @@
       <w:lang w:eastAsia="zh-CN"/>
     </w:rPr>
   </w:style>
-  <w:style w:type="paragraph" w:customStyle="1" w:styleId="41">
+  <w:style w:type="paragraph" w:customStyle="1" w:styleId="4">
     <w:name w:val="柴_标题4"/>
-    <w:basedOn w:val="5"/>
-    <w:next w:val="1"/>
+    <w:basedOn w:val="Heading4"/>
+    <w:next w:val="Normal"/>
     <w:qFormat/>
-    <w:uiPriority w:val="0"/>
     <w:pPr>
       <w:widowControl w:val="0"/>
       <w:spacing w:before="160" w:line="360" w:lineRule="auto"/>
-      <w:ind w:left="981" w:leftChars="300" w:hanging="862"/>
+      <w:ind w:left="981" w:hanging="862" w:leftChars="300"/>
     </w:pPr>
     <w:rPr>
-      <w:rFonts w:hint="eastAsia" w:ascii="Calibri" w:hAnsi="Calibri" w:eastAsia="宋体" w:cs="宋体"/>
+      <w:rFonts w:ascii="Calibri" w:eastAsia="宋体" w:hAnsi="Calibri" w:cs="宋体" w:hint="eastAsia"/>
       <w:sz w:val="24"/>
       <w:szCs w:val="24"/>
       <w:lang w:eastAsia="zh-CN" w:bidi="zh-CN"/>
     </w:rPr>
   </w:style>
-  <w:style w:type="character" w:customStyle="1" w:styleId="42">
+  <w:style w:type="character" w:customStyle="1" w:styleId="Char">
     <w:name w:val="柴_正文 Char"/>
-    <w:link w:val="29"/>
+    <w:link w:val="a1"/>
     <w:qFormat/>
-    <w:uiPriority w:val="0"/>
     <w:rPr>
-      <w:rFonts w:ascii="Arial" w:hAnsi="Arial" w:eastAsia="宋体"/>
+      <w:rFonts w:ascii="Arial" w:eastAsia="宋体" w:hAnsi="Arial"/>
       <w:sz w:val="24"/>
       <w:lang w:eastAsia="zh-CN"/>
     </w:rPr>
   </w:style>
-  <w:style w:type="character" w:customStyle="1" w:styleId="43">
+  <w:style w:type="character" w:customStyle="1" w:styleId="3Char">
     <w:name w:val="柴_标题3 Char"/>
-    <w:link w:val="31"/>
+    <w:link w:val="3"/>
     <w:qFormat/>
-    <w:uiPriority w:val="0"/>
     <w:rPr>
-      <w:rFonts w:ascii="宋体" w:hAnsi="宋体" w:eastAsia="宋体" w:cs="宋体"/>
+      <w:rFonts w:ascii="宋体" w:eastAsia="宋体" w:hAnsi="宋体" w:cs="宋体"/>
       <w:spacing w:val="-2"/>
       <w:sz w:val="24"/>
       <w:szCs w:val="24"/>
